--- a/docx/ru/BUFRCREX_CodeFlag_ru_03.docx
+++ b/docx/ru/BUFRCREX_CodeFlag_ru_03.docx
@@ -2399,7 +2399,7 @@
                 <w:b w:val="0"/>
                 <w:sz w:val="16"/>
               </w:rPr>
-              <w:t>(см. примечание)</w:t>
+              <w:t>Note 91: Значение исключено. Вместо него следует использовать кодовую цифру 6.</w:t>
             </w:r>
           </w:p>
         </w:tc>

--- a/docx/ru/BUFRCREX_CodeFlag_ru_03.docx
+++ b/docx/ru/BUFRCREX_CodeFlag_ru_03.docx
@@ -8,17 +8,17 @@
       </w:pPr>
       <w:r>
         <w:rPr>
-          <w:rFonts w:ascii="Arial" w:hAnsi="Arial"/>
+          <w:rFonts w:ascii="Verdana" w:hAnsi="Verdana"/>
           <w:b/>
           <w:sz w:val="22"/>
         </w:rPr>
-        <w:t>BUFR/CREX Code/Flag Tables — Class 03</w:t>
+        <w:t>Класс 03</w:t>
       </w:r>
     </w:p>
     <w:p>
       <w:r>
         <w:rPr>
-          <w:rFonts w:ascii="Arial" w:hAnsi="Arial"/>
+          <w:rFonts w:ascii="Verdana" w:hAnsi="Verdana"/>
           <w:b/>
           <w:sz w:val="18"/>
         </w:rPr>
@@ -31,6 +31,20 @@
         <w:tblW w:type="auto" w:w="0"/>
         <w:jc w:val="center"/>
         <w:tblLook w:firstColumn="1" w:firstRow="1" w:lastColumn="0" w:lastRow="0" w:noHBand="0" w:noVBand="1" w:val="04A0"/>
+        <w:tblBorders>
+          <w:top w:val="single" w:sz="4" w:space="0" w:color="595959"/>
+          <w:left w:val="single" w:sz="4" w:space="0" w:color="595959"/>
+          <w:bottom w:val="single" w:sz="4" w:space="0" w:color="595959"/>
+          <w:right w:val="single" w:sz="4" w:space="0" w:color="595959"/>
+          <w:insideH w:val="single" w:sz="4" w:space="0" w:color="595959"/>
+          <w:insideV w:val="single" w:sz="4" w:space="0" w:color="595959"/>
+        </w:tblBorders>
+        <w:tblCellMar>
+          <w:top w:w="85" w:type="dxa"/>
+          <w:left w:w="85" w:type="dxa"/>
+          <w:bottom w:w="85" w:type="dxa"/>
+          <w:right w:w="85" w:type="dxa"/>
+        </w:tblCellMar>
       </w:tblPr>
       <w:tblGrid>
         <w:gridCol w:w="5046"/>
@@ -40,61 +54,52 @@
       <w:tr>
         <w:tc>
           <w:tcPr>
-            <w:tcW w:type="dxa" w:w="5046"/>
-            <w:shd w:val="clear" w:color="auto" w:fill="D9E2F3"/>
-          </w:tcPr>
-          <w:p>
-            <w:pPr>
-              <w:jc w:val="center"/>
-            </w:pPr>
-            <w:r/>
-            <w:r>
-              <w:rPr>
-                <w:rFonts w:ascii="Arial" w:hAnsi="Arial"/>
-                <w:b/>
-                <w:sz w:val="16"/>
-              </w:rPr>
-              <w:t>Code Figure</w:t>
-            </w:r>
-          </w:p>
-        </w:tc>
-        <w:tc>
-          <w:tcPr>
-            <w:tcW w:type="dxa" w:w="5046"/>
-            <w:shd w:val="clear" w:color="auto" w:fill="D9E2F3"/>
-          </w:tcPr>
-          <w:p>
-            <w:pPr>
-              <w:jc w:val="center"/>
-            </w:pPr>
-            <w:r/>
-            <w:r>
-              <w:rPr>
-                <w:rFonts w:ascii="Arial" w:hAnsi="Arial"/>
-                <w:b/>
-                <w:sz w:val="16"/>
-              </w:rPr>
-              <w:t>Entry Name</w:t>
-            </w:r>
-          </w:p>
-        </w:tc>
-        <w:tc>
-          <w:tcPr>
-            <w:tcW w:type="dxa" w:w="5046"/>
-            <w:shd w:val="clear" w:color="auto" w:fill="D9E2F3"/>
-          </w:tcPr>
-          <w:p>
-            <w:pPr>
-              <w:jc w:val="center"/>
-            </w:pPr>
-            <w:r/>
-            <w:r>
-              <w:rPr>
-                <w:rFonts w:ascii="Arial" w:hAnsi="Arial"/>
-                <w:b/>
-                <w:sz w:val="16"/>
-              </w:rPr>
-              <w:t>Note</w:t>
+            <w:tcW w:type="dxa" w:w="1134"/>
+            <w:shd w:val="clear" w:color="auto" w:fill="D9D9D9"/>
+          </w:tcPr>
+          <w:p>
+            <w:r/>
+            <w:r>
+              <w:rPr>
+                <w:rFonts w:ascii="Verdana" w:hAnsi="Verdana"/>
+                <w:b w:val="0"/>
+                <w:sz w:val="16"/>
+              </w:rPr>
+              <w:t>КОДОВАЯ ЦИФРА</w:t>
+            </w:r>
+          </w:p>
+        </w:tc>
+        <w:tc>
+          <w:tcPr>
+            <w:tcW w:type="dxa" w:w="5046"/>
+            <w:shd w:val="clear" w:color="auto" w:fill="D9D9D9"/>
+          </w:tcPr>
+          <w:p>
+            <w:r/>
+            <w:r>
+              <w:rPr>
+                <w:rFonts w:ascii="Verdana" w:hAnsi="Verdana"/>
+                <w:b w:val="0"/>
+                <w:sz w:val="16"/>
+              </w:rPr>
+              <w:t>ЗНАЧЕНИЕ</w:t>
+            </w:r>
+          </w:p>
+        </w:tc>
+        <w:tc>
+          <w:tcPr>
+            <w:tcW w:type="dxa" w:w="5046"/>
+            <w:shd w:val="clear" w:color="auto" w:fill="D9D9D9"/>
+          </w:tcPr>
+          <w:p>
+            <w:r/>
+            <w:r>
+              <w:rPr>
+                <w:rFonts w:ascii="Verdana" w:hAnsi="Verdana"/>
+                <w:b w:val="0"/>
+                <w:sz w:val="16"/>
+              </w:rPr>
+              <w:t>ПРИМЕЧАНИЕ</w:t>
             </w:r>
           </w:p>
         </w:tc>
@@ -108,7 +113,7 @@
             <w:r/>
             <w:r>
               <w:rPr>
-                <w:rFonts w:ascii="Arial" w:hAnsi="Arial"/>
+                <w:rFonts w:ascii="Verdana" w:hAnsi="Verdana"/>
                 <w:b w:val="0"/>
                 <w:sz w:val="16"/>
               </w:rPr>
@@ -124,7 +129,7 @@
             <w:r/>
             <w:r>
               <w:rPr>
-                <w:rFonts w:ascii="Arial" w:hAnsi="Arial"/>
+                <w:rFonts w:ascii="Verdana" w:hAnsi="Verdana"/>
                 <w:b w:val="0"/>
                 <w:sz w:val="16"/>
               </w:rPr>
@@ -140,7 +145,7 @@
             <w:r/>
             <w:r>
               <w:rPr>
-                <w:rFonts w:ascii="Arial" w:hAnsi="Arial"/>
+                <w:rFonts w:ascii="Verdana" w:hAnsi="Verdana"/>
                 <w:b w:val="0"/>
                 <w:sz w:val="16"/>
               </w:rPr>
@@ -157,7 +162,7 @@
             <w:r/>
             <w:r>
               <w:rPr>
-                <w:rFonts w:ascii="Arial" w:hAnsi="Arial"/>
+                <w:rFonts w:ascii="Verdana" w:hAnsi="Verdana"/>
                 <w:b w:val="0"/>
                 <w:sz w:val="16"/>
               </w:rPr>
@@ -173,7 +178,7 @@
             <w:r/>
             <w:r>
               <w:rPr>
-                <w:rFonts w:ascii="Arial" w:hAnsi="Arial"/>
+                <w:rFonts w:ascii="Verdana" w:hAnsi="Verdana"/>
                 <w:b w:val="0"/>
                 <w:sz w:val="16"/>
               </w:rPr>
@@ -189,7 +194,7 @@
             <w:r/>
             <w:r>
               <w:rPr>
-                <w:rFonts w:ascii="Arial" w:hAnsi="Arial"/>
+                <w:rFonts w:ascii="Verdana" w:hAnsi="Verdana"/>
                 <w:b w:val="0"/>
                 <w:sz w:val="16"/>
               </w:rPr>
@@ -206,7 +211,7 @@
             <w:r/>
             <w:r>
               <w:rPr>
-                <w:rFonts w:ascii="Arial" w:hAnsi="Arial"/>
+                <w:rFonts w:ascii="Verdana" w:hAnsi="Verdana"/>
                 <w:b w:val="0"/>
                 <w:sz w:val="16"/>
               </w:rPr>
@@ -222,7 +227,7 @@
             <w:r/>
             <w:r>
               <w:rPr>
-                <w:rFonts w:ascii="Arial" w:hAnsi="Arial"/>
+                <w:rFonts w:ascii="Verdana" w:hAnsi="Verdana"/>
                 <w:b w:val="0"/>
                 <w:sz w:val="16"/>
               </w:rPr>
@@ -238,7 +243,7 @@
             <w:r/>
             <w:r>
               <w:rPr>
-                <w:rFonts w:ascii="Arial" w:hAnsi="Arial"/>
+                <w:rFonts w:ascii="Verdana" w:hAnsi="Verdana"/>
                 <w:b w:val="0"/>
                 <w:sz w:val="16"/>
               </w:rPr>
@@ -255,7 +260,7 @@
             <w:r/>
             <w:r>
               <w:rPr>
-                <w:rFonts w:ascii="Arial" w:hAnsi="Arial"/>
+                <w:rFonts w:ascii="Verdana" w:hAnsi="Verdana"/>
                 <w:b w:val="0"/>
                 <w:sz w:val="16"/>
               </w:rPr>
@@ -271,7 +276,7 @@
             <w:r/>
             <w:r>
               <w:rPr>
-                <w:rFonts w:ascii="Arial" w:hAnsi="Arial"/>
+                <w:rFonts w:ascii="Verdana" w:hAnsi="Verdana"/>
                 <w:b w:val="0"/>
                 <w:sz w:val="16"/>
               </w:rPr>
@@ -287,7 +292,7 @@
             <w:r/>
             <w:r>
               <w:rPr>
-                <w:rFonts w:ascii="Arial" w:hAnsi="Arial"/>
+                <w:rFonts w:ascii="Verdana" w:hAnsi="Verdana"/>
                 <w:b w:val="0"/>
                 <w:sz w:val="16"/>
               </w:rPr>
@@ -304,7 +309,7 @@
             <w:r/>
             <w:r>
               <w:rPr>
-                <w:rFonts w:ascii="Arial" w:hAnsi="Arial"/>
+                <w:rFonts w:ascii="Verdana" w:hAnsi="Verdana"/>
                 <w:b w:val="0"/>
                 <w:sz w:val="16"/>
               </w:rPr>
@@ -320,7 +325,7 @@
             <w:r/>
             <w:r>
               <w:rPr>
-                <w:rFonts w:ascii="Arial" w:hAnsi="Arial"/>
+                <w:rFonts w:ascii="Verdana" w:hAnsi="Verdana"/>
                 <w:b w:val="0"/>
                 <w:sz w:val="16"/>
               </w:rPr>
@@ -336,7 +341,7 @@
             <w:r/>
             <w:r>
               <w:rPr>
-                <w:rFonts w:ascii="Arial" w:hAnsi="Arial"/>
+                <w:rFonts w:ascii="Verdana" w:hAnsi="Verdana"/>
                 <w:b w:val="0"/>
                 <w:sz w:val="16"/>
               </w:rPr>
@@ -353,7 +358,7 @@
             <w:r/>
             <w:r>
               <w:rPr>
-                <w:rFonts w:ascii="Arial" w:hAnsi="Arial"/>
+                <w:rFonts w:ascii="Verdana" w:hAnsi="Verdana"/>
                 <w:b w:val="0"/>
                 <w:sz w:val="16"/>
               </w:rPr>
@@ -369,7 +374,7 @@
             <w:r/>
             <w:r>
               <w:rPr>
-                <w:rFonts w:ascii="Arial" w:hAnsi="Arial"/>
+                <w:rFonts w:ascii="Verdana" w:hAnsi="Verdana"/>
                 <w:b w:val="0"/>
                 <w:sz w:val="16"/>
               </w:rPr>
@@ -385,7 +390,7 @@
             <w:r/>
             <w:r>
               <w:rPr>
-                <w:rFonts w:ascii="Arial" w:hAnsi="Arial"/>
+                <w:rFonts w:ascii="Verdana" w:hAnsi="Verdana"/>
                 <w:b w:val="0"/>
                 <w:sz w:val="16"/>
               </w:rPr>
@@ -402,7 +407,7 @@
             <w:r/>
             <w:r>
               <w:rPr>
-                <w:rFonts w:ascii="Arial" w:hAnsi="Arial"/>
+                <w:rFonts w:ascii="Verdana" w:hAnsi="Verdana"/>
                 <w:b w:val="0"/>
                 <w:sz w:val="16"/>
               </w:rPr>
@@ -418,7 +423,7 @@
             <w:r/>
             <w:r>
               <w:rPr>
-                <w:rFonts w:ascii="Arial" w:hAnsi="Arial"/>
+                <w:rFonts w:ascii="Verdana" w:hAnsi="Verdana"/>
                 <w:b w:val="0"/>
                 <w:sz w:val="16"/>
               </w:rPr>
@@ -434,7 +439,7 @@
             <w:r/>
             <w:r>
               <w:rPr>
-                <w:rFonts w:ascii="Arial" w:hAnsi="Arial"/>
+                <w:rFonts w:ascii="Verdana" w:hAnsi="Verdana"/>
                 <w:b w:val="0"/>
                 <w:sz w:val="16"/>
               </w:rPr>
@@ -451,7 +456,7 @@
             <w:r/>
             <w:r>
               <w:rPr>
-                <w:rFonts w:ascii="Arial" w:hAnsi="Arial"/>
+                <w:rFonts w:ascii="Verdana" w:hAnsi="Verdana"/>
                 <w:b w:val="0"/>
                 <w:sz w:val="16"/>
               </w:rPr>
@@ -467,7 +472,7 @@
             <w:r/>
             <w:r>
               <w:rPr>
-                <w:rFonts w:ascii="Arial" w:hAnsi="Arial"/>
+                <w:rFonts w:ascii="Verdana" w:hAnsi="Verdana"/>
                 <w:b w:val="0"/>
                 <w:sz w:val="16"/>
               </w:rPr>
@@ -483,7 +488,7 @@
             <w:r/>
             <w:r>
               <w:rPr>
-                <w:rFonts w:ascii="Arial" w:hAnsi="Arial"/>
+                <w:rFonts w:ascii="Verdana" w:hAnsi="Verdana"/>
                 <w:b w:val="0"/>
                 <w:sz w:val="16"/>
               </w:rPr>
@@ -500,7 +505,7 @@
             <w:r/>
             <w:r>
               <w:rPr>
-                <w:rFonts w:ascii="Arial" w:hAnsi="Arial"/>
+                <w:rFonts w:ascii="Verdana" w:hAnsi="Verdana"/>
                 <w:b w:val="0"/>
                 <w:sz w:val="16"/>
               </w:rPr>
@@ -516,7 +521,7 @@
             <w:r/>
             <w:r>
               <w:rPr>
-                <w:rFonts w:ascii="Arial" w:hAnsi="Arial"/>
+                <w:rFonts w:ascii="Verdana" w:hAnsi="Verdana"/>
                 <w:b w:val="0"/>
                 <w:sz w:val="16"/>
               </w:rPr>
@@ -532,7 +537,7 @@
             <w:r/>
             <w:r>
               <w:rPr>
-                <w:rFonts w:ascii="Arial" w:hAnsi="Arial"/>
+                <w:rFonts w:ascii="Verdana" w:hAnsi="Verdana"/>
                 <w:b w:val="0"/>
                 <w:sz w:val="16"/>
               </w:rPr>
@@ -549,7 +554,7 @@
             <w:r/>
             <w:r>
               <w:rPr>
-                <w:rFonts w:ascii="Arial" w:hAnsi="Arial"/>
+                <w:rFonts w:ascii="Verdana" w:hAnsi="Verdana"/>
                 <w:b w:val="0"/>
                 <w:sz w:val="16"/>
               </w:rPr>
@@ -565,7 +570,7 @@
             <w:r/>
             <w:r>
               <w:rPr>
-                <w:rFonts w:ascii="Arial" w:hAnsi="Arial"/>
+                <w:rFonts w:ascii="Verdana" w:hAnsi="Verdana"/>
                 <w:b w:val="0"/>
                 <w:sz w:val="16"/>
               </w:rPr>
@@ -581,7 +586,7 @@
             <w:r/>
             <w:r>
               <w:rPr>
-                <w:rFonts w:ascii="Arial" w:hAnsi="Arial"/>
+                <w:rFonts w:ascii="Verdana" w:hAnsi="Verdana"/>
                 <w:b w:val="0"/>
                 <w:sz w:val="16"/>
               </w:rPr>
@@ -598,7 +603,7 @@
             <w:r/>
             <w:r>
               <w:rPr>
-                <w:rFonts w:ascii="Arial" w:hAnsi="Arial"/>
+                <w:rFonts w:ascii="Verdana" w:hAnsi="Verdana"/>
                 <w:b w:val="0"/>
                 <w:sz w:val="16"/>
               </w:rPr>
@@ -614,7 +619,7 @@
             <w:r/>
             <w:r>
               <w:rPr>
-                <w:rFonts w:ascii="Arial" w:hAnsi="Arial"/>
+                <w:rFonts w:ascii="Verdana" w:hAnsi="Verdana"/>
                 <w:b w:val="0"/>
                 <w:sz w:val="16"/>
               </w:rPr>
@@ -630,7 +635,7 @@
             <w:r/>
             <w:r>
               <w:rPr>
-                <w:rFonts w:ascii="Arial" w:hAnsi="Arial"/>
+                <w:rFonts w:ascii="Verdana" w:hAnsi="Verdana"/>
                 <w:b w:val="0"/>
                 <w:sz w:val="16"/>
               </w:rPr>
@@ -647,7 +652,7 @@
             <w:r/>
             <w:r>
               <w:rPr>
-                <w:rFonts w:ascii="Arial" w:hAnsi="Arial"/>
+                <w:rFonts w:ascii="Verdana" w:hAnsi="Verdana"/>
                 <w:b w:val="0"/>
                 <w:sz w:val="16"/>
               </w:rPr>
@@ -663,7 +668,7 @@
             <w:r/>
             <w:r>
               <w:rPr>
-                <w:rFonts w:ascii="Arial" w:hAnsi="Arial"/>
+                <w:rFonts w:ascii="Verdana" w:hAnsi="Verdana"/>
                 <w:b w:val="0"/>
                 <w:sz w:val="16"/>
               </w:rPr>
@@ -679,7 +684,7 @@
             <w:r/>
             <w:r>
               <w:rPr>
-                <w:rFonts w:ascii="Arial" w:hAnsi="Arial"/>
+                <w:rFonts w:ascii="Verdana" w:hAnsi="Verdana"/>
                 <w:b w:val="0"/>
                 <w:sz w:val="16"/>
               </w:rPr>
@@ -692,7 +697,7 @@
     <w:p>
       <w:r>
         <w:rPr>
-          <w:rFonts w:ascii="Arial" w:hAnsi="Arial"/>
+          <w:rFonts w:ascii="Verdana" w:hAnsi="Verdana"/>
           <w:b/>
           <w:sz w:val="18"/>
         </w:rPr>
@@ -705,6 +710,20 @@
         <w:tblW w:type="auto" w:w="0"/>
         <w:jc w:val="center"/>
         <w:tblLook w:firstColumn="1" w:firstRow="1" w:lastColumn="0" w:lastRow="0" w:noHBand="0" w:noVBand="1" w:val="04A0"/>
+        <w:tblBorders>
+          <w:top w:val="single" w:sz="4" w:space="0" w:color="595959"/>
+          <w:left w:val="single" w:sz="4" w:space="0" w:color="595959"/>
+          <w:bottom w:val="single" w:sz="4" w:space="0" w:color="595959"/>
+          <w:right w:val="single" w:sz="4" w:space="0" w:color="595959"/>
+          <w:insideH w:val="single" w:sz="4" w:space="0" w:color="595959"/>
+          <w:insideV w:val="single" w:sz="4" w:space="0" w:color="595959"/>
+        </w:tblBorders>
+        <w:tblCellMar>
+          <w:top w:w="85" w:type="dxa"/>
+          <w:left w:w="85" w:type="dxa"/>
+          <w:bottom w:w="85" w:type="dxa"/>
+          <w:right w:w="85" w:type="dxa"/>
+        </w:tblCellMar>
       </w:tblPr>
       <w:tblGrid>
         <w:gridCol w:w="5046"/>
@@ -714,61 +733,52 @@
       <w:tr>
         <w:tc>
           <w:tcPr>
-            <w:tcW w:type="dxa" w:w="5046"/>
-            <w:shd w:val="clear" w:color="auto" w:fill="D9E2F3"/>
-          </w:tcPr>
-          <w:p>
-            <w:pPr>
-              <w:jc w:val="center"/>
-            </w:pPr>
-            <w:r/>
-            <w:r>
-              <w:rPr>
-                <w:rFonts w:ascii="Arial" w:hAnsi="Arial"/>
-                <w:b/>
-                <w:sz w:val="16"/>
-              </w:rPr>
-              <w:t>Code Figure</w:t>
-            </w:r>
-          </w:p>
-        </w:tc>
-        <w:tc>
-          <w:tcPr>
-            <w:tcW w:type="dxa" w:w="5046"/>
-            <w:shd w:val="clear" w:color="auto" w:fill="D9E2F3"/>
-          </w:tcPr>
-          <w:p>
-            <w:pPr>
-              <w:jc w:val="center"/>
-            </w:pPr>
-            <w:r/>
-            <w:r>
-              <w:rPr>
-                <w:rFonts w:ascii="Arial" w:hAnsi="Arial"/>
-                <w:b/>
-                <w:sz w:val="16"/>
-              </w:rPr>
-              <w:t>Entry Name</w:t>
-            </w:r>
-          </w:p>
-        </w:tc>
-        <w:tc>
-          <w:tcPr>
-            <w:tcW w:type="dxa" w:w="5046"/>
-            <w:shd w:val="clear" w:color="auto" w:fill="D9E2F3"/>
-          </w:tcPr>
-          <w:p>
-            <w:pPr>
-              <w:jc w:val="center"/>
-            </w:pPr>
-            <w:r/>
-            <w:r>
-              <w:rPr>
-                <w:rFonts w:ascii="Arial" w:hAnsi="Arial"/>
-                <w:b/>
-                <w:sz w:val="16"/>
-              </w:rPr>
-              <w:t>Note</w:t>
+            <w:tcW w:type="dxa" w:w="1134"/>
+            <w:shd w:val="clear" w:color="auto" w:fill="D9D9D9"/>
+          </w:tcPr>
+          <w:p>
+            <w:r/>
+            <w:r>
+              <w:rPr>
+                <w:rFonts w:ascii="Verdana" w:hAnsi="Verdana"/>
+                <w:b w:val="0"/>
+                <w:sz w:val="16"/>
+              </w:rPr>
+              <w:t>КОДОВАЯ ЦИФРА</w:t>
+            </w:r>
+          </w:p>
+        </w:tc>
+        <w:tc>
+          <w:tcPr>
+            <w:tcW w:type="dxa" w:w="5046"/>
+            <w:shd w:val="clear" w:color="auto" w:fill="D9D9D9"/>
+          </w:tcPr>
+          <w:p>
+            <w:r/>
+            <w:r>
+              <w:rPr>
+                <w:rFonts w:ascii="Verdana" w:hAnsi="Verdana"/>
+                <w:b w:val="0"/>
+                <w:sz w:val="16"/>
+              </w:rPr>
+              <w:t>ЗНАЧЕНИЕ</w:t>
+            </w:r>
+          </w:p>
+        </w:tc>
+        <w:tc>
+          <w:tcPr>
+            <w:tcW w:type="dxa" w:w="5046"/>
+            <w:shd w:val="clear" w:color="auto" w:fill="D9D9D9"/>
+          </w:tcPr>
+          <w:p>
+            <w:r/>
+            <w:r>
+              <w:rPr>
+                <w:rFonts w:ascii="Verdana" w:hAnsi="Verdana"/>
+                <w:b w:val="0"/>
+                <w:sz w:val="16"/>
+              </w:rPr>
+              <w:t>ПРИМЕЧАНИЕ</w:t>
             </w:r>
           </w:p>
         </w:tc>
@@ -782,7 +792,7 @@
             <w:r/>
             <w:r>
               <w:rPr>
-                <w:rFonts w:ascii="Arial" w:hAnsi="Arial"/>
+                <w:rFonts w:ascii="Verdana" w:hAnsi="Verdana"/>
                 <w:b w:val="0"/>
                 <w:sz w:val="16"/>
               </w:rPr>
@@ -798,7 +808,7 @@
             <w:r/>
             <w:r>
               <w:rPr>
-                <w:rFonts w:ascii="Arial" w:hAnsi="Arial"/>
+                <w:rFonts w:ascii="Verdana" w:hAnsi="Verdana"/>
                 <w:b w:val="0"/>
                 <w:sz w:val="16"/>
               </w:rPr>
@@ -814,7 +824,7 @@
             <w:r/>
             <w:r>
               <w:rPr>
-                <w:rFonts w:ascii="Arial" w:hAnsi="Arial"/>
+                <w:rFonts w:ascii="Verdana" w:hAnsi="Verdana"/>
                 <w:b w:val="0"/>
                 <w:sz w:val="16"/>
               </w:rPr>
@@ -831,7 +841,7 @@
             <w:r/>
             <w:r>
               <w:rPr>
-                <w:rFonts w:ascii="Arial" w:hAnsi="Arial"/>
+                <w:rFonts w:ascii="Verdana" w:hAnsi="Verdana"/>
                 <w:b w:val="0"/>
                 <w:sz w:val="16"/>
               </w:rPr>
@@ -847,7 +857,7 @@
             <w:r/>
             <w:r>
               <w:rPr>
-                <w:rFonts w:ascii="Arial" w:hAnsi="Arial"/>
+                <w:rFonts w:ascii="Verdana" w:hAnsi="Verdana"/>
                 <w:b w:val="0"/>
                 <w:sz w:val="16"/>
               </w:rPr>
@@ -863,7 +873,7 @@
             <w:r/>
             <w:r>
               <w:rPr>
-                <w:rFonts w:ascii="Arial" w:hAnsi="Arial"/>
+                <w:rFonts w:ascii="Verdana" w:hAnsi="Verdana"/>
                 <w:b w:val="0"/>
                 <w:sz w:val="16"/>
               </w:rPr>
@@ -880,7 +890,7 @@
             <w:r/>
             <w:r>
               <w:rPr>
-                <w:rFonts w:ascii="Arial" w:hAnsi="Arial"/>
+                <w:rFonts w:ascii="Verdana" w:hAnsi="Verdana"/>
                 <w:b w:val="0"/>
                 <w:sz w:val="16"/>
               </w:rPr>
@@ -896,7 +906,7 @@
             <w:r/>
             <w:r>
               <w:rPr>
-                <w:rFonts w:ascii="Arial" w:hAnsi="Arial"/>
+                <w:rFonts w:ascii="Verdana" w:hAnsi="Verdana"/>
                 <w:b w:val="0"/>
                 <w:sz w:val="16"/>
               </w:rPr>
@@ -912,7 +922,7 @@
             <w:r/>
             <w:r>
               <w:rPr>
-                <w:rFonts w:ascii="Arial" w:hAnsi="Arial"/>
+                <w:rFonts w:ascii="Verdana" w:hAnsi="Verdana"/>
                 <w:b w:val="0"/>
                 <w:sz w:val="16"/>
               </w:rPr>
@@ -929,7 +939,7 @@
             <w:r/>
             <w:r>
               <w:rPr>
-                <w:rFonts w:ascii="Arial" w:hAnsi="Arial"/>
+                <w:rFonts w:ascii="Verdana" w:hAnsi="Verdana"/>
                 <w:b w:val="0"/>
                 <w:sz w:val="16"/>
               </w:rPr>
@@ -945,7 +955,7 @@
             <w:r/>
             <w:r>
               <w:rPr>
-                <w:rFonts w:ascii="Arial" w:hAnsi="Arial"/>
+                <w:rFonts w:ascii="Verdana" w:hAnsi="Verdana"/>
                 <w:b w:val="0"/>
                 <w:sz w:val="16"/>
               </w:rPr>
@@ -961,7 +971,7 @@
             <w:r/>
             <w:r>
               <w:rPr>
-                <w:rFonts w:ascii="Arial" w:hAnsi="Arial"/>
+                <w:rFonts w:ascii="Verdana" w:hAnsi="Verdana"/>
                 <w:b w:val="0"/>
                 <w:sz w:val="16"/>
               </w:rPr>
@@ -978,7 +988,7 @@
             <w:r/>
             <w:r>
               <w:rPr>
-                <w:rFonts w:ascii="Arial" w:hAnsi="Arial"/>
+                <w:rFonts w:ascii="Verdana" w:hAnsi="Verdana"/>
                 <w:b w:val="0"/>
                 <w:sz w:val="16"/>
               </w:rPr>
@@ -994,7 +1004,7 @@
             <w:r/>
             <w:r>
               <w:rPr>
-                <w:rFonts w:ascii="Arial" w:hAnsi="Arial"/>
+                <w:rFonts w:ascii="Verdana" w:hAnsi="Verdana"/>
                 <w:b w:val="0"/>
                 <w:sz w:val="16"/>
               </w:rPr>
@@ -1010,7 +1020,7 @@
             <w:r/>
             <w:r>
               <w:rPr>
-                <w:rFonts w:ascii="Arial" w:hAnsi="Arial"/>
+                <w:rFonts w:ascii="Verdana" w:hAnsi="Verdana"/>
                 <w:b w:val="0"/>
                 <w:sz w:val="16"/>
               </w:rPr>
@@ -1027,7 +1037,7 @@
             <w:r/>
             <w:r>
               <w:rPr>
-                <w:rFonts w:ascii="Arial" w:hAnsi="Arial"/>
+                <w:rFonts w:ascii="Verdana" w:hAnsi="Verdana"/>
                 <w:b w:val="0"/>
                 <w:sz w:val="16"/>
               </w:rPr>
@@ -1043,7 +1053,7 @@
             <w:r/>
             <w:r>
               <w:rPr>
-                <w:rFonts w:ascii="Arial" w:hAnsi="Arial"/>
+                <w:rFonts w:ascii="Verdana" w:hAnsi="Verdana"/>
                 <w:b w:val="0"/>
                 <w:sz w:val="16"/>
               </w:rPr>
@@ -1059,7 +1069,7 @@
             <w:r/>
             <w:r>
               <w:rPr>
-                <w:rFonts w:ascii="Arial" w:hAnsi="Arial"/>
+                <w:rFonts w:ascii="Verdana" w:hAnsi="Verdana"/>
                 <w:b w:val="0"/>
                 <w:sz w:val="16"/>
               </w:rPr>
@@ -1076,7 +1086,7 @@
             <w:r/>
             <w:r>
               <w:rPr>
-                <w:rFonts w:ascii="Arial" w:hAnsi="Arial"/>
+                <w:rFonts w:ascii="Verdana" w:hAnsi="Verdana"/>
                 <w:b w:val="0"/>
                 <w:sz w:val="16"/>
               </w:rPr>
@@ -1092,7 +1102,7 @@
             <w:r/>
             <w:r>
               <w:rPr>
-                <w:rFonts w:ascii="Arial" w:hAnsi="Arial"/>
+                <w:rFonts w:ascii="Verdana" w:hAnsi="Verdana"/>
                 <w:b w:val="0"/>
                 <w:sz w:val="16"/>
               </w:rPr>
@@ -1108,7 +1118,7 @@
             <w:r/>
             <w:r>
               <w:rPr>
-                <w:rFonts w:ascii="Arial" w:hAnsi="Arial"/>
+                <w:rFonts w:ascii="Verdana" w:hAnsi="Verdana"/>
                 <w:b w:val="0"/>
                 <w:sz w:val="16"/>
               </w:rPr>
@@ -1125,7 +1135,7 @@
             <w:r/>
             <w:r>
               <w:rPr>
-                <w:rFonts w:ascii="Arial" w:hAnsi="Arial"/>
+                <w:rFonts w:ascii="Verdana" w:hAnsi="Verdana"/>
                 <w:b w:val="0"/>
                 <w:sz w:val="16"/>
               </w:rPr>
@@ -1141,7 +1151,7 @@
             <w:r/>
             <w:r>
               <w:rPr>
-                <w:rFonts w:ascii="Arial" w:hAnsi="Arial"/>
+                <w:rFonts w:ascii="Verdana" w:hAnsi="Verdana"/>
                 <w:b w:val="0"/>
                 <w:sz w:val="16"/>
               </w:rPr>
@@ -1157,7 +1167,7 @@
             <w:r/>
             <w:r>
               <w:rPr>
-                <w:rFonts w:ascii="Arial" w:hAnsi="Arial"/>
+                <w:rFonts w:ascii="Verdana" w:hAnsi="Verdana"/>
                 <w:b w:val="0"/>
                 <w:sz w:val="16"/>
               </w:rPr>
@@ -1174,7 +1184,7 @@
             <w:r/>
             <w:r>
               <w:rPr>
-                <w:rFonts w:ascii="Arial" w:hAnsi="Arial"/>
+                <w:rFonts w:ascii="Verdana" w:hAnsi="Verdana"/>
                 <w:b w:val="0"/>
                 <w:sz w:val="16"/>
               </w:rPr>
@@ -1190,7 +1200,7 @@
             <w:r/>
             <w:r>
               <w:rPr>
-                <w:rFonts w:ascii="Arial" w:hAnsi="Arial"/>
+                <w:rFonts w:ascii="Verdana" w:hAnsi="Verdana"/>
                 <w:b w:val="0"/>
                 <w:sz w:val="16"/>
               </w:rPr>
@@ -1206,7 +1216,7 @@
             <w:r/>
             <w:r>
               <w:rPr>
-                <w:rFonts w:ascii="Arial" w:hAnsi="Arial"/>
+                <w:rFonts w:ascii="Verdana" w:hAnsi="Verdana"/>
                 <w:b w:val="0"/>
                 <w:sz w:val="16"/>
               </w:rPr>
@@ -1219,7 +1229,7 @@
     <w:p>
       <w:r>
         <w:rPr>
-          <w:rFonts w:ascii="Arial" w:hAnsi="Arial"/>
+          <w:rFonts w:ascii="Verdana" w:hAnsi="Verdana"/>
           <w:b/>
           <w:sz w:val="18"/>
         </w:rPr>
@@ -1232,6 +1242,20 @@
         <w:tblW w:type="auto" w:w="0"/>
         <w:jc w:val="center"/>
         <w:tblLook w:firstColumn="1" w:firstRow="1" w:lastColumn="0" w:lastRow="0" w:noHBand="0" w:noVBand="1" w:val="04A0"/>
+        <w:tblBorders>
+          <w:top w:val="single" w:sz="4" w:space="0" w:color="595959"/>
+          <w:left w:val="single" w:sz="4" w:space="0" w:color="595959"/>
+          <w:bottom w:val="single" w:sz="4" w:space="0" w:color="595959"/>
+          <w:right w:val="single" w:sz="4" w:space="0" w:color="595959"/>
+          <w:insideH w:val="single" w:sz="4" w:space="0" w:color="595959"/>
+          <w:insideV w:val="single" w:sz="4" w:space="0" w:color="595959"/>
+        </w:tblBorders>
+        <w:tblCellMar>
+          <w:top w:w="85" w:type="dxa"/>
+          <w:left w:w="85" w:type="dxa"/>
+          <w:bottom w:w="85" w:type="dxa"/>
+          <w:right w:w="85" w:type="dxa"/>
+        </w:tblCellMar>
       </w:tblPr>
       <w:tblGrid>
         <w:gridCol w:w="5046"/>
@@ -1241,61 +1265,52 @@
       <w:tr>
         <w:tc>
           <w:tcPr>
-            <w:tcW w:type="dxa" w:w="5046"/>
-            <w:shd w:val="clear" w:color="auto" w:fill="D9E2F3"/>
-          </w:tcPr>
-          <w:p>
-            <w:pPr>
-              <w:jc w:val="center"/>
-            </w:pPr>
-            <w:r/>
-            <w:r>
-              <w:rPr>
-                <w:rFonts w:ascii="Arial" w:hAnsi="Arial"/>
-                <w:b/>
-                <w:sz w:val="16"/>
-              </w:rPr>
-              <w:t>Code Figure</w:t>
-            </w:r>
-          </w:p>
-        </w:tc>
-        <w:tc>
-          <w:tcPr>
-            <w:tcW w:type="dxa" w:w="5046"/>
-            <w:shd w:val="clear" w:color="auto" w:fill="D9E2F3"/>
-          </w:tcPr>
-          <w:p>
-            <w:pPr>
-              <w:jc w:val="center"/>
-            </w:pPr>
-            <w:r/>
-            <w:r>
-              <w:rPr>
-                <w:rFonts w:ascii="Arial" w:hAnsi="Arial"/>
-                <w:b/>
-                <w:sz w:val="16"/>
-              </w:rPr>
-              <w:t>Entry Name</w:t>
-            </w:r>
-          </w:p>
-        </w:tc>
-        <w:tc>
-          <w:tcPr>
-            <w:tcW w:type="dxa" w:w="5046"/>
-            <w:shd w:val="clear" w:color="auto" w:fill="D9E2F3"/>
-          </w:tcPr>
-          <w:p>
-            <w:pPr>
-              <w:jc w:val="center"/>
-            </w:pPr>
-            <w:r/>
-            <w:r>
-              <w:rPr>
-                <w:rFonts w:ascii="Arial" w:hAnsi="Arial"/>
-                <w:b/>
-                <w:sz w:val="16"/>
-              </w:rPr>
-              <w:t>Note</w:t>
+            <w:tcW w:type="dxa" w:w="1134"/>
+            <w:shd w:val="clear" w:color="auto" w:fill="D9D9D9"/>
+          </w:tcPr>
+          <w:p>
+            <w:r/>
+            <w:r>
+              <w:rPr>
+                <w:rFonts w:ascii="Verdana" w:hAnsi="Verdana"/>
+                <w:b w:val="0"/>
+                <w:sz w:val="16"/>
+              </w:rPr>
+              <w:t>КОДОВАЯ ЦИФРА</w:t>
+            </w:r>
+          </w:p>
+        </w:tc>
+        <w:tc>
+          <w:tcPr>
+            <w:tcW w:type="dxa" w:w="5046"/>
+            <w:shd w:val="clear" w:color="auto" w:fill="D9D9D9"/>
+          </w:tcPr>
+          <w:p>
+            <w:r/>
+            <w:r>
+              <w:rPr>
+                <w:rFonts w:ascii="Verdana" w:hAnsi="Verdana"/>
+                <w:b w:val="0"/>
+                <w:sz w:val="16"/>
+              </w:rPr>
+              <w:t>ЗНАЧЕНИЕ</w:t>
+            </w:r>
+          </w:p>
+        </w:tc>
+        <w:tc>
+          <w:tcPr>
+            <w:tcW w:type="dxa" w:w="5046"/>
+            <w:shd w:val="clear" w:color="auto" w:fill="D9D9D9"/>
+          </w:tcPr>
+          <w:p>
+            <w:r/>
+            <w:r>
+              <w:rPr>
+                <w:rFonts w:ascii="Verdana" w:hAnsi="Verdana"/>
+                <w:b w:val="0"/>
+                <w:sz w:val="16"/>
+              </w:rPr>
+              <w:t>ПРИМЕЧАНИЕ</w:t>
             </w:r>
           </w:p>
         </w:tc>
@@ -1309,7 +1324,7 @@
             <w:r/>
             <w:r>
               <w:rPr>
-                <w:rFonts w:ascii="Arial" w:hAnsi="Arial"/>
+                <w:rFonts w:ascii="Verdana" w:hAnsi="Verdana"/>
                 <w:b w:val="0"/>
                 <w:sz w:val="16"/>
               </w:rPr>
@@ -1325,7 +1340,7 @@
             <w:r/>
             <w:r>
               <w:rPr>
-                <w:rFonts w:ascii="Arial" w:hAnsi="Arial"/>
+                <w:rFonts w:ascii="Verdana" w:hAnsi="Verdana"/>
                 <w:b w:val="0"/>
                 <w:sz w:val="16"/>
               </w:rPr>
@@ -1341,7 +1356,7 @@
             <w:r/>
             <w:r>
               <w:rPr>
-                <w:rFonts w:ascii="Arial" w:hAnsi="Arial"/>
+                <w:rFonts w:ascii="Verdana" w:hAnsi="Verdana"/>
                 <w:b w:val="0"/>
                 <w:sz w:val="16"/>
               </w:rPr>
@@ -1358,7 +1373,7 @@
             <w:r/>
             <w:r>
               <w:rPr>
-                <w:rFonts w:ascii="Arial" w:hAnsi="Arial"/>
+                <w:rFonts w:ascii="Verdana" w:hAnsi="Verdana"/>
                 <w:b w:val="0"/>
                 <w:sz w:val="16"/>
               </w:rPr>
@@ -1374,7 +1389,7 @@
             <w:r/>
             <w:r>
               <w:rPr>
-                <w:rFonts w:ascii="Arial" w:hAnsi="Arial"/>
+                <w:rFonts w:ascii="Verdana" w:hAnsi="Verdana"/>
                 <w:b w:val="0"/>
                 <w:sz w:val="16"/>
               </w:rPr>
@@ -1390,7 +1405,7 @@
             <w:r/>
             <w:r>
               <w:rPr>
-                <w:rFonts w:ascii="Arial" w:hAnsi="Arial"/>
+                <w:rFonts w:ascii="Verdana" w:hAnsi="Verdana"/>
                 <w:b w:val="0"/>
                 <w:sz w:val="16"/>
               </w:rPr>
@@ -1407,7 +1422,7 @@
             <w:r/>
             <w:r>
               <w:rPr>
-                <w:rFonts w:ascii="Arial" w:hAnsi="Arial"/>
+                <w:rFonts w:ascii="Verdana" w:hAnsi="Verdana"/>
                 <w:b w:val="0"/>
                 <w:sz w:val="16"/>
               </w:rPr>
@@ -1423,7 +1438,7 @@
             <w:r/>
             <w:r>
               <w:rPr>
-                <w:rFonts w:ascii="Arial" w:hAnsi="Arial"/>
+                <w:rFonts w:ascii="Verdana" w:hAnsi="Verdana"/>
                 <w:b w:val="0"/>
                 <w:sz w:val="16"/>
               </w:rPr>
@@ -1439,7 +1454,7 @@
             <w:r/>
             <w:r>
               <w:rPr>
-                <w:rFonts w:ascii="Arial" w:hAnsi="Arial"/>
+                <w:rFonts w:ascii="Verdana" w:hAnsi="Verdana"/>
                 <w:b w:val="0"/>
                 <w:sz w:val="16"/>
               </w:rPr>
@@ -1456,7 +1471,7 @@
             <w:r/>
             <w:r>
               <w:rPr>
-                <w:rFonts w:ascii="Arial" w:hAnsi="Arial"/>
+                <w:rFonts w:ascii="Verdana" w:hAnsi="Verdana"/>
                 <w:b w:val="0"/>
                 <w:sz w:val="16"/>
               </w:rPr>
@@ -1472,7 +1487,7 @@
             <w:r/>
             <w:r>
               <w:rPr>
-                <w:rFonts w:ascii="Arial" w:hAnsi="Arial"/>
+                <w:rFonts w:ascii="Verdana" w:hAnsi="Verdana"/>
                 <w:b w:val="0"/>
                 <w:sz w:val="16"/>
               </w:rPr>
@@ -1488,7 +1503,7 @@
             <w:r/>
             <w:r>
               <w:rPr>
-                <w:rFonts w:ascii="Arial" w:hAnsi="Arial"/>
+                <w:rFonts w:ascii="Verdana" w:hAnsi="Verdana"/>
                 <w:b w:val="0"/>
                 <w:sz w:val="16"/>
               </w:rPr>
@@ -1505,7 +1520,7 @@
             <w:r/>
             <w:r>
               <w:rPr>
-                <w:rFonts w:ascii="Arial" w:hAnsi="Arial"/>
+                <w:rFonts w:ascii="Verdana" w:hAnsi="Verdana"/>
                 <w:b w:val="0"/>
                 <w:sz w:val="16"/>
               </w:rPr>
@@ -1521,7 +1536,7 @@
             <w:r/>
             <w:r>
               <w:rPr>
-                <w:rFonts w:ascii="Arial" w:hAnsi="Arial"/>
+                <w:rFonts w:ascii="Verdana" w:hAnsi="Verdana"/>
                 <w:b w:val="0"/>
                 <w:sz w:val="16"/>
               </w:rPr>
@@ -1537,7 +1552,7 @@
             <w:r/>
             <w:r>
               <w:rPr>
-                <w:rFonts w:ascii="Arial" w:hAnsi="Arial"/>
+                <w:rFonts w:ascii="Verdana" w:hAnsi="Verdana"/>
                 <w:b w:val="0"/>
                 <w:sz w:val="16"/>
               </w:rPr>
@@ -1554,7 +1569,7 @@
             <w:r/>
             <w:r>
               <w:rPr>
-                <w:rFonts w:ascii="Arial" w:hAnsi="Arial"/>
+                <w:rFonts w:ascii="Verdana" w:hAnsi="Verdana"/>
                 <w:b w:val="0"/>
                 <w:sz w:val="16"/>
               </w:rPr>
@@ -1570,7 +1585,7 @@
             <w:r/>
             <w:r>
               <w:rPr>
-                <w:rFonts w:ascii="Arial" w:hAnsi="Arial"/>
+                <w:rFonts w:ascii="Verdana" w:hAnsi="Verdana"/>
                 <w:b w:val="0"/>
                 <w:sz w:val="16"/>
               </w:rPr>
@@ -1586,7 +1601,7 @@
             <w:r/>
             <w:r>
               <w:rPr>
-                <w:rFonts w:ascii="Arial" w:hAnsi="Arial"/>
+                <w:rFonts w:ascii="Verdana" w:hAnsi="Verdana"/>
                 <w:b w:val="0"/>
                 <w:sz w:val="16"/>
               </w:rPr>
@@ -1603,7 +1618,7 @@
             <w:r/>
             <w:r>
               <w:rPr>
-                <w:rFonts w:ascii="Arial" w:hAnsi="Arial"/>
+                <w:rFonts w:ascii="Verdana" w:hAnsi="Verdana"/>
                 <w:b w:val="0"/>
                 <w:sz w:val="16"/>
               </w:rPr>
@@ -1619,7 +1634,7 @@
             <w:r/>
             <w:r>
               <w:rPr>
-                <w:rFonts w:ascii="Arial" w:hAnsi="Arial"/>
+                <w:rFonts w:ascii="Verdana" w:hAnsi="Verdana"/>
                 <w:b w:val="0"/>
                 <w:sz w:val="16"/>
               </w:rPr>
@@ -1635,7 +1650,7 @@
             <w:r/>
             <w:r>
               <w:rPr>
-                <w:rFonts w:ascii="Arial" w:hAnsi="Arial"/>
+                <w:rFonts w:ascii="Verdana" w:hAnsi="Verdana"/>
                 <w:b w:val="0"/>
                 <w:sz w:val="16"/>
               </w:rPr>
@@ -1652,7 +1667,7 @@
             <w:r/>
             <w:r>
               <w:rPr>
-                <w:rFonts w:ascii="Arial" w:hAnsi="Arial"/>
+                <w:rFonts w:ascii="Verdana" w:hAnsi="Verdana"/>
                 <w:b w:val="0"/>
                 <w:sz w:val="16"/>
               </w:rPr>
@@ -1668,7 +1683,7 @@
             <w:r/>
             <w:r>
               <w:rPr>
-                <w:rFonts w:ascii="Arial" w:hAnsi="Arial"/>
+                <w:rFonts w:ascii="Verdana" w:hAnsi="Verdana"/>
                 <w:b w:val="0"/>
                 <w:sz w:val="16"/>
               </w:rPr>
@@ -1684,7 +1699,7 @@
             <w:r/>
             <w:r>
               <w:rPr>
-                <w:rFonts w:ascii="Arial" w:hAnsi="Arial"/>
+                <w:rFonts w:ascii="Verdana" w:hAnsi="Verdana"/>
                 <w:b w:val="0"/>
                 <w:sz w:val="16"/>
               </w:rPr>
@@ -1701,7 +1716,7 @@
             <w:r/>
             <w:r>
               <w:rPr>
-                <w:rFonts w:ascii="Arial" w:hAnsi="Arial"/>
+                <w:rFonts w:ascii="Verdana" w:hAnsi="Verdana"/>
                 <w:b w:val="0"/>
                 <w:sz w:val="16"/>
               </w:rPr>
@@ -1717,7 +1732,7 @@
             <w:r/>
             <w:r>
               <w:rPr>
-                <w:rFonts w:ascii="Arial" w:hAnsi="Arial"/>
+                <w:rFonts w:ascii="Verdana" w:hAnsi="Verdana"/>
                 <w:b w:val="0"/>
                 <w:sz w:val="16"/>
               </w:rPr>
@@ -1733,7 +1748,7 @@
             <w:r/>
             <w:r>
               <w:rPr>
-                <w:rFonts w:ascii="Arial" w:hAnsi="Arial"/>
+                <w:rFonts w:ascii="Verdana" w:hAnsi="Verdana"/>
                 <w:b w:val="0"/>
                 <w:sz w:val="16"/>
               </w:rPr>
@@ -1750,7 +1765,7 @@
             <w:r/>
             <w:r>
               <w:rPr>
-                <w:rFonts w:ascii="Arial" w:hAnsi="Arial"/>
+                <w:rFonts w:ascii="Verdana" w:hAnsi="Verdana"/>
                 <w:b w:val="0"/>
                 <w:sz w:val="16"/>
               </w:rPr>
@@ -1766,7 +1781,7 @@
             <w:r/>
             <w:r>
               <w:rPr>
-                <w:rFonts w:ascii="Arial" w:hAnsi="Arial"/>
+                <w:rFonts w:ascii="Verdana" w:hAnsi="Verdana"/>
                 <w:b w:val="0"/>
                 <w:sz w:val="16"/>
               </w:rPr>
@@ -1782,7 +1797,7 @@
             <w:r/>
             <w:r>
               <w:rPr>
-                <w:rFonts w:ascii="Arial" w:hAnsi="Arial"/>
+                <w:rFonts w:ascii="Verdana" w:hAnsi="Verdana"/>
                 <w:b w:val="0"/>
                 <w:sz w:val="16"/>
               </w:rPr>
@@ -1799,7 +1814,7 @@
             <w:r/>
             <w:r>
               <w:rPr>
-                <w:rFonts w:ascii="Arial" w:hAnsi="Arial"/>
+                <w:rFonts w:ascii="Verdana" w:hAnsi="Verdana"/>
                 <w:b w:val="0"/>
                 <w:sz w:val="16"/>
               </w:rPr>
@@ -1815,7 +1830,7 @@
             <w:r/>
             <w:r>
               <w:rPr>
-                <w:rFonts w:ascii="Arial" w:hAnsi="Arial"/>
+                <w:rFonts w:ascii="Verdana" w:hAnsi="Verdana"/>
                 <w:b w:val="0"/>
                 <w:sz w:val="16"/>
               </w:rPr>
@@ -1831,7 +1846,7 @@
             <w:r/>
             <w:r>
               <w:rPr>
-                <w:rFonts w:ascii="Arial" w:hAnsi="Arial"/>
+                <w:rFonts w:ascii="Verdana" w:hAnsi="Verdana"/>
                 <w:b w:val="0"/>
                 <w:sz w:val="16"/>
               </w:rPr>
@@ -1848,7 +1863,7 @@
             <w:r/>
             <w:r>
               <w:rPr>
-                <w:rFonts w:ascii="Arial" w:hAnsi="Arial"/>
+                <w:rFonts w:ascii="Verdana" w:hAnsi="Verdana"/>
                 <w:b w:val="0"/>
                 <w:sz w:val="16"/>
               </w:rPr>
@@ -1864,7 +1879,7 @@
             <w:r/>
             <w:r>
               <w:rPr>
-                <w:rFonts w:ascii="Arial" w:hAnsi="Arial"/>
+                <w:rFonts w:ascii="Verdana" w:hAnsi="Verdana"/>
                 <w:b w:val="0"/>
                 <w:sz w:val="16"/>
               </w:rPr>
@@ -1880,7 +1895,7 @@
             <w:r/>
             <w:r>
               <w:rPr>
-                <w:rFonts w:ascii="Arial" w:hAnsi="Arial"/>
+                <w:rFonts w:ascii="Verdana" w:hAnsi="Verdana"/>
                 <w:b w:val="0"/>
                 <w:sz w:val="16"/>
               </w:rPr>
@@ -1893,7 +1908,7 @@
     <w:p>
       <w:r>
         <w:rPr>
-          <w:rFonts w:ascii="Arial" w:hAnsi="Arial"/>
+          <w:rFonts w:ascii="Verdana" w:hAnsi="Verdana"/>
           <w:b/>
           <w:sz w:val="18"/>
         </w:rPr>
@@ -1906,6 +1921,20 @@
         <w:tblW w:type="auto" w:w="0"/>
         <w:jc w:val="center"/>
         <w:tblLook w:firstColumn="1" w:firstRow="1" w:lastColumn="0" w:lastRow="0" w:noHBand="0" w:noVBand="1" w:val="04A0"/>
+        <w:tblBorders>
+          <w:top w:val="single" w:sz="4" w:space="0" w:color="595959"/>
+          <w:left w:val="single" w:sz="4" w:space="0" w:color="595959"/>
+          <w:bottom w:val="single" w:sz="4" w:space="0" w:color="595959"/>
+          <w:right w:val="single" w:sz="4" w:space="0" w:color="595959"/>
+          <w:insideH w:val="single" w:sz="4" w:space="0" w:color="595959"/>
+          <w:insideV w:val="single" w:sz="4" w:space="0" w:color="595959"/>
+        </w:tblBorders>
+        <w:tblCellMar>
+          <w:top w:w="85" w:type="dxa"/>
+          <w:left w:w="85" w:type="dxa"/>
+          <w:bottom w:w="85" w:type="dxa"/>
+          <w:right w:w="85" w:type="dxa"/>
+        </w:tblCellMar>
       </w:tblPr>
       <w:tblGrid>
         <w:gridCol w:w="5046"/>
@@ -1915,61 +1944,52 @@
       <w:tr>
         <w:tc>
           <w:tcPr>
-            <w:tcW w:type="dxa" w:w="5046"/>
-            <w:shd w:val="clear" w:color="auto" w:fill="D9E2F3"/>
-          </w:tcPr>
-          <w:p>
-            <w:pPr>
-              <w:jc w:val="center"/>
-            </w:pPr>
-            <w:r/>
-            <w:r>
-              <w:rPr>
-                <w:rFonts w:ascii="Arial" w:hAnsi="Arial"/>
-                <w:b/>
-                <w:sz w:val="16"/>
-              </w:rPr>
-              <w:t>Code Figure</w:t>
-            </w:r>
-          </w:p>
-        </w:tc>
-        <w:tc>
-          <w:tcPr>
-            <w:tcW w:type="dxa" w:w="5046"/>
-            <w:shd w:val="clear" w:color="auto" w:fill="D9E2F3"/>
-          </w:tcPr>
-          <w:p>
-            <w:pPr>
-              <w:jc w:val="center"/>
-            </w:pPr>
-            <w:r/>
-            <w:r>
-              <w:rPr>
-                <w:rFonts w:ascii="Arial" w:hAnsi="Arial"/>
-                <w:b/>
-                <w:sz w:val="16"/>
-              </w:rPr>
-              <w:t>Entry Name</w:t>
-            </w:r>
-          </w:p>
-        </w:tc>
-        <w:tc>
-          <w:tcPr>
-            <w:tcW w:type="dxa" w:w="5046"/>
-            <w:shd w:val="clear" w:color="auto" w:fill="D9E2F3"/>
-          </w:tcPr>
-          <w:p>
-            <w:pPr>
-              <w:jc w:val="center"/>
-            </w:pPr>
-            <w:r/>
-            <w:r>
-              <w:rPr>
-                <w:rFonts w:ascii="Arial" w:hAnsi="Arial"/>
-                <w:b/>
-                <w:sz w:val="16"/>
-              </w:rPr>
-              <w:t>Note</w:t>
+            <w:tcW w:type="dxa" w:w="1134"/>
+            <w:shd w:val="clear" w:color="auto" w:fill="D9D9D9"/>
+          </w:tcPr>
+          <w:p>
+            <w:r/>
+            <w:r>
+              <w:rPr>
+                <w:rFonts w:ascii="Verdana" w:hAnsi="Verdana"/>
+                <w:b w:val="0"/>
+                <w:sz w:val="16"/>
+              </w:rPr>
+              <w:t>КОДОВАЯ ЦИФРА</w:t>
+            </w:r>
+          </w:p>
+        </w:tc>
+        <w:tc>
+          <w:tcPr>
+            <w:tcW w:type="dxa" w:w="5046"/>
+            <w:shd w:val="clear" w:color="auto" w:fill="D9D9D9"/>
+          </w:tcPr>
+          <w:p>
+            <w:r/>
+            <w:r>
+              <w:rPr>
+                <w:rFonts w:ascii="Verdana" w:hAnsi="Verdana"/>
+                <w:b w:val="0"/>
+                <w:sz w:val="16"/>
+              </w:rPr>
+              <w:t>ЗНАЧЕНИЕ</w:t>
+            </w:r>
+          </w:p>
+        </w:tc>
+        <w:tc>
+          <w:tcPr>
+            <w:tcW w:type="dxa" w:w="5046"/>
+            <w:shd w:val="clear" w:color="auto" w:fill="D9D9D9"/>
+          </w:tcPr>
+          <w:p>
+            <w:r/>
+            <w:r>
+              <w:rPr>
+                <w:rFonts w:ascii="Verdana" w:hAnsi="Verdana"/>
+                <w:b w:val="0"/>
+                <w:sz w:val="16"/>
+              </w:rPr>
+              <w:t>ПРИМЕЧАНИЕ</w:t>
             </w:r>
           </w:p>
         </w:tc>
@@ -1983,7 +2003,7 @@
             <w:r/>
             <w:r>
               <w:rPr>
-                <w:rFonts w:ascii="Arial" w:hAnsi="Arial"/>
+                <w:rFonts w:ascii="Verdana" w:hAnsi="Verdana"/>
                 <w:b w:val="0"/>
                 <w:sz w:val="16"/>
               </w:rPr>
@@ -1999,7 +2019,7 @@
             <w:r/>
             <w:r>
               <w:rPr>
-                <w:rFonts w:ascii="Arial" w:hAnsi="Arial"/>
+                <w:rFonts w:ascii="Verdana" w:hAnsi="Verdana"/>
                 <w:b w:val="0"/>
                 <w:sz w:val="16"/>
               </w:rPr>
@@ -2015,7 +2035,7 @@
             <w:r/>
             <w:r>
               <w:rPr>
-                <w:rFonts w:ascii="Arial" w:hAnsi="Arial"/>
+                <w:rFonts w:ascii="Verdana" w:hAnsi="Verdana"/>
                 <w:b w:val="0"/>
                 <w:sz w:val="16"/>
               </w:rPr>
@@ -2032,7 +2052,7 @@
             <w:r/>
             <w:r>
               <w:rPr>
-                <w:rFonts w:ascii="Arial" w:hAnsi="Arial"/>
+                <w:rFonts w:ascii="Verdana" w:hAnsi="Verdana"/>
                 <w:b w:val="0"/>
                 <w:sz w:val="16"/>
               </w:rPr>
@@ -2048,7 +2068,7 @@
             <w:r/>
             <w:r>
               <w:rPr>
-                <w:rFonts w:ascii="Arial" w:hAnsi="Arial"/>
+                <w:rFonts w:ascii="Verdana" w:hAnsi="Verdana"/>
                 <w:b w:val="0"/>
                 <w:sz w:val="16"/>
               </w:rPr>
@@ -2064,7 +2084,7 @@
             <w:r/>
             <w:r>
               <w:rPr>
-                <w:rFonts w:ascii="Arial" w:hAnsi="Arial"/>
+                <w:rFonts w:ascii="Verdana" w:hAnsi="Verdana"/>
                 <w:b w:val="0"/>
                 <w:sz w:val="16"/>
               </w:rPr>
@@ -2081,7 +2101,7 @@
             <w:r/>
             <w:r>
               <w:rPr>
-                <w:rFonts w:ascii="Arial" w:hAnsi="Arial"/>
+                <w:rFonts w:ascii="Verdana" w:hAnsi="Verdana"/>
                 <w:b w:val="0"/>
                 <w:sz w:val="16"/>
               </w:rPr>
@@ -2097,7 +2117,7 @@
             <w:r/>
             <w:r>
               <w:rPr>
-                <w:rFonts w:ascii="Arial" w:hAnsi="Arial"/>
+                <w:rFonts w:ascii="Verdana" w:hAnsi="Verdana"/>
                 <w:b w:val="0"/>
                 <w:sz w:val="16"/>
               </w:rPr>
@@ -2113,7 +2133,7 @@
             <w:r/>
             <w:r>
               <w:rPr>
-                <w:rFonts w:ascii="Arial" w:hAnsi="Arial"/>
+                <w:rFonts w:ascii="Verdana" w:hAnsi="Verdana"/>
                 <w:b w:val="0"/>
                 <w:sz w:val="16"/>
               </w:rPr>
@@ -2130,7 +2150,7 @@
             <w:r/>
             <w:r>
               <w:rPr>
-                <w:rFonts w:ascii="Arial" w:hAnsi="Arial"/>
+                <w:rFonts w:ascii="Verdana" w:hAnsi="Verdana"/>
                 <w:b w:val="0"/>
                 <w:sz w:val="16"/>
               </w:rPr>
@@ -2146,7 +2166,7 @@
             <w:r/>
             <w:r>
               <w:rPr>
-                <w:rFonts w:ascii="Arial" w:hAnsi="Arial"/>
+                <w:rFonts w:ascii="Verdana" w:hAnsi="Verdana"/>
                 <w:b w:val="0"/>
                 <w:sz w:val="16"/>
               </w:rPr>
@@ -2162,7 +2182,7 @@
             <w:r/>
             <w:r>
               <w:rPr>
-                <w:rFonts w:ascii="Arial" w:hAnsi="Arial"/>
+                <w:rFonts w:ascii="Verdana" w:hAnsi="Verdana"/>
                 <w:b w:val="0"/>
                 <w:sz w:val="16"/>
               </w:rPr>
@@ -2179,7 +2199,7 @@
             <w:r/>
             <w:r>
               <w:rPr>
-                <w:rFonts w:ascii="Arial" w:hAnsi="Arial"/>
+                <w:rFonts w:ascii="Verdana" w:hAnsi="Verdana"/>
                 <w:b w:val="0"/>
                 <w:sz w:val="16"/>
               </w:rPr>
@@ -2195,7 +2215,7 @@
             <w:r/>
             <w:r>
               <w:rPr>
-                <w:rFonts w:ascii="Arial" w:hAnsi="Arial"/>
+                <w:rFonts w:ascii="Verdana" w:hAnsi="Verdana"/>
                 <w:b w:val="0"/>
                 <w:sz w:val="16"/>
               </w:rPr>
@@ -2211,7 +2231,7 @@
             <w:r/>
             <w:r>
               <w:rPr>
-                <w:rFonts w:ascii="Arial" w:hAnsi="Arial"/>
+                <w:rFonts w:ascii="Verdana" w:hAnsi="Verdana"/>
                 <w:b w:val="0"/>
                 <w:sz w:val="16"/>
               </w:rPr>
@@ -2224,7 +2244,7 @@
     <w:p>
       <w:r>
         <w:rPr>
-          <w:rFonts w:ascii="Arial" w:hAnsi="Arial"/>
+          <w:rFonts w:ascii="Verdana" w:hAnsi="Verdana"/>
           <w:b/>
           <w:sz w:val="18"/>
         </w:rPr>
@@ -2237,6 +2257,20 @@
         <w:tblW w:type="auto" w:w="0"/>
         <w:jc w:val="center"/>
         <w:tblLook w:firstColumn="1" w:firstRow="1" w:lastColumn="0" w:lastRow="0" w:noHBand="0" w:noVBand="1" w:val="04A0"/>
+        <w:tblBorders>
+          <w:top w:val="single" w:sz="4" w:space="0" w:color="595959"/>
+          <w:left w:val="single" w:sz="4" w:space="0" w:color="595959"/>
+          <w:bottom w:val="single" w:sz="4" w:space="0" w:color="595959"/>
+          <w:right w:val="single" w:sz="4" w:space="0" w:color="595959"/>
+          <w:insideH w:val="single" w:sz="4" w:space="0" w:color="595959"/>
+          <w:insideV w:val="single" w:sz="4" w:space="0" w:color="595959"/>
+        </w:tblBorders>
+        <w:tblCellMar>
+          <w:top w:w="85" w:type="dxa"/>
+          <w:left w:w="85" w:type="dxa"/>
+          <w:bottom w:w="85" w:type="dxa"/>
+          <w:right w:w="85" w:type="dxa"/>
+        </w:tblCellMar>
       </w:tblPr>
       <w:tblGrid>
         <w:gridCol w:w="5046"/>
@@ -2246,61 +2280,52 @@
       <w:tr>
         <w:tc>
           <w:tcPr>
-            <w:tcW w:type="dxa" w:w="5046"/>
-            <w:shd w:val="clear" w:color="auto" w:fill="D9E2F3"/>
-          </w:tcPr>
-          <w:p>
-            <w:pPr>
-              <w:jc w:val="center"/>
-            </w:pPr>
-            <w:r/>
-            <w:r>
-              <w:rPr>
-                <w:rFonts w:ascii="Arial" w:hAnsi="Arial"/>
-                <w:b/>
-                <w:sz w:val="16"/>
-              </w:rPr>
-              <w:t>Code Figure</w:t>
-            </w:r>
-          </w:p>
-        </w:tc>
-        <w:tc>
-          <w:tcPr>
-            <w:tcW w:type="dxa" w:w="5046"/>
-            <w:shd w:val="clear" w:color="auto" w:fill="D9E2F3"/>
-          </w:tcPr>
-          <w:p>
-            <w:pPr>
-              <w:jc w:val="center"/>
-            </w:pPr>
-            <w:r/>
-            <w:r>
-              <w:rPr>
-                <w:rFonts w:ascii="Arial" w:hAnsi="Arial"/>
-                <w:b/>
-                <w:sz w:val="16"/>
-              </w:rPr>
-              <w:t>Entry Name</w:t>
-            </w:r>
-          </w:p>
-        </w:tc>
-        <w:tc>
-          <w:tcPr>
-            <w:tcW w:type="dxa" w:w="5046"/>
-            <w:shd w:val="clear" w:color="auto" w:fill="D9E2F3"/>
-          </w:tcPr>
-          <w:p>
-            <w:pPr>
-              <w:jc w:val="center"/>
-            </w:pPr>
-            <w:r/>
-            <w:r>
-              <w:rPr>
-                <w:rFonts w:ascii="Arial" w:hAnsi="Arial"/>
-                <w:b/>
-                <w:sz w:val="16"/>
-              </w:rPr>
-              <w:t>Note</w:t>
+            <w:tcW w:type="dxa" w:w="1134"/>
+            <w:shd w:val="clear" w:color="auto" w:fill="D9D9D9"/>
+          </w:tcPr>
+          <w:p>
+            <w:r/>
+            <w:r>
+              <w:rPr>
+                <w:rFonts w:ascii="Verdana" w:hAnsi="Verdana"/>
+                <w:b w:val="0"/>
+                <w:sz w:val="16"/>
+              </w:rPr>
+              <w:t>КОДОВАЯ ЦИФРА</w:t>
+            </w:r>
+          </w:p>
+        </w:tc>
+        <w:tc>
+          <w:tcPr>
+            <w:tcW w:type="dxa" w:w="5046"/>
+            <w:shd w:val="clear" w:color="auto" w:fill="D9D9D9"/>
+          </w:tcPr>
+          <w:p>
+            <w:r/>
+            <w:r>
+              <w:rPr>
+                <w:rFonts w:ascii="Verdana" w:hAnsi="Verdana"/>
+                <w:b w:val="0"/>
+                <w:sz w:val="16"/>
+              </w:rPr>
+              <w:t>ЗНАЧЕНИЕ</w:t>
+            </w:r>
+          </w:p>
+        </w:tc>
+        <w:tc>
+          <w:tcPr>
+            <w:tcW w:type="dxa" w:w="5046"/>
+            <w:shd w:val="clear" w:color="auto" w:fill="D9D9D9"/>
+          </w:tcPr>
+          <w:p>
+            <w:r/>
+            <w:r>
+              <w:rPr>
+                <w:rFonts w:ascii="Verdana" w:hAnsi="Verdana"/>
+                <w:b w:val="0"/>
+                <w:sz w:val="16"/>
+              </w:rPr>
+              <w:t>ПРИМЕЧАНИЕ</w:t>
             </w:r>
           </w:p>
         </w:tc>
@@ -2314,7 +2339,7 @@
             <w:r/>
             <w:r>
               <w:rPr>
-                <w:rFonts w:ascii="Arial" w:hAnsi="Arial"/>
+                <w:rFonts w:ascii="Verdana" w:hAnsi="Verdana"/>
                 <w:b w:val="0"/>
                 <w:sz w:val="16"/>
               </w:rPr>
@@ -2330,7 +2355,7 @@
             <w:r/>
             <w:r>
               <w:rPr>
-                <w:rFonts w:ascii="Arial" w:hAnsi="Arial"/>
+                <w:rFonts w:ascii="Verdana" w:hAnsi="Verdana"/>
                 <w:b w:val="0"/>
                 <w:sz w:val="16"/>
               </w:rPr>
@@ -2346,7 +2371,7 @@
             <w:r/>
             <w:r>
               <w:rPr>
-                <w:rFonts w:ascii="Arial" w:hAnsi="Arial"/>
+                <w:rFonts w:ascii="Verdana" w:hAnsi="Verdana"/>
                 <w:b w:val="0"/>
                 <w:sz w:val="16"/>
               </w:rPr>
@@ -2363,7 +2388,7 @@
             <w:r/>
             <w:r>
               <w:rPr>
-                <w:rFonts w:ascii="Arial" w:hAnsi="Arial"/>
+                <w:rFonts w:ascii="Verdana" w:hAnsi="Verdana"/>
                 <w:b w:val="0"/>
                 <w:sz w:val="16"/>
               </w:rPr>
@@ -2379,7 +2404,7 @@
             <w:r/>
             <w:r>
               <w:rPr>
-                <w:rFonts w:ascii="Arial" w:hAnsi="Arial"/>
+                <w:rFonts w:ascii="Verdana" w:hAnsi="Verdana"/>
                 <w:b w:val="0"/>
                 <w:sz w:val="16"/>
               </w:rPr>
@@ -2395,11 +2420,11 @@
             <w:r/>
             <w:r>
               <w:rPr>
-                <w:rFonts w:ascii="Arial" w:hAnsi="Arial"/>
-                <w:b w:val="0"/>
-                <w:sz w:val="16"/>
-              </w:rPr>
-              <w:t>Note 91: Значение исключено. Вместо него следует использовать кодовую цифру 6.</w:t>
+                <w:rFonts w:ascii="Verdana" w:hAnsi="Verdana"/>
+                <w:b w:val="0"/>
+                <w:sz w:val="16"/>
+              </w:rPr>
+              <w:t>Note 91: В дескрипторе 0 02 142 серийный номер/идентификация прибора для измерения озона имеет длину в 4 символа. Для японских приборов Добсона необходимо опускать первую(ые) цифру(ы).</w:t>
             </w:r>
           </w:p>
         </w:tc>
@@ -2413,7 +2438,7 @@
             <w:r/>
             <w:r>
               <w:rPr>
-                <w:rFonts w:ascii="Arial" w:hAnsi="Arial"/>
+                <w:rFonts w:ascii="Verdana" w:hAnsi="Verdana"/>
                 <w:b w:val="0"/>
                 <w:sz w:val="16"/>
               </w:rPr>
@@ -2429,7 +2454,7 @@
             <w:r/>
             <w:r>
               <w:rPr>
-                <w:rFonts w:ascii="Arial" w:hAnsi="Arial"/>
+                <w:rFonts w:ascii="Verdana" w:hAnsi="Verdana"/>
                 <w:b w:val="0"/>
                 <w:sz w:val="16"/>
               </w:rPr>
@@ -2445,7 +2470,7 @@
             <w:r/>
             <w:r>
               <w:rPr>
-                <w:rFonts w:ascii="Arial" w:hAnsi="Arial"/>
+                <w:rFonts w:ascii="Verdana" w:hAnsi="Verdana"/>
                 <w:b w:val="0"/>
                 <w:sz w:val="16"/>
               </w:rPr>
@@ -2462,7 +2487,7 @@
             <w:r/>
             <w:r>
               <w:rPr>
-                <w:rFonts w:ascii="Arial" w:hAnsi="Arial"/>
+                <w:rFonts w:ascii="Verdana" w:hAnsi="Verdana"/>
                 <w:b w:val="0"/>
                 <w:sz w:val="16"/>
               </w:rPr>
@@ -2478,7 +2503,7 @@
             <w:r/>
             <w:r>
               <w:rPr>
-                <w:rFonts w:ascii="Arial" w:hAnsi="Arial"/>
+                <w:rFonts w:ascii="Verdana" w:hAnsi="Verdana"/>
                 <w:b w:val="0"/>
                 <w:sz w:val="16"/>
               </w:rPr>
@@ -2494,7 +2519,7 @@
             <w:r/>
             <w:r>
               <w:rPr>
-                <w:rFonts w:ascii="Arial" w:hAnsi="Arial"/>
+                <w:rFonts w:ascii="Verdana" w:hAnsi="Verdana"/>
                 <w:b w:val="0"/>
                 <w:sz w:val="16"/>
               </w:rPr>
@@ -2511,7 +2536,7 @@
             <w:r/>
             <w:r>
               <w:rPr>
-                <w:rFonts w:ascii="Arial" w:hAnsi="Arial"/>
+                <w:rFonts w:ascii="Verdana" w:hAnsi="Verdana"/>
                 <w:b w:val="0"/>
                 <w:sz w:val="16"/>
               </w:rPr>
@@ -2527,7 +2552,7 @@
             <w:r/>
             <w:r>
               <w:rPr>
-                <w:rFonts w:ascii="Arial" w:hAnsi="Arial"/>
+                <w:rFonts w:ascii="Verdana" w:hAnsi="Verdana"/>
                 <w:b w:val="0"/>
                 <w:sz w:val="16"/>
               </w:rPr>
@@ -2543,7 +2568,7 @@
             <w:r/>
             <w:r>
               <w:rPr>
-                <w:rFonts w:ascii="Arial" w:hAnsi="Arial"/>
+                <w:rFonts w:ascii="Verdana" w:hAnsi="Verdana"/>
                 <w:b w:val="0"/>
                 <w:sz w:val="16"/>
               </w:rPr>
@@ -2560,7 +2585,7 @@
             <w:r/>
             <w:r>
               <w:rPr>
-                <w:rFonts w:ascii="Arial" w:hAnsi="Arial"/>
+                <w:rFonts w:ascii="Verdana" w:hAnsi="Verdana"/>
                 <w:b w:val="0"/>
                 <w:sz w:val="16"/>
               </w:rPr>
@@ -2576,7 +2601,7 @@
             <w:r/>
             <w:r>
               <w:rPr>
-                <w:rFonts w:ascii="Arial" w:hAnsi="Arial"/>
+                <w:rFonts w:ascii="Verdana" w:hAnsi="Verdana"/>
                 <w:b w:val="0"/>
                 <w:sz w:val="16"/>
               </w:rPr>
@@ -2592,7 +2617,7 @@
             <w:r/>
             <w:r>
               <w:rPr>
-                <w:rFonts w:ascii="Arial" w:hAnsi="Arial"/>
+                <w:rFonts w:ascii="Verdana" w:hAnsi="Verdana"/>
                 <w:b w:val="0"/>
                 <w:sz w:val="16"/>
               </w:rPr>
@@ -2609,7 +2634,7 @@
             <w:r/>
             <w:r>
               <w:rPr>
-                <w:rFonts w:ascii="Arial" w:hAnsi="Arial"/>
+                <w:rFonts w:ascii="Verdana" w:hAnsi="Verdana"/>
                 <w:b w:val="0"/>
                 <w:sz w:val="16"/>
               </w:rPr>
@@ -2625,7 +2650,7 @@
             <w:r/>
             <w:r>
               <w:rPr>
-                <w:rFonts w:ascii="Arial" w:hAnsi="Arial"/>
+                <w:rFonts w:ascii="Verdana" w:hAnsi="Verdana"/>
                 <w:b w:val="0"/>
                 <w:sz w:val="16"/>
               </w:rPr>
@@ -2641,7 +2666,7 @@
             <w:r/>
             <w:r>
               <w:rPr>
-                <w:rFonts w:ascii="Arial" w:hAnsi="Arial"/>
+                <w:rFonts w:ascii="Verdana" w:hAnsi="Verdana"/>
                 <w:b w:val="0"/>
                 <w:sz w:val="16"/>
               </w:rPr>
@@ -2658,7 +2683,7 @@
             <w:r/>
             <w:r>
               <w:rPr>
-                <w:rFonts w:ascii="Arial" w:hAnsi="Arial"/>
+                <w:rFonts w:ascii="Verdana" w:hAnsi="Verdana"/>
                 <w:b w:val="0"/>
                 <w:sz w:val="16"/>
               </w:rPr>
@@ -2674,7 +2699,7 @@
             <w:r/>
             <w:r>
               <w:rPr>
-                <w:rFonts w:ascii="Arial" w:hAnsi="Arial"/>
+                <w:rFonts w:ascii="Verdana" w:hAnsi="Verdana"/>
                 <w:b w:val="0"/>
                 <w:sz w:val="16"/>
               </w:rPr>
@@ -2690,7 +2715,7 @@
             <w:r/>
             <w:r>
               <w:rPr>
-                <w:rFonts w:ascii="Arial" w:hAnsi="Arial"/>
+                <w:rFonts w:ascii="Verdana" w:hAnsi="Verdana"/>
                 <w:b w:val="0"/>
                 <w:sz w:val="16"/>
               </w:rPr>
@@ -2707,7 +2732,7 @@
             <w:r/>
             <w:r>
               <w:rPr>
-                <w:rFonts w:ascii="Arial" w:hAnsi="Arial"/>
+                <w:rFonts w:ascii="Verdana" w:hAnsi="Verdana"/>
                 <w:b w:val="0"/>
                 <w:sz w:val="16"/>
               </w:rPr>
@@ -2723,7 +2748,7 @@
             <w:r/>
             <w:r>
               <w:rPr>
-                <w:rFonts w:ascii="Arial" w:hAnsi="Arial"/>
+                <w:rFonts w:ascii="Verdana" w:hAnsi="Verdana"/>
                 <w:b w:val="0"/>
                 <w:sz w:val="16"/>
               </w:rPr>
@@ -2739,7 +2764,7 @@
             <w:r/>
             <w:r>
               <w:rPr>
-                <w:rFonts w:ascii="Arial" w:hAnsi="Arial"/>
+                <w:rFonts w:ascii="Verdana" w:hAnsi="Verdana"/>
                 <w:b w:val="0"/>
                 <w:sz w:val="16"/>
               </w:rPr>
@@ -2756,7 +2781,7 @@
             <w:r/>
             <w:r>
               <w:rPr>
-                <w:rFonts w:ascii="Arial" w:hAnsi="Arial"/>
+                <w:rFonts w:ascii="Verdana" w:hAnsi="Verdana"/>
                 <w:b w:val="0"/>
                 <w:sz w:val="16"/>
               </w:rPr>
@@ -2772,7 +2797,7 @@
             <w:r/>
             <w:r>
               <w:rPr>
-                <w:rFonts w:ascii="Arial" w:hAnsi="Arial"/>
+                <w:rFonts w:ascii="Verdana" w:hAnsi="Verdana"/>
                 <w:b w:val="0"/>
                 <w:sz w:val="16"/>
               </w:rPr>
@@ -2788,7 +2813,7 @@
             <w:r/>
             <w:r>
               <w:rPr>
-                <w:rFonts w:ascii="Arial" w:hAnsi="Arial"/>
+                <w:rFonts w:ascii="Verdana" w:hAnsi="Verdana"/>
                 <w:b w:val="0"/>
                 <w:sz w:val="16"/>
               </w:rPr>
@@ -2805,7 +2830,7 @@
             <w:r/>
             <w:r>
               <w:rPr>
-                <w:rFonts w:ascii="Arial" w:hAnsi="Arial"/>
+                <w:rFonts w:ascii="Verdana" w:hAnsi="Verdana"/>
                 <w:b w:val="0"/>
                 <w:sz w:val="16"/>
               </w:rPr>
@@ -2821,7 +2846,7 @@
             <w:r/>
             <w:r>
               <w:rPr>
-                <w:rFonts w:ascii="Arial" w:hAnsi="Arial"/>
+                <w:rFonts w:ascii="Verdana" w:hAnsi="Verdana"/>
                 <w:b w:val="0"/>
                 <w:sz w:val="16"/>
               </w:rPr>
@@ -2837,7 +2862,7 @@
             <w:r/>
             <w:r>
               <w:rPr>
-                <w:rFonts w:ascii="Arial" w:hAnsi="Arial"/>
+                <w:rFonts w:ascii="Verdana" w:hAnsi="Verdana"/>
                 <w:b w:val="0"/>
                 <w:sz w:val="16"/>
               </w:rPr>
@@ -2854,7 +2879,7 @@
             <w:r/>
             <w:r>
               <w:rPr>
-                <w:rFonts w:ascii="Arial" w:hAnsi="Arial"/>
+                <w:rFonts w:ascii="Verdana" w:hAnsi="Verdana"/>
                 <w:b w:val="0"/>
                 <w:sz w:val="16"/>
               </w:rPr>
@@ -2870,7 +2895,7 @@
             <w:r/>
             <w:r>
               <w:rPr>
-                <w:rFonts w:ascii="Arial" w:hAnsi="Arial"/>
+                <w:rFonts w:ascii="Verdana" w:hAnsi="Verdana"/>
                 <w:b w:val="0"/>
                 <w:sz w:val="16"/>
               </w:rPr>
@@ -2886,7 +2911,7 @@
             <w:r/>
             <w:r>
               <w:rPr>
-                <w:rFonts w:ascii="Arial" w:hAnsi="Arial"/>
+                <w:rFonts w:ascii="Verdana" w:hAnsi="Verdana"/>
                 <w:b w:val="0"/>
                 <w:sz w:val="16"/>
               </w:rPr>
@@ -2903,7 +2928,7 @@
             <w:r/>
             <w:r>
               <w:rPr>
-                <w:rFonts w:ascii="Arial" w:hAnsi="Arial"/>
+                <w:rFonts w:ascii="Verdana" w:hAnsi="Verdana"/>
                 <w:b w:val="0"/>
                 <w:sz w:val="16"/>
               </w:rPr>
@@ -2919,7 +2944,7 @@
             <w:r/>
             <w:r>
               <w:rPr>
-                <w:rFonts w:ascii="Arial" w:hAnsi="Arial"/>
+                <w:rFonts w:ascii="Verdana" w:hAnsi="Verdana"/>
                 <w:b w:val="0"/>
                 <w:sz w:val="16"/>
               </w:rPr>
@@ -2935,7 +2960,7 @@
             <w:r/>
             <w:r>
               <w:rPr>
-                <w:rFonts w:ascii="Arial" w:hAnsi="Arial"/>
+                <w:rFonts w:ascii="Verdana" w:hAnsi="Verdana"/>
                 <w:b w:val="0"/>
                 <w:sz w:val="16"/>
               </w:rPr>
@@ -2948,7 +2973,7 @@
     <w:p>
       <w:r>
         <w:rPr>
-          <w:rFonts w:ascii="Arial" w:hAnsi="Arial"/>
+          <w:rFonts w:ascii="Verdana" w:hAnsi="Verdana"/>
           <w:b/>
           <w:sz w:val="18"/>
         </w:rPr>
@@ -2961,6 +2986,20 @@
         <w:tblW w:type="auto" w:w="0"/>
         <w:jc w:val="center"/>
         <w:tblLook w:firstColumn="1" w:firstRow="1" w:lastColumn="0" w:lastRow="0" w:noHBand="0" w:noVBand="1" w:val="04A0"/>
+        <w:tblBorders>
+          <w:top w:val="single" w:sz="4" w:space="0" w:color="595959"/>
+          <w:left w:val="single" w:sz="4" w:space="0" w:color="595959"/>
+          <w:bottom w:val="single" w:sz="4" w:space="0" w:color="595959"/>
+          <w:right w:val="single" w:sz="4" w:space="0" w:color="595959"/>
+          <w:insideH w:val="single" w:sz="4" w:space="0" w:color="595959"/>
+          <w:insideV w:val="single" w:sz="4" w:space="0" w:color="595959"/>
+        </w:tblBorders>
+        <w:tblCellMar>
+          <w:top w:w="85" w:type="dxa"/>
+          <w:left w:w="85" w:type="dxa"/>
+          <w:bottom w:w="85" w:type="dxa"/>
+          <w:right w:w="85" w:type="dxa"/>
+        </w:tblCellMar>
       </w:tblPr>
       <w:tblGrid>
         <w:gridCol w:w="5046"/>
@@ -2970,61 +3009,52 @@
       <w:tr>
         <w:tc>
           <w:tcPr>
-            <w:tcW w:type="dxa" w:w="5046"/>
-            <w:shd w:val="clear" w:color="auto" w:fill="D9E2F3"/>
-          </w:tcPr>
-          <w:p>
-            <w:pPr>
-              <w:jc w:val="center"/>
-            </w:pPr>
-            <w:r/>
-            <w:r>
-              <w:rPr>
-                <w:rFonts w:ascii="Arial" w:hAnsi="Arial"/>
-                <w:b/>
-                <w:sz w:val="16"/>
-              </w:rPr>
-              <w:t>Code Figure</w:t>
-            </w:r>
-          </w:p>
-        </w:tc>
-        <w:tc>
-          <w:tcPr>
-            <w:tcW w:type="dxa" w:w="5046"/>
-            <w:shd w:val="clear" w:color="auto" w:fill="D9E2F3"/>
-          </w:tcPr>
-          <w:p>
-            <w:pPr>
-              <w:jc w:val="center"/>
-            </w:pPr>
-            <w:r/>
-            <w:r>
-              <w:rPr>
-                <w:rFonts w:ascii="Arial" w:hAnsi="Arial"/>
-                <w:b/>
-                <w:sz w:val="16"/>
-              </w:rPr>
-              <w:t>Entry Name</w:t>
-            </w:r>
-          </w:p>
-        </w:tc>
-        <w:tc>
-          <w:tcPr>
-            <w:tcW w:type="dxa" w:w="5046"/>
-            <w:shd w:val="clear" w:color="auto" w:fill="D9E2F3"/>
-          </w:tcPr>
-          <w:p>
-            <w:pPr>
-              <w:jc w:val="center"/>
-            </w:pPr>
-            <w:r/>
-            <w:r>
-              <w:rPr>
-                <w:rFonts w:ascii="Arial" w:hAnsi="Arial"/>
-                <w:b/>
-                <w:sz w:val="16"/>
-              </w:rPr>
-              <w:t>Note</w:t>
+            <w:tcW w:type="dxa" w:w="1134"/>
+            <w:shd w:val="clear" w:color="auto" w:fill="D9D9D9"/>
+          </w:tcPr>
+          <w:p>
+            <w:r/>
+            <w:r>
+              <w:rPr>
+                <w:rFonts w:ascii="Verdana" w:hAnsi="Verdana"/>
+                <w:b w:val="0"/>
+                <w:sz w:val="16"/>
+              </w:rPr>
+              <w:t>КОДОВАЯ ЦИФРА</w:t>
+            </w:r>
+          </w:p>
+        </w:tc>
+        <w:tc>
+          <w:tcPr>
+            <w:tcW w:type="dxa" w:w="5046"/>
+            <w:shd w:val="clear" w:color="auto" w:fill="D9D9D9"/>
+          </w:tcPr>
+          <w:p>
+            <w:r/>
+            <w:r>
+              <w:rPr>
+                <w:rFonts w:ascii="Verdana" w:hAnsi="Verdana"/>
+                <w:b w:val="0"/>
+                <w:sz w:val="16"/>
+              </w:rPr>
+              <w:t>ЗНАЧЕНИЕ</w:t>
+            </w:r>
+          </w:p>
+        </w:tc>
+        <w:tc>
+          <w:tcPr>
+            <w:tcW w:type="dxa" w:w="5046"/>
+            <w:shd w:val="clear" w:color="auto" w:fill="D9D9D9"/>
+          </w:tcPr>
+          <w:p>
+            <w:r/>
+            <w:r>
+              <w:rPr>
+                <w:rFonts w:ascii="Verdana" w:hAnsi="Verdana"/>
+                <w:b w:val="0"/>
+                <w:sz w:val="16"/>
+              </w:rPr>
+              <w:t>ПРИМЕЧАНИЕ</w:t>
             </w:r>
           </w:p>
         </w:tc>
@@ -3038,7 +3068,7 @@
             <w:r/>
             <w:r>
               <w:rPr>
-                <w:rFonts w:ascii="Arial" w:hAnsi="Arial"/>
+                <w:rFonts w:ascii="Verdana" w:hAnsi="Verdana"/>
                 <w:b w:val="0"/>
                 <w:sz w:val="16"/>
               </w:rPr>
@@ -3054,7 +3084,7 @@
             <w:r/>
             <w:r>
               <w:rPr>
-                <w:rFonts w:ascii="Arial" w:hAnsi="Arial"/>
+                <w:rFonts w:ascii="Verdana" w:hAnsi="Verdana"/>
                 <w:b w:val="0"/>
                 <w:sz w:val="16"/>
               </w:rPr>
@@ -3070,7 +3100,7 @@
             <w:r/>
             <w:r>
               <w:rPr>
-                <w:rFonts w:ascii="Arial" w:hAnsi="Arial"/>
+                <w:rFonts w:ascii="Verdana" w:hAnsi="Verdana"/>
                 <w:b w:val="0"/>
                 <w:sz w:val="16"/>
               </w:rPr>
@@ -3087,7 +3117,7 @@
             <w:r/>
             <w:r>
               <w:rPr>
-                <w:rFonts w:ascii="Arial" w:hAnsi="Arial"/>
+                <w:rFonts w:ascii="Verdana" w:hAnsi="Verdana"/>
                 <w:b w:val="0"/>
                 <w:sz w:val="16"/>
               </w:rPr>
@@ -3103,7 +3133,7 @@
             <w:r/>
             <w:r>
               <w:rPr>
-                <w:rFonts w:ascii="Arial" w:hAnsi="Arial"/>
+                <w:rFonts w:ascii="Verdana" w:hAnsi="Verdana"/>
                 <w:b w:val="0"/>
                 <w:sz w:val="16"/>
               </w:rPr>
@@ -3119,7 +3149,7 @@
             <w:r/>
             <w:r>
               <w:rPr>
-                <w:rFonts w:ascii="Arial" w:hAnsi="Arial"/>
+                <w:rFonts w:ascii="Verdana" w:hAnsi="Verdana"/>
                 <w:b w:val="0"/>
                 <w:sz w:val="16"/>
               </w:rPr>
@@ -3136,7 +3166,7 @@
             <w:r/>
             <w:r>
               <w:rPr>
-                <w:rFonts w:ascii="Arial" w:hAnsi="Arial"/>
+                <w:rFonts w:ascii="Verdana" w:hAnsi="Verdana"/>
                 <w:b w:val="0"/>
                 <w:sz w:val="16"/>
               </w:rPr>
@@ -3152,7 +3182,7 @@
             <w:r/>
             <w:r>
               <w:rPr>
-                <w:rFonts w:ascii="Arial" w:hAnsi="Arial"/>
+                <w:rFonts w:ascii="Verdana" w:hAnsi="Verdana"/>
                 <w:b w:val="0"/>
                 <w:sz w:val="16"/>
               </w:rPr>
@@ -3168,7 +3198,7 @@
             <w:r/>
             <w:r>
               <w:rPr>
-                <w:rFonts w:ascii="Arial" w:hAnsi="Arial"/>
+                <w:rFonts w:ascii="Verdana" w:hAnsi="Verdana"/>
                 <w:b w:val="0"/>
                 <w:sz w:val="16"/>
               </w:rPr>
@@ -3185,7 +3215,7 @@
             <w:r/>
             <w:r>
               <w:rPr>
-                <w:rFonts w:ascii="Arial" w:hAnsi="Arial"/>
+                <w:rFonts w:ascii="Verdana" w:hAnsi="Verdana"/>
                 <w:b w:val="0"/>
                 <w:sz w:val="16"/>
               </w:rPr>
@@ -3201,7 +3231,7 @@
             <w:r/>
             <w:r>
               <w:rPr>
-                <w:rFonts w:ascii="Arial" w:hAnsi="Arial"/>
+                <w:rFonts w:ascii="Verdana" w:hAnsi="Verdana"/>
                 <w:b w:val="0"/>
                 <w:sz w:val="16"/>
               </w:rPr>
@@ -3217,7 +3247,7 @@
             <w:r/>
             <w:r>
               <w:rPr>
-                <w:rFonts w:ascii="Arial" w:hAnsi="Arial"/>
+                <w:rFonts w:ascii="Verdana" w:hAnsi="Verdana"/>
                 <w:b w:val="0"/>
                 <w:sz w:val="16"/>
               </w:rPr>
@@ -3230,7 +3260,7 @@
     <w:p>
       <w:r>
         <w:rPr>
-          <w:rFonts w:ascii="Arial" w:hAnsi="Arial"/>
+          <w:rFonts w:ascii="Verdana" w:hAnsi="Verdana"/>
           <w:b/>
           <w:sz w:val="18"/>
         </w:rPr>
@@ -3243,6 +3273,20 @@
         <w:tblW w:type="auto" w:w="0"/>
         <w:jc w:val="center"/>
         <w:tblLook w:firstColumn="1" w:firstRow="1" w:lastColumn="0" w:lastRow="0" w:noHBand="0" w:noVBand="1" w:val="04A0"/>
+        <w:tblBorders>
+          <w:top w:val="single" w:sz="4" w:space="0" w:color="595959"/>
+          <w:left w:val="single" w:sz="4" w:space="0" w:color="595959"/>
+          <w:bottom w:val="single" w:sz="4" w:space="0" w:color="595959"/>
+          <w:right w:val="single" w:sz="4" w:space="0" w:color="595959"/>
+          <w:insideH w:val="single" w:sz="4" w:space="0" w:color="595959"/>
+          <w:insideV w:val="single" w:sz="4" w:space="0" w:color="595959"/>
+        </w:tblBorders>
+        <w:tblCellMar>
+          <w:top w:w="85" w:type="dxa"/>
+          <w:left w:w="85" w:type="dxa"/>
+          <w:bottom w:w="85" w:type="dxa"/>
+          <w:right w:w="85" w:type="dxa"/>
+        </w:tblCellMar>
       </w:tblPr>
       <w:tblGrid>
         <w:gridCol w:w="5046"/>
@@ -3252,61 +3296,52 @@
       <w:tr>
         <w:tc>
           <w:tcPr>
-            <w:tcW w:type="dxa" w:w="5046"/>
-            <w:shd w:val="clear" w:color="auto" w:fill="D9E2F3"/>
-          </w:tcPr>
-          <w:p>
-            <w:pPr>
-              <w:jc w:val="center"/>
-            </w:pPr>
-            <w:r/>
-            <w:r>
-              <w:rPr>
-                <w:rFonts w:ascii="Arial" w:hAnsi="Arial"/>
-                <w:b/>
-                <w:sz w:val="16"/>
-              </w:rPr>
-              <w:t>Code Figure</w:t>
-            </w:r>
-          </w:p>
-        </w:tc>
-        <w:tc>
-          <w:tcPr>
-            <w:tcW w:type="dxa" w:w="5046"/>
-            <w:shd w:val="clear" w:color="auto" w:fill="D9E2F3"/>
-          </w:tcPr>
-          <w:p>
-            <w:pPr>
-              <w:jc w:val="center"/>
-            </w:pPr>
-            <w:r/>
-            <w:r>
-              <w:rPr>
-                <w:rFonts w:ascii="Arial" w:hAnsi="Arial"/>
-                <w:b/>
-                <w:sz w:val="16"/>
-              </w:rPr>
-              <w:t>Entry Name</w:t>
-            </w:r>
-          </w:p>
-        </w:tc>
-        <w:tc>
-          <w:tcPr>
-            <w:tcW w:type="dxa" w:w="5046"/>
-            <w:shd w:val="clear" w:color="auto" w:fill="D9E2F3"/>
-          </w:tcPr>
-          <w:p>
-            <w:pPr>
-              <w:jc w:val="center"/>
-            </w:pPr>
-            <w:r/>
-            <w:r>
-              <w:rPr>
-                <w:rFonts w:ascii="Arial" w:hAnsi="Arial"/>
-                <w:b/>
-                <w:sz w:val="16"/>
-              </w:rPr>
-              <w:t>Note</w:t>
+            <w:tcW w:type="dxa" w:w="1134"/>
+            <w:shd w:val="clear" w:color="auto" w:fill="D9D9D9"/>
+          </w:tcPr>
+          <w:p>
+            <w:r/>
+            <w:r>
+              <w:rPr>
+                <w:rFonts w:ascii="Verdana" w:hAnsi="Verdana"/>
+                <w:b w:val="0"/>
+                <w:sz w:val="16"/>
+              </w:rPr>
+              <w:t>КОДОВАЯ ЦИФРА</w:t>
+            </w:r>
+          </w:p>
+        </w:tc>
+        <w:tc>
+          <w:tcPr>
+            <w:tcW w:type="dxa" w:w="5046"/>
+            <w:shd w:val="clear" w:color="auto" w:fill="D9D9D9"/>
+          </w:tcPr>
+          <w:p>
+            <w:r/>
+            <w:r>
+              <w:rPr>
+                <w:rFonts w:ascii="Verdana" w:hAnsi="Verdana"/>
+                <w:b w:val="0"/>
+                <w:sz w:val="16"/>
+              </w:rPr>
+              <w:t>ЗНАЧЕНИЕ</w:t>
+            </w:r>
+          </w:p>
+        </w:tc>
+        <w:tc>
+          <w:tcPr>
+            <w:tcW w:type="dxa" w:w="5046"/>
+            <w:shd w:val="clear" w:color="auto" w:fill="D9D9D9"/>
+          </w:tcPr>
+          <w:p>
+            <w:r/>
+            <w:r>
+              <w:rPr>
+                <w:rFonts w:ascii="Verdana" w:hAnsi="Verdana"/>
+                <w:b w:val="0"/>
+                <w:sz w:val="16"/>
+              </w:rPr>
+              <w:t>ПРИМЕЧАНИЕ</w:t>
             </w:r>
           </w:p>
         </w:tc>
@@ -3320,7 +3355,7 @@
             <w:r/>
             <w:r>
               <w:rPr>
-                <w:rFonts w:ascii="Arial" w:hAnsi="Arial"/>
+                <w:rFonts w:ascii="Verdana" w:hAnsi="Verdana"/>
                 <w:b w:val="0"/>
                 <w:sz w:val="16"/>
               </w:rPr>
@@ -3336,7 +3371,7 @@
             <w:r/>
             <w:r>
               <w:rPr>
-                <w:rFonts w:ascii="Arial" w:hAnsi="Arial"/>
+                <w:rFonts w:ascii="Verdana" w:hAnsi="Verdana"/>
                 <w:b w:val="0"/>
                 <w:sz w:val="16"/>
               </w:rPr>
@@ -3352,7 +3387,7 @@
             <w:r/>
             <w:r>
               <w:rPr>
-                <w:rFonts w:ascii="Arial" w:hAnsi="Arial"/>
+                <w:rFonts w:ascii="Verdana" w:hAnsi="Verdana"/>
                 <w:b w:val="0"/>
                 <w:sz w:val="16"/>
               </w:rPr>
@@ -3369,7 +3404,7 @@
             <w:r/>
             <w:r>
               <w:rPr>
-                <w:rFonts w:ascii="Arial" w:hAnsi="Arial"/>
+                <w:rFonts w:ascii="Verdana" w:hAnsi="Verdana"/>
                 <w:b w:val="0"/>
                 <w:sz w:val="16"/>
               </w:rPr>
@@ -3385,7 +3420,7 @@
             <w:r/>
             <w:r>
               <w:rPr>
-                <w:rFonts w:ascii="Arial" w:hAnsi="Arial"/>
+                <w:rFonts w:ascii="Verdana" w:hAnsi="Verdana"/>
                 <w:b w:val="0"/>
                 <w:sz w:val="16"/>
               </w:rPr>
@@ -3401,7 +3436,7 @@
             <w:r/>
             <w:r>
               <w:rPr>
-                <w:rFonts w:ascii="Arial" w:hAnsi="Arial"/>
+                <w:rFonts w:ascii="Verdana" w:hAnsi="Verdana"/>
                 <w:b w:val="0"/>
                 <w:sz w:val="16"/>
               </w:rPr>
@@ -3418,7 +3453,7 @@
             <w:r/>
             <w:r>
               <w:rPr>
-                <w:rFonts w:ascii="Arial" w:hAnsi="Arial"/>
+                <w:rFonts w:ascii="Verdana" w:hAnsi="Verdana"/>
                 <w:b w:val="0"/>
                 <w:sz w:val="16"/>
               </w:rPr>
@@ -3434,7 +3469,7 @@
             <w:r/>
             <w:r>
               <w:rPr>
-                <w:rFonts w:ascii="Arial" w:hAnsi="Arial"/>
+                <w:rFonts w:ascii="Verdana" w:hAnsi="Verdana"/>
                 <w:b w:val="0"/>
                 <w:sz w:val="16"/>
               </w:rPr>
@@ -3450,7 +3485,7 @@
             <w:r/>
             <w:r>
               <w:rPr>
-                <w:rFonts w:ascii="Arial" w:hAnsi="Arial"/>
+                <w:rFonts w:ascii="Verdana" w:hAnsi="Verdana"/>
                 <w:b w:val="0"/>
                 <w:sz w:val="16"/>
               </w:rPr>
@@ -3467,7 +3502,7 @@
             <w:r/>
             <w:r>
               <w:rPr>
-                <w:rFonts w:ascii="Arial" w:hAnsi="Arial"/>
+                <w:rFonts w:ascii="Verdana" w:hAnsi="Verdana"/>
                 <w:b w:val="0"/>
                 <w:sz w:val="16"/>
               </w:rPr>
@@ -3483,7 +3518,7 @@
             <w:r/>
             <w:r>
               <w:rPr>
-                <w:rFonts w:ascii="Arial" w:hAnsi="Arial"/>
+                <w:rFonts w:ascii="Verdana" w:hAnsi="Verdana"/>
                 <w:b w:val="0"/>
                 <w:sz w:val="16"/>
               </w:rPr>
@@ -3499,7 +3534,7 @@
             <w:r/>
             <w:r>
               <w:rPr>
-                <w:rFonts w:ascii="Arial" w:hAnsi="Arial"/>
+                <w:rFonts w:ascii="Verdana" w:hAnsi="Verdana"/>
                 <w:b w:val="0"/>
                 <w:sz w:val="16"/>
               </w:rPr>
@@ -3512,7 +3547,7 @@
     <w:p>
       <w:r>
         <w:rPr>
-          <w:rFonts w:ascii="Arial" w:hAnsi="Arial"/>
+          <w:rFonts w:ascii="Verdana" w:hAnsi="Verdana"/>
           <w:b/>
           <w:sz w:val="18"/>
         </w:rPr>
@@ -3525,6 +3560,20 @@
         <w:tblW w:type="auto" w:w="0"/>
         <w:jc w:val="center"/>
         <w:tblLook w:firstColumn="1" w:firstRow="1" w:lastColumn="0" w:lastRow="0" w:noHBand="0" w:noVBand="1" w:val="04A0"/>
+        <w:tblBorders>
+          <w:top w:val="single" w:sz="4" w:space="0" w:color="595959"/>
+          <w:left w:val="single" w:sz="4" w:space="0" w:color="595959"/>
+          <w:bottom w:val="single" w:sz="4" w:space="0" w:color="595959"/>
+          <w:right w:val="single" w:sz="4" w:space="0" w:color="595959"/>
+          <w:insideH w:val="single" w:sz="4" w:space="0" w:color="595959"/>
+          <w:insideV w:val="single" w:sz="4" w:space="0" w:color="595959"/>
+        </w:tblBorders>
+        <w:tblCellMar>
+          <w:top w:w="85" w:type="dxa"/>
+          <w:left w:w="85" w:type="dxa"/>
+          <w:bottom w:w="85" w:type="dxa"/>
+          <w:right w:w="85" w:type="dxa"/>
+        </w:tblCellMar>
       </w:tblPr>
       <w:tblGrid>
         <w:gridCol w:w="5046"/>
@@ -3534,61 +3583,52 @@
       <w:tr>
         <w:tc>
           <w:tcPr>
-            <w:tcW w:type="dxa" w:w="5046"/>
-            <w:shd w:val="clear" w:color="auto" w:fill="D9E2F3"/>
-          </w:tcPr>
-          <w:p>
-            <w:pPr>
-              <w:jc w:val="center"/>
-            </w:pPr>
-            <w:r/>
-            <w:r>
-              <w:rPr>
-                <w:rFonts w:ascii="Arial" w:hAnsi="Arial"/>
-                <w:b/>
-                <w:sz w:val="16"/>
-              </w:rPr>
-              <w:t>Code Figure</w:t>
-            </w:r>
-          </w:p>
-        </w:tc>
-        <w:tc>
-          <w:tcPr>
-            <w:tcW w:type="dxa" w:w="5046"/>
-            <w:shd w:val="clear" w:color="auto" w:fill="D9E2F3"/>
-          </w:tcPr>
-          <w:p>
-            <w:pPr>
-              <w:jc w:val="center"/>
-            </w:pPr>
-            <w:r/>
-            <w:r>
-              <w:rPr>
-                <w:rFonts w:ascii="Arial" w:hAnsi="Arial"/>
-                <w:b/>
-                <w:sz w:val="16"/>
-              </w:rPr>
-              <w:t>Entry Name</w:t>
-            </w:r>
-          </w:p>
-        </w:tc>
-        <w:tc>
-          <w:tcPr>
-            <w:tcW w:type="dxa" w:w="5046"/>
-            <w:shd w:val="clear" w:color="auto" w:fill="D9E2F3"/>
-          </w:tcPr>
-          <w:p>
-            <w:pPr>
-              <w:jc w:val="center"/>
-            </w:pPr>
-            <w:r/>
-            <w:r>
-              <w:rPr>
-                <w:rFonts w:ascii="Arial" w:hAnsi="Arial"/>
-                <w:b/>
-                <w:sz w:val="16"/>
-              </w:rPr>
-              <w:t>Note</w:t>
+            <w:tcW w:type="dxa" w:w="1134"/>
+            <w:shd w:val="clear" w:color="auto" w:fill="D9D9D9"/>
+          </w:tcPr>
+          <w:p>
+            <w:r/>
+            <w:r>
+              <w:rPr>
+                <w:rFonts w:ascii="Verdana" w:hAnsi="Verdana"/>
+                <w:b w:val="0"/>
+                <w:sz w:val="16"/>
+              </w:rPr>
+              <w:t>КОДОВАЯ ЦИФРА</w:t>
+            </w:r>
+          </w:p>
+        </w:tc>
+        <w:tc>
+          <w:tcPr>
+            <w:tcW w:type="dxa" w:w="5046"/>
+            <w:shd w:val="clear" w:color="auto" w:fill="D9D9D9"/>
+          </w:tcPr>
+          <w:p>
+            <w:r/>
+            <w:r>
+              <w:rPr>
+                <w:rFonts w:ascii="Verdana" w:hAnsi="Verdana"/>
+                <w:b w:val="0"/>
+                <w:sz w:val="16"/>
+              </w:rPr>
+              <w:t>ЗНАЧЕНИЕ</w:t>
+            </w:r>
+          </w:p>
+        </w:tc>
+        <w:tc>
+          <w:tcPr>
+            <w:tcW w:type="dxa" w:w="5046"/>
+            <w:shd w:val="clear" w:color="auto" w:fill="D9D9D9"/>
+          </w:tcPr>
+          <w:p>
+            <w:r/>
+            <w:r>
+              <w:rPr>
+                <w:rFonts w:ascii="Verdana" w:hAnsi="Verdana"/>
+                <w:b w:val="0"/>
+                <w:sz w:val="16"/>
+              </w:rPr>
+              <w:t>ПРИМЕЧАНИЕ</w:t>
             </w:r>
           </w:p>
         </w:tc>
@@ -3602,7 +3642,7 @@
             <w:r/>
             <w:r>
               <w:rPr>
-                <w:rFonts w:ascii="Arial" w:hAnsi="Arial"/>
+                <w:rFonts w:ascii="Verdana" w:hAnsi="Verdana"/>
                 <w:b w:val="0"/>
                 <w:sz w:val="16"/>
               </w:rPr>
@@ -3618,7 +3658,7 @@
             <w:r/>
             <w:r>
               <w:rPr>
-                <w:rFonts w:ascii="Arial" w:hAnsi="Arial"/>
+                <w:rFonts w:ascii="Verdana" w:hAnsi="Verdana"/>
                 <w:b w:val="0"/>
                 <w:sz w:val="16"/>
               </w:rPr>
@@ -3634,7 +3674,7 @@
             <w:r/>
             <w:r>
               <w:rPr>
-                <w:rFonts w:ascii="Arial" w:hAnsi="Arial"/>
+                <w:rFonts w:ascii="Verdana" w:hAnsi="Verdana"/>
                 <w:b w:val="0"/>
                 <w:sz w:val="16"/>
               </w:rPr>
@@ -3651,7 +3691,7 @@
             <w:r/>
             <w:r>
               <w:rPr>
-                <w:rFonts w:ascii="Arial" w:hAnsi="Arial"/>
+                <w:rFonts w:ascii="Verdana" w:hAnsi="Verdana"/>
                 <w:b w:val="0"/>
                 <w:sz w:val="16"/>
               </w:rPr>
@@ -3667,7 +3707,7 @@
             <w:r/>
             <w:r>
               <w:rPr>
-                <w:rFonts w:ascii="Arial" w:hAnsi="Arial"/>
+                <w:rFonts w:ascii="Verdana" w:hAnsi="Verdana"/>
                 <w:b w:val="0"/>
                 <w:sz w:val="16"/>
               </w:rPr>
@@ -3683,7 +3723,7 @@
             <w:r/>
             <w:r>
               <w:rPr>
-                <w:rFonts w:ascii="Arial" w:hAnsi="Arial"/>
+                <w:rFonts w:ascii="Verdana" w:hAnsi="Verdana"/>
                 <w:b w:val="0"/>
                 <w:sz w:val="16"/>
               </w:rPr>
@@ -3700,7 +3740,7 @@
             <w:r/>
             <w:r>
               <w:rPr>
-                <w:rFonts w:ascii="Arial" w:hAnsi="Arial"/>
+                <w:rFonts w:ascii="Verdana" w:hAnsi="Verdana"/>
                 <w:b w:val="0"/>
                 <w:sz w:val="16"/>
               </w:rPr>
@@ -3716,7 +3756,7 @@
             <w:r/>
             <w:r>
               <w:rPr>
-                <w:rFonts w:ascii="Arial" w:hAnsi="Arial"/>
+                <w:rFonts w:ascii="Verdana" w:hAnsi="Verdana"/>
                 <w:b w:val="0"/>
                 <w:sz w:val="16"/>
               </w:rPr>
@@ -3732,7 +3772,7 @@
             <w:r/>
             <w:r>
               <w:rPr>
-                <w:rFonts w:ascii="Arial" w:hAnsi="Arial"/>
+                <w:rFonts w:ascii="Verdana" w:hAnsi="Verdana"/>
                 <w:b w:val="0"/>
                 <w:sz w:val="16"/>
               </w:rPr>
@@ -3749,7 +3789,7 @@
             <w:r/>
             <w:r>
               <w:rPr>
-                <w:rFonts w:ascii="Arial" w:hAnsi="Arial"/>
+                <w:rFonts w:ascii="Verdana" w:hAnsi="Verdana"/>
                 <w:b w:val="0"/>
                 <w:sz w:val="16"/>
               </w:rPr>
@@ -3765,7 +3805,7 @@
             <w:r/>
             <w:r>
               <w:rPr>
-                <w:rFonts w:ascii="Arial" w:hAnsi="Arial"/>
+                <w:rFonts w:ascii="Verdana" w:hAnsi="Verdana"/>
                 <w:b w:val="0"/>
                 <w:sz w:val="16"/>
               </w:rPr>
@@ -3781,7 +3821,7 @@
             <w:r/>
             <w:r>
               <w:rPr>
-                <w:rFonts w:ascii="Arial" w:hAnsi="Arial"/>
+                <w:rFonts w:ascii="Verdana" w:hAnsi="Verdana"/>
                 <w:b w:val="0"/>
                 <w:sz w:val="16"/>
               </w:rPr>
@@ -3798,7 +3838,7 @@
             <w:r/>
             <w:r>
               <w:rPr>
-                <w:rFonts w:ascii="Arial" w:hAnsi="Arial"/>
+                <w:rFonts w:ascii="Verdana" w:hAnsi="Verdana"/>
                 <w:b w:val="0"/>
                 <w:sz w:val="16"/>
               </w:rPr>
@@ -3814,7 +3854,7 @@
             <w:r/>
             <w:r>
               <w:rPr>
-                <w:rFonts w:ascii="Arial" w:hAnsi="Arial"/>
+                <w:rFonts w:ascii="Verdana" w:hAnsi="Verdana"/>
                 <w:b w:val="0"/>
                 <w:sz w:val="16"/>
               </w:rPr>
@@ -3830,7 +3870,7 @@
             <w:r/>
             <w:r>
               <w:rPr>
-                <w:rFonts w:ascii="Arial" w:hAnsi="Arial"/>
+                <w:rFonts w:ascii="Verdana" w:hAnsi="Verdana"/>
                 <w:b w:val="0"/>
                 <w:sz w:val="16"/>
               </w:rPr>
@@ -3847,7 +3887,7 @@
             <w:r/>
             <w:r>
               <w:rPr>
-                <w:rFonts w:ascii="Arial" w:hAnsi="Arial"/>
+                <w:rFonts w:ascii="Verdana" w:hAnsi="Verdana"/>
                 <w:b w:val="0"/>
                 <w:sz w:val="16"/>
               </w:rPr>
@@ -3863,7 +3903,7 @@
             <w:r/>
             <w:r>
               <w:rPr>
-                <w:rFonts w:ascii="Arial" w:hAnsi="Arial"/>
+                <w:rFonts w:ascii="Verdana" w:hAnsi="Verdana"/>
                 <w:b w:val="0"/>
                 <w:sz w:val="16"/>
               </w:rPr>
@@ -3879,7 +3919,7 @@
             <w:r/>
             <w:r>
               <w:rPr>
-                <w:rFonts w:ascii="Arial" w:hAnsi="Arial"/>
+                <w:rFonts w:ascii="Verdana" w:hAnsi="Verdana"/>
                 <w:b w:val="0"/>
                 <w:sz w:val="16"/>
               </w:rPr>
@@ -3896,7 +3936,7 @@
             <w:r/>
             <w:r>
               <w:rPr>
-                <w:rFonts w:ascii="Arial" w:hAnsi="Arial"/>
+                <w:rFonts w:ascii="Verdana" w:hAnsi="Verdana"/>
                 <w:b w:val="0"/>
                 <w:sz w:val="16"/>
               </w:rPr>
@@ -3912,7 +3952,7 @@
             <w:r/>
             <w:r>
               <w:rPr>
-                <w:rFonts w:ascii="Arial" w:hAnsi="Arial"/>
+                <w:rFonts w:ascii="Verdana" w:hAnsi="Verdana"/>
                 <w:b w:val="0"/>
                 <w:sz w:val="16"/>
               </w:rPr>
@@ -3928,7 +3968,7 @@
             <w:r/>
             <w:r>
               <w:rPr>
-                <w:rFonts w:ascii="Arial" w:hAnsi="Arial"/>
+                <w:rFonts w:ascii="Verdana" w:hAnsi="Verdana"/>
                 <w:b w:val="0"/>
                 <w:sz w:val="16"/>
               </w:rPr>
@@ -3945,7 +3985,7 @@
             <w:r/>
             <w:r>
               <w:rPr>
-                <w:rFonts w:ascii="Arial" w:hAnsi="Arial"/>
+                <w:rFonts w:ascii="Verdana" w:hAnsi="Verdana"/>
                 <w:b w:val="0"/>
                 <w:sz w:val="16"/>
               </w:rPr>
@@ -3961,7 +4001,7 @@
             <w:r/>
             <w:r>
               <w:rPr>
-                <w:rFonts w:ascii="Arial" w:hAnsi="Arial"/>
+                <w:rFonts w:ascii="Verdana" w:hAnsi="Verdana"/>
                 <w:b w:val="0"/>
                 <w:sz w:val="16"/>
               </w:rPr>
@@ -3977,7 +4017,7 @@
             <w:r/>
             <w:r>
               <w:rPr>
-                <w:rFonts w:ascii="Arial" w:hAnsi="Arial"/>
+                <w:rFonts w:ascii="Verdana" w:hAnsi="Verdana"/>
                 <w:b w:val="0"/>
                 <w:sz w:val="16"/>
               </w:rPr>
@@ -3994,7 +4034,7 @@
             <w:r/>
             <w:r>
               <w:rPr>
-                <w:rFonts w:ascii="Arial" w:hAnsi="Arial"/>
+                <w:rFonts w:ascii="Verdana" w:hAnsi="Verdana"/>
                 <w:b w:val="0"/>
                 <w:sz w:val="16"/>
               </w:rPr>
@@ -4010,7 +4050,7 @@
             <w:r/>
             <w:r>
               <w:rPr>
-                <w:rFonts w:ascii="Arial" w:hAnsi="Arial"/>
+                <w:rFonts w:ascii="Verdana" w:hAnsi="Verdana"/>
                 <w:b w:val="0"/>
                 <w:sz w:val="16"/>
               </w:rPr>
@@ -4026,7 +4066,7 @@
             <w:r/>
             <w:r>
               <w:rPr>
-                <w:rFonts w:ascii="Arial" w:hAnsi="Arial"/>
+                <w:rFonts w:ascii="Verdana" w:hAnsi="Verdana"/>
                 <w:b w:val="0"/>
                 <w:sz w:val="16"/>
               </w:rPr>
@@ -4043,7 +4083,7 @@
             <w:r/>
             <w:r>
               <w:rPr>
-                <w:rFonts w:ascii="Arial" w:hAnsi="Arial"/>
+                <w:rFonts w:ascii="Verdana" w:hAnsi="Verdana"/>
                 <w:b w:val="0"/>
                 <w:sz w:val="16"/>
               </w:rPr>
@@ -4059,7 +4099,7 @@
             <w:r/>
             <w:r>
               <w:rPr>
-                <w:rFonts w:ascii="Arial" w:hAnsi="Arial"/>
+                <w:rFonts w:ascii="Verdana" w:hAnsi="Verdana"/>
                 <w:b w:val="0"/>
                 <w:sz w:val="16"/>
               </w:rPr>
@@ -4075,7 +4115,7 @@
             <w:r/>
             <w:r>
               <w:rPr>
-                <w:rFonts w:ascii="Arial" w:hAnsi="Arial"/>
+                <w:rFonts w:ascii="Verdana" w:hAnsi="Verdana"/>
                 <w:b w:val="0"/>
                 <w:sz w:val="16"/>
               </w:rPr>
@@ -4088,7 +4128,7 @@
     <w:p>
       <w:r>
         <w:rPr>
-          <w:rFonts w:ascii="Arial" w:hAnsi="Arial"/>
+          <w:rFonts w:ascii="Verdana" w:hAnsi="Verdana"/>
           <w:b/>
           <w:sz w:val="18"/>
         </w:rPr>
@@ -4101,6 +4141,20 @@
         <w:tblW w:type="auto" w:w="0"/>
         <w:jc w:val="center"/>
         <w:tblLook w:firstColumn="1" w:firstRow="1" w:lastColumn="0" w:lastRow="0" w:noHBand="0" w:noVBand="1" w:val="04A0"/>
+        <w:tblBorders>
+          <w:top w:val="single" w:sz="4" w:space="0" w:color="595959"/>
+          <w:left w:val="single" w:sz="4" w:space="0" w:color="595959"/>
+          <w:bottom w:val="single" w:sz="4" w:space="0" w:color="595959"/>
+          <w:right w:val="single" w:sz="4" w:space="0" w:color="595959"/>
+          <w:insideH w:val="single" w:sz="4" w:space="0" w:color="595959"/>
+          <w:insideV w:val="single" w:sz="4" w:space="0" w:color="595959"/>
+        </w:tblBorders>
+        <w:tblCellMar>
+          <w:top w:w="85" w:type="dxa"/>
+          <w:left w:w="85" w:type="dxa"/>
+          <w:bottom w:w="85" w:type="dxa"/>
+          <w:right w:w="85" w:type="dxa"/>
+        </w:tblCellMar>
       </w:tblPr>
       <w:tblGrid>
         <w:gridCol w:w="5046"/>
@@ -4110,61 +4164,52 @@
       <w:tr>
         <w:tc>
           <w:tcPr>
-            <w:tcW w:type="dxa" w:w="5046"/>
-            <w:shd w:val="clear" w:color="auto" w:fill="D9E2F3"/>
-          </w:tcPr>
-          <w:p>
-            <w:pPr>
-              <w:jc w:val="center"/>
-            </w:pPr>
-            <w:r/>
-            <w:r>
-              <w:rPr>
-                <w:rFonts w:ascii="Arial" w:hAnsi="Arial"/>
-                <w:b/>
-                <w:sz w:val="16"/>
-              </w:rPr>
-              <w:t>Code Figure</w:t>
-            </w:r>
-          </w:p>
-        </w:tc>
-        <w:tc>
-          <w:tcPr>
-            <w:tcW w:type="dxa" w:w="5046"/>
-            <w:shd w:val="clear" w:color="auto" w:fill="D9E2F3"/>
-          </w:tcPr>
-          <w:p>
-            <w:pPr>
-              <w:jc w:val="center"/>
-            </w:pPr>
-            <w:r/>
-            <w:r>
-              <w:rPr>
-                <w:rFonts w:ascii="Arial" w:hAnsi="Arial"/>
-                <w:b/>
-                <w:sz w:val="16"/>
-              </w:rPr>
-              <w:t>Entry Name</w:t>
-            </w:r>
-          </w:p>
-        </w:tc>
-        <w:tc>
-          <w:tcPr>
-            <w:tcW w:type="dxa" w:w="5046"/>
-            <w:shd w:val="clear" w:color="auto" w:fill="D9E2F3"/>
-          </w:tcPr>
-          <w:p>
-            <w:pPr>
-              <w:jc w:val="center"/>
-            </w:pPr>
-            <w:r/>
-            <w:r>
-              <w:rPr>
-                <w:rFonts w:ascii="Arial" w:hAnsi="Arial"/>
-                <w:b/>
-                <w:sz w:val="16"/>
-              </w:rPr>
-              <w:t>Note</w:t>
+            <w:tcW w:type="dxa" w:w="1134"/>
+            <w:shd w:val="clear" w:color="auto" w:fill="D9D9D9"/>
+          </w:tcPr>
+          <w:p>
+            <w:r/>
+            <w:r>
+              <w:rPr>
+                <w:rFonts w:ascii="Verdana" w:hAnsi="Verdana"/>
+                <w:b w:val="0"/>
+                <w:sz w:val="16"/>
+              </w:rPr>
+              <w:t>КОДОВАЯ ЦИФРА</w:t>
+            </w:r>
+          </w:p>
+        </w:tc>
+        <w:tc>
+          <w:tcPr>
+            <w:tcW w:type="dxa" w:w="5046"/>
+            <w:shd w:val="clear" w:color="auto" w:fill="D9D9D9"/>
+          </w:tcPr>
+          <w:p>
+            <w:r/>
+            <w:r>
+              <w:rPr>
+                <w:rFonts w:ascii="Verdana" w:hAnsi="Verdana"/>
+                <w:b w:val="0"/>
+                <w:sz w:val="16"/>
+              </w:rPr>
+              <w:t>ЗНАЧЕНИЕ</w:t>
+            </w:r>
+          </w:p>
+        </w:tc>
+        <w:tc>
+          <w:tcPr>
+            <w:tcW w:type="dxa" w:w="5046"/>
+            <w:shd w:val="clear" w:color="auto" w:fill="D9D9D9"/>
+          </w:tcPr>
+          <w:p>
+            <w:r/>
+            <w:r>
+              <w:rPr>
+                <w:rFonts w:ascii="Verdana" w:hAnsi="Verdana"/>
+                <w:b w:val="0"/>
+                <w:sz w:val="16"/>
+              </w:rPr>
+              <w:t>ПРИМЕЧАНИЕ</w:t>
             </w:r>
           </w:p>
         </w:tc>
@@ -4178,7 +4223,7 @@
             <w:r/>
             <w:r>
               <w:rPr>
-                <w:rFonts w:ascii="Arial" w:hAnsi="Arial"/>
+                <w:rFonts w:ascii="Verdana" w:hAnsi="Verdana"/>
                 <w:b w:val="0"/>
                 <w:sz w:val="16"/>
               </w:rPr>
@@ -4194,7 +4239,7 @@
             <w:r/>
             <w:r>
               <w:rPr>
-                <w:rFonts w:ascii="Arial" w:hAnsi="Arial"/>
+                <w:rFonts w:ascii="Verdana" w:hAnsi="Verdana"/>
                 <w:b w:val="0"/>
                 <w:sz w:val="16"/>
               </w:rPr>
@@ -4210,7 +4255,7 @@
             <w:r/>
             <w:r>
               <w:rPr>
-                <w:rFonts w:ascii="Arial" w:hAnsi="Arial"/>
+                <w:rFonts w:ascii="Verdana" w:hAnsi="Verdana"/>
                 <w:b w:val="0"/>
                 <w:sz w:val="16"/>
               </w:rPr>
@@ -4227,7 +4272,7 @@
             <w:r/>
             <w:r>
               <w:rPr>
-                <w:rFonts w:ascii="Arial" w:hAnsi="Arial"/>
+                <w:rFonts w:ascii="Verdana" w:hAnsi="Verdana"/>
                 <w:b w:val="0"/>
                 <w:sz w:val="16"/>
               </w:rPr>
@@ -4243,7 +4288,7 @@
             <w:r/>
             <w:r>
               <w:rPr>
-                <w:rFonts w:ascii="Arial" w:hAnsi="Arial"/>
+                <w:rFonts w:ascii="Verdana" w:hAnsi="Verdana"/>
                 <w:b w:val="0"/>
                 <w:sz w:val="16"/>
               </w:rPr>
@@ -4259,7 +4304,7 @@
             <w:r/>
             <w:r>
               <w:rPr>
-                <w:rFonts w:ascii="Arial" w:hAnsi="Arial"/>
+                <w:rFonts w:ascii="Verdana" w:hAnsi="Verdana"/>
                 <w:b w:val="0"/>
                 <w:sz w:val="16"/>
               </w:rPr>
@@ -4276,7 +4321,7 @@
             <w:r/>
             <w:r>
               <w:rPr>
-                <w:rFonts w:ascii="Arial" w:hAnsi="Arial"/>
+                <w:rFonts w:ascii="Verdana" w:hAnsi="Verdana"/>
                 <w:b w:val="0"/>
                 <w:sz w:val="16"/>
               </w:rPr>
@@ -4292,7 +4337,7 @@
             <w:r/>
             <w:r>
               <w:rPr>
-                <w:rFonts w:ascii="Arial" w:hAnsi="Arial"/>
+                <w:rFonts w:ascii="Verdana" w:hAnsi="Verdana"/>
                 <w:b w:val="0"/>
                 <w:sz w:val="16"/>
               </w:rPr>
@@ -4308,7 +4353,7 @@
             <w:r/>
             <w:r>
               <w:rPr>
-                <w:rFonts w:ascii="Arial" w:hAnsi="Arial"/>
+                <w:rFonts w:ascii="Verdana" w:hAnsi="Verdana"/>
                 <w:b w:val="0"/>
                 <w:sz w:val="16"/>
               </w:rPr>
@@ -4325,7 +4370,7 @@
             <w:r/>
             <w:r>
               <w:rPr>
-                <w:rFonts w:ascii="Arial" w:hAnsi="Arial"/>
+                <w:rFonts w:ascii="Verdana" w:hAnsi="Verdana"/>
                 <w:b w:val="0"/>
                 <w:sz w:val="16"/>
               </w:rPr>
@@ -4341,7 +4386,7 @@
             <w:r/>
             <w:r>
               <w:rPr>
-                <w:rFonts w:ascii="Arial" w:hAnsi="Arial"/>
+                <w:rFonts w:ascii="Verdana" w:hAnsi="Verdana"/>
                 <w:b w:val="0"/>
                 <w:sz w:val="16"/>
               </w:rPr>
@@ -4357,7 +4402,7 @@
             <w:r/>
             <w:r>
               <w:rPr>
-                <w:rFonts w:ascii="Arial" w:hAnsi="Arial"/>
+                <w:rFonts w:ascii="Verdana" w:hAnsi="Verdana"/>
                 <w:b w:val="0"/>
                 <w:sz w:val="16"/>
               </w:rPr>
@@ -4374,7 +4419,7 @@
             <w:r/>
             <w:r>
               <w:rPr>
-                <w:rFonts w:ascii="Arial" w:hAnsi="Arial"/>
+                <w:rFonts w:ascii="Verdana" w:hAnsi="Verdana"/>
                 <w:b w:val="0"/>
                 <w:sz w:val="16"/>
               </w:rPr>
@@ -4390,7 +4435,7 @@
             <w:r/>
             <w:r>
               <w:rPr>
-                <w:rFonts w:ascii="Arial" w:hAnsi="Arial"/>
+                <w:rFonts w:ascii="Verdana" w:hAnsi="Verdana"/>
                 <w:b w:val="0"/>
                 <w:sz w:val="16"/>
               </w:rPr>
@@ -4406,7 +4451,7 @@
             <w:r/>
             <w:r>
               <w:rPr>
-                <w:rFonts w:ascii="Arial" w:hAnsi="Arial"/>
+                <w:rFonts w:ascii="Verdana" w:hAnsi="Verdana"/>
                 <w:b w:val="0"/>
                 <w:sz w:val="16"/>
               </w:rPr>
@@ -4423,7 +4468,7 @@
             <w:r/>
             <w:r>
               <w:rPr>
-                <w:rFonts w:ascii="Arial" w:hAnsi="Arial"/>
+                <w:rFonts w:ascii="Verdana" w:hAnsi="Verdana"/>
                 <w:b w:val="0"/>
                 <w:sz w:val="16"/>
               </w:rPr>
@@ -4439,7 +4484,7 @@
             <w:r/>
             <w:r>
               <w:rPr>
-                <w:rFonts w:ascii="Arial" w:hAnsi="Arial"/>
+                <w:rFonts w:ascii="Verdana" w:hAnsi="Verdana"/>
                 <w:b w:val="0"/>
                 <w:sz w:val="16"/>
               </w:rPr>
@@ -4455,7 +4500,7 @@
             <w:r/>
             <w:r>
               <w:rPr>
-                <w:rFonts w:ascii="Arial" w:hAnsi="Arial"/>
+                <w:rFonts w:ascii="Verdana" w:hAnsi="Verdana"/>
                 <w:b w:val="0"/>
                 <w:sz w:val="16"/>
               </w:rPr>
@@ -4468,7 +4513,7 @@
     <w:p>
       <w:r>
         <w:rPr>
-          <w:rFonts w:ascii="Arial" w:hAnsi="Arial"/>
+          <w:rFonts w:ascii="Verdana" w:hAnsi="Verdana"/>
           <w:b/>
           <w:sz w:val="18"/>
         </w:rPr>
@@ -4481,6 +4526,20 @@
         <w:tblW w:type="auto" w:w="0"/>
         <w:jc w:val="center"/>
         <w:tblLook w:firstColumn="1" w:firstRow="1" w:lastColumn="0" w:lastRow="0" w:noHBand="0" w:noVBand="1" w:val="04A0"/>
+        <w:tblBorders>
+          <w:top w:val="single" w:sz="4" w:space="0" w:color="595959"/>
+          <w:left w:val="single" w:sz="4" w:space="0" w:color="595959"/>
+          <w:bottom w:val="single" w:sz="4" w:space="0" w:color="595959"/>
+          <w:right w:val="single" w:sz="4" w:space="0" w:color="595959"/>
+          <w:insideH w:val="single" w:sz="4" w:space="0" w:color="595959"/>
+          <w:insideV w:val="single" w:sz="4" w:space="0" w:color="595959"/>
+        </w:tblBorders>
+        <w:tblCellMar>
+          <w:top w:w="85" w:type="dxa"/>
+          <w:left w:w="85" w:type="dxa"/>
+          <w:bottom w:w="85" w:type="dxa"/>
+          <w:right w:w="85" w:type="dxa"/>
+        </w:tblCellMar>
       </w:tblPr>
       <w:tblGrid>
         <w:gridCol w:w="5046"/>
@@ -4490,61 +4549,52 @@
       <w:tr>
         <w:tc>
           <w:tcPr>
-            <w:tcW w:type="dxa" w:w="5046"/>
-            <w:shd w:val="clear" w:color="auto" w:fill="D9E2F3"/>
-          </w:tcPr>
-          <w:p>
-            <w:pPr>
-              <w:jc w:val="center"/>
-            </w:pPr>
-            <w:r/>
-            <w:r>
-              <w:rPr>
-                <w:rFonts w:ascii="Arial" w:hAnsi="Arial"/>
-                <w:b/>
-                <w:sz w:val="16"/>
-              </w:rPr>
-              <w:t>Code Figure</w:t>
-            </w:r>
-          </w:p>
-        </w:tc>
-        <w:tc>
-          <w:tcPr>
-            <w:tcW w:type="dxa" w:w="5046"/>
-            <w:shd w:val="clear" w:color="auto" w:fill="D9E2F3"/>
-          </w:tcPr>
-          <w:p>
-            <w:pPr>
-              <w:jc w:val="center"/>
-            </w:pPr>
-            <w:r/>
-            <w:r>
-              <w:rPr>
-                <w:rFonts w:ascii="Arial" w:hAnsi="Arial"/>
-                <w:b/>
-                <w:sz w:val="16"/>
-              </w:rPr>
-              <w:t>Entry Name</w:t>
-            </w:r>
-          </w:p>
-        </w:tc>
-        <w:tc>
-          <w:tcPr>
-            <w:tcW w:type="dxa" w:w="5046"/>
-            <w:shd w:val="clear" w:color="auto" w:fill="D9E2F3"/>
-          </w:tcPr>
-          <w:p>
-            <w:pPr>
-              <w:jc w:val="center"/>
-            </w:pPr>
-            <w:r/>
-            <w:r>
-              <w:rPr>
-                <w:rFonts w:ascii="Arial" w:hAnsi="Arial"/>
-                <w:b/>
-                <w:sz w:val="16"/>
-              </w:rPr>
-              <w:t>Note</w:t>
+            <w:tcW w:type="dxa" w:w="1134"/>
+            <w:shd w:val="clear" w:color="auto" w:fill="D9D9D9"/>
+          </w:tcPr>
+          <w:p>
+            <w:r/>
+            <w:r>
+              <w:rPr>
+                <w:rFonts w:ascii="Verdana" w:hAnsi="Verdana"/>
+                <w:b w:val="0"/>
+                <w:sz w:val="16"/>
+              </w:rPr>
+              <w:t>КОДОВАЯ ЦИФРА</w:t>
+            </w:r>
+          </w:p>
+        </w:tc>
+        <w:tc>
+          <w:tcPr>
+            <w:tcW w:type="dxa" w:w="5046"/>
+            <w:shd w:val="clear" w:color="auto" w:fill="D9D9D9"/>
+          </w:tcPr>
+          <w:p>
+            <w:r/>
+            <w:r>
+              <w:rPr>
+                <w:rFonts w:ascii="Verdana" w:hAnsi="Verdana"/>
+                <w:b w:val="0"/>
+                <w:sz w:val="16"/>
+              </w:rPr>
+              <w:t>ЗНАЧЕНИЕ</w:t>
+            </w:r>
+          </w:p>
+        </w:tc>
+        <w:tc>
+          <w:tcPr>
+            <w:tcW w:type="dxa" w:w="5046"/>
+            <w:shd w:val="clear" w:color="auto" w:fill="D9D9D9"/>
+          </w:tcPr>
+          <w:p>
+            <w:r/>
+            <w:r>
+              <w:rPr>
+                <w:rFonts w:ascii="Verdana" w:hAnsi="Verdana"/>
+                <w:b w:val="0"/>
+                <w:sz w:val="16"/>
+              </w:rPr>
+              <w:t>ПРИМЕЧАНИЕ</w:t>
             </w:r>
           </w:p>
         </w:tc>
@@ -4558,7 +4608,7 @@
             <w:r/>
             <w:r>
               <w:rPr>
-                <w:rFonts w:ascii="Arial" w:hAnsi="Arial"/>
+                <w:rFonts w:ascii="Verdana" w:hAnsi="Verdana"/>
                 <w:b w:val="0"/>
                 <w:sz w:val="16"/>
               </w:rPr>
@@ -4574,7 +4624,7 @@
             <w:r/>
             <w:r>
               <w:rPr>
-                <w:rFonts w:ascii="Arial" w:hAnsi="Arial"/>
+                <w:rFonts w:ascii="Verdana" w:hAnsi="Verdana"/>
                 <w:b w:val="0"/>
                 <w:sz w:val="16"/>
               </w:rPr>
@@ -4590,7 +4640,7 @@
             <w:r/>
             <w:r>
               <w:rPr>
-                <w:rFonts w:ascii="Arial" w:hAnsi="Arial"/>
+                <w:rFonts w:ascii="Verdana" w:hAnsi="Verdana"/>
                 <w:b w:val="0"/>
                 <w:sz w:val="16"/>
               </w:rPr>
@@ -4607,7 +4657,7 @@
             <w:r/>
             <w:r>
               <w:rPr>
-                <w:rFonts w:ascii="Arial" w:hAnsi="Arial"/>
+                <w:rFonts w:ascii="Verdana" w:hAnsi="Verdana"/>
                 <w:b w:val="0"/>
                 <w:sz w:val="16"/>
               </w:rPr>
@@ -4623,7 +4673,7 @@
             <w:r/>
             <w:r>
               <w:rPr>
-                <w:rFonts w:ascii="Arial" w:hAnsi="Arial"/>
+                <w:rFonts w:ascii="Verdana" w:hAnsi="Verdana"/>
                 <w:b w:val="0"/>
                 <w:sz w:val="16"/>
               </w:rPr>
@@ -4639,7 +4689,7 @@
             <w:r/>
             <w:r>
               <w:rPr>
-                <w:rFonts w:ascii="Arial" w:hAnsi="Arial"/>
+                <w:rFonts w:ascii="Verdana" w:hAnsi="Verdana"/>
                 <w:b w:val="0"/>
                 <w:sz w:val="16"/>
               </w:rPr>
@@ -4656,7 +4706,7 @@
             <w:r/>
             <w:r>
               <w:rPr>
-                <w:rFonts w:ascii="Arial" w:hAnsi="Arial"/>
+                <w:rFonts w:ascii="Verdana" w:hAnsi="Verdana"/>
                 <w:b w:val="0"/>
                 <w:sz w:val="16"/>
               </w:rPr>
@@ -4672,7 +4722,7 @@
             <w:r/>
             <w:r>
               <w:rPr>
-                <w:rFonts w:ascii="Arial" w:hAnsi="Arial"/>
+                <w:rFonts w:ascii="Verdana" w:hAnsi="Verdana"/>
                 <w:b w:val="0"/>
                 <w:sz w:val="16"/>
               </w:rPr>
@@ -4688,7 +4738,7 @@
             <w:r/>
             <w:r>
               <w:rPr>
-                <w:rFonts w:ascii="Arial" w:hAnsi="Arial"/>
+                <w:rFonts w:ascii="Verdana" w:hAnsi="Verdana"/>
                 <w:b w:val="0"/>
                 <w:sz w:val="16"/>
               </w:rPr>
@@ -4705,7 +4755,7 @@
             <w:r/>
             <w:r>
               <w:rPr>
-                <w:rFonts w:ascii="Arial" w:hAnsi="Arial"/>
+                <w:rFonts w:ascii="Verdana" w:hAnsi="Verdana"/>
                 <w:b w:val="0"/>
                 <w:sz w:val="16"/>
               </w:rPr>
@@ -4721,7 +4771,7 @@
             <w:r/>
             <w:r>
               <w:rPr>
-                <w:rFonts w:ascii="Arial" w:hAnsi="Arial"/>
+                <w:rFonts w:ascii="Verdana" w:hAnsi="Verdana"/>
                 <w:b w:val="0"/>
                 <w:sz w:val="16"/>
               </w:rPr>
@@ -4737,7 +4787,7 @@
             <w:r/>
             <w:r>
               <w:rPr>
-                <w:rFonts w:ascii="Arial" w:hAnsi="Arial"/>
+                <w:rFonts w:ascii="Verdana" w:hAnsi="Verdana"/>
                 <w:b w:val="0"/>
                 <w:sz w:val="16"/>
               </w:rPr>
@@ -4754,7 +4804,7 @@
             <w:r/>
             <w:r>
               <w:rPr>
-                <w:rFonts w:ascii="Arial" w:hAnsi="Arial"/>
+                <w:rFonts w:ascii="Verdana" w:hAnsi="Verdana"/>
                 <w:b w:val="0"/>
                 <w:sz w:val="16"/>
               </w:rPr>
@@ -4770,7 +4820,7 @@
             <w:r/>
             <w:r>
               <w:rPr>
-                <w:rFonts w:ascii="Arial" w:hAnsi="Arial"/>
+                <w:rFonts w:ascii="Verdana" w:hAnsi="Verdana"/>
                 <w:b w:val="0"/>
                 <w:sz w:val="16"/>
               </w:rPr>
@@ -4786,7 +4836,7 @@
             <w:r/>
             <w:r>
               <w:rPr>
-                <w:rFonts w:ascii="Arial" w:hAnsi="Arial"/>
+                <w:rFonts w:ascii="Verdana" w:hAnsi="Verdana"/>
                 <w:b w:val="0"/>
                 <w:sz w:val="16"/>
               </w:rPr>
@@ -4803,7 +4853,7 @@
             <w:r/>
             <w:r>
               <w:rPr>
-                <w:rFonts w:ascii="Arial" w:hAnsi="Arial"/>
+                <w:rFonts w:ascii="Verdana" w:hAnsi="Verdana"/>
                 <w:b w:val="0"/>
                 <w:sz w:val="16"/>
               </w:rPr>
@@ -4819,7 +4869,7 @@
             <w:r/>
             <w:r>
               <w:rPr>
-                <w:rFonts w:ascii="Arial" w:hAnsi="Arial"/>
+                <w:rFonts w:ascii="Verdana" w:hAnsi="Verdana"/>
                 <w:b w:val="0"/>
                 <w:sz w:val="16"/>
               </w:rPr>
@@ -4835,7 +4885,7 @@
             <w:r/>
             <w:r>
               <w:rPr>
-                <w:rFonts w:ascii="Arial" w:hAnsi="Arial"/>
+                <w:rFonts w:ascii="Verdana" w:hAnsi="Verdana"/>
                 <w:b w:val="0"/>
                 <w:sz w:val="16"/>
               </w:rPr>
@@ -4852,7 +4902,7 @@
             <w:r/>
             <w:r>
               <w:rPr>
-                <w:rFonts w:ascii="Arial" w:hAnsi="Arial"/>
+                <w:rFonts w:ascii="Verdana" w:hAnsi="Verdana"/>
                 <w:b w:val="0"/>
                 <w:sz w:val="16"/>
               </w:rPr>
@@ -4868,7 +4918,7 @@
             <w:r/>
             <w:r>
               <w:rPr>
-                <w:rFonts w:ascii="Arial" w:hAnsi="Arial"/>
+                <w:rFonts w:ascii="Verdana" w:hAnsi="Verdana"/>
                 <w:b w:val="0"/>
                 <w:sz w:val="16"/>
               </w:rPr>
@@ -4884,7 +4934,7 @@
             <w:r/>
             <w:r>
               <w:rPr>
-                <w:rFonts w:ascii="Arial" w:hAnsi="Arial"/>
+                <w:rFonts w:ascii="Verdana" w:hAnsi="Verdana"/>
                 <w:b w:val="0"/>
                 <w:sz w:val="16"/>
               </w:rPr>
@@ -4901,7 +4951,7 @@
             <w:r/>
             <w:r>
               <w:rPr>
-                <w:rFonts w:ascii="Arial" w:hAnsi="Arial"/>
+                <w:rFonts w:ascii="Verdana" w:hAnsi="Verdana"/>
                 <w:b w:val="0"/>
                 <w:sz w:val="16"/>
               </w:rPr>
@@ -4917,7 +4967,7 @@
             <w:r/>
             <w:r>
               <w:rPr>
-                <w:rFonts w:ascii="Arial" w:hAnsi="Arial"/>
+                <w:rFonts w:ascii="Verdana" w:hAnsi="Verdana"/>
                 <w:b w:val="0"/>
                 <w:sz w:val="16"/>
               </w:rPr>
@@ -4933,7 +4983,7 @@
             <w:r/>
             <w:r>
               <w:rPr>
-                <w:rFonts w:ascii="Arial" w:hAnsi="Arial"/>
+                <w:rFonts w:ascii="Verdana" w:hAnsi="Verdana"/>
                 <w:b w:val="0"/>
                 <w:sz w:val="16"/>
               </w:rPr>
@@ -4950,7 +5000,7 @@
             <w:r/>
             <w:r>
               <w:rPr>
-                <w:rFonts w:ascii="Arial" w:hAnsi="Arial"/>
+                <w:rFonts w:ascii="Verdana" w:hAnsi="Verdana"/>
                 <w:b w:val="0"/>
                 <w:sz w:val="16"/>
               </w:rPr>
@@ -4966,7 +5016,7 @@
             <w:r/>
             <w:r>
               <w:rPr>
-                <w:rFonts w:ascii="Arial" w:hAnsi="Arial"/>
+                <w:rFonts w:ascii="Verdana" w:hAnsi="Verdana"/>
                 <w:b w:val="0"/>
                 <w:sz w:val="16"/>
               </w:rPr>
@@ -4982,7 +5032,7 @@
             <w:r/>
             <w:r>
               <w:rPr>
-                <w:rFonts w:ascii="Arial" w:hAnsi="Arial"/>
+                <w:rFonts w:ascii="Verdana" w:hAnsi="Verdana"/>
                 <w:b w:val="0"/>
                 <w:sz w:val="16"/>
               </w:rPr>
@@ -4999,7 +5049,7 @@
             <w:r/>
             <w:r>
               <w:rPr>
-                <w:rFonts w:ascii="Arial" w:hAnsi="Arial"/>
+                <w:rFonts w:ascii="Verdana" w:hAnsi="Verdana"/>
                 <w:b w:val="0"/>
                 <w:sz w:val="16"/>
               </w:rPr>
@@ -5015,7 +5065,7 @@
             <w:r/>
             <w:r>
               <w:rPr>
-                <w:rFonts w:ascii="Arial" w:hAnsi="Arial"/>
+                <w:rFonts w:ascii="Verdana" w:hAnsi="Verdana"/>
                 <w:b w:val="0"/>
                 <w:sz w:val="16"/>
               </w:rPr>
@@ -5031,7 +5081,7 @@
             <w:r/>
             <w:r>
               <w:rPr>
-                <w:rFonts w:ascii="Arial" w:hAnsi="Arial"/>
+                <w:rFonts w:ascii="Verdana" w:hAnsi="Verdana"/>
                 <w:b w:val="0"/>
                 <w:sz w:val="16"/>
               </w:rPr>
@@ -5048,7 +5098,7 @@
             <w:r/>
             <w:r>
               <w:rPr>
-                <w:rFonts w:ascii="Arial" w:hAnsi="Arial"/>
+                <w:rFonts w:ascii="Verdana" w:hAnsi="Verdana"/>
                 <w:b w:val="0"/>
                 <w:sz w:val="16"/>
               </w:rPr>
@@ -5064,7 +5114,7 @@
             <w:r/>
             <w:r>
               <w:rPr>
-                <w:rFonts w:ascii="Arial" w:hAnsi="Arial"/>
+                <w:rFonts w:ascii="Verdana" w:hAnsi="Verdana"/>
                 <w:b w:val="0"/>
                 <w:sz w:val="16"/>
               </w:rPr>
@@ -5080,7 +5130,7 @@
             <w:r/>
             <w:r>
               <w:rPr>
-                <w:rFonts w:ascii="Arial" w:hAnsi="Arial"/>
+                <w:rFonts w:ascii="Verdana" w:hAnsi="Verdana"/>
                 <w:b w:val="0"/>
                 <w:sz w:val="16"/>
               </w:rPr>
@@ -5097,7 +5147,7 @@
             <w:r/>
             <w:r>
               <w:rPr>
-                <w:rFonts w:ascii="Arial" w:hAnsi="Arial"/>
+                <w:rFonts w:ascii="Verdana" w:hAnsi="Verdana"/>
                 <w:b w:val="0"/>
                 <w:sz w:val="16"/>
               </w:rPr>
@@ -5113,7 +5163,7 @@
             <w:r/>
             <w:r>
               <w:rPr>
-                <w:rFonts w:ascii="Arial" w:hAnsi="Arial"/>
+                <w:rFonts w:ascii="Verdana" w:hAnsi="Verdana"/>
                 <w:b w:val="0"/>
                 <w:sz w:val="16"/>
               </w:rPr>
@@ -5129,7 +5179,7 @@
             <w:r/>
             <w:r>
               <w:rPr>
-                <w:rFonts w:ascii="Arial" w:hAnsi="Arial"/>
+                <w:rFonts w:ascii="Verdana" w:hAnsi="Verdana"/>
                 <w:b w:val="0"/>
                 <w:sz w:val="16"/>
               </w:rPr>
@@ -5146,7 +5196,7 @@
             <w:r/>
             <w:r>
               <w:rPr>
-                <w:rFonts w:ascii="Arial" w:hAnsi="Arial"/>
+                <w:rFonts w:ascii="Verdana" w:hAnsi="Verdana"/>
                 <w:b w:val="0"/>
                 <w:sz w:val="16"/>
               </w:rPr>
@@ -5162,7 +5212,7 @@
             <w:r/>
             <w:r>
               <w:rPr>
-                <w:rFonts w:ascii="Arial" w:hAnsi="Arial"/>
+                <w:rFonts w:ascii="Verdana" w:hAnsi="Verdana"/>
                 <w:b w:val="0"/>
                 <w:sz w:val="16"/>
               </w:rPr>
@@ -5178,7 +5228,7 @@
             <w:r/>
             <w:r>
               <w:rPr>
-                <w:rFonts w:ascii="Arial" w:hAnsi="Arial"/>
+                <w:rFonts w:ascii="Verdana" w:hAnsi="Verdana"/>
                 <w:b w:val="0"/>
                 <w:sz w:val="16"/>
               </w:rPr>
@@ -5195,7 +5245,7 @@
             <w:r/>
             <w:r>
               <w:rPr>
-                <w:rFonts w:ascii="Arial" w:hAnsi="Arial"/>
+                <w:rFonts w:ascii="Verdana" w:hAnsi="Verdana"/>
                 <w:b w:val="0"/>
                 <w:sz w:val="16"/>
               </w:rPr>
@@ -5211,7 +5261,7 @@
             <w:r/>
             <w:r>
               <w:rPr>
-                <w:rFonts w:ascii="Arial" w:hAnsi="Arial"/>
+                <w:rFonts w:ascii="Verdana" w:hAnsi="Verdana"/>
                 <w:b w:val="0"/>
                 <w:sz w:val="16"/>
               </w:rPr>
@@ -5227,7 +5277,7 @@
             <w:r/>
             <w:r>
               <w:rPr>
-                <w:rFonts w:ascii="Arial" w:hAnsi="Arial"/>
+                <w:rFonts w:ascii="Verdana" w:hAnsi="Verdana"/>
                 <w:b w:val="0"/>
                 <w:sz w:val="16"/>
               </w:rPr>
@@ -5244,7 +5294,7 @@
             <w:r/>
             <w:r>
               <w:rPr>
-                <w:rFonts w:ascii="Arial" w:hAnsi="Arial"/>
+                <w:rFonts w:ascii="Verdana" w:hAnsi="Verdana"/>
                 <w:b w:val="0"/>
                 <w:sz w:val="16"/>
               </w:rPr>
@@ -5260,7 +5310,7 @@
             <w:r/>
             <w:r>
               <w:rPr>
-                <w:rFonts w:ascii="Arial" w:hAnsi="Arial"/>
+                <w:rFonts w:ascii="Verdana" w:hAnsi="Verdana"/>
                 <w:b w:val="0"/>
                 <w:sz w:val="16"/>
               </w:rPr>
@@ -5276,7 +5326,7 @@
             <w:r/>
             <w:r>
               <w:rPr>
-                <w:rFonts w:ascii="Arial" w:hAnsi="Arial"/>
+                <w:rFonts w:ascii="Verdana" w:hAnsi="Verdana"/>
                 <w:b w:val="0"/>
                 <w:sz w:val="16"/>
               </w:rPr>
@@ -5293,7 +5343,7 @@
             <w:r/>
             <w:r>
               <w:rPr>
-                <w:rFonts w:ascii="Arial" w:hAnsi="Arial"/>
+                <w:rFonts w:ascii="Verdana" w:hAnsi="Verdana"/>
                 <w:b w:val="0"/>
                 <w:sz w:val="16"/>
               </w:rPr>
@@ -5309,7 +5359,7 @@
             <w:r/>
             <w:r>
               <w:rPr>
-                <w:rFonts w:ascii="Arial" w:hAnsi="Arial"/>
+                <w:rFonts w:ascii="Verdana" w:hAnsi="Verdana"/>
                 <w:b w:val="0"/>
                 <w:sz w:val="16"/>
               </w:rPr>
@@ -5325,7 +5375,7 @@
             <w:r/>
             <w:r>
               <w:rPr>
-                <w:rFonts w:ascii="Arial" w:hAnsi="Arial"/>
+                <w:rFonts w:ascii="Verdana" w:hAnsi="Verdana"/>
                 <w:b w:val="0"/>
                 <w:sz w:val="16"/>
               </w:rPr>
@@ -5342,7 +5392,7 @@
             <w:r/>
             <w:r>
               <w:rPr>
-                <w:rFonts w:ascii="Arial" w:hAnsi="Arial"/>
+                <w:rFonts w:ascii="Verdana" w:hAnsi="Verdana"/>
                 <w:b w:val="0"/>
                 <w:sz w:val="16"/>
               </w:rPr>
@@ -5358,7 +5408,7 @@
             <w:r/>
             <w:r>
               <w:rPr>
-                <w:rFonts w:ascii="Arial" w:hAnsi="Arial"/>
+                <w:rFonts w:ascii="Verdana" w:hAnsi="Verdana"/>
                 <w:b w:val="0"/>
                 <w:sz w:val="16"/>
               </w:rPr>
@@ -5374,7 +5424,7 @@
             <w:r/>
             <w:r>
               <w:rPr>
-                <w:rFonts w:ascii="Arial" w:hAnsi="Arial"/>
+                <w:rFonts w:ascii="Verdana" w:hAnsi="Verdana"/>
                 <w:b w:val="0"/>
                 <w:sz w:val="16"/>
               </w:rPr>
@@ -5391,7 +5441,7 @@
             <w:r/>
             <w:r>
               <w:rPr>
-                <w:rFonts w:ascii="Arial" w:hAnsi="Arial"/>
+                <w:rFonts w:ascii="Verdana" w:hAnsi="Verdana"/>
                 <w:b w:val="0"/>
                 <w:sz w:val="16"/>
               </w:rPr>
@@ -5407,7 +5457,7 @@
             <w:r/>
             <w:r>
               <w:rPr>
-                <w:rFonts w:ascii="Arial" w:hAnsi="Arial"/>
+                <w:rFonts w:ascii="Verdana" w:hAnsi="Verdana"/>
                 <w:b w:val="0"/>
                 <w:sz w:val="16"/>
               </w:rPr>
@@ -5423,7 +5473,7 @@
             <w:r/>
             <w:r>
               <w:rPr>
-                <w:rFonts w:ascii="Arial" w:hAnsi="Arial"/>
+                <w:rFonts w:ascii="Verdana" w:hAnsi="Verdana"/>
                 <w:b w:val="0"/>
                 <w:sz w:val="16"/>
               </w:rPr>
@@ -5440,7 +5490,7 @@
             <w:r/>
             <w:r>
               <w:rPr>
-                <w:rFonts w:ascii="Arial" w:hAnsi="Arial"/>
+                <w:rFonts w:ascii="Verdana" w:hAnsi="Verdana"/>
                 <w:b w:val="0"/>
                 <w:sz w:val="16"/>
               </w:rPr>
@@ -5456,7 +5506,7 @@
             <w:r/>
             <w:r>
               <w:rPr>
-                <w:rFonts w:ascii="Arial" w:hAnsi="Arial"/>
+                <w:rFonts w:ascii="Verdana" w:hAnsi="Verdana"/>
                 <w:b w:val="0"/>
                 <w:sz w:val="16"/>
               </w:rPr>
@@ -5472,7 +5522,7 @@
             <w:r/>
             <w:r>
               <w:rPr>
-                <w:rFonts w:ascii="Arial" w:hAnsi="Arial"/>
+                <w:rFonts w:ascii="Verdana" w:hAnsi="Verdana"/>
                 <w:b w:val="0"/>
                 <w:sz w:val="16"/>
               </w:rPr>
@@ -5489,7 +5539,7 @@
             <w:r/>
             <w:r>
               <w:rPr>
-                <w:rFonts w:ascii="Arial" w:hAnsi="Arial"/>
+                <w:rFonts w:ascii="Verdana" w:hAnsi="Verdana"/>
                 <w:b w:val="0"/>
                 <w:sz w:val="16"/>
               </w:rPr>
@@ -5505,7 +5555,7 @@
             <w:r/>
             <w:r>
               <w:rPr>
-                <w:rFonts w:ascii="Arial" w:hAnsi="Arial"/>
+                <w:rFonts w:ascii="Verdana" w:hAnsi="Verdana"/>
                 <w:b w:val="0"/>
                 <w:sz w:val="16"/>
               </w:rPr>
@@ -5521,7 +5571,7 @@
             <w:r/>
             <w:r>
               <w:rPr>
-                <w:rFonts w:ascii="Arial" w:hAnsi="Arial"/>
+                <w:rFonts w:ascii="Verdana" w:hAnsi="Verdana"/>
                 <w:b w:val="0"/>
                 <w:sz w:val="16"/>
               </w:rPr>
@@ -5538,7 +5588,7 @@
             <w:r/>
             <w:r>
               <w:rPr>
-                <w:rFonts w:ascii="Arial" w:hAnsi="Arial"/>
+                <w:rFonts w:ascii="Verdana" w:hAnsi="Verdana"/>
                 <w:b w:val="0"/>
                 <w:sz w:val="16"/>
               </w:rPr>
@@ -5554,7 +5604,7 @@
             <w:r/>
             <w:r>
               <w:rPr>
-                <w:rFonts w:ascii="Arial" w:hAnsi="Arial"/>
+                <w:rFonts w:ascii="Verdana" w:hAnsi="Verdana"/>
                 <w:b w:val="0"/>
                 <w:sz w:val="16"/>
               </w:rPr>
@@ -5570,7 +5620,7 @@
             <w:r/>
             <w:r>
               <w:rPr>
-                <w:rFonts w:ascii="Arial" w:hAnsi="Arial"/>
+                <w:rFonts w:ascii="Verdana" w:hAnsi="Verdana"/>
                 <w:b w:val="0"/>
                 <w:sz w:val="16"/>
               </w:rPr>
@@ -5587,7 +5637,7 @@
             <w:r/>
             <w:r>
               <w:rPr>
-                <w:rFonts w:ascii="Arial" w:hAnsi="Arial"/>
+                <w:rFonts w:ascii="Verdana" w:hAnsi="Verdana"/>
                 <w:b w:val="0"/>
                 <w:sz w:val="16"/>
               </w:rPr>
@@ -5603,7 +5653,7 @@
             <w:r/>
             <w:r>
               <w:rPr>
-                <w:rFonts w:ascii="Arial" w:hAnsi="Arial"/>
+                <w:rFonts w:ascii="Verdana" w:hAnsi="Verdana"/>
                 <w:b w:val="0"/>
                 <w:sz w:val="16"/>
               </w:rPr>
@@ -5619,7 +5669,7 @@
             <w:r/>
             <w:r>
               <w:rPr>
-                <w:rFonts w:ascii="Arial" w:hAnsi="Arial"/>
+                <w:rFonts w:ascii="Verdana" w:hAnsi="Verdana"/>
                 <w:b w:val="0"/>
                 <w:sz w:val="16"/>
               </w:rPr>
@@ -5636,7 +5686,7 @@
             <w:r/>
             <w:r>
               <w:rPr>
-                <w:rFonts w:ascii="Arial" w:hAnsi="Arial"/>
+                <w:rFonts w:ascii="Verdana" w:hAnsi="Verdana"/>
                 <w:b w:val="0"/>
                 <w:sz w:val="16"/>
               </w:rPr>
@@ -5652,7 +5702,7 @@
             <w:r/>
             <w:r>
               <w:rPr>
-                <w:rFonts w:ascii="Arial" w:hAnsi="Arial"/>
+                <w:rFonts w:ascii="Verdana" w:hAnsi="Verdana"/>
                 <w:b w:val="0"/>
                 <w:sz w:val="16"/>
               </w:rPr>
@@ -5668,7 +5718,7 @@
             <w:r/>
             <w:r>
               <w:rPr>
-                <w:rFonts w:ascii="Arial" w:hAnsi="Arial"/>
+                <w:rFonts w:ascii="Verdana" w:hAnsi="Verdana"/>
                 <w:b w:val="0"/>
                 <w:sz w:val="16"/>
               </w:rPr>
@@ -5685,7 +5735,7 @@
             <w:r/>
             <w:r>
               <w:rPr>
-                <w:rFonts w:ascii="Arial" w:hAnsi="Arial"/>
+                <w:rFonts w:ascii="Verdana" w:hAnsi="Verdana"/>
                 <w:b w:val="0"/>
                 <w:sz w:val="16"/>
               </w:rPr>
@@ -5701,7 +5751,7 @@
             <w:r/>
             <w:r>
               <w:rPr>
-                <w:rFonts w:ascii="Arial" w:hAnsi="Arial"/>
+                <w:rFonts w:ascii="Verdana" w:hAnsi="Verdana"/>
                 <w:b w:val="0"/>
                 <w:sz w:val="16"/>
               </w:rPr>
@@ -5717,7 +5767,7 @@
             <w:r/>
             <w:r>
               <w:rPr>
-                <w:rFonts w:ascii="Arial" w:hAnsi="Arial"/>
+                <w:rFonts w:ascii="Verdana" w:hAnsi="Verdana"/>
                 <w:b w:val="0"/>
                 <w:sz w:val="16"/>
               </w:rPr>
@@ -5730,7 +5780,7 @@
     <w:p>
       <w:r>
         <w:rPr>
-          <w:rFonts w:ascii="Arial" w:hAnsi="Arial"/>
+          <w:rFonts w:ascii="Verdana" w:hAnsi="Verdana"/>
           <w:b/>
           <w:sz w:val="18"/>
         </w:rPr>
@@ -5743,6 +5793,20 @@
         <w:tblW w:type="auto" w:w="0"/>
         <w:jc w:val="center"/>
         <w:tblLook w:firstColumn="1" w:firstRow="1" w:lastColumn="0" w:lastRow="0" w:noHBand="0" w:noVBand="1" w:val="04A0"/>
+        <w:tblBorders>
+          <w:top w:val="single" w:sz="4" w:space="0" w:color="595959"/>
+          <w:left w:val="single" w:sz="4" w:space="0" w:color="595959"/>
+          <w:bottom w:val="single" w:sz="4" w:space="0" w:color="595959"/>
+          <w:right w:val="single" w:sz="4" w:space="0" w:color="595959"/>
+          <w:insideH w:val="single" w:sz="4" w:space="0" w:color="595959"/>
+          <w:insideV w:val="single" w:sz="4" w:space="0" w:color="595959"/>
+        </w:tblBorders>
+        <w:tblCellMar>
+          <w:top w:w="85" w:type="dxa"/>
+          <w:left w:w="85" w:type="dxa"/>
+          <w:bottom w:w="85" w:type="dxa"/>
+          <w:right w:w="85" w:type="dxa"/>
+        </w:tblCellMar>
       </w:tblPr>
       <w:tblGrid>
         <w:gridCol w:w="5046"/>
@@ -5752,61 +5816,52 @@
       <w:tr>
         <w:tc>
           <w:tcPr>
-            <w:tcW w:type="dxa" w:w="5046"/>
-            <w:shd w:val="clear" w:color="auto" w:fill="D9E2F3"/>
-          </w:tcPr>
-          <w:p>
-            <w:pPr>
-              <w:jc w:val="center"/>
-            </w:pPr>
-            <w:r/>
-            <w:r>
-              <w:rPr>
-                <w:rFonts w:ascii="Arial" w:hAnsi="Arial"/>
-                <w:b/>
-                <w:sz w:val="16"/>
-              </w:rPr>
-              <w:t>Code Figure</w:t>
-            </w:r>
-          </w:p>
-        </w:tc>
-        <w:tc>
-          <w:tcPr>
-            <w:tcW w:type="dxa" w:w="5046"/>
-            <w:shd w:val="clear" w:color="auto" w:fill="D9E2F3"/>
-          </w:tcPr>
-          <w:p>
-            <w:pPr>
-              <w:jc w:val="center"/>
-            </w:pPr>
-            <w:r/>
-            <w:r>
-              <w:rPr>
-                <w:rFonts w:ascii="Arial" w:hAnsi="Arial"/>
-                <w:b/>
-                <w:sz w:val="16"/>
-              </w:rPr>
-              <w:t>Entry Name</w:t>
-            </w:r>
-          </w:p>
-        </w:tc>
-        <w:tc>
-          <w:tcPr>
-            <w:tcW w:type="dxa" w:w="5046"/>
-            <w:shd w:val="clear" w:color="auto" w:fill="D9E2F3"/>
-          </w:tcPr>
-          <w:p>
-            <w:pPr>
-              <w:jc w:val="center"/>
-            </w:pPr>
-            <w:r/>
-            <w:r>
-              <w:rPr>
-                <w:rFonts w:ascii="Arial" w:hAnsi="Arial"/>
-                <w:b/>
-                <w:sz w:val="16"/>
-              </w:rPr>
-              <w:t>Note</w:t>
+            <w:tcW w:type="dxa" w:w="1134"/>
+            <w:shd w:val="clear" w:color="auto" w:fill="D9D9D9"/>
+          </w:tcPr>
+          <w:p>
+            <w:r/>
+            <w:r>
+              <w:rPr>
+                <w:rFonts w:ascii="Verdana" w:hAnsi="Verdana"/>
+                <w:b w:val="0"/>
+                <w:sz w:val="16"/>
+              </w:rPr>
+              <w:t>КОДОВАЯ ЦИФРА</w:t>
+            </w:r>
+          </w:p>
+        </w:tc>
+        <w:tc>
+          <w:tcPr>
+            <w:tcW w:type="dxa" w:w="5046"/>
+            <w:shd w:val="clear" w:color="auto" w:fill="D9D9D9"/>
+          </w:tcPr>
+          <w:p>
+            <w:r/>
+            <w:r>
+              <w:rPr>
+                <w:rFonts w:ascii="Verdana" w:hAnsi="Verdana"/>
+                <w:b w:val="0"/>
+                <w:sz w:val="16"/>
+              </w:rPr>
+              <w:t>ЗНАЧЕНИЕ</w:t>
+            </w:r>
+          </w:p>
+        </w:tc>
+        <w:tc>
+          <w:tcPr>
+            <w:tcW w:type="dxa" w:w="5046"/>
+            <w:shd w:val="clear" w:color="auto" w:fill="D9D9D9"/>
+          </w:tcPr>
+          <w:p>
+            <w:r/>
+            <w:r>
+              <w:rPr>
+                <w:rFonts w:ascii="Verdana" w:hAnsi="Verdana"/>
+                <w:b w:val="0"/>
+                <w:sz w:val="16"/>
+              </w:rPr>
+              <w:t>ПРИМЕЧАНИЕ</w:t>
             </w:r>
           </w:p>
         </w:tc>
@@ -5820,7 +5875,7 @@
             <w:r/>
             <w:r>
               <w:rPr>
-                <w:rFonts w:ascii="Arial" w:hAnsi="Arial"/>
+                <w:rFonts w:ascii="Verdana" w:hAnsi="Verdana"/>
                 <w:b w:val="0"/>
                 <w:sz w:val="16"/>
               </w:rPr>
@@ -5836,7 +5891,7 @@
             <w:r/>
             <w:r>
               <w:rPr>
-                <w:rFonts w:ascii="Arial" w:hAnsi="Arial"/>
+                <w:rFonts w:ascii="Verdana" w:hAnsi="Verdana"/>
                 <w:b w:val="0"/>
                 <w:sz w:val="16"/>
               </w:rPr>
@@ -5852,7 +5907,7 @@
             <w:r/>
             <w:r>
               <w:rPr>
-                <w:rFonts w:ascii="Arial" w:hAnsi="Arial"/>
+                <w:rFonts w:ascii="Verdana" w:hAnsi="Verdana"/>
                 <w:b w:val="0"/>
                 <w:sz w:val="16"/>
               </w:rPr>
@@ -5869,7 +5924,7 @@
             <w:r/>
             <w:r>
               <w:rPr>
-                <w:rFonts w:ascii="Arial" w:hAnsi="Arial"/>
+                <w:rFonts w:ascii="Verdana" w:hAnsi="Verdana"/>
                 <w:b w:val="0"/>
                 <w:sz w:val="16"/>
               </w:rPr>
@@ -5885,7 +5940,7 @@
             <w:r/>
             <w:r>
               <w:rPr>
-                <w:rFonts w:ascii="Arial" w:hAnsi="Arial"/>
+                <w:rFonts w:ascii="Verdana" w:hAnsi="Verdana"/>
                 <w:b w:val="0"/>
                 <w:sz w:val="16"/>
               </w:rPr>
@@ -5901,7 +5956,7 @@
             <w:r/>
             <w:r>
               <w:rPr>
-                <w:rFonts w:ascii="Arial" w:hAnsi="Arial"/>
+                <w:rFonts w:ascii="Verdana" w:hAnsi="Verdana"/>
                 <w:b w:val="0"/>
                 <w:sz w:val="16"/>
               </w:rPr>
@@ -5918,7 +5973,7 @@
             <w:r/>
             <w:r>
               <w:rPr>
-                <w:rFonts w:ascii="Arial" w:hAnsi="Arial"/>
+                <w:rFonts w:ascii="Verdana" w:hAnsi="Verdana"/>
                 <w:b w:val="0"/>
                 <w:sz w:val="16"/>
               </w:rPr>
@@ -5934,7 +5989,7 @@
             <w:r/>
             <w:r>
               <w:rPr>
-                <w:rFonts w:ascii="Arial" w:hAnsi="Arial"/>
+                <w:rFonts w:ascii="Verdana" w:hAnsi="Verdana"/>
                 <w:b w:val="0"/>
                 <w:sz w:val="16"/>
               </w:rPr>
@@ -5950,7 +6005,7 @@
             <w:r/>
             <w:r>
               <w:rPr>
-                <w:rFonts w:ascii="Arial" w:hAnsi="Arial"/>
+                <w:rFonts w:ascii="Verdana" w:hAnsi="Verdana"/>
                 <w:b w:val="0"/>
                 <w:sz w:val="16"/>
               </w:rPr>
@@ -5967,7 +6022,7 @@
             <w:r/>
             <w:r>
               <w:rPr>
-                <w:rFonts w:ascii="Arial" w:hAnsi="Arial"/>
+                <w:rFonts w:ascii="Verdana" w:hAnsi="Verdana"/>
                 <w:b w:val="0"/>
                 <w:sz w:val="16"/>
               </w:rPr>
@@ -5983,7 +6038,7 @@
             <w:r/>
             <w:r>
               <w:rPr>
-                <w:rFonts w:ascii="Arial" w:hAnsi="Arial"/>
+                <w:rFonts w:ascii="Verdana" w:hAnsi="Verdana"/>
                 <w:b w:val="0"/>
                 <w:sz w:val="16"/>
               </w:rPr>
@@ -5999,7 +6054,7 @@
             <w:r/>
             <w:r>
               <w:rPr>
-                <w:rFonts w:ascii="Arial" w:hAnsi="Arial"/>
+                <w:rFonts w:ascii="Verdana" w:hAnsi="Verdana"/>
                 <w:b w:val="0"/>
                 <w:sz w:val="16"/>
               </w:rPr>
@@ -6016,7 +6071,7 @@
             <w:r/>
             <w:r>
               <w:rPr>
-                <w:rFonts w:ascii="Arial" w:hAnsi="Arial"/>
+                <w:rFonts w:ascii="Verdana" w:hAnsi="Verdana"/>
                 <w:b w:val="0"/>
                 <w:sz w:val="16"/>
               </w:rPr>
@@ -6032,7 +6087,7 @@
             <w:r/>
             <w:r>
               <w:rPr>
-                <w:rFonts w:ascii="Arial" w:hAnsi="Arial"/>
+                <w:rFonts w:ascii="Verdana" w:hAnsi="Verdana"/>
                 <w:b w:val="0"/>
                 <w:sz w:val="16"/>
               </w:rPr>
@@ -6048,7 +6103,7 @@
             <w:r/>
             <w:r>
               <w:rPr>
-                <w:rFonts w:ascii="Arial" w:hAnsi="Arial"/>
+                <w:rFonts w:ascii="Verdana" w:hAnsi="Verdana"/>
                 <w:b w:val="0"/>
                 <w:sz w:val="16"/>
               </w:rPr>
@@ -6065,7 +6120,7 @@
             <w:r/>
             <w:r>
               <w:rPr>
-                <w:rFonts w:ascii="Arial" w:hAnsi="Arial"/>
+                <w:rFonts w:ascii="Verdana" w:hAnsi="Verdana"/>
                 <w:b w:val="0"/>
                 <w:sz w:val="16"/>
               </w:rPr>
@@ -6081,7 +6136,7 @@
             <w:r/>
             <w:r>
               <w:rPr>
-                <w:rFonts w:ascii="Arial" w:hAnsi="Arial"/>
+                <w:rFonts w:ascii="Verdana" w:hAnsi="Verdana"/>
                 <w:b w:val="0"/>
                 <w:sz w:val="16"/>
               </w:rPr>
@@ -6097,7 +6152,7 @@
             <w:r/>
             <w:r>
               <w:rPr>
-                <w:rFonts w:ascii="Arial" w:hAnsi="Arial"/>
+                <w:rFonts w:ascii="Verdana" w:hAnsi="Verdana"/>
                 <w:b w:val="0"/>
                 <w:sz w:val="16"/>
               </w:rPr>
@@ -6114,7 +6169,7 @@
             <w:r/>
             <w:r>
               <w:rPr>
-                <w:rFonts w:ascii="Arial" w:hAnsi="Arial"/>
+                <w:rFonts w:ascii="Verdana" w:hAnsi="Verdana"/>
                 <w:b w:val="0"/>
                 <w:sz w:val="16"/>
               </w:rPr>
@@ -6130,7 +6185,7 @@
             <w:r/>
             <w:r>
               <w:rPr>
-                <w:rFonts w:ascii="Arial" w:hAnsi="Arial"/>
+                <w:rFonts w:ascii="Verdana" w:hAnsi="Verdana"/>
                 <w:b w:val="0"/>
                 <w:sz w:val="16"/>
               </w:rPr>
@@ -6146,7 +6201,7 @@
             <w:r/>
             <w:r>
               <w:rPr>
-                <w:rFonts w:ascii="Arial" w:hAnsi="Arial"/>
+                <w:rFonts w:ascii="Verdana" w:hAnsi="Verdana"/>
                 <w:b w:val="0"/>
                 <w:sz w:val="16"/>
               </w:rPr>
@@ -6163,7 +6218,7 @@
             <w:r/>
             <w:r>
               <w:rPr>
-                <w:rFonts w:ascii="Arial" w:hAnsi="Arial"/>
+                <w:rFonts w:ascii="Verdana" w:hAnsi="Verdana"/>
                 <w:b w:val="0"/>
                 <w:sz w:val="16"/>
               </w:rPr>
@@ -6179,7 +6234,7 @@
             <w:r/>
             <w:r>
               <w:rPr>
-                <w:rFonts w:ascii="Arial" w:hAnsi="Arial"/>
+                <w:rFonts w:ascii="Verdana" w:hAnsi="Verdana"/>
                 <w:b w:val="0"/>
                 <w:sz w:val="16"/>
               </w:rPr>
@@ -6195,7 +6250,7 @@
             <w:r/>
             <w:r>
               <w:rPr>
-                <w:rFonts w:ascii="Arial" w:hAnsi="Arial"/>
+                <w:rFonts w:ascii="Verdana" w:hAnsi="Verdana"/>
                 <w:b w:val="0"/>
                 <w:sz w:val="16"/>
               </w:rPr>
@@ -6212,7 +6267,7 @@
             <w:r/>
             <w:r>
               <w:rPr>
-                <w:rFonts w:ascii="Arial" w:hAnsi="Arial"/>
+                <w:rFonts w:ascii="Verdana" w:hAnsi="Verdana"/>
                 <w:b w:val="0"/>
                 <w:sz w:val="16"/>
               </w:rPr>
@@ -6228,7 +6283,7 @@
             <w:r/>
             <w:r>
               <w:rPr>
-                <w:rFonts w:ascii="Arial" w:hAnsi="Arial"/>
+                <w:rFonts w:ascii="Verdana" w:hAnsi="Verdana"/>
                 <w:b w:val="0"/>
                 <w:sz w:val="16"/>
               </w:rPr>
@@ -6244,7 +6299,7 @@
             <w:r/>
             <w:r>
               <w:rPr>
-                <w:rFonts w:ascii="Arial" w:hAnsi="Arial"/>
+                <w:rFonts w:ascii="Verdana" w:hAnsi="Verdana"/>
                 <w:b w:val="0"/>
                 <w:sz w:val="16"/>
               </w:rPr>
@@ -6257,7 +6312,7 @@
     <w:p>
       <w:r>
         <w:rPr>
-          <w:rFonts w:ascii="Arial" w:hAnsi="Arial"/>
+          <w:rFonts w:ascii="Verdana" w:hAnsi="Verdana"/>
           <w:b/>
           <w:sz w:val="18"/>
         </w:rPr>
@@ -6270,6 +6325,20 @@
         <w:tblW w:type="auto" w:w="0"/>
         <w:jc w:val="center"/>
         <w:tblLook w:firstColumn="1" w:firstRow="1" w:lastColumn="0" w:lastRow="0" w:noHBand="0" w:noVBand="1" w:val="04A0"/>
+        <w:tblBorders>
+          <w:top w:val="single" w:sz="4" w:space="0" w:color="595959"/>
+          <w:left w:val="single" w:sz="4" w:space="0" w:color="595959"/>
+          <w:bottom w:val="single" w:sz="4" w:space="0" w:color="595959"/>
+          <w:right w:val="single" w:sz="4" w:space="0" w:color="595959"/>
+          <w:insideH w:val="single" w:sz="4" w:space="0" w:color="595959"/>
+          <w:insideV w:val="single" w:sz="4" w:space="0" w:color="595959"/>
+        </w:tblBorders>
+        <w:tblCellMar>
+          <w:top w:w="85" w:type="dxa"/>
+          <w:left w:w="85" w:type="dxa"/>
+          <w:bottom w:w="85" w:type="dxa"/>
+          <w:right w:w="85" w:type="dxa"/>
+        </w:tblCellMar>
       </w:tblPr>
       <w:tblGrid>
         <w:gridCol w:w="5046"/>
@@ -6279,61 +6348,52 @@
       <w:tr>
         <w:tc>
           <w:tcPr>
-            <w:tcW w:type="dxa" w:w="5046"/>
-            <w:shd w:val="clear" w:color="auto" w:fill="D9E2F3"/>
-          </w:tcPr>
-          <w:p>
-            <w:pPr>
-              <w:jc w:val="center"/>
-            </w:pPr>
-            <w:r/>
-            <w:r>
-              <w:rPr>
-                <w:rFonts w:ascii="Arial" w:hAnsi="Arial"/>
-                <w:b/>
-                <w:sz w:val="16"/>
-              </w:rPr>
-              <w:t>Code Figure</w:t>
-            </w:r>
-          </w:p>
-        </w:tc>
-        <w:tc>
-          <w:tcPr>
-            <w:tcW w:type="dxa" w:w="5046"/>
-            <w:shd w:val="clear" w:color="auto" w:fill="D9E2F3"/>
-          </w:tcPr>
-          <w:p>
-            <w:pPr>
-              <w:jc w:val="center"/>
-            </w:pPr>
-            <w:r/>
-            <w:r>
-              <w:rPr>
-                <w:rFonts w:ascii="Arial" w:hAnsi="Arial"/>
-                <w:b/>
-                <w:sz w:val="16"/>
-              </w:rPr>
-              <w:t>Entry Name</w:t>
-            </w:r>
-          </w:p>
-        </w:tc>
-        <w:tc>
-          <w:tcPr>
-            <w:tcW w:type="dxa" w:w="5046"/>
-            <w:shd w:val="clear" w:color="auto" w:fill="D9E2F3"/>
-          </w:tcPr>
-          <w:p>
-            <w:pPr>
-              <w:jc w:val="center"/>
-            </w:pPr>
-            <w:r/>
-            <w:r>
-              <w:rPr>
-                <w:rFonts w:ascii="Arial" w:hAnsi="Arial"/>
-                <w:b/>
-                <w:sz w:val="16"/>
-              </w:rPr>
-              <w:t>Note</w:t>
+            <w:tcW w:type="dxa" w:w="1134"/>
+            <w:shd w:val="clear" w:color="auto" w:fill="D9D9D9"/>
+          </w:tcPr>
+          <w:p>
+            <w:r/>
+            <w:r>
+              <w:rPr>
+                <w:rFonts w:ascii="Verdana" w:hAnsi="Verdana"/>
+                <w:b w:val="0"/>
+                <w:sz w:val="16"/>
+              </w:rPr>
+              <w:t>КОДОВАЯ ЦИФРА</w:t>
+            </w:r>
+          </w:p>
+        </w:tc>
+        <w:tc>
+          <w:tcPr>
+            <w:tcW w:type="dxa" w:w="5046"/>
+            <w:shd w:val="clear" w:color="auto" w:fill="D9D9D9"/>
+          </w:tcPr>
+          <w:p>
+            <w:r/>
+            <w:r>
+              <w:rPr>
+                <w:rFonts w:ascii="Verdana" w:hAnsi="Verdana"/>
+                <w:b w:val="0"/>
+                <w:sz w:val="16"/>
+              </w:rPr>
+              <w:t>ЗНАЧЕНИЕ</w:t>
+            </w:r>
+          </w:p>
+        </w:tc>
+        <w:tc>
+          <w:tcPr>
+            <w:tcW w:type="dxa" w:w="5046"/>
+            <w:shd w:val="clear" w:color="auto" w:fill="D9D9D9"/>
+          </w:tcPr>
+          <w:p>
+            <w:r/>
+            <w:r>
+              <w:rPr>
+                <w:rFonts w:ascii="Verdana" w:hAnsi="Verdana"/>
+                <w:b w:val="0"/>
+                <w:sz w:val="16"/>
+              </w:rPr>
+              <w:t>ПРИМЕЧАНИЕ</w:t>
             </w:r>
           </w:p>
         </w:tc>
@@ -6347,7 +6407,7 @@
             <w:r/>
             <w:r>
               <w:rPr>
-                <w:rFonts w:ascii="Arial" w:hAnsi="Arial"/>
+                <w:rFonts w:ascii="Verdana" w:hAnsi="Verdana"/>
                 <w:b w:val="0"/>
                 <w:sz w:val="16"/>
               </w:rPr>
@@ -6363,7 +6423,7 @@
             <w:r/>
             <w:r>
               <w:rPr>
-                <w:rFonts w:ascii="Arial" w:hAnsi="Arial"/>
+                <w:rFonts w:ascii="Verdana" w:hAnsi="Verdana"/>
                 <w:b w:val="0"/>
                 <w:sz w:val="16"/>
               </w:rPr>
@@ -6379,7 +6439,7 @@
             <w:r/>
             <w:r>
               <w:rPr>
-                <w:rFonts w:ascii="Arial" w:hAnsi="Arial"/>
+                <w:rFonts w:ascii="Verdana" w:hAnsi="Verdana"/>
                 <w:b w:val="0"/>
                 <w:sz w:val="16"/>
               </w:rPr>
@@ -6396,7 +6456,7 @@
             <w:r/>
             <w:r>
               <w:rPr>
-                <w:rFonts w:ascii="Arial" w:hAnsi="Arial"/>
+                <w:rFonts w:ascii="Verdana" w:hAnsi="Verdana"/>
                 <w:b w:val="0"/>
                 <w:sz w:val="16"/>
               </w:rPr>
@@ -6412,7 +6472,7 @@
             <w:r/>
             <w:r>
               <w:rPr>
-                <w:rFonts w:ascii="Arial" w:hAnsi="Arial"/>
+                <w:rFonts w:ascii="Verdana" w:hAnsi="Verdana"/>
                 <w:b w:val="0"/>
                 <w:sz w:val="16"/>
               </w:rPr>
@@ -6428,7 +6488,7 @@
             <w:r/>
             <w:r>
               <w:rPr>
-                <w:rFonts w:ascii="Arial" w:hAnsi="Arial"/>
+                <w:rFonts w:ascii="Verdana" w:hAnsi="Verdana"/>
                 <w:b w:val="0"/>
                 <w:sz w:val="16"/>
               </w:rPr>
@@ -6445,7 +6505,7 @@
             <w:r/>
             <w:r>
               <w:rPr>
-                <w:rFonts w:ascii="Arial" w:hAnsi="Arial"/>
+                <w:rFonts w:ascii="Verdana" w:hAnsi="Verdana"/>
                 <w:b w:val="0"/>
                 <w:sz w:val="16"/>
               </w:rPr>
@@ -6461,7 +6521,7 @@
             <w:r/>
             <w:r>
               <w:rPr>
-                <w:rFonts w:ascii="Arial" w:hAnsi="Arial"/>
+                <w:rFonts w:ascii="Verdana" w:hAnsi="Verdana"/>
                 <w:b w:val="0"/>
                 <w:sz w:val="16"/>
               </w:rPr>
@@ -6477,7 +6537,7 @@
             <w:r/>
             <w:r>
               <w:rPr>
-                <w:rFonts w:ascii="Arial" w:hAnsi="Arial"/>
+                <w:rFonts w:ascii="Verdana" w:hAnsi="Verdana"/>
                 <w:b w:val="0"/>
                 <w:sz w:val="16"/>
               </w:rPr>
@@ -6494,7 +6554,7 @@
             <w:r/>
             <w:r>
               <w:rPr>
-                <w:rFonts w:ascii="Arial" w:hAnsi="Arial"/>
+                <w:rFonts w:ascii="Verdana" w:hAnsi="Verdana"/>
                 <w:b w:val="0"/>
                 <w:sz w:val="16"/>
               </w:rPr>
@@ -6510,7 +6570,7 @@
             <w:r/>
             <w:r>
               <w:rPr>
-                <w:rFonts w:ascii="Arial" w:hAnsi="Arial"/>
+                <w:rFonts w:ascii="Verdana" w:hAnsi="Verdana"/>
                 <w:b w:val="0"/>
                 <w:sz w:val="16"/>
               </w:rPr>
@@ -6526,7 +6586,7 @@
             <w:r/>
             <w:r>
               <w:rPr>
-                <w:rFonts w:ascii="Arial" w:hAnsi="Arial"/>
+                <w:rFonts w:ascii="Verdana" w:hAnsi="Verdana"/>
                 <w:b w:val="0"/>
                 <w:sz w:val="16"/>
               </w:rPr>
@@ -6543,7 +6603,7 @@
             <w:r/>
             <w:r>
               <w:rPr>
-                <w:rFonts w:ascii="Arial" w:hAnsi="Arial"/>
+                <w:rFonts w:ascii="Verdana" w:hAnsi="Verdana"/>
                 <w:b w:val="0"/>
                 <w:sz w:val="16"/>
               </w:rPr>
@@ -6559,7 +6619,7 @@
             <w:r/>
             <w:r>
               <w:rPr>
-                <w:rFonts w:ascii="Arial" w:hAnsi="Arial"/>
+                <w:rFonts w:ascii="Verdana" w:hAnsi="Verdana"/>
                 <w:b w:val="0"/>
                 <w:sz w:val="16"/>
               </w:rPr>
@@ -6575,7 +6635,7 @@
             <w:r/>
             <w:r>
               <w:rPr>
-                <w:rFonts w:ascii="Arial" w:hAnsi="Arial"/>
+                <w:rFonts w:ascii="Verdana" w:hAnsi="Verdana"/>
                 <w:b w:val="0"/>
                 <w:sz w:val="16"/>
               </w:rPr>
@@ -6592,7 +6652,7 @@
             <w:r/>
             <w:r>
               <w:rPr>
-                <w:rFonts w:ascii="Arial" w:hAnsi="Arial"/>
+                <w:rFonts w:ascii="Verdana" w:hAnsi="Verdana"/>
                 <w:b w:val="0"/>
                 <w:sz w:val="16"/>
               </w:rPr>
@@ -6608,7 +6668,7 @@
             <w:r/>
             <w:r>
               <w:rPr>
-                <w:rFonts w:ascii="Arial" w:hAnsi="Arial"/>
+                <w:rFonts w:ascii="Verdana" w:hAnsi="Verdana"/>
                 <w:b w:val="0"/>
                 <w:sz w:val="16"/>
               </w:rPr>
@@ -6624,7 +6684,7 @@
             <w:r/>
             <w:r>
               <w:rPr>
-                <w:rFonts w:ascii="Arial" w:hAnsi="Arial"/>
+                <w:rFonts w:ascii="Verdana" w:hAnsi="Verdana"/>
                 <w:b w:val="0"/>
                 <w:sz w:val="16"/>
               </w:rPr>
@@ -6637,7 +6697,7 @@
     <w:p>
       <w:r>
         <w:rPr>
-          <w:rFonts w:ascii="Arial" w:hAnsi="Arial"/>
+          <w:rFonts w:ascii="Verdana" w:hAnsi="Verdana"/>
           <w:b/>
           <w:sz w:val="18"/>
         </w:rPr>
@@ -6650,6 +6710,20 @@
         <w:tblW w:type="auto" w:w="0"/>
         <w:jc w:val="center"/>
         <w:tblLook w:firstColumn="1" w:firstRow="1" w:lastColumn="0" w:lastRow="0" w:noHBand="0" w:noVBand="1" w:val="04A0"/>
+        <w:tblBorders>
+          <w:top w:val="single" w:sz="4" w:space="0" w:color="595959"/>
+          <w:left w:val="single" w:sz="4" w:space="0" w:color="595959"/>
+          <w:bottom w:val="single" w:sz="4" w:space="0" w:color="595959"/>
+          <w:right w:val="single" w:sz="4" w:space="0" w:color="595959"/>
+          <w:insideH w:val="single" w:sz="4" w:space="0" w:color="595959"/>
+          <w:insideV w:val="single" w:sz="4" w:space="0" w:color="595959"/>
+        </w:tblBorders>
+        <w:tblCellMar>
+          <w:top w:w="85" w:type="dxa"/>
+          <w:left w:w="85" w:type="dxa"/>
+          <w:bottom w:w="85" w:type="dxa"/>
+          <w:right w:w="85" w:type="dxa"/>
+        </w:tblCellMar>
       </w:tblPr>
       <w:tblGrid>
         <w:gridCol w:w="5046"/>
@@ -6659,61 +6733,52 @@
       <w:tr>
         <w:tc>
           <w:tcPr>
-            <w:tcW w:type="dxa" w:w="5046"/>
-            <w:shd w:val="clear" w:color="auto" w:fill="D9E2F3"/>
-          </w:tcPr>
-          <w:p>
-            <w:pPr>
-              <w:jc w:val="center"/>
-            </w:pPr>
-            <w:r/>
-            <w:r>
-              <w:rPr>
-                <w:rFonts w:ascii="Arial" w:hAnsi="Arial"/>
-                <w:b/>
-                <w:sz w:val="16"/>
-              </w:rPr>
-              <w:t>Code Figure</w:t>
-            </w:r>
-          </w:p>
-        </w:tc>
-        <w:tc>
-          <w:tcPr>
-            <w:tcW w:type="dxa" w:w="5046"/>
-            <w:shd w:val="clear" w:color="auto" w:fill="D9E2F3"/>
-          </w:tcPr>
-          <w:p>
-            <w:pPr>
-              <w:jc w:val="center"/>
-            </w:pPr>
-            <w:r/>
-            <w:r>
-              <w:rPr>
-                <w:rFonts w:ascii="Arial" w:hAnsi="Arial"/>
-                <w:b/>
-                <w:sz w:val="16"/>
-              </w:rPr>
-              <w:t>Entry Name</w:t>
-            </w:r>
-          </w:p>
-        </w:tc>
-        <w:tc>
-          <w:tcPr>
-            <w:tcW w:type="dxa" w:w="5046"/>
-            <w:shd w:val="clear" w:color="auto" w:fill="D9E2F3"/>
-          </w:tcPr>
-          <w:p>
-            <w:pPr>
-              <w:jc w:val="center"/>
-            </w:pPr>
-            <w:r/>
-            <w:r>
-              <w:rPr>
-                <w:rFonts w:ascii="Arial" w:hAnsi="Arial"/>
-                <w:b/>
-                <w:sz w:val="16"/>
-              </w:rPr>
-              <w:t>Note</w:t>
+            <w:tcW w:type="dxa" w:w="1134"/>
+            <w:shd w:val="clear" w:color="auto" w:fill="D9D9D9"/>
+          </w:tcPr>
+          <w:p>
+            <w:r/>
+            <w:r>
+              <w:rPr>
+                <w:rFonts w:ascii="Verdana" w:hAnsi="Verdana"/>
+                <w:b w:val="0"/>
+                <w:sz w:val="16"/>
+              </w:rPr>
+              <w:t>КОДОВАЯ ЦИФРА</w:t>
+            </w:r>
+          </w:p>
+        </w:tc>
+        <w:tc>
+          <w:tcPr>
+            <w:tcW w:type="dxa" w:w="5046"/>
+            <w:shd w:val="clear" w:color="auto" w:fill="D9D9D9"/>
+          </w:tcPr>
+          <w:p>
+            <w:r/>
+            <w:r>
+              <w:rPr>
+                <w:rFonts w:ascii="Verdana" w:hAnsi="Verdana"/>
+                <w:b w:val="0"/>
+                <w:sz w:val="16"/>
+              </w:rPr>
+              <w:t>ЗНАЧЕНИЕ</w:t>
+            </w:r>
+          </w:p>
+        </w:tc>
+        <w:tc>
+          <w:tcPr>
+            <w:tcW w:type="dxa" w:w="5046"/>
+            <w:shd w:val="clear" w:color="auto" w:fill="D9D9D9"/>
+          </w:tcPr>
+          <w:p>
+            <w:r/>
+            <w:r>
+              <w:rPr>
+                <w:rFonts w:ascii="Verdana" w:hAnsi="Verdana"/>
+                <w:b w:val="0"/>
+                <w:sz w:val="16"/>
+              </w:rPr>
+              <w:t>ПРИМЕЧАНИЕ</w:t>
             </w:r>
           </w:p>
         </w:tc>
@@ -6727,7 +6792,7 @@
             <w:r/>
             <w:r>
               <w:rPr>
-                <w:rFonts w:ascii="Arial" w:hAnsi="Arial"/>
+                <w:rFonts w:ascii="Verdana" w:hAnsi="Verdana"/>
                 <w:b w:val="0"/>
                 <w:sz w:val="16"/>
               </w:rPr>
@@ -6743,7 +6808,7 @@
             <w:r/>
             <w:r>
               <w:rPr>
-                <w:rFonts w:ascii="Arial" w:hAnsi="Arial"/>
+                <w:rFonts w:ascii="Verdana" w:hAnsi="Verdana"/>
                 <w:b w:val="0"/>
                 <w:sz w:val="16"/>
               </w:rPr>
@@ -6759,7 +6824,7 @@
             <w:r/>
             <w:r>
               <w:rPr>
-                <w:rFonts w:ascii="Arial" w:hAnsi="Arial"/>
+                <w:rFonts w:ascii="Verdana" w:hAnsi="Verdana"/>
                 <w:b w:val="0"/>
                 <w:sz w:val="16"/>
               </w:rPr>
@@ -6776,7 +6841,7 @@
             <w:r/>
             <w:r>
               <w:rPr>
-                <w:rFonts w:ascii="Arial" w:hAnsi="Arial"/>
+                <w:rFonts w:ascii="Verdana" w:hAnsi="Verdana"/>
                 <w:b w:val="0"/>
                 <w:sz w:val="16"/>
               </w:rPr>
@@ -6792,7 +6857,7 @@
             <w:r/>
             <w:r>
               <w:rPr>
-                <w:rFonts w:ascii="Arial" w:hAnsi="Arial"/>
+                <w:rFonts w:ascii="Verdana" w:hAnsi="Verdana"/>
                 <w:b w:val="0"/>
                 <w:sz w:val="16"/>
               </w:rPr>
@@ -6808,7 +6873,7 @@
             <w:r/>
             <w:r>
               <w:rPr>
-                <w:rFonts w:ascii="Arial" w:hAnsi="Arial"/>
+                <w:rFonts w:ascii="Verdana" w:hAnsi="Verdana"/>
                 <w:b w:val="0"/>
                 <w:sz w:val="16"/>
               </w:rPr>
@@ -6825,7 +6890,7 @@
             <w:r/>
             <w:r>
               <w:rPr>
-                <w:rFonts w:ascii="Arial" w:hAnsi="Arial"/>
+                <w:rFonts w:ascii="Verdana" w:hAnsi="Verdana"/>
                 <w:b w:val="0"/>
                 <w:sz w:val="16"/>
               </w:rPr>
@@ -6841,7 +6906,7 @@
             <w:r/>
             <w:r>
               <w:rPr>
-                <w:rFonts w:ascii="Arial" w:hAnsi="Arial"/>
+                <w:rFonts w:ascii="Verdana" w:hAnsi="Verdana"/>
                 <w:b w:val="0"/>
                 <w:sz w:val="16"/>
               </w:rPr>
@@ -6857,7 +6922,7 @@
             <w:r/>
             <w:r>
               <w:rPr>
-                <w:rFonts w:ascii="Arial" w:hAnsi="Arial"/>
+                <w:rFonts w:ascii="Verdana" w:hAnsi="Verdana"/>
                 <w:b w:val="0"/>
                 <w:sz w:val="16"/>
               </w:rPr>
@@ -6874,7 +6939,7 @@
             <w:r/>
             <w:r>
               <w:rPr>
-                <w:rFonts w:ascii="Arial" w:hAnsi="Arial"/>
+                <w:rFonts w:ascii="Verdana" w:hAnsi="Verdana"/>
                 <w:b w:val="0"/>
                 <w:sz w:val="16"/>
               </w:rPr>
@@ -6890,7 +6955,7 @@
             <w:r/>
             <w:r>
               <w:rPr>
-                <w:rFonts w:ascii="Arial" w:hAnsi="Arial"/>
+                <w:rFonts w:ascii="Verdana" w:hAnsi="Verdana"/>
                 <w:b w:val="0"/>
                 <w:sz w:val="16"/>
               </w:rPr>
@@ -6906,7 +6971,7 @@
             <w:r/>
             <w:r>
               <w:rPr>
-                <w:rFonts w:ascii="Arial" w:hAnsi="Arial"/>
+                <w:rFonts w:ascii="Verdana" w:hAnsi="Verdana"/>
                 <w:b w:val="0"/>
                 <w:sz w:val="16"/>
               </w:rPr>
@@ -6919,7 +6984,7 @@
     <w:p>
       <w:r>
         <w:rPr>
-          <w:rFonts w:ascii="Arial" w:hAnsi="Arial"/>
+          <w:rFonts w:ascii="Verdana" w:hAnsi="Verdana"/>
           <w:b/>
           <w:sz w:val="18"/>
         </w:rPr>
@@ -6932,6 +6997,20 @@
         <w:tblW w:type="auto" w:w="0"/>
         <w:jc w:val="center"/>
         <w:tblLook w:firstColumn="1" w:firstRow="1" w:lastColumn="0" w:lastRow="0" w:noHBand="0" w:noVBand="1" w:val="04A0"/>
+        <w:tblBorders>
+          <w:top w:val="single" w:sz="4" w:space="0" w:color="595959"/>
+          <w:left w:val="single" w:sz="4" w:space="0" w:color="595959"/>
+          <w:bottom w:val="single" w:sz="4" w:space="0" w:color="595959"/>
+          <w:right w:val="single" w:sz="4" w:space="0" w:color="595959"/>
+          <w:insideH w:val="single" w:sz="4" w:space="0" w:color="595959"/>
+          <w:insideV w:val="single" w:sz="4" w:space="0" w:color="595959"/>
+        </w:tblBorders>
+        <w:tblCellMar>
+          <w:top w:w="85" w:type="dxa"/>
+          <w:left w:w="85" w:type="dxa"/>
+          <w:bottom w:w="85" w:type="dxa"/>
+          <w:right w:w="85" w:type="dxa"/>
+        </w:tblCellMar>
       </w:tblPr>
       <w:tblGrid>
         <w:gridCol w:w="5046"/>
@@ -6941,61 +7020,52 @@
       <w:tr>
         <w:tc>
           <w:tcPr>
-            <w:tcW w:type="dxa" w:w="5046"/>
-            <w:shd w:val="clear" w:color="auto" w:fill="D9E2F3"/>
-          </w:tcPr>
-          <w:p>
-            <w:pPr>
-              <w:jc w:val="center"/>
-            </w:pPr>
-            <w:r/>
-            <w:r>
-              <w:rPr>
-                <w:rFonts w:ascii="Arial" w:hAnsi="Arial"/>
-                <w:b/>
-                <w:sz w:val="16"/>
-              </w:rPr>
-              <w:t>Code Figure</w:t>
-            </w:r>
-          </w:p>
-        </w:tc>
-        <w:tc>
-          <w:tcPr>
-            <w:tcW w:type="dxa" w:w="5046"/>
-            <w:shd w:val="clear" w:color="auto" w:fill="D9E2F3"/>
-          </w:tcPr>
-          <w:p>
-            <w:pPr>
-              <w:jc w:val="center"/>
-            </w:pPr>
-            <w:r/>
-            <w:r>
-              <w:rPr>
-                <w:rFonts w:ascii="Arial" w:hAnsi="Arial"/>
-                <w:b/>
-                <w:sz w:val="16"/>
-              </w:rPr>
-              <w:t>Entry Name</w:t>
-            </w:r>
-          </w:p>
-        </w:tc>
-        <w:tc>
-          <w:tcPr>
-            <w:tcW w:type="dxa" w:w="5046"/>
-            <w:shd w:val="clear" w:color="auto" w:fill="D9E2F3"/>
-          </w:tcPr>
-          <w:p>
-            <w:pPr>
-              <w:jc w:val="center"/>
-            </w:pPr>
-            <w:r/>
-            <w:r>
-              <w:rPr>
-                <w:rFonts w:ascii="Arial" w:hAnsi="Arial"/>
-                <w:b/>
-                <w:sz w:val="16"/>
-              </w:rPr>
-              <w:t>Note</w:t>
+            <w:tcW w:type="dxa" w:w="1134"/>
+            <w:shd w:val="clear" w:color="auto" w:fill="D9D9D9"/>
+          </w:tcPr>
+          <w:p>
+            <w:r/>
+            <w:r>
+              <w:rPr>
+                <w:rFonts w:ascii="Verdana" w:hAnsi="Verdana"/>
+                <w:b w:val="0"/>
+                <w:sz w:val="16"/>
+              </w:rPr>
+              <w:t>КОДОВАЯ ЦИФРА</w:t>
+            </w:r>
+          </w:p>
+        </w:tc>
+        <w:tc>
+          <w:tcPr>
+            <w:tcW w:type="dxa" w:w="5046"/>
+            <w:shd w:val="clear" w:color="auto" w:fill="D9D9D9"/>
+          </w:tcPr>
+          <w:p>
+            <w:r/>
+            <w:r>
+              <w:rPr>
+                <w:rFonts w:ascii="Verdana" w:hAnsi="Verdana"/>
+                <w:b w:val="0"/>
+                <w:sz w:val="16"/>
+              </w:rPr>
+              <w:t>ЗНАЧЕНИЕ</w:t>
+            </w:r>
+          </w:p>
+        </w:tc>
+        <w:tc>
+          <w:tcPr>
+            <w:tcW w:type="dxa" w:w="5046"/>
+            <w:shd w:val="clear" w:color="auto" w:fill="D9D9D9"/>
+          </w:tcPr>
+          <w:p>
+            <w:r/>
+            <w:r>
+              <w:rPr>
+                <w:rFonts w:ascii="Verdana" w:hAnsi="Verdana"/>
+                <w:b w:val="0"/>
+                <w:sz w:val="16"/>
+              </w:rPr>
+              <w:t>ПРИМЕЧАНИЕ</w:t>
             </w:r>
           </w:p>
         </w:tc>
@@ -7009,7 +7079,7 @@
             <w:r/>
             <w:r>
               <w:rPr>
-                <w:rFonts w:ascii="Arial" w:hAnsi="Arial"/>
+                <w:rFonts w:ascii="Verdana" w:hAnsi="Verdana"/>
                 <w:b w:val="0"/>
                 <w:sz w:val="16"/>
               </w:rPr>
@@ -7025,7 +7095,7 @@
             <w:r/>
             <w:r>
               <w:rPr>
-                <w:rFonts w:ascii="Arial" w:hAnsi="Arial"/>
+                <w:rFonts w:ascii="Verdana" w:hAnsi="Verdana"/>
                 <w:b w:val="0"/>
                 <w:sz w:val="16"/>
               </w:rPr>
@@ -7041,7 +7111,7 @@
             <w:r/>
             <w:r>
               <w:rPr>
-                <w:rFonts w:ascii="Arial" w:hAnsi="Arial"/>
+                <w:rFonts w:ascii="Verdana" w:hAnsi="Verdana"/>
                 <w:b w:val="0"/>
                 <w:sz w:val="16"/>
               </w:rPr>
@@ -7058,7 +7128,7 @@
             <w:r/>
             <w:r>
               <w:rPr>
-                <w:rFonts w:ascii="Arial" w:hAnsi="Arial"/>
+                <w:rFonts w:ascii="Verdana" w:hAnsi="Verdana"/>
                 <w:b w:val="0"/>
                 <w:sz w:val="16"/>
               </w:rPr>
@@ -7074,7 +7144,7 @@
             <w:r/>
             <w:r>
               <w:rPr>
-                <w:rFonts w:ascii="Arial" w:hAnsi="Arial"/>
+                <w:rFonts w:ascii="Verdana" w:hAnsi="Verdana"/>
                 <w:b w:val="0"/>
                 <w:sz w:val="16"/>
               </w:rPr>
@@ -7090,7 +7160,7 @@
             <w:r/>
             <w:r>
               <w:rPr>
-                <w:rFonts w:ascii="Arial" w:hAnsi="Arial"/>
+                <w:rFonts w:ascii="Verdana" w:hAnsi="Verdana"/>
                 <w:b w:val="0"/>
                 <w:sz w:val="16"/>
               </w:rPr>
@@ -7107,7 +7177,7 @@
             <w:r/>
             <w:r>
               <w:rPr>
-                <w:rFonts w:ascii="Arial" w:hAnsi="Arial"/>
+                <w:rFonts w:ascii="Verdana" w:hAnsi="Verdana"/>
                 <w:b w:val="0"/>
                 <w:sz w:val="16"/>
               </w:rPr>
@@ -7123,7 +7193,7 @@
             <w:r/>
             <w:r>
               <w:rPr>
-                <w:rFonts w:ascii="Arial" w:hAnsi="Arial"/>
+                <w:rFonts w:ascii="Verdana" w:hAnsi="Verdana"/>
                 <w:b w:val="0"/>
                 <w:sz w:val="16"/>
               </w:rPr>
@@ -7139,7 +7209,7 @@
             <w:r/>
             <w:r>
               <w:rPr>
-                <w:rFonts w:ascii="Arial" w:hAnsi="Arial"/>
+                <w:rFonts w:ascii="Verdana" w:hAnsi="Verdana"/>
                 <w:b w:val="0"/>
                 <w:sz w:val="16"/>
               </w:rPr>
@@ -7156,7 +7226,7 @@
             <w:r/>
             <w:r>
               <w:rPr>
-                <w:rFonts w:ascii="Arial" w:hAnsi="Arial"/>
+                <w:rFonts w:ascii="Verdana" w:hAnsi="Verdana"/>
                 <w:b w:val="0"/>
                 <w:sz w:val="16"/>
               </w:rPr>
@@ -7172,7 +7242,7 @@
             <w:r/>
             <w:r>
               <w:rPr>
-                <w:rFonts w:ascii="Arial" w:hAnsi="Arial"/>
+                <w:rFonts w:ascii="Verdana" w:hAnsi="Verdana"/>
                 <w:b w:val="0"/>
                 <w:sz w:val="16"/>
               </w:rPr>
@@ -7188,7 +7258,7 @@
             <w:r/>
             <w:r>
               <w:rPr>
-                <w:rFonts w:ascii="Arial" w:hAnsi="Arial"/>
+                <w:rFonts w:ascii="Verdana" w:hAnsi="Verdana"/>
                 <w:b w:val="0"/>
                 <w:sz w:val="16"/>
               </w:rPr>
@@ -7205,7 +7275,7 @@
             <w:r/>
             <w:r>
               <w:rPr>
-                <w:rFonts w:ascii="Arial" w:hAnsi="Arial"/>
+                <w:rFonts w:ascii="Verdana" w:hAnsi="Verdana"/>
                 <w:b w:val="0"/>
                 <w:sz w:val="16"/>
               </w:rPr>
@@ -7221,7 +7291,7 @@
             <w:r/>
             <w:r>
               <w:rPr>
-                <w:rFonts w:ascii="Arial" w:hAnsi="Arial"/>
+                <w:rFonts w:ascii="Verdana" w:hAnsi="Verdana"/>
                 <w:b w:val="0"/>
                 <w:sz w:val="16"/>
               </w:rPr>
@@ -7237,7 +7307,7 @@
             <w:r/>
             <w:r>
               <w:rPr>
-                <w:rFonts w:ascii="Arial" w:hAnsi="Arial"/>
+                <w:rFonts w:ascii="Verdana" w:hAnsi="Verdana"/>
                 <w:b w:val="0"/>
                 <w:sz w:val="16"/>
               </w:rPr>
@@ -7250,7 +7320,7 @@
     <w:p>
       <w:r>
         <w:rPr>
-          <w:rFonts w:ascii="Arial" w:hAnsi="Arial"/>
+          <w:rFonts w:ascii="Verdana" w:hAnsi="Verdana"/>
           <w:b/>
           <w:sz w:val="18"/>
         </w:rPr>
@@ -7263,6 +7333,20 @@
         <w:tblW w:type="auto" w:w="0"/>
         <w:jc w:val="center"/>
         <w:tblLook w:firstColumn="1" w:firstRow="1" w:lastColumn="0" w:lastRow="0" w:noHBand="0" w:noVBand="1" w:val="04A0"/>
+        <w:tblBorders>
+          <w:top w:val="single" w:sz="4" w:space="0" w:color="595959"/>
+          <w:left w:val="single" w:sz="4" w:space="0" w:color="595959"/>
+          <w:bottom w:val="single" w:sz="4" w:space="0" w:color="595959"/>
+          <w:right w:val="single" w:sz="4" w:space="0" w:color="595959"/>
+          <w:insideH w:val="single" w:sz="4" w:space="0" w:color="595959"/>
+          <w:insideV w:val="single" w:sz="4" w:space="0" w:color="595959"/>
+        </w:tblBorders>
+        <w:tblCellMar>
+          <w:top w:w="85" w:type="dxa"/>
+          <w:left w:w="85" w:type="dxa"/>
+          <w:bottom w:w="85" w:type="dxa"/>
+          <w:right w:w="85" w:type="dxa"/>
+        </w:tblCellMar>
       </w:tblPr>
       <w:tblGrid>
         <w:gridCol w:w="5046"/>
@@ -7272,61 +7356,52 @@
       <w:tr>
         <w:tc>
           <w:tcPr>
-            <w:tcW w:type="dxa" w:w="5046"/>
-            <w:shd w:val="clear" w:color="auto" w:fill="D9E2F3"/>
-          </w:tcPr>
-          <w:p>
-            <w:pPr>
-              <w:jc w:val="center"/>
-            </w:pPr>
-            <w:r/>
-            <w:r>
-              <w:rPr>
-                <w:rFonts w:ascii="Arial" w:hAnsi="Arial"/>
-                <w:b/>
-                <w:sz w:val="16"/>
-              </w:rPr>
-              <w:t>Code Figure</w:t>
-            </w:r>
-          </w:p>
-        </w:tc>
-        <w:tc>
-          <w:tcPr>
-            <w:tcW w:type="dxa" w:w="5046"/>
-            <w:shd w:val="clear" w:color="auto" w:fill="D9E2F3"/>
-          </w:tcPr>
-          <w:p>
-            <w:pPr>
-              <w:jc w:val="center"/>
-            </w:pPr>
-            <w:r/>
-            <w:r>
-              <w:rPr>
-                <w:rFonts w:ascii="Arial" w:hAnsi="Arial"/>
-                <w:b/>
-                <w:sz w:val="16"/>
-              </w:rPr>
-              <w:t>Entry Name</w:t>
-            </w:r>
-          </w:p>
-        </w:tc>
-        <w:tc>
-          <w:tcPr>
-            <w:tcW w:type="dxa" w:w="5046"/>
-            <w:shd w:val="clear" w:color="auto" w:fill="D9E2F3"/>
-          </w:tcPr>
-          <w:p>
-            <w:pPr>
-              <w:jc w:val="center"/>
-            </w:pPr>
-            <w:r/>
-            <w:r>
-              <w:rPr>
-                <w:rFonts w:ascii="Arial" w:hAnsi="Arial"/>
-                <w:b/>
-                <w:sz w:val="16"/>
-              </w:rPr>
-              <w:t>Note</w:t>
+            <w:tcW w:type="dxa" w:w="1134"/>
+            <w:shd w:val="clear" w:color="auto" w:fill="D9D9D9"/>
+          </w:tcPr>
+          <w:p>
+            <w:r/>
+            <w:r>
+              <w:rPr>
+                <w:rFonts w:ascii="Verdana" w:hAnsi="Verdana"/>
+                <w:b w:val="0"/>
+                <w:sz w:val="16"/>
+              </w:rPr>
+              <w:t>КОДОВАЯ ЦИФРА</w:t>
+            </w:r>
+          </w:p>
+        </w:tc>
+        <w:tc>
+          <w:tcPr>
+            <w:tcW w:type="dxa" w:w="5046"/>
+            <w:shd w:val="clear" w:color="auto" w:fill="D9D9D9"/>
+          </w:tcPr>
+          <w:p>
+            <w:r/>
+            <w:r>
+              <w:rPr>
+                <w:rFonts w:ascii="Verdana" w:hAnsi="Verdana"/>
+                <w:b w:val="0"/>
+                <w:sz w:val="16"/>
+              </w:rPr>
+              <w:t>ЗНАЧЕНИЕ</w:t>
+            </w:r>
+          </w:p>
+        </w:tc>
+        <w:tc>
+          <w:tcPr>
+            <w:tcW w:type="dxa" w:w="5046"/>
+            <w:shd w:val="clear" w:color="auto" w:fill="D9D9D9"/>
+          </w:tcPr>
+          <w:p>
+            <w:r/>
+            <w:r>
+              <w:rPr>
+                <w:rFonts w:ascii="Verdana" w:hAnsi="Verdana"/>
+                <w:b w:val="0"/>
+                <w:sz w:val="16"/>
+              </w:rPr>
+              <w:t>ПРИМЕЧАНИЕ</w:t>
             </w:r>
           </w:p>
         </w:tc>
@@ -7340,7 +7415,7 @@
             <w:r/>
             <w:r>
               <w:rPr>
-                <w:rFonts w:ascii="Arial" w:hAnsi="Arial"/>
+                <w:rFonts w:ascii="Verdana" w:hAnsi="Verdana"/>
                 <w:b w:val="0"/>
                 <w:sz w:val="16"/>
               </w:rPr>
@@ -7356,7 +7431,7 @@
             <w:r/>
             <w:r>
               <w:rPr>
-                <w:rFonts w:ascii="Arial" w:hAnsi="Arial"/>
+                <w:rFonts w:ascii="Verdana" w:hAnsi="Verdana"/>
                 <w:b w:val="0"/>
                 <w:sz w:val="16"/>
               </w:rPr>
@@ -7372,7 +7447,7 @@
             <w:r/>
             <w:r>
               <w:rPr>
-                <w:rFonts w:ascii="Arial" w:hAnsi="Arial"/>
+                <w:rFonts w:ascii="Verdana" w:hAnsi="Verdana"/>
                 <w:b w:val="0"/>
                 <w:sz w:val="16"/>
               </w:rPr>
@@ -7389,7 +7464,7 @@
             <w:r/>
             <w:r>
               <w:rPr>
-                <w:rFonts w:ascii="Arial" w:hAnsi="Arial"/>
+                <w:rFonts w:ascii="Verdana" w:hAnsi="Verdana"/>
                 <w:b w:val="0"/>
                 <w:sz w:val="16"/>
               </w:rPr>
@@ -7405,7 +7480,7 @@
             <w:r/>
             <w:r>
               <w:rPr>
-                <w:rFonts w:ascii="Arial" w:hAnsi="Arial"/>
+                <w:rFonts w:ascii="Verdana" w:hAnsi="Verdana"/>
                 <w:b w:val="0"/>
                 <w:sz w:val="16"/>
               </w:rPr>
@@ -7421,7 +7496,7 @@
             <w:r/>
             <w:r>
               <w:rPr>
-                <w:rFonts w:ascii="Arial" w:hAnsi="Arial"/>
+                <w:rFonts w:ascii="Verdana" w:hAnsi="Verdana"/>
                 <w:b w:val="0"/>
                 <w:sz w:val="16"/>
               </w:rPr>
@@ -7438,7 +7513,7 @@
             <w:r/>
             <w:r>
               <w:rPr>
-                <w:rFonts w:ascii="Arial" w:hAnsi="Arial"/>
+                <w:rFonts w:ascii="Verdana" w:hAnsi="Verdana"/>
                 <w:b w:val="0"/>
                 <w:sz w:val="16"/>
               </w:rPr>
@@ -7454,7 +7529,7 @@
             <w:r/>
             <w:r>
               <w:rPr>
-                <w:rFonts w:ascii="Arial" w:hAnsi="Arial"/>
+                <w:rFonts w:ascii="Verdana" w:hAnsi="Verdana"/>
                 <w:b w:val="0"/>
                 <w:sz w:val="16"/>
               </w:rPr>
@@ -7470,7 +7545,7 @@
             <w:r/>
             <w:r>
               <w:rPr>
-                <w:rFonts w:ascii="Arial" w:hAnsi="Arial"/>
+                <w:rFonts w:ascii="Verdana" w:hAnsi="Verdana"/>
                 <w:b w:val="0"/>
                 <w:sz w:val="16"/>
               </w:rPr>
@@ -7487,7 +7562,7 @@
             <w:r/>
             <w:r>
               <w:rPr>
-                <w:rFonts w:ascii="Arial" w:hAnsi="Arial"/>
+                <w:rFonts w:ascii="Verdana" w:hAnsi="Verdana"/>
                 <w:b w:val="0"/>
                 <w:sz w:val="16"/>
               </w:rPr>
@@ -7503,7 +7578,7 @@
             <w:r/>
             <w:r>
               <w:rPr>
-                <w:rFonts w:ascii="Arial" w:hAnsi="Arial"/>
+                <w:rFonts w:ascii="Verdana" w:hAnsi="Verdana"/>
                 <w:b w:val="0"/>
                 <w:sz w:val="16"/>
               </w:rPr>
@@ -7519,7 +7594,7 @@
             <w:r/>
             <w:r>
               <w:rPr>
-                <w:rFonts w:ascii="Arial" w:hAnsi="Arial"/>
+                <w:rFonts w:ascii="Verdana" w:hAnsi="Verdana"/>
                 <w:b w:val="0"/>
                 <w:sz w:val="16"/>
               </w:rPr>
@@ -7536,7 +7611,7 @@
             <w:r/>
             <w:r>
               <w:rPr>
-                <w:rFonts w:ascii="Arial" w:hAnsi="Arial"/>
+                <w:rFonts w:ascii="Verdana" w:hAnsi="Verdana"/>
                 <w:b w:val="0"/>
                 <w:sz w:val="16"/>
               </w:rPr>
@@ -7552,7 +7627,7 @@
             <w:r/>
             <w:r>
               <w:rPr>
-                <w:rFonts w:ascii="Arial" w:hAnsi="Arial"/>
+                <w:rFonts w:ascii="Verdana" w:hAnsi="Verdana"/>
                 <w:b w:val="0"/>
                 <w:sz w:val="16"/>
               </w:rPr>
@@ -7568,7 +7643,7 @@
             <w:r/>
             <w:r>
               <w:rPr>
-                <w:rFonts w:ascii="Arial" w:hAnsi="Arial"/>
+                <w:rFonts w:ascii="Verdana" w:hAnsi="Verdana"/>
                 <w:b w:val="0"/>
                 <w:sz w:val="16"/>
               </w:rPr>
@@ -7585,7 +7660,7 @@
             <w:r/>
             <w:r>
               <w:rPr>
-                <w:rFonts w:ascii="Arial" w:hAnsi="Arial"/>
+                <w:rFonts w:ascii="Verdana" w:hAnsi="Verdana"/>
                 <w:b w:val="0"/>
                 <w:sz w:val="16"/>
               </w:rPr>
@@ -7601,7 +7676,7 @@
             <w:r/>
             <w:r>
               <w:rPr>
-                <w:rFonts w:ascii="Arial" w:hAnsi="Arial"/>
+                <w:rFonts w:ascii="Verdana" w:hAnsi="Verdana"/>
                 <w:b w:val="0"/>
                 <w:sz w:val="16"/>
               </w:rPr>
@@ -7617,7 +7692,7 @@
             <w:r/>
             <w:r>
               <w:rPr>
-                <w:rFonts w:ascii="Arial" w:hAnsi="Arial"/>
+                <w:rFonts w:ascii="Verdana" w:hAnsi="Verdana"/>
                 <w:b w:val="0"/>
                 <w:sz w:val="16"/>
               </w:rPr>
@@ -7634,7 +7709,7 @@
             <w:r/>
             <w:r>
               <w:rPr>
-                <w:rFonts w:ascii="Arial" w:hAnsi="Arial"/>
+                <w:rFonts w:ascii="Verdana" w:hAnsi="Verdana"/>
                 <w:b w:val="0"/>
                 <w:sz w:val="16"/>
               </w:rPr>
@@ -7650,7 +7725,7 @@
             <w:r/>
             <w:r>
               <w:rPr>
-                <w:rFonts w:ascii="Arial" w:hAnsi="Arial"/>
+                <w:rFonts w:ascii="Verdana" w:hAnsi="Verdana"/>
                 <w:b w:val="0"/>
                 <w:sz w:val="16"/>
               </w:rPr>
@@ -7666,7 +7741,7 @@
             <w:r/>
             <w:r>
               <w:rPr>
-                <w:rFonts w:ascii="Arial" w:hAnsi="Arial"/>
+                <w:rFonts w:ascii="Verdana" w:hAnsi="Verdana"/>
                 <w:b w:val="0"/>
                 <w:sz w:val="16"/>
               </w:rPr>
@@ -7679,7 +7754,7 @@
     <w:p>
       <w:r>
         <w:rPr>
-          <w:rFonts w:ascii="Arial" w:hAnsi="Arial"/>
+          <w:rFonts w:ascii="Verdana" w:hAnsi="Verdana"/>
           <w:b/>
           <w:sz w:val="18"/>
         </w:rPr>
@@ -7692,6 +7767,20 @@
         <w:tblW w:type="auto" w:w="0"/>
         <w:jc w:val="center"/>
         <w:tblLook w:firstColumn="1" w:firstRow="1" w:lastColumn="0" w:lastRow="0" w:noHBand="0" w:noVBand="1" w:val="04A0"/>
+        <w:tblBorders>
+          <w:top w:val="single" w:sz="4" w:space="0" w:color="595959"/>
+          <w:left w:val="single" w:sz="4" w:space="0" w:color="595959"/>
+          <w:bottom w:val="single" w:sz="4" w:space="0" w:color="595959"/>
+          <w:right w:val="single" w:sz="4" w:space="0" w:color="595959"/>
+          <w:insideH w:val="single" w:sz="4" w:space="0" w:color="595959"/>
+          <w:insideV w:val="single" w:sz="4" w:space="0" w:color="595959"/>
+        </w:tblBorders>
+        <w:tblCellMar>
+          <w:top w:w="85" w:type="dxa"/>
+          <w:left w:w="85" w:type="dxa"/>
+          <w:bottom w:w="85" w:type="dxa"/>
+          <w:right w:w="85" w:type="dxa"/>
+        </w:tblCellMar>
       </w:tblPr>
       <w:tblGrid>
         <w:gridCol w:w="5046"/>
@@ -7701,61 +7790,52 @@
       <w:tr>
         <w:tc>
           <w:tcPr>
-            <w:tcW w:type="dxa" w:w="5046"/>
-            <w:shd w:val="clear" w:color="auto" w:fill="D9E2F3"/>
-          </w:tcPr>
-          <w:p>
-            <w:pPr>
-              <w:jc w:val="center"/>
-            </w:pPr>
-            <w:r/>
-            <w:r>
-              <w:rPr>
-                <w:rFonts w:ascii="Arial" w:hAnsi="Arial"/>
-                <w:b/>
-                <w:sz w:val="16"/>
-              </w:rPr>
-              <w:t>Code Figure</w:t>
-            </w:r>
-          </w:p>
-        </w:tc>
-        <w:tc>
-          <w:tcPr>
-            <w:tcW w:type="dxa" w:w="5046"/>
-            <w:shd w:val="clear" w:color="auto" w:fill="D9E2F3"/>
-          </w:tcPr>
-          <w:p>
-            <w:pPr>
-              <w:jc w:val="center"/>
-            </w:pPr>
-            <w:r/>
-            <w:r>
-              <w:rPr>
-                <w:rFonts w:ascii="Arial" w:hAnsi="Arial"/>
-                <w:b/>
-                <w:sz w:val="16"/>
-              </w:rPr>
-              <w:t>Entry Name</w:t>
-            </w:r>
-          </w:p>
-        </w:tc>
-        <w:tc>
-          <w:tcPr>
-            <w:tcW w:type="dxa" w:w="5046"/>
-            <w:shd w:val="clear" w:color="auto" w:fill="D9E2F3"/>
-          </w:tcPr>
-          <w:p>
-            <w:pPr>
-              <w:jc w:val="center"/>
-            </w:pPr>
-            <w:r/>
-            <w:r>
-              <w:rPr>
-                <w:rFonts w:ascii="Arial" w:hAnsi="Arial"/>
-                <w:b/>
-                <w:sz w:val="16"/>
-              </w:rPr>
-              <w:t>Note</w:t>
+            <w:tcW w:type="dxa" w:w="1134"/>
+            <w:shd w:val="clear" w:color="auto" w:fill="D9D9D9"/>
+          </w:tcPr>
+          <w:p>
+            <w:r/>
+            <w:r>
+              <w:rPr>
+                <w:rFonts w:ascii="Verdana" w:hAnsi="Verdana"/>
+                <w:b w:val="0"/>
+                <w:sz w:val="16"/>
+              </w:rPr>
+              <w:t>КОДОВАЯ ЦИФРА</w:t>
+            </w:r>
+          </w:p>
+        </w:tc>
+        <w:tc>
+          <w:tcPr>
+            <w:tcW w:type="dxa" w:w="5046"/>
+            <w:shd w:val="clear" w:color="auto" w:fill="D9D9D9"/>
+          </w:tcPr>
+          <w:p>
+            <w:r/>
+            <w:r>
+              <w:rPr>
+                <w:rFonts w:ascii="Verdana" w:hAnsi="Verdana"/>
+                <w:b w:val="0"/>
+                <w:sz w:val="16"/>
+              </w:rPr>
+              <w:t>ЗНАЧЕНИЕ</w:t>
+            </w:r>
+          </w:p>
+        </w:tc>
+        <w:tc>
+          <w:tcPr>
+            <w:tcW w:type="dxa" w:w="5046"/>
+            <w:shd w:val="clear" w:color="auto" w:fill="D9D9D9"/>
+          </w:tcPr>
+          <w:p>
+            <w:r/>
+            <w:r>
+              <w:rPr>
+                <w:rFonts w:ascii="Verdana" w:hAnsi="Verdana"/>
+                <w:b w:val="0"/>
+                <w:sz w:val="16"/>
+              </w:rPr>
+              <w:t>ПРИМЕЧАНИЕ</w:t>
             </w:r>
           </w:p>
         </w:tc>
@@ -7769,7 +7849,7 @@
             <w:r/>
             <w:r>
               <w:rPr>
-                <w:rFonts w:ascii="Arial" w:hAnsi="Arial"/>
+                <w:rFonts w:ascii="Verdana" w:hAnsi="Verdana"/>
                 <w:b w:val="0"/>
                 <w:sz w:val="16"/>
               </w:rPr>
@@ -7785,7 +7865,7 @@
             <w:r/>
             <w:r>
               <w:rPr>
-                <w:rFonts w:ascii="Arial" w:hAnsi="Arial"/>
+                <w:rFonts w:ascii="Verdana" w:hAnsi="Verdana"/>
                 <w:b w:val="0"/>
                 <w:sz w:val="16"/>
               </w:rPr>
@@ -7801,7 +7881,7 @@
             <w:r/>
             <w:r>
               <w:rPr>
-                <w:rFonts w:ascii="Arial" w:hAnsi="Arial"/>
+                <w:rFonts w:ascii="Verdana" w:hAnsi="Verdana"/>
                 <w:b w:val="0"/>
                 <w:sz w:val="16"/>
               </w:rPr>
@@ -7818,7 +7898,7 @@
             <w:r/>
             <w:r>
               <w:rPr>
-                <w:rFonts w:ascii="Arial" w:hAnsi="Arial"/>
+                <w:rFonts w:ascii="Verdana" w:hAnsi="Verdana"/>
                 <w:b w:val="0"/>
                 <w:sz w:val="16"/>
               </w:rPr>
@@ -7834,7 +7914,7 @@
             <w:r/>
             <w:r>
               <w:rPr>
-                <w:rFonts w:ascii="Arial" w:hAnsi="Arial"/>
+                <w:rFonts w:ascii="Verdana" w:hAnsi="Verdana"/>
                 <w:b w:val="0"/>
                 <w:sz w:val="16"/>
               </w:rPr>
@@ -7850,7 +7930,7 @@
             <w:r/>
             <w:r>
               <w:rPr>
-                <w:rFonts w:ascii="Arial" w:hAnsi="Arial"/>
+                <w:rFonts w:ascii="Verdana" w:hAnsi="Verdana"/>
                 <w:b w:val="0"/>
                 <w:sz w:val="16"/>
               </w:rPr>
@@ -7867,7 +7947,7 @@
             <w:r/>
             <w:r>
               <w:rPr>
-                <w:rFonts w:ascii="Arial" w:hAnsi="Arial"/>
+                <w:rFonts w:ascii="Verdana" w:hAnsi="Verdana"/>
                 <w:b w:val="0"/>
                 <w:sz w:val="16"/>
               </w:rPr>
@@ -7883,7 +7963,7 @@
             <w:r/>
             <w:r>
               <w:rPr>
-                <w:rFonts w:ascii="Arial" w:hAnsi="Arial"/>
+                <w:rFonts w:ascii="Verdana" w:hAnsi="Verdana"/>
                 <w:b w:val="0"/>
                 <w:sz w:val="16"/>
               </w:rPr>
@@ -7899,7 +7979,7 @@
             <w:r/>
             <w:r>
               <w:rPr>
-                <w:rFonts w:ascii="Arial" w:hAnsi="Arial"/>
+                <w:rFonts w:ascii="Verdana" w:hAnsi="Verdana"/>
                 <w:b w:val="0"/>
                 <w:sz w:val="16"/>
               </w:rPr>
@@ -7916,7 +7996,7 @@
             <w:r/>
             <w:r>
               <w:rPr>
-                <w:rFonts w:ascii="Arial" w:hAnsi="Arial"/>
+                <w:rFonts w:ascii="Verdana" w:hAnsi="Verdana"/>
                 <w:b w:val="0"/>
                 <w:sz w:val="16"/>
               </w:rPr>
@@ -7932,7 +8012,7 @@
             <w:r/>
             <w:r>
               <w:rPr>
-                <w:rFonts w:ascii="Arial" w:hAnsi="Arial"/>
+                <w:rFonts w:ascii="Verdana" w:hAnsi="Verdana"/>
                 <w:b w:val="0"/>
                 <w:sz w:val="16"/>
               </w:rPr>
@@ -7948,7 +8028,7 @@
             <w:r/>
             <w:r>
               <w:rPr>
-                <w:rFonts w:ascii="Arial" w:hAnsi="Arial"/>
+                <w:rFonts w:ascii="Verdana" w:hAnsi="Verdana"/>
                 <w:b w:val="0"/>
                 <w:sz w:val="16"/>
               </w:rPr>
@@ -7965,7 +8045,7 @@
             <w:r/>
             <w:r>
               <w:rPr>
-                <w:rFonts w:ascii="Arial" w:hAnsi="Arial"/>
+                <w:rFonts w:ascii="Verdana" w:hAnsi="Verdana"/>
                 <w:b w:val="0"/>
                 <w:sz w:val="16"/>
               </w:rPr>
@@ -7981,7 +8061,7 @@
             <w:r/>
             <w:r>
               <w:rPr>
-                <w:rFonts w:ascii="Arial" w:hAnsi="Arial"/>
+                <w:rFonts w:ascii="Verdana" w:hAnsi="Verdana"/>
                 <w:b w:val="0"/>
                 <w:sz w:val="16"/>
               </w:rPr>
@@ -7997,7 +8077,7 @@
             <w:r/>
             <w:r>
               <w:rPr>
-                <w:rFonts w:ascii="Arial" w:hAnsi="Arial"/>
+                <w:rFonts w:ascii="Verdana" w:hAnsi="Verdana"/>
                 <w:b w:val="0"/>
                 <w:sz w:val="16"/>
               </w:rPr>
@@ -8014,7 +8094,7 @@
             <w:r/>
             <w:r>
               <w:rPr>
-                <w:rFonts w:ascii="Arial" w:hAnsi="Arial"/>
+                <w:rFonts w:ascii="Verdana" w:hAnsi="Verdana"/>
                 <w:b w:val="0"/>
                 <w:sz w:val="16"/>
               </w:rPr>
@@ -8030,7 +8110,7 @@
             <w:r/>
             <w:r>
               <w:rPr>
-                <w:rFonts w:ascii="Arial" w:hAnsi="Arial"/>
+                <w:rFonts w:ascii="Verdana" w:hAnsi="Verdana"/>
                 <w:b w:val="0"/>
                 <w:sz w:val="16"/>
               </w:rPr>
@@ -8046,7 +8126,7 @@
             <w:r/>
             <w:r>
               <w:rPr>
-                <w:rFonts w:ascii="Arial" w:hAnsi="Arial"/>
+                <w:rFonts w:ascii="Verdana" w:hAnsi="Verdana"/>
                 <w:b w:val="0"/>
                 <w:sz w:val="16"/>
               </w:rPr>
@@ -8063,7 +8143,7 @@
             <w:r/>
             <w:r>
               <w:rPr>
-                <w:rFonts w:ascii="Arial" w:hAnsi="Arial"/>
+                <w:rFonts w:ascii="Verdana" w:hAnsi="Verdana"/>
                 <w:b w:val="0"/>
                 <w:sz w:val="16"/>
               </w:rPr>
@@ -8079,7 +8159,7 @@
             <w:r/>
             <w:r>
               <w:rPr>
-                <w:rFonts w:ascii="Arial" w:hAnsi="Arial"/>
+                <w:rFonts w:ascii="Verdana" w:hAnsi="Verdana"/>
                 <w:b w:val="0"/>
                 <w:sz w:val="16"/>
               </w:rPr>
@@ -8095,7 +8175,7 @@
             <w:r/>
             <w:r>
               <w:rPr>
-                <w:rFonts w:ascii="Arial" w:hAnsi="Arial"/>
+                <w:rFonts w:ascii="Verdana" w:hAnsi="Verdana"/>
                 <w:b w:val="0"/>
                 <w:sz w:val="16"/>
               </w:rPr>
@@ -8112,7 +8192,7 @@
             <w:r/>
             <w:r>
               <w:rPr>
-                <w:rFonts w:ascii="Arial" w:hAnsi="Arial"/>
+                <w:rFonts w:ascii="Verdana" w:hAnsi="Verdana"/>
                 <w:b w:val="0"/>
                 <w:sz w:val="16"/>
               </w:rPr>
@@ -8128,7 +8208,7 @@
             <w:r/>
             <w:r>
               <w:rPr>
-                <w:rFonts w:ascii="Arial" w:hAnsi="Arial"/>
+                <w:rFonts w:ascii="Verdana" w:hAnsi="Verdana"/>
                 <w:b w:val="0"/>
                 <w:sz w:val="16"/>
               </w:rPr>
@@ -8144,7 +8224,7 @@
             <w:r/>
             <w:r>
               <w:rPr>
-                <w:rFonts w:ascii="Arial" w:hAnsi="Arial"/>
+                <w:rFonts w:ascii="Verdana" w:hAnsi="Verdana"/>
                 <w:b w:val="0"/>
                 <w:sz w:val="16"/>
               </w:rPr>
@@ -8161,7 +8241,7 @@
             <w:r/>
             <w:r>
               <w:rPr>
-                <w:rFonts w:ascii="Arial" w:hAnsi="Arial"/>
+                <w:rFonts w:ascii="Verdana" w:hAnsi="Verdana"/>
                 <w:b w:val="0"/>
                 <w:sz w:val="16"/>
               </w:rPr>
@@ -8177,7 +8257,7 @@
             <w:r/>
             <w:r>
               <w:rPr>
-                <w:rFonts w:ascii="Arial" w:hAnsi="Arial"/>
+                <w:rFonts w:ascii="Verdana" w:hAnsi="Verdana"/>
                 <w:b w:val="0"/>
                 <w:sz w:val="16"/>
               </w:rPr>
@@ -8193,7 +8273,7 @@
             <w:r/>
             <w:r>
               <w:rPr>
-                <w:rFonts w:ascii="Arial" w:hAnsi="Arial"/>
+                <w:rFonts w:ascii="Verdana" w:hAnsi="Verdana"/>
                 <w:b w:val="0"/>
                 <w:sz w:val="16"/>
               </w:rPr>
@@ -8206,7 +8286,7 @@
     <w:p>
       <w:r>
         <w:rPr>
-          <w:rFonts w:ascii="Arial" w:hAnsi="Arial"/>
+          <w:rFonts w:ascii="Verdana" w:hAnsi="Verdana"/>
           <w:b/>
           <w:sz w:val="18"/>
         </w:rPr>
@@ -8219,6 +8299,20 @@
         <w:tblW w:type="auto" w:w="0"/>
         <w:jc w:val="center"/>
         <w:tblLook w:firstColumn="1" w:firstRow="1" w:lastColumn="0" w:lastRow="0" w:noHBand="0" w:noVBand="1" w:val="04A0"/>
+        <w:tblBorders>
+          <w:top w:val="single" w:sz="4" w:space="0" w:color="595959"/>
+          <w:left w:val="single" w:sz="4" w:space="0" w:color="595959"/>
+          <w:bottom w:val="single" w:sz="4" w:space="0" w:color="595959"/>
+          <w:right w:val="single" w:sz="4" w:space="0" w:color="595959"/>
+          <w:insideH w:val="single" w:sz="4" w:space="0" w:color="595959"/>
+          <w:insideV w:val="single" w:sz="4" w:space="0" w:color="595959"/>
+        </w:tblBorders>
+        <w:tblCellMar>
+          <w:top w:w="85" w:type="dxa"/>
+          <w:left w:w="85" w:type="dxa"/>
+          <w:bottom w:w="85" w:type="dxa"/>
+          <w:right w:w="85" w:type="dxa"/>
+        </w:tblCellMar>
       </w:tblPr>
       <w:tblGrid>
         <w:gridCol w:w="5046"/>
@@ -8228,61 +8322,52 @@
       <w:tr>
         <w:tc>
           <w:tcPr>
-            <w:tcW w:type="dxa" w:w="5046"/>
-            <w:shd w:val="clear" w:color="auto" w:fill="D9E2F3"/>
-          </w:tcPr>
-          <w:p>
-            <w:pPr>
-              <w:jc w:val="center"/>
-            </w:pPr>
-            <w:r/>
-            <w:r>
-              <w:rPr>
-                <w:rFonts w:ascii="Arial" w:hAnsi="Arial"/>
-                <w:b/>
-                <w:sz w:val="16"/>
-              </w:rPr>
-              <w:t>Code Figure</w:t>
-            </w:r>
-          </w:p>
-        </w:tc>
-        <w:tc>
-          <w:tcPr>
-            <w:tcW w:type="dxa" w:w="5046"/>
-            <w:shd w:val="clear" w:color="auto" w:fill="D9E2F3"/>
-          </w:tcPr>
-          <w:p>
-            <w:pPr>
-              <w:jc w:val="center"/>
-            </w:pPr>
-            <w:r/>
-            <w:r>
-              <w:rPr>
-                <w:rFonts w:ascii="Arial" w:hAnsi="Arial"/>
-                <w:b/>
-                <w:sz w:val="16"/>
-              </w:rPr>
-              <w:t>Entry Name</w:t>
-            </w:r>
-          </w:p>
-        </w:tc>
-        <w:tc>
-          <w:tcPr>
-            <w:tcW w:type="dxa" w:w="5046"/>
-            <w:shd w:val="clear" w:color="auto" w:fill="D9E2F3"/>
-          </w:tcPr>
-          <w:p>
-            <w:pPr>
-              <w:jc w:val="center"/>
-            </w:pPr>
-            <w:r/>
-            <w:r>
-              <w:rPr>
-                <w:rFonts w:ascii="Arial" w:hAnsi="Arial"/>
-                <w:b/>
-                <w:sz w:val="16"/>
-              </w:rPr>
-              <w:t>Note</w:t>
+            <w:tcW w:type="dxa" w:w="1134"/>
+            <w:shd w:val="clear" w:color="auto" w:fill="D9D9D9"/>
+          </w:tcPr>
+          <w:p>
+            <w:r/>
+            <w:r>
+              <w:rPr>
+                <w:rFonts w:ascii="Verdana" w:hAnsi="Verdana"/>
+                <w:b w:val="0"/>
+                <w:sz w:val="16"/>
+              </w:rPr>
+              <w:t>КОДОВАЯ ЦИФРА</w:t>
+            </w:r>
+          </w:p>
+        </w:tc>
+        <w:tc>
+          <w:tcPr>
+            <w:tcW w:type="dxa" w:w="5046"/>
+            <w:shd w:val="clear" w:color="auto" w:fill="D9D9D9"/>
+          </w:tcPr>
+          <w:p>
+            <w:r/>
+            <w:r>
+              <w:rPr>
+                <w:rFonts w:ascii="Verdana" w:hAnsi="Verdana"/>
+                <w:b w:val="0"/>
+                <w:sz w:val="16"/>
+              </w:rPr>
+              <w:t>ЗНАЧЕНИЕ</w:t>
+            </w:r>
+          </w:p>
+        </w:tc>
+        <w:tc>
+          <w:tcPr>
+            <w:tcW w:type="dxa" w:w="5046"/>
+            <w:shd w:val="clear" w:color="auto" w:fill="D9D9D9"/>
+          </w:tcPr>
+          <w:p>
+            <w:r/>
+            <w:r>
+              <w:rPr>
+                <w:rFonts w:ascii="Verdana" w:hAnsi="Verdana"/>
+                <w:b w:val="0"/>
+                <w:sz w:val="16"/>
+              </w:rPr>
+              <w:t>ПРИМЕЧАНИЕ</w:t>
             </w:r>
           </w:p>
         </w:tc>
@@ -8296,7 +8381,7 @@
             <w:r/>
             <w:r>
               <w:rPr>
-                <w:rFonts w:ascii="Arial" w:hAnsi="Arial"/>
+                <w:rFonts w:ascii="Verdana" w:hAnsi="Verdana"/>
                 <w:b w:val="0"/>
                 <w:sz w:val="16"/>
               </w:rPr>
@@ -8312,7 +8397,7 @@
             <w:r/>
             <w:r>
               <w:rPr>
-                <w:rFonts w:ascii="Arial" w:hAnsi="Arial"/>
+                <w:rFonts w:ascii="Verdana" w:hAnsi="Verdana"/>
                 <w:b w:val="0"/>
                 <w:sz w:val="16"/>
               </w:rPr>
@@ -8328,7 +8413,7 @@
             <w:r/>
             <w:r>
               <w:rPr>
-                <w:rFonts w:ascii="Arial" w:hAnsi="Arial"/>
+                <w:rFonts w:ascii="Verdana" w:hAnsi="Verdana"/>
                 <w:b w:val="0"/>
                 <w:sz w:val="16"/>
               </w:rPr>
@@ -8345,7 +8430,7 @@
             <w:r/>
             <w:r>
               <w:rPr>
-                <w:rFonts w:ascii="Arial" w:hAnsi="Arial"/>
+                <w:rFonts w:ascii="Verdana" w:hAnsi="Verdana"/>
                 <w:b w:val="0"/>
                 <w:sz w:val="16"/>
               </w:rPr>
@@ -8361,7 +8446,7 @@
             <w:r/>
             <w:r>
               <w:rPr>
-                <w:rFonts w:ascii="Arial" w:hAnsi="Arial"/>
+                <w:rFonts w:ascii="Verdana" w:hAnsi="Verdana"/>
                 <w:b w:val="0"/>
                 <w:sz w:val="16"/>
               </w:rPr>
@@ -8377,7 +8462,7 @@
             <w:r/>
             <w:r>
               <w:rPr>
-                <w:rFonts w:ascii="Arial" w:hAnsi="Arial"/>
+                <w:rFonts w:ascii="Verdana" w:hAnsi="Verdana"/>
                 <w:b w:val="0"/>
                 <w:sz w:val="16"/>
               </w:rPr>
@@ -8394,7 +8479,7 @@
             <w:r/>
             <w:r>
               <w:rPr>
-                <w:rFonts w:ascii="Arial" w:hAnsi="Arial"/>
+                <w:rFonts w:ascii="Verdana" w:hAnsi="Verdana"/>
                 <w:b w:val="0"/>
                 <w:sz w:val="16"/>
               </w:rPr>
@@ -8410,7 +8495,7 @@
             <w:r/>
             <w:r>
               <w:rPr>
-                <w:rFonts w:ascii="Arial" w:hAnsi="Arial"/>
+                <w:rFonts w:ascii="Verdana" w:hAnsi="Verdana"/>
                 <w:b w:val="0"/>
                 <w:sz w:val="16"/>
               </w:rPr>
@@ -8426,7 +8511,7 @@
             <w:r/>
             <w:r>
               <w:rPr>
-                <w:rFonts w:ascii="Arial" w:hAnsi="Arial"/>
+                <w:rFonts w:ascii="Verdana" w:hAnsi="Verdana"/>
                 <w:b w:val="0"/>
                 <w:sz w:val="16"/>
               </w:rPr>
@@ -8443,7 +8528,7 @@
             <w:r/>
             <w:r>
               <w:rPr>
-                <w:rFonts w:ascii="Arial" w:hAnsi="Arial"/>
+                <w:rFonts w:ascii="Verdana" w:hAnsi="Verdana"/>
                 <w:b w:val="0"/>
                 <w:sz w:val="16"/>
               </w:rPr>
@@ -8459,7 +8544,7 @@
             <w:r/>
             <w:r>
               <w:rPr>
-                <w:rFonts w:ascii="Arial" w:hAnsi="Arial"/>
+                <w:rFonts w:ascii="Verdana" w:hAnsi="Verdana"/>
                 <w:b w:val="0"/>
                 <w:sz w:val="16"/>
               </w:rPr>
@@ -8475,7 +8560,7 @@
             <w:r/>
             <w:r>
               <w:rPr>
-                <w:rFonts w:ascii="Arial" w:hAnsi="Arial"/>
+                <w:rFonts w:ascii="Verdana" w:hAnsi="Verdana"/>
                 <w:b w:val="0"/>
                 <w:sz w:val="16"/>
               </w:rPr>
@@ -8492,7 +8577,7 @@
             <w:r/>
             <w:r>
               <w:rPr>
-                <w:rFonts w:ascii="Arial" w:hAnsi="Arial"/>
+                <w:rFonts w:ascii="Verdana" w:hAnsi="Verdana"/>
                 <w:b w:val="0"/>
                 <w:sz w:val="16"/>
               </w:rPr>
@@ -8508,7 +8593,7 @@
             <w:r/>
             <w:r>
               <w:rPr>
-                <w:rFonts w:ascii="Arial" w:hAnsi="Arial"/>
+                <w:rFonts w:ascii="Verdana" w:hAnsi="Verdana"/>
                 <w:b w:val="0"/>
                 <w:sz w:val="16"/>
               </w:rPr>
@@ -8524,7 +8609,7 @@
             <w:r/>
             <w:r>
               <w:rPr>
-                <w:rFonts w:ascii="Arial" w:hAnsi="Arial"/>
+                <w:rFonts w:ascii="Verdana" w:hAnsi="Verdana"/>
                 <w:b w:val="0"/>
                 <w:sz w:val="16"/>
               </w:rPr>
@@ -8541,7 +8626,7 @@
             <w:r/>
             <w:r>
               <w:rPr>
-                <w:rFonts w:ascii="Arial" w:hAnsi="Arial"/>
+                <w:rFonts w:ascii="Verdana" w:hAnsi="Verdana"/>
                 <w:b w:val="0"/>
                 <w:sz w:val="16"/>
               </w:rPr>
@@ -8557,7 +8642,7 @@
             <w:r/>
             <w:r>
               <w:rPr>
-                <w:rFonts w:ascii="Arial" w:hAnsi="Arial"/>
+                <w:rFonts w:ascii="Verdana" w:hAnsi="Verdana"/>
                 <w:b w:val="0"/>
                 <w:sz w:val="16"/>
               </w:rPr>
@@ -8573,7 +8658,7 @@
             <w:r/>
             <w:r>
               <w:rPr>
-                <w:rFonts w:ascii="Arial" w:hAnsi="Arial"/>
+                <w:rFonts w:ascii="Verdana" w:hAnsi="Verdana"/>
                 <w:b w:val="0"/>
                 <w:sz w:val="16"/>
               </w:rPr>
@@ -8590,7 +8675,7 @@
             <w:r/>
             <w:r>
               <w:rPr>
-                <w:rFonts w:ascii="Arial" w:hAnsi="Arial"/>
+                <w:rFonts w:ascii="Verdana" w:hAnsi="Verdana"/>
                 <w:b w:val="0"/>
                 <w:sz w:val="16"/>
               </w:rPr>
@@ -8606,7 +8691,7 @@
             <w:r/>
             <w:r>
               <w:rPr>
-                <w:rFonts w:ascii="Arial" w:hAnsi="Arial"/>
+                <w:rFonts w:ascii="Verdana" w:hAnsi="Verdana"/>
                 <w:b w:val="0"/>
                 <w:sz w:val="16"/>
               </w:rPr>
@@ -8622,7 +8707,7 @@
             <w:r/>
             <w:r>
               <w:rPr>
-                <w:rFonts w:ascii="Arial" w:hAnsi="Arial"/>
+                <w:rFonts w:ascii="Verdana" w:hAnsi="Verdana"/>
                 <w:b w:val="0"/>
                 <w:sz w:val="16"/>
               </w:rPr>
@@ -8639,7 +8724,7 @@
             <w:r/>
             <w:r>
               <w:rPr>
-                <w:rFonts w:ascii="Arial" w:hAnsi="Arial"/>
+                <w:rFonts w:ascii="Verdana" w:hAnsi="Verdana"/>
                 <w:b w:val="0"/>
                 <w:sz w:val="16"/>
               </w:rPr>
@@ -8655,7 +8740,7 @@
             <w:r/>
             <w:r>
               <w:rPr>
-                <w:rFonts w:ascii="Arial" w:hAnsi="Arial"/>
+                <w:rFonts w:ascii="Verdana" w:hAnsi="Verdana"/>
                 <w:b w:val="0"/>
                 <w:sz w:val="16"/>
               </w:rPr>
@@ -8671,7 +8756,7 @@
             <w:r/>
             <w:r>
               <w:rPr>
-                <w:rFonts w:ascii="Arial" w:hAnsi="Arial"/>
+                <w:rFonts w:ascii="Verdana" w:hAnsi="Verdana"/>
                 <w:b w:val="0"/>
                 <w:sz w:val="16"/>
               </w:rPr>
@@ -8688,7 +8773,7 @@
             <w:r/>
             <w:r>
               <w:rPr>
-                <w:rFonts w:ascii="Arial" w:hAnsi="Arial"/>
+                <w:rFonts w:ascii="Verdana" w:hAnsi="Verdana"/>
                 <w:b w:val="0"/>
                 <w:sz w:val="16"/>
               </w:rPr>
@@ -8704,7 +8789,7 @@
             <w:r/>
             <w:r>
               <w:rPr>
-                <w:rFonts w:ascii="Arial" w:hAnsi="Arial"/>
+                <w:rFonts w:ascii="Verdana" w:hAnsi="Verdana"/>
                 <w:b w:val="0"/>
                 <w:sz w:val="16"/>
               </w:rPr>
@@ -8720,7 +8805,7 @@
             <w:r/>
             <w:r>
               <w:rPr>
-                <w:rFonts w:ascii="Arial" w:hAnsi="Arial"/>
+                <w:rFonts w:ascii="Verdana" w:hAnsi="Verdana"/>
                 <w:b w:val="0"/>
                 <w:sz w:val="16"/>
               </w:rPr>

--- a/docx/ru/BUFRCREX_CodeFlag_ru_03.docx
+++ b/docx/ru/BUFRCREX_CodeFlag_ru_03.docx
@@ -22,7 +22,7 @@
           <w:b/>
           <w:sz w:val="18"/>
         </w:rPr>
-        <w:t>003001  Тип станции приземных наблюдений</w:t>
+        <w:t>0 03 001  Тип станции приземных наблюдений</w:t>
       </w:r>
     </w:p>
     <w:tbl>
@@ -701,7 +701,7 @@
           <w:b/>
           <w:sz w:val="18"/>
         </w:rPr>
-        <w:t>003003  Защитный корпус термометра/гигрометра</w:t>
+        <w:t>0 03 003  Защитный корпус термометра/гигрометра</w:t>
       </w:r>
     </w:p>
     <w:tbl>
@@ -1233,7 +1233,7 @@
           <w:b/>
           <w:sz w:val="18"/>
         </w:rPr>
-        <w:t>003004  Тип метеорологической будки/навеса/радиационного экрана</w:t>
+        <w:t>0 03 004  Тип метеорологической будки/навеса/радиационного экрана</w:t>
       </w:r>
     </w:p>
     <w:tbl>
@@ -1912,7 +1912,7 @@
           <w:b/>
           <w:sz w:val="18"/>
         </w:rPr>
-        <w:t>003008  Искусственно вентилируемые метеорологическая будка или экран</w:t>
+        <w:t>0 03 008  Искусственно вентилируемые метеорологическая будка или экран</w:t>
       </w:r>
     </w:p>
     <w:tbl>
@@ -2248,7 +2248,7 @@
           <w:b/>
           <w:sz w:val="18"/>
         </w:rPr>
-        <w:t>003010  Метод измерения морского/водного течения</w:t>
+        <w:t>0 03 010  Метод измерения морского/водного течения</w:t>
       </w:r>
     </w:p>
     <w:tbl>
@@ -2977,7 +2977,7 @@
           <w:b/>
           <w:sz w:val="18"/>
         </w:rPr>
-        <w:t>003011  Метод расчета глубины</w:t>
+        <w:t>0 03 011  Метод расчета глубины</w:t>
       </w:r>
     </w:p>
     <w:tbl>
@@ -3264,7 +3264,7 @@
           <w:b/>
           <w:sz w:val="18"/>
         </w:rPr>
-        <w:t>003012  Тип прибора/датчик для измерения растворенного кислорода</w:t>
+        <w:t>0 03 012  Тип прибора/датчик для измерения растворенного кислорода</w:t>
       </w:r>
     </w:p>
     <w:tbl>
@@ -3551,7 +3551,7 @@
           <w:b/>
           <w:sz w:val="18"/>
         </w:rPr>
-        <w:t>003016  Расположение дорожных датчиков</w:t>
+        <w:t>0 03 016  Расположение дорожных датчиков</w:t>
       </w:r>
     </w:p>
     <w:tbl>
@@ -4132,7 +4132,7 @@
           <w:b/>
           <w:sz w:val="18"/>
         </w:rPr>
-        <w:t>003017  Расширенный тип станции</w:t>
+        <w:t>0 03 017  Расширенный тип станции</w:t>
       </w:r>
     </w:p>
     <w:tbl>
@@ -4517,7 +4517,7 @@
           <w:b/>
           <w:sz w:val="18"/>
         </w:rPr>
-        <w:t>003018  Тип дороги</w:t>
+        <w:t>0 03 018  Тип дороги</w:t>
       </w:r>
     </w:p>
     <w:tbl>
@@ -5784,7 +5784,7 @@
           <w:b/>
           <w:sz w:val="18"/>
         </w:rPr>
-        <w:t>003019  Тип конструкции</w:t>
+        <w:t>0 03 019  Тип конструкции</w:t>
       </w:r>
     </w:p>
     <w:tbl>
@@ -6316,7 +6316,7 @@
           <w:b/>
           <w:sz w:val="18"/>
         </w:rPr>
-        <w:t>003020  Материал для защитного корпуса термометра/гигрометра</w:t>
+        <w:t>0 03 020  Материал для защитного корпуса термометра/гигрометра</w:t>
       </w:r>
     </w:p>
     <w:tbl>
@@ -6701,7 +6701,7 @@
           <w:b/>
           <w:sz w:val="18"/>
         </w:rPr>
-        <w:t>003021  Нагревание гигрометра</w:t>
+        <w:t>0 03 021  Нагревание гигрометра</w:t>
       </w:r>
     </w:p>
     <w:tbl>
@@ -6988,7 +6988,7 @@
           <w:b/>
           <w:sz w:val="18"/>
         </w:rPr>
-        <w:t>003022  Владелец прибора</w:t>
+        <w:t>0 03 022  Владелец прибора</w:t>
       </w:r>
     </w:p>
     <w:tbl>
@@ -7324,7 +7324,7 @@
           <w:b/>
           <w:sz w:val="18"/>
         </w:rPr>
-        <w:t>003023  Конфигурация жалюзи для метеорологической будки термометра/гигрометра</w:t>
+        <w:t>0 03 023  Конфигурация жалюзи для метеорологической будки термометра/гигрометра</w:t>
       </w:r>
     </w:p>
     <w:tbl>
@@ -7758,7 +7758,7 @@
           <w:b/>
           <w:sz w:val="18"/>
         </w:rPr>
-        <w:t>003027  Тип подвески шара-зонда</w:t>
+        <w:t>0 03 027  Тип подвески шара-зонда</w:t>
       </w:r>
     </w:p>
     <w:tbl>
@@ -8290,7 +8290,7 @@
           <w:b/>
           <w:sz w:val="18"/>
         </w:rPr>
-        <w:t>003028  Метод измерения водного эквивалента снега</w:t>
+        <w:t>0 03 028  Метод измерения водного эквивалента снега</w:t>
       </w:r>
     </w:p>
     <w:tbl>

--- a/docx/ru/BUFRCREX_CodeFlag_ru_03.docx
+++ b/docx/ru/BUFRCREX_CodeFlag_ru_03.docx
@@ -13,6 +13,516 @@
           <w:sz w:val="22"/>
         </w:rPr>
         <w:t>Класс 03</w:t>
+      </w:r>
+    </w:p>
+    <w:p>
+      <w:r>
+        <w:rPr>
+          <w:rFonts w:ascii="Verdana" w:hAnsi="Verdana"/>
+          <w:i/>
+          <w:sz w:val="14"/>
+        </w:rPr>
+        <w:t>Note 2: «Ясно» или «сплошная облачность» кодируются соответственно цифрами 0 и 8.</w:t>
+      </w:r>
+    </w:p>
+    <w:p>
+      <w:r>
+        <w:rPr>
+          <w:rFonts w:ascii="Verdana" w:hAnsi="Verdana"/>
+          <w:i/>
+          <w:sz w:val="14"/>
+        </w:rPr>
+        <w:t>Note 5: (0 = хорошее; 1 = плохое)</w:t>
+      </w:r>
+    </w:p>
+    <w:p>
+      <w:r>
+        <w:rPr>
+          <w:rFonts w:ascii="Verdana" w:hAnsi="Verdana"/>
+          <w:i/>
+          <w:sz w:val="14"/>
+        </w:rPr>
+        <w:t>Note 6: (См. общую кодовую таблицу С-1 в части С/с.)</w:t>
+      </w:r>
+    </w:p>
+    <w:p>
+      <w:r>
+        <w:rPr>
+          <w:rFonts w:ascii="Verdana" w:hAnsi="Verdana"/>
+          <w:i/>
+          <w:sz w:val="14"/>
+        </w:rPr>
+        <w:t>Note 7: (См. общую кодовую таблицу С-2 в части С/с.)</w:t>
+      </w:r>
+    </w:p>
+    <w:p>
+      <w:r>
+        <w:rPr>
+          <w:rFonts w:ascii="Verdana" w:hAnsi="Verdana"/>
+          <w:i/>
+          <w:sz w:val="14"/>
+        </w:rPr>
+        <w:t>Note 8: (См. общую кодовую таблицу С-3)</w:t>
+      </w:r>
+    </w:p>
+    <w:p>
+      <w:r>
+        <w:rPr>
+          <w:rFonts w:ascii="Verdana" w:hAnsi="Verdana"/>
+          <w:i/>
+          <w:sz w:val="14"/>
+        </w:rPr>
+        <w:t>Note 9: (См. общую кодовую таблицу С-4)</w:t>
+      </w:r>
+    </w:p>
+    <w:p>
+      <w:r>
+        <w:rPr>
+          <w:rFonts w:ascii="Verdana" w:hAnsi="Verdana"/>
+          <w:i/>
+          <w:sz w:val="14"/>
+        </w:rPr>
+        <w:t>Note 10: (См. общую кодовую таблицу С-5 в части С/с.)</w:t>
+      </w:r>
+    </w:p>
+    <w:p>
+      <w:r>
+        <w:rPr>
+          <w:rFonts w:ascii="Verdana" w:hAnsi="Verdana"/>
+          <w:i/>
+          <w:sz w:val="14"/>
+        </w:rPr>
+        <w:t>Note 11: (См. общую кодовую таблицу С-7 в части С/с.)</w:t>
+      </w:r>
+    </w:p>
+    <w:p>
+      <w:r>
+        <w:rPr>
+          <w:rFonts w:ascii="Verdana" w:hAnsi="Verdana"/>
+          <w:i/>
+          <w:sz w:val="14"/>
+        </w:rPr>
+        <w:t>Note 12: (См. общую кодовую таблицу С-8 в части С/с.)</w:t>
+      </w:r>
+    </w:p>
+    <w:p>
+      <w:r>
+        <w:rPr>
+          <w:rFonts w:ascii="Verdana" w:hAnsi="Verdana"/>
+          <w:i/>
+          <w:sz w:val="14"/>
+        </w:rPr>
+        <w:t>Note 14: (Будет определено самими центрами — см. общую кодовую таблицу С-12 в части С/с.)</w:t>
+      </w:r>
+    </w:p>
+    <w:p>
+      <w:r>
+        <w:rPr>
+          <w:rFonts w:ascii="Verdana" w:hAnsi="Verdana"/>
+          <w:i/>
+          <w:sz w:val="14"/>
+        </w:rPr>
+        <w:t>Note 15: (Будут разработаны)</w:t>
+      </w:r>
+    </w:p>
+    <w:p>
+      <w:r>
+        <w:rPr>
+          <w:rFonts w:ascii="Verdana" w:hAnsi="Verdana"/>
+          <w:i/>
+          <w:sz w:val="14"/>
+        </w:rPr>
+        <w:t>Note 16: Последовательность двух или более пар координат местоположения, таких как широта и долгота, определяет линию или многоугольник. Точки следует соединять в соответствии с порядком, данным в сообщении. Любая описываемая зона будет расположена слева от проведенной границы в направлении, установленном порядком, данным в сообщении. Это определение применяется к простым непересекающимся многоугольникам, без пробелов.</w:t>
+      </w:r>
+    </w:p>
+    <w:p>
+      <w:r>
+        <w:rPr>
+          <w:rFonts w:ascii="Verdana" w:hAnsi="Verdana"/>
+          <w:i/>
+          <w:sz w:val="14"/>
+        </w:rPr>
+        <w:t>Note 17: Если все биты установлены на 0, это означает, что калибровка правильная.</w:t>
+      </w:r>
+    </w:p>
+    <w:p>
+      <w:r>
+        <w:rPr>
+          <w:rFonts w:ascii="Verdana" w:hAnsi="Verdana"/>
+          <w:i/>
+          <w:sz w:val="14"/>
+        </w:rPr>
+        <w:t>Note 18: Все статистические данные первого порядка выражены в единицах измерения, определенных первоначальными дескрипторами данных.</w:t>
+      </w:r>
+    </w:p>
+    <w:p>
+      <w:r>
+        <w:rPr>
+          <w:rFonts w:ascii="Verdana" w:hAnsi="Verdana"/>
+          <w:i/>
+          <w:sz w:val="14"/>
+        </w:rPr>
+        <w:t>Note 19: Значимость ассоциированного поля должна использоваться на первоначальном этапе совместно с качеством данных наблюдений.</w:t>
+      </w:r>
+    </w:p>
+    <w:p>
+      <w:r>
+        <w:rPr>
+          <w:rFonts w:ascii="Verdana" w:hAnsi="Verdana"/>
+          <w:i/>
+          <w:sz w:val="14"/>
+        </w:rPr>
+        <w:t>Note 21: Начиная с позиции первого бита (бит старшего разряда), при приведении бита к цифре 1 канал используется. Если бит приводится к нулю, канал не используется.</w:t>
+      </w:r>
+    </w:p>
+    <w:p>
+      <w:r>
+        <w:rPr>
+          <w:rFonts w:ascii="Verdana" w:hAnsi="Verdana"/>
+          <w:i/>
+          <w:sz w:val="14"/>
+        </w:rPr>
+        <w:t>Note 23: Битовые флаги показывают прибор и/или каналы, используемые при получении различных физических параметров. Если в какой-либо группе параметров все биты = 0, то для этого параметра или группы параметров не производилась обработка.</w:t>
+      </w:r>
+    </w:p>
+    <w:p>
+      <w:r>
+        <w:rPr>
+          <w:rFonts w:ascii="Verdana" w:hAnsi="Verdana"/>
+          <w:i/>
+          <w:sz w:val="14"/>
+        </w:rPr>
+        <w:t>Note 24: Биты 1-4 представляют код погрешности времени. В том случае, когда все биты установлены на 0, это означает, что время сканирования соответствует предсказанному времени.</w:t>
+      </w:r>
+    </w:p>
+    <w:p>
+      <w:r>
+        <w:rPr>
+          <w:rFonts w:ascii="Verdana" w:hAnsi="Verdana"/>
+          <w:i/>
+          <w:sz w:val="14"/>
+        </w:rPr>
+        <w:t>Note 25: Биты 11-17 представляют код погрешности географического местоположения. В том случае, когда все биты установлены на 0, это означает, что географическое местоположение является нормальным.</w:t>
+      </w:r>
+    </w:p>
+    <w:p>
+      <w:r>
+        <w:rPr>
+          <w:rFonts w:ascii="Verdana" w:hAnsi="Verdana"/>
+          <w:i/>
+          <w:sz w:val="14"/>
+        </w:rPr>
+        <w:t>Note 27: Биты 5-10 представляют код погрешности калибровки. В том случае, когда все биты установлены на 0, это означает, что калибровка нормальная. В том случае, когда тот или иной из битов 5, 7 и 10 установлен на 1, это означает, что были использованы вторичные коэффициенты калибровки.</w:t>
+      </w:r>
+    </w:p>
+    <w:p>
+      <w:r>
+        <w:rPr>
+          <w:rFonts w:ascii="Verdana" w:hAnsi="Verdana"/>
+          <w:i/>
+          <w:sz w:val="14"/>
+        </w:rPr>
+        <w:t>Note 32: Кодовые цифры 1-9: Продолжительность и время измерения течения (векторный или доплеровский метод получения профиля течения).</w:t>
+      </w:r>
+    </w:p>
+    <w:p>
+      <w:r>
+        <w:rPr>
+          <w:rFonts w:ascii="Verdana" w:hAnsi="Verdana"/>
+          <w:i/>
+          <w:sz w:val="14"/>
+        </w:rPr>
+        <w:t>Note 33: Кодовые цифры 11-19: Период измерения течения (дрейфовый метод).</w:t>
+      </w:r>
+    </w:p>
+    <w:p>
+      <w:r>
+        <w:rPr>
+          <w:rFonts w:ascii="Verdana" w:hAnsi="Verdana"/>
+          <w:i/>
+          <w:sz w:val="14"/>
+        </w:rPr>
+        <w:t>Note 34: Средняя часть данной кодовой таблицы (кодовые цифры 100-199) включает термины на нескольких уровнях, которые могут быть использованы для простых и более сложных автоматических станций.</w:t>
+      </w:r>
+    </w:p>
+    <w:p>
+      <w:r>
+        <w:rPr>
+          <w:rFonts w:ascii="Verdana" w:hAnsi="Verdana"/>
+          <w:i/>
+          <w:sz w:val="14"/>
+        </w:rPr>
+        <w:t>Note 35: Дескриптор 0 25 009 исключен. Вместо него следует использовать дескриптор 0 25 029.</w:t>
+      </w:r>
+    </w:p>
+    <w:p>
+      <w:r>
+        <w:rPr>
+          <w:rFonts w:ascii="Verdana" w:hAnsi="Verdana"/>
+          <w:i/>
+          <w:sz w:val="14"/>
+        </w:rPr>
+        <w:t>Note 36: Данные о разностях — это значения разности, размеры которых аналогичны размерам соответствующих сообщаемых значений в отношении единиц измерения, но пределы которых установлены на нуль (например: разность между сообщенными и анализированными значениями, разность между сообщенными и прогнозированными значениями и т. д.).</w:t>
+      </w:r>
+    </w:p>
+    <w:p>
+      <w:r>
+        <w:rPr>
+          <w:rFonts w:ascii="Verdana" w:hAnsi="Verdana"/>
+          <w:i/>
+          <w:sz w:val="14"/>
+        </w:rPr>
+        <w:t>Note 39: EPSG представляет собой набор данных по системам координат и ее преобразованиям, который изначально был создан и поддерживался Европейской группой нефтепоисковых исследований. В настоящее время он поддерживается подкомитетом по геодезии Комитета по геоматике Международной ассоциации производителей нефти и газа.</w:t>
+      </w:r>
+    </w:p>
+    <w:p>
+      <w:r>
+        <w:rPr>
+          <w:rFonts w:ascii="Verdana" w:hAnsi="Verdana"/>
+          <w:i/>
+          <w:sz w:val="14"/>
+        </w:rPr>
+        <w:t>Note 42: Могут быть разработаны дополнительные применения.</w:t>
+      </w:r>
+    </w:p>
+    <w:p>
+      <w:r>
+        <w:rPr>
+          <w:rFonts w:ascii="Verdana" w:hAnsi="Verdana"/>
+          <w:i/>
+          <w:sz w:val="14"/>
+        </w:rPr>
+        <w:t>Note 43: Общие термины обозначения погоды (например: туман, морось) предназначены для использования на автоматических станциях, которые могут определить тип погоды, но не дают никакой другой информации. Общие термины обозначаются в кодовой таблице большими буквами.</w:t>
+      </w:r>
+    </w:p>
+    <w:p>
+      <w:r>
+        <w:rPr>
+          <w:rFonts w:ascii="Verdana" w:hAnsi="Verdana"/>
+          <w:i/>
+          <w:sz w:val="14"/>
+        </w:rPr>
+        <w:t>Note 45: H = Время наблюдения.</w:t>
+      </w:r>
+    </w:p>
+    <w:p>
+      <w:r>
+        <w:rPr>
+          <w:rFonts w:ascii="Verdana" w:hAnsi="Verdana"/>
+          <w:i/>
+          <w:sz w:val="14"/>
+        </w:rPr>
+        <w:t>Note 49: Если бит установлен на 1, указание действительно.</w:t>
+      </w:r>
+    </w:p>
+    <w:p>
+      <w:r>
+        <w:rPr>
+          <w:rFonts w:ascii="Verdana" w:hAnsi="Verdana"/>
+          <w:i/>
+          <w:sz w:val="14"/>
+        </w:rPr>
+        <w:t>Note 50: Определения в кодовых цифрах 0-2 и 4 применяются для обнаженной репрезентативной поверхности почвы, а цифры 3, 5-9 и 10-19 — к открытому репрезентативному району.</w:t>
+      </w:r>
+    </w:p>
+    <w:p>
+      <w:r>
+        <w:rPr>
+          <w:rFonts w:ascii="Verdana" w:hAnsi="Verdana"/>
+          <w:i/>
+          <w:sz w:val="14"/>
+        </w:rPr>
+        <w:t>Note 52: В сводках с автоматических станций следует использовать кодовую цифру 2, когда тенденция является положительной; 7 — отрицательной и 4, когда давление является таким же, как и 3 часа назад.</w:t>
+      </w:r>
+    </w:p>
+    <w:p>
+      <w:r>
+        <w:rPr>
+          <w:rFonts w:ascii="Verdana" w:hAnsi="Verdana"/>
+          <w:i/>
+          <w:sz w:val="14"/>
+        </w:rPr>
+        <w:t>Note 53: В сводках от тропических станций, сообщающих суточные изменения, следует использовать кодовую цифру 2 при положительной тенденции; 7 — при отрицательной тенденции и 4 — в случае, если давление остается таким же, как и за предшествующие 24 часа.</w:t>
+      </w:r>
+    </w:p>
+    <w:p>
+      <w:r>
+        <w:rPr>
+          <w:rFonts w:ascii="Verdana" w:hAnsi="Verdana"/>
+          <w:i/>
+          <w:sz w:val="14"/>
+        </w:rPr>
+        <w:t>Note 54: В данной кодовой таблице всякий раз, когда упоминается лед, это также включает в себя другие твердые осадки, отличные от снега.</w:t>
+      </w:r>
+    </w:p>
+    <w:p>
+      <w:r>
+        <w:rPr>
+          <w:rFonts w:ascii="Verdana" w:hAnsi="Verdana"/>
+          <w:i/>
+          <w:sz w:val="14"/>
+        </w:rPr>
+        <w:t>Note 57: Смешанные осадки обозначаются путем установки на единицу битов всех наблюдаемых самостоятельных типов осадков.</w:t>
+      </w:r>
+    </w:p>
+    <w:p>
+      <w:r>
+        <w:rPr>
+          <w:rFonts w:ascii="Verdana" w:hAnsi="Verdana"/>
+          <w:i/>
+          <w:sz w:val="14"/>
+        </w:rPr>
+        <w:t>Note 59: Новые локальные названия шторма различной интенсивности следует добавлять в соответствии с необходимостью.</w:t>
+      </w:r>
+    </w:p>
+    <w:p>
+      <w:r>
+        <w:rPr>
+          <w:rFonts w:ascii="Verdana" w:hAnsi="Verdana"/>
+          <w:i/>
+          <w:sz w:val="14"/>
+        </w:rPr>
+        <w:t>Note 60: Ни одна из кодовых цифр не исключает добавления интерполированных уровней по усмотрению центра-поставщика</w:t>
+      </w:r>
+    </w:p>
+    <w:p>
+      <w:r>
+        <w:rPr>
+          <w:rFonts w:ascii="Verdana" w:hAnsi="Verdana"/>
+          <w:i/>
+          <w:sz w:val="14"/>
+        </w:rPr>
+        <w:t>Note 63: Явление, указанное в данной таблице флагов, означает любое явление, включая осадки и явления, ухудшающие видимость.</w:t>
+      </w:r>
+    </w:p>
+    <w:p>
+      <w:r>
+        <w:rPr>
+          <w:rFonts w:ascii="Verdana" w:hAnsi="Verdana"/>
+          <w:i/>
+          <w:sz w:val="14"/>
+        </w:rPr>
+        <w:t>Note 75: Определения в кодовых цифрах 0-2 и 4 применяются для обнаженной репрезентативной поверхности почвы, а цифры 3, 5-9 и 10-19 — к открытому репрезентативному району.</w:t>
+      </w:r>
+    </w:p>
+    <w:p>
+      <w:r>
+        <w:rPr>
+          <w:rFonts w:ascii="Verdana" w:hAnsi="Verdana"/>
+          <w:i/>
+          <w:sz w:val="14"/>
+        </w:rPr>
+        <w:t>Note 76: Эти величины относятся к хорошо сформированному ветровому волнению в открытом море. В то время как предпочтение следует отдавать описательным терминам, значения этих высот могут использоваться наблюдателем как руководство при передаче состояния поверхности моря, которое возникает в результате различных факторов, таких, как ветер, зыбь, течения, угол между направлением ветра и зыби и т. д.</w:t>
+      </w:r>
+    </w:p>
+    <w:p>
+      <w:r>
+        <w:rPr>
+          <w:rFonts w:ascii="Verdana" w:hAnsi="Verdana"/>
+          <w:i/>
+          <w:sz w:val="14"/>
+        </w:rPr>
+        <w:t>Note 78: Первые три цифры представляют собой код страны ИСО.</w:t>
+      </w:r>
+    </w:p>
+    <w:p>
+      <w:r>
+        <w:rPr>
+          <w:rFonts w:ascii="Verdana" w:hAnsi="Verdana"/>
+          <w:i/>
+          <w:sz w:val="14"/>
+        </w:rPr>
+        <w:t>Note 79: Последняя колонка в таблице содержит соответствующий номер регистрации Химической реферативной службы (CAS) Американского химического общества.</w:t>
+      </w:r>
+    </w:p>
+    <w:p>
+      <w:r>
+        <w:rPr>
+          <w:rFonts w:ascii="Verdana" w:hAnsi="Verdana"/>
+          <w:i/>
+          <w:sz w:val="14"/>
+        </w:rPr>
+        <w:t>Note 80: Средняя часть данной кодовой таблицы (кодовые цифры 100-199) включает термины на нескольких уровнях, которые могут быть использованы для простых и более сложных автоматических станций.</w:t>
+      </w:r>
+    </w:p>
+    <w:p>
+      <w:r>
+        <w:rPr>
+          <w:rFonts w:ascii="Verdana" w:hAnsi="Verdana"/>
+          <w:i/>
+          <w:sz w:val="14"/>
+        </w:rPr>
+        <w:t>Note 81: Номинальный диапазон влажности поверхности почвы — от 0 % до 100 %. В крайних случаях экстраполированное обратное рассеяние при угле наклона в 40 градусов может превышать исходный показатель для влажного обратного рассеяния. В этих случаях значение, полученное в результате процесса измерения влажности поверхности почвы, будет менее 0 % или более 100 %, соответственно.</w:t>
+      </w:r>
+    </w:p>
+    <w:p>
+      <w:r>
+        <w:rPr>
+          <w:rFonts w:ascii="Verdana" w:hAnsi="Verdana"/>
+          <w:i/>
+          <w:sz w:val="14"/>
+        </w:rPr>
+        <w:t>Note 84: Эти величины относятся к хорошо сформированному ветровому волнению в открытом море. В то время как предпочтение следует отдавать описательным терминам, значения этих высот могут использоваться наблюдателем как руководство при передаче состояния поверхности моря, которое возникает в результате различных факторов, таких, как ветер, зыбь, течения, угол между направлением ветра и зыби и т. д.</w:t>
+      </w:r>
+    </w:p>
+    <w:p>
+      <w:r>
+        <w:rPr>
+          <w:rFonts w:ascii="Verdana" w:hAnsi="Verdana"/>
+          <w:i/>
+          <w:sz w:val="14"/>
+        </w:rPr>
+        <w:t>Note 85: Данный дескриптор будет связан с данными по видимости или высоте облаков для указания того, что значение является граничным. Если передаваемое значение является истинным, то кодовая цифра равна нулю. Однако измерение может попасть в предел измерительной способности прибора. Если передаваемое значение больше, чем истинное значение, то кодовая цифра будет равна 1, если передаваемое значение меньше истинного значения, то кодовая цифра будет равна 2.</w:t>
+      </w:r>
+    </w:p>
+    <w:p>
+      <w:r>
+        <w:rPr>
+          <w:rFonts w:ascii="Verdana" w:hAnsi="Verdana"/>
+          <w:i/>
+          <w:sz w:val="14"/>
+        </w:rPr>
+        <w:t>Note 88: Значимость времени должна быть квалифицирована соответствующими периодами времени, которые следует указывать.</w:t>
+      </w:r>
+    </w:p>
+    <w:p>
+      <w:r>
+        <w:rPr>
+          <w:rFonts w:ascii="Verdana" w:hAnsi="Verdana"/>
+          <w:i/>
+          <w:sz w:val="14"/>
+        </w:rPr>
+        <w:t>Note 90: Тип прибора и единицы начальных измерений для измерения ветра (в м с-1 за исключением отдельных указаний).</w:t>
+      </w:r>
+    </w:p>
+    <w:p>
+      <w:r>
+        <w:rPr>
+          <w:rFonts w:ascii="Verdana" w:hAnsi="Verdana"/>
+          <w:i/>
+          <w:sz w:val="14"/>
+        </w:rPr>
+        <w:t>Note 94: Там, где первоначальный метод передачи указывается кодовой цифрой 1, в целях получения достоверных значений данных, соответствующих дескриптору 0 01 012, рекомендуется следующее преобразование: Передаваемое значение Значение данных 0 0 1 45 2 90 3 135 4 180 5 225 6 270 7 315 8 360 9 511</w:t>
+      </w:r>
+    </w:p>
+    <w:p>
+      <w:r>
+        <w:rPr>
+          <w:rFonts w:ascii="Verdana" w:hAnsi="Verdana"/>
+          <w:i/>
+          <w:sz w:val="14"/>
+        </w:rPr>
+        <w:t>Note 95: Там, где первоначальный метод передачи указывается кодовой цифрой 1, в целях получения точных значений данных, соответствующих дескриптору 0 01 013, рекомендуется следующее преобразование: Передаваемое значение Значение данных 0 0 1 1 2 4 3 7 4 9 5 12 6 14 7 17 8 19 9 21 / 1023</w:t>
+      </w:r>
+    </w:p>
+    <w:p>
+      <w:r>
+        <w:rPr>
+          <w:rFonts w:ascii="Verdana" w:hAnsi="Verdana"/>
+          <w:i/>
+          <w:sz w:val="14"/>
+        </w:rPr>
+        <w:t>Note 22: Битовые флаги показывают элементы, включенные при обработке данных зондирования.</w:t>
       </w:r>
     </w:p>
     <w:p>
@@ -58,6 +568,9 @@
             <w:shd w:val="clear" w:color="auto" w:fill="D9D9D9"/>
           </w:tcPr>
           <w:p>
+            <w:pPr>
+              <w:spacing w:before="20" w:after="20"/>
+            </w:pPr>
             <w:r/>
             <w:r>
               <w:rPr>
@@ -75,6 +588,9 @@
             <w:shd w:val="clear" w:color="auto" w:fill="D9D9D9"/>
           </w:tcPr>
           <w:p>
+            <w:pPr>
+              <w:spacing w:before="20" w:after="20"/>
+            </w:pPr>
             <w:r/>
             <w:r>
               <w:rPr>
@@ -92,6 +608,9 @@
             <w:shd w:val="clear" w:color="auto" w:fill="D9D9D9"/>
           </w:tcPr>
           <w:p>
+            <w:pPr>
+              <w:spacing w:before="20" w:after="20"/>
+            </w:pPr>
             <w:r/>
             <w:r>
               <w:rPr>
@@ -105,11 +624,17 @@
         </w:tc>
       </w:tr>
       <w:tr>
-        <w:tc>
-          <w:tcPr>
-            <w:tcW w:type="dxa" w:w="5046"/>
-          </w:tcPr>
-          <w:p>
+        <w:trPr>
+          <w:cantSplit/>
+        </w:trPr>
+        <w:tc>
+          <w:tcPr>
+            <w:tcW w:type="dxa" w:w="5046"/>
+          </w:tcPr>
+          <w:p>
+            <w:pPr>
+              <w:spacing w:before="20" w:after="20"/>
+            </w:pPr>
             <w:r/>
             <w:r>
               <w:rPr>
@@ -126,6 +651,9 @@
             <w:tcW w:type="dxa" w:w="5046"/>
           </w:tcPr>
           <w:p>
+            <w:pPr>
+              <w:spacing w:before="20" w:after="20"/>
+            </w:pPr>
             <w:r/>
             <w:r>
               <w:rPr>
@@ -142,6 +670,9 @@
             <w:tcW w:type="dxa" w:w="5046"/>
           </w:tcPr>
           <w:p>
+            <w:pPr>
+              <w:spacing w:before="20" w:after="20"/>
+            </w:pPr>
             <w:r/>
             <w:r>
               <w:rPr>
@@ -154,11 +685,17 @@
         </w:tc>
       </w:tr>
       <w:tr>
-        <w:tc>
-          <w:tcPr>
-            <w:tcW w:type="dxa" w:w="5046"/>
-          </w:tcPr>
-          <w:p>
+        <w:trPr>
+          <w:cantSplit/>
+        </w:trPr>
+        <w:tc>
+          <w:tcPr>
+            <w:tcW w:type="dxa" w:w="5046"/>
+          </w:tcPr>
+          <w:p>
+            <w:pPr>
+              <w:spacing w:before="20" w:after="20"/>
+            </w:pPr>
             <w:r/>
             <w:r>
               <w:rPr>
@@ -175,6 +712,9 @@
             <w:tcW w:type="dxa" w:w="5046"/>
           </w:tcPr>
           <w:p>
+            <w:pPr>
+              <w:spacing w:before="20" w:after="20"/>
+            </w:pPr>
             <w:r/>
             <w:r>
               <w:rPr>
@@ -191,6 +731,9 @@
             <w:tcW w:type="dxa" w:w="5046"/>
           </w:tcPr>
           <w:p>
+            <w:pPr>
+              <w:spacing w:before="20" w:after="20"/>
+            </w:pPr>
             <w:r/>
             <w:r>
               <w:rPr>
@@ -203,11 +746,17 @@
         </w:tc>
       </w:tr>
       <w:tr>
-        <w:tc>
-          <w:tcPr>
-            <w:tcW w:type="dxa" w:w="5046"/>
-          </w:tcPr>
-          <w:p>
+        <w:trPr>
+          <w:cantSplit/>
+        </w:trPr>
+        <w:tc>
+          <w:tcPr>
+            <w:tcW w:type="dxa" w:w="5046"/>
+          </w:tcPr>
+          <w:p>
+            <w:pPr>
+              <w:spacing w:before="20" w:after="20"/>
+            </w:pPr>
             <w:r/>
             <w:r>
               <w:rPr>
@@ -224,6 +773,9 @@
             <w:tcW w:type="dxa" w:w="5046"/>
           </w:tcPr>
           <w:p>
+            <w:pPr>
+              <w:spacing w:before="20" w:after="20"/>
+            </w:pPr>
             <w:r/>
             <w:r>
               <w:rPr>
@@ -240,6 +792,9 @@
             <w:tcW w:type="dxa" w:w="5046"/>
           </w:tcPr>
           <w:p>
+            <w:pPr>
+              <w:spacing w:before="20" w:after="20"/>
+            </w:pPr>
             <w:r/>
             <w:r>
               <w:rPr>
@@ -252,11 +807,17 @@
         </w:tc>
       </w:tr>
       <w:tr>
-        <w:tc>
-          <w:tcPr>
-            <w:tcW w:type="dxa" w:w="5046"/>
-          </w:tcPr>
-          <w:p>
+        <w:trPr>
+          <w:cantSplit/>
+        </w:trPr>
+        <w:tc>
+          <w:tcPr>
+            <w:tcW w:type="dxa" w:w="5046"/>
+          </w:tcPr>
+          <w:p>
+            <w:pPr>
+              <w:spacing w:before="20" w:after="20"/>
+            </w:pPr>
             <w:r/>
             <w:r>
               <w:rPr>
@@ -273,6 +834,9 @@
             <w:tcW w:type="dxa" w:w="5046"/>
           </w:tcPr>
           <w:p>
+            <w:pPr>
+              <w:spacing w:before="20" w:after="20"/>
+            </w:pPr>
             <w:r/>
             <w:r>
               <w:rPr>
@@ -289,6 +853,9 @@
             <w:tcW w:type="dxa" w:w="5046"/>
           </w:tcPr>
           <w:p>
+            <w:pPr>
+              <w:spacing w:before="20" w:after="20"/>
+            </w:pPr>
             <w:r/>
             <w:r>
               <w:rPr>
@@ -301,11 +868,17 @@
         </w:tc>
       </w:tr>
       <w:tr>
-        <w:tc>
-          <w:tcPr>
-            <w:tcW w:type="dxa" w:w="5046"/>
-          </w:tcPr>
-          <w:p>
+        <w:trPr>
+          <w:cantSplit/>
+        </w:trPr>
+        <w:tc>
+          <w:tcPr>
+            <w:tcW w:type="dxa" w:w="5046"/>
+          </w:tcPr>
+          <w:p>
+            <w:pPr>
+              <w:spacing w:before="20" w:after="20"/>
+            </w:pPr>
             <w:r/>
             <w:r>
               <w:rPr>
@@ -322,6 +895,9 @@
             <w:tcW w:type="dxa" w:w="5046"/>
           </w:tcPr>
           <w:p>
+            <w:pPr>
+              <w:spacing w:before="20" w:after="20"/>
+            </w:pPr>
             <w:r/>
             <w:r>
               <w:rPr>
@@ -338,6 +914,9 @@
             <w:tcW w:type="dxa" w:w="5046"/>
           </w:tcPr>
           <w:p>
+            <w:pPr>
+              <w:spacing w:before="20" w:after="20"/>
+            </w:pPr>
             <w:r/>
             <w:r>
               <w:rPr>
@@ -350,11 +929,17 @@
         </w:tc>
       </w:tr>
       <w:tr>
-        <w:tc>
-          <w:tcPr>
-            <w:tcW w:type="dxa" w:w="5046"/>
-          </w:tcPr>
-          <w:p>
+        <w:trPr>
+          <w:cantSplit/>
+        </w:trPr>
+        <w:tc>
+          <w:tcPr>
+            <w:tcW w:type="dxa" w:w="5046"/>
+          </w:tcPr>
+          <w:p>
+            <w:pPr>
+              <w:spacing w:before="20" w:after="20"/>
+            </w:pPr>
             <w:r/>
             <w:r>
               <w:rPr>
@@ -371,6 +956,9 @@
             <w:tcW w:type="dxa" w:w="5046"/>
           </w:tcPr>
           <w:p>
+            <w:pPr>
+              <w:spacing w:before="20" w:after="20"/>
+            </w:pPr>
             <w:r/>
             <w:r>
               <w:rPr>
@@ -387,6 +975,9 @@
             <w:tcW w:type="dxa" w:w="5046"/>
           </w:tcPr>
           <w:p>
+            <w:pPr>
+              <w:spacing w:before="20" w:after="20"/>
+            </w:pPr>
             <w:r/>
             <w:r>
               <w:rPr>
@@ -399,11 +990,17 @@
         </w:tc>
       </w:tr>
       <w:tr>
-        <w:tc>
-          <w:tcPr>
-            <w:tcW w:type="dxa" w:w="5046"/>
-          </w:tcPr>
-          <w:p>
+        <w:trPr>
+          <w:cantSplit/>
+        </w:trPr>
+        <w:tc>
+          <w:tcPr>
+            <w:tcW w:type="dxa" w:w="5046"/>
+          </w:tcPr>
+          <w:p>
+            <w:pPr>
+              <w:spacing w:before="20" w:after="20"/>
+            </w:pPr>
             <w:r/>
             <w:r>
               <w:rPr>
@@ -420,6 +1017,9 @@
             <w:tcW w:type="dxa" w:w="5046"/>
           </w:tcPr>
           <w:p>
+            <w:pPr>
+              <w:spacing w:before="20" w:after="20"/>
+            </w:pPr>
             <w:r/>
             <w:r>
               <w:rPr>
@@ -436,6 +1036,9 @@
             <w:tcW w:type="dxa" w:w="5046"/>
           </w:tcPr>
           <w:p>
+            <w:pPr>
+              <w:spacing w:before="20" w:after="20"/>
+            </w:pPr>
             <w:r/>
             <w:r>
               <w:rPr>
@@ -448,11 +1051,17 @@
         </w:tc>
       </w:tr>
       <w:tr>
-        <w:tc>
-          <w:tcPr>
-            <w:tcW w:type="dxa" w:w="5046"/>
-          </w:tcPr>
-          <w:p>
+        <w:trPr>
+          <w:cantSplit/>
+        </w:trPr>
+        <w:tc>
+          <w:tcPr>
+            <w:tcW w:type="dxa" w:w="5046"/>
+          </w:tcPr>
+          <w:p>
+            <w:pPr>
+              <w:spacing w:before="20" w:after="20"/>
+            </w:pPr>
             <w:r/>
             <w:r>
               <w:rPr>
@@ -469,6 +1078,9 @@
             <w:tcW w:type="dxa" w:w="5046"/>
           </w:tcPr>
           <w:p>
+            <w:pPr>
+              <w:spacing w:before="20" w:after="20"/>
+            </w:pPr>
             <w:r/>
             <w:r>
               <w:rPr>
@@ -485,6 +1097,9 @@
             <w:tcW w:type="dxa" w:w="5046"/>
           </w:tcPr>
           <w:p>
+            <w:pPr>
+              <w:spacing w:before="20" w:after="20"/>
+            </w:pPr>
             <w:r/>
             <w:r>
               <w:rPr>
@@ -497,11 +1112,17 @@
         </w:tc>
       </w:tr>
       <w:tr>
-        <w:tc>
-          <w:tcPr>
-            <w:tcW w:type="dxa" w:w="5046"/>
-          </w:tcPr>
-          <w:p>
+        <w:trPr>
+          <w:cantSplit/>
+        </w:trPr>
+        <w:tc>
+          <w:tcPr>
+            <w:tcW w:type="dxa" w:w="5046"/>
+          </w:tcPr>
+          <w:p>
+            <w:pPr>
+              <w:spacing w:before="20" w:after="20"/>
+            </w:pPr>
             <w:r/>
             <w:r>
               <w:rPr>
@@ -518,6 +1139,9 @@
             <w:tcW w:type="dxa" w:w="5046"/>
           </w:tcPr>
           <w:p>
+            <w:pPr>
+              <w:spacing w:before="20" w:after="20"/>
+            </w:pPr>
             <w:r/>
             <w:r>
               <w:rPr>
@@ -534,6 +1158,9 @@
             <w:tcW w:type="dxa" w:w="5046"/>
           </w:tcPr>
           <w:p>
+            <w:pPr>
+              <w:spacing w:before="20" w:after="20"/>
+            </w:pPr>
             <w:r/>
             <w:r>
               <w:rPr>
@@ -546,11 +1173,17 @@
         </w:tc>
       </w:tr>
       <w:tr>
-        <w:tc>
-          <w:tcPr>
-            <w:tcW w:type="dxa" w:w="5046"/>
-          </w:tcPr>
-          <w:p>
+        <w:trPr>
+          <w:cantSplit/>
+        </w:trPr>
+        <w:tc>
+          <w:tcPr>
+            <w:tcW w:type="dxa" w:w="5046"/>
+          </w:tcPr>
+          <w:p>
+            <w:pPr>
+              <w:spacing w:before="20" w:after="20"/>
+            </w:pPr>
             <w:r/>
             <w:r>
               <w:rPr>
@@ -567,6 +1200,9 @@
             <w:tcW w:type="dxa" w:w="5046"/>
           </w:tcPr>
           <w:p>
+            <w:pPr>
+              <w:spacing w:before="20" w:after="20"/>
+            </w:pPr>
             <w:r/>
             <w:r>
               <w:rPr>
@@ -583,6 +1219,9 @@
             <w:tcW w:type="dxa" w:w="5046"/>
           </w:tcPr>
           <w:p>
+            <w:pPr>
+              <w:spacing w:before="20" w:after="20"/>
+            </w:pPr>
             <w:r/>
             <w:r>
               <w:rPr>
@@ -595,11 +1234,17 @@
         </w:tc>
       </w:tr>
       <w:tr>
-        <w:tc>
-          <w:tcPr>
-            <w:tcW w:type="dxa" w:w="5046"/>
-          </w:tcPr>
-          <w:p>
+        <w:trPr>
+          <w:cantSplit/>
+        </w:trPr>
+        <w:tc>
+          <w:tcPr>
+            <w:tcW w:type="dxa" w:w="5046"/>
+          </w:tcPr>
+          <w:p>
+            <w:pPr>
+              <w:spacing w:before="20" w:after="20"/>
+            </w:pPr>
             <w:r/>
             <w:r>
               <w:rPr>
@@ -616,6 +1261,9 @@
             <w:tcW w:type="dxa" w:w="5046"/>
           </w:tcPr>
           <w:p>
+            <w:pPr>
+              <w:spacing w:before="20" w:after="20"/>
+            </w:pPr>
             <w:r/>
             <w:r>
               <w:rPr>
@@ -632,6 +1280,9 @@
             <w:tcW w:type="dxa" w:w="5046"/>
           </w:tcPr>
           <w:p>
+            <w:pPr>
+              <w:spacing w:before="20" w:after="20"/>
+            </w:pPr>
             <w:r/>
             <w:r>
               <w:rPr>
@@ -644,11 +1295,17 @@
         </w:tc>
       </w:tr>
       <w:tr>
-        <w:tc>
-          <w:tcPr>
-            <w:tcW w:type="dxa" w:w="5046"/>
-          </w:tcPr>
-          <w:p>
+        <w:trPr>
+          <w:cantSplit/>
+        </w:trPr>
+        <w:tc>
+          <w:tcPr>
+            <w:tcW w:type="dxa" w:w="5046"/>
+          </w:tcPr>
+          <w:p>
+            <w:pPr>
+              <w:spacing w:before="20" w:after="20"/>
+            </w:pPr>
             <w:r/>
             <w:r>
               <w:rPr>
@@ -665,6 +1322,9 @@
             <w:tcW w:type="dxa" w:w="5046"/>
           </w:tcPr>
           <w:p>
+            <w:pPr>
+              <w:spacing w:before="20" w:after="20"/>
+            </w:pPr>
             <w:r/>
             <w:r>
               <w:rPr>
@@ -681,6 +1341,9 @@
             <w:tcW w:type="dxa" w:w="5046"/>
           </w:tcPr>
           <w:p>
+            <w:pPr>
+              <w:spacing w:before="20" w:after="20"/>
+            </w:pPr>
             <w:r/>
             <w:r>
               <w:rPr>
@@ -737,6 +1400,9 @@
             <w:shd w:val="clear" w:color="auto" w:fill="D9D9D9"/>
           </w:tcPr>
           <w:p>
+            <w:pPr>
+              <w:spacing w:before="20" w:after="20"/>
+            </w:pPr>
             <w:r/>
             <w:r>
               <w:rPr>
@@ -754,6 +1420,9 @@
             <w:shd w:val="clear" w:color="auto" w:fill="D9D9D9"/>
           </w:tcPr>
           <w:p>
+            <w:pPr>
+              <w:spacing w:before="20" w:after="20"/>
+            </w:pPr>
             <w:r/>
             <w:r>
               <w:rPr>
@@ -771,6 +1440,9 @@
             <w:shd w:val="clear" w:color="auto" w:fill="D9D9D9"/>
           </w:tcPr>
           <w:p>
+            <w:pPr>
+              <w:spacing w:before="20" w:after="20"/>
+            </w:pPr>
             <w:r/>
             <w:r>
               <w:rPr>
@@ -784,11 +1456,17 @@
         </w:tc>
       </w:tr>
       <w:tr>
-        <w:tc>
-          <w:tcPr>
-            <w:tcW w:type="dxa" w:w="5046"/>
-          </w:tcPr>
-          <w:p>
+        <w:trPr>
+          <w:cantSplit/>
+        </w:trPr>
+        <w:tc>
+          <w:tcPr>
+            <w:tcW w:type="dxa" w:w="5046"/>
+          </w:tcPr>
+          <w:p>
+            <w:pPr>
+              <w:spacing w:before="20" w:after="20"/>
+            </w:pPr>
             <w:r/>
             <w:r>
               <w:rPr>
@@ -805,6 +1483,9 @@
             <w:tcW w:type="dxa" w:w="5046"/>
           </w:tcPr>
           <w:p>
+            <w:pPr>
+              <w:spacing w:before="20" w:after="20"/>
+            </w:pPr>
             <w:r/>
             <w:r>
               <w:rPr>
@@ -821,6 +1502,9 @@
             <w:tcW w:type="dxa" w:w="5046"/>
           </w:tcPr>
           <w:p>
+            <w:pPr>
+              <w:spacing w:before="20" w:after="20"/>
+            </w:pPr>
             <w:r/>
             <w:r>
               <w:rPr>
@@ -833,11 +1517,17 @@
         </w:tc>
       </w:tr>
       <w:tr>
-        <w:tc>
-          <w:tcPr>
-            <w:tcW w:type="dxa" w:w="5046"/>
-          </w:tcPr>
-          <w:p>
+        <w:trPr>
+          <w:cantSplit/>
+        </w:trPr>
+        <w:tc>
+          <w:tcPr>
+            <w:tcW w:type="dxa" w:w="5046"/>
+          </w:tcPr>
+          <w:p>
+            <w:pPr>
+              <w:spacing w:before="20" w:after="20"/>
+            </w:pPr>
             <w:r/>
             <w:r>
               <w:rPr>
@@ -854,6 +1544,9 @@
             <w:tcW w:type="dxa" w:w="5046"/>
           </w:tcPr>
           <w:p>
+            <w:pPr>
+              <w:spacing w:before="20" w:after="20"/>
+            </w:pPr>
             <w:r/>
             <w:r>
               <w:rPr>
@@ -870,6 +1563,9 @@
             <w:tcW w:type="dxa" w:w="5046"/>
           </w:tcPr>
           <w:p>
+            <w:pPr>
+              <w:spacing w:before="20" w:after="20"/>
+            </w:pPr>
             <w:r/>
             <w:r>
               <w:rPr>
@@ -882,11 +1578,17 @@
         </w:tc>
       </w:tr>
       <w:tr>
-        <w:tc>
-          <w:tcPr>
-            <w:tcW w:type="dxa" w:w="5046"/>
-          </w:tcPr>
-          <w:p>
+        <w:trPr>
+          <w:cantSplit/>
+        </w:trPr>
+        <w:tc>
+          <w:tcPr>
+            <w:tcW w:type="dxa" w:w="5046"/>
+          </w:tcPr>
+          <w:p>
+            <w:pPr>
+              <w:spacing w:before="20" w:after="20"/>
+            </w:pPr>
             <w:r/>
             <w:r>
               <w:rPr>
@@ -903,6 +1605,9 @@
             <w:tcW w:type="dxa" w:w="5046"/>
           </w:tcPr>
           <w:p>
+            <w:pPr>
+              <w:spacing w:before="20" w:after="20"/>
+            </w:pPr>
             <w:r/>
             <w:r>
               <w:rPr>
@@ -919,6 +1624,9 @@
             <w:tcW w:type="dxa" w:w="5046"/>
           </w:tcPr>
           <w:p>
+            <w:pPr>
+              <w:spacing w:before="20" w:after="20"/>
+            </w:pPr>
             <w:r/>
             <w:r>
               <w:rPr>
@@ -931,11 +1639,17 @@
         </w:tc>
       </w:tr>
       <w:tr>
-        <w:tc>
-          <w:tcPr>
-            <w:tcW w:type="dxa" w:w="5046"/>
-          </w:tcPr>
-          <w:p>
+        <w:trPr>
+          <w:cantSplit/>
+        </w:trPr>
+        <w:tc>
+          <w:tcPr>
+            <w:tcW w:type="dxa" w:w="5046"/>
+          </w:tcPr>
+          <w:p>
+            <w:pPr>
+              <w:spacing w:before="20" w:after="20"/>
+            </w:pPr>
             <w:r/>
             <w:r>
               <w:rPr>
@@ -952,6 +1666,9 @@
             <w:tcW w:type="dxa" w:w="5046"/>
           </w:tcPr>
           <w:p>
+            <w:pPr>
+              <w:spacing w:before="20" w:after="20"/>
+            </w:pPr>
             <w:r/>
             <w:r>
               <w:rPr>
@@ -968,6 +1685,9 @@
             <w:tcW w:type="dxa" w:w="5046"/>
           </w:tcPr>
           <w:p>
+            <w:pPr>
+              <w:spacing w:before="20" w:after="20"/>
+            </w:pPr>
             <w:r/>
             <w:r>
               <w:rPr>
@@ -980,11 +1700,17 @@
         </w:tc>
       </w:tr>
       <w:tr>
-        <w:tc>
-          <w:tcPr>
-            <w:tcW w:type="dxa" w:w="5046"/>
-          </w:tcPr>
-          <w:p>
+        <w:trPr>
+          <w:cantSplit/>
+        </w:trPr>
+        <w:tc>
+          <w:tcPr>
+            <w:tcW w:type="dxa" w:w="5046"/>
+          </w:tcPr>
+          <w:p>
+            <w:pPr>
+              <w:spacing w:before="20" w:after="20"/>
+            </w:pPr>
             <w:r/>
             <w:r>
               <w:rPr>
@@ -1001,6 +1727,9 @@
             <w:tcW w:type="dxa" w:w="5046"/>
           </w:tcPr>
           <w:p>
+            <w:pPr>
+              <w:spacing w:before="20" w:after="20"/>
+            </w:pPr>
             <w:r/>
             <w:r>
               <w:rPr>
@@ -1017,6 +1746,9 @@
             <w:tcW w:type="dxa" w:w="5046"/>
           </w:tcPr>
           <w:p>
+            <w:pPr>
+              <w:spacing w:before="20" w:after="20"/>
+            </w:pPr>
             <w:r/>
             <w:r>
               <w:rPr>
@@ -1029,11 +1761,17 @@
         </w:tc>
       </w:tr>
       <w:tr>
-        <w:tc>
-          <w:tcPr>
-            <w:tcW w:type="dxa" w:w="5046"/>
-          </w:tcPr>
-          <w:p>
+        <w:trPr>
+          <w:cantSplit/>
+        </w:trPr>
+        <w:tc>
+          <w:tcPr>
+            <w:tcW w:type="dxa" w:w="5046"/>
+          </w:tcPr>
+          <w:p>
+            <w:pPr>
+              <w:spacing w:before="20" w:after="20"/>
+            </w:pPr>
             <w:r/>
             <w:r>
               <w:rPr>
@@ -1050,6 +1788,9 @@
             <w:tcW w:type="dxa" w:w="5046"/>
           </w:tcPr>
           <w:p>
+            <w:pPr>
+              <w:spacing w:before="20" w:after="20"/>
+            </w:pPr>
             <w:r/>
             <w:r>
               <w:rPr>
@@ -1066,6 +1807,9 @@
             <w:tcW w:type="dxa" w:w="5046"/>
           </w:tcPr>
           <w:p>
+            <w:pPr>
+              <w:spacing w:before="20" w:after="20"/>
+            </w:pPr>
             <w:r/>
             <w:r>
               <w:rPr>
@@ -1078,11 +1822,17 @@
         </w:tc>
       </w:tr>
       <w:tr>
-        <w:tc>
-          <w:tcPr>
-            <w:tcW w:type="dxa" w:w="5046"/>
-          </w:tcPr>
-          <w:p>
+        <w:trPr>
+          <w:cantSplit/>
+        </w:trPr>
+        <w:tc>
+          <w:tcPr>
+            <w:tcW w:type="dxa" w:w="5046"/>
+          </w:tcPr>
+          <w:p>
+            <w:pPr>
+              <w:spacing w:before="20" w:after="20"/>
+            </w:pPr>
             <w:r/>
             <w:r>
               <w:rPr>
@@ -1099,6 +1849,9 @@
             <w:tcW w:type="dxa" w:w="5046"/>
           </w:tcPr>
           <w:p>
+            <w:pPr>
+              <w:spacing w:before="20" w:after="20"/>
+            </w:pPr>
             <w:r/>
             <w:r>
               <w:rPr>
@@ -1115,6 +1868,9 @@
             <w:tcW w:type="dxa" w:w="5046"/>
           </w:tcPr>
           <w:p>
+            <w:pPr>
+              <w:spacing w:before="20" w:after="20"/>
+            </w:pPr>
             <w:r/>
             <w:r>
               <w:rPr>
@@ -1127,11 +1883,17 @@
         </w:tc>
       </w:tr>
       <w:tr>
-        <w:tc>
-          <w:tcPr>
-            <w:tcW w:type="dxa" w:w="5046"/>
-          </w:tcPr>
-          <w:p>
+        <w:trPr>
+          <w:cantSplit/>
+        </w:trPr>
+        <w:tc>
+          <w:tcPr>
+            <w:tcW w:type="dxa" w:w="5046"/>
+          </w:tcPr>
+          <w:p>
+            <w:pPr>
+              <w:spacing w:before="20" w:after="20"/>
+            </w:pPr>
             <w:r/>
             <w:r>
               <w:rPr>
@@ -1148,6 +1910,9 @@
             <w:tcW w:type="dxa" w:w="5046"/>
           </w:tcPr>
           <w:p>
+            <w:pPr>
+              <w:spacing w:before="20" w:after="20"/>
+            </w:pPr>
             <w:r/>
             <w:r>
               <w:rPr>
@@ -1164,6 +1929,9 @@
             <w:tcW w:type="dxa" w:w="5046"/>
           </w:tcPr>
           <w:p>
+            <w:pPr>
+              <w:spacing w:before="20" w:after="20"/>
+            </w:pPr>
             <w:r/>
             <w:r>
               <w:rPr>
@@ -1176,11 +1944,17 @@
         </w:tc>
       </w:tr>
       <w:tr>
-        <w:tc>
-          <w:tcPr>
-            <w:tcW w:type="dxa" w:w="5046"/>
-          </w:tcPr>
-          <w:p>
+        <w:trPr>
+          <w:cantSplit/>
+        </w:trPr>
+        <w:tc>
+          <w:tcPr>
+            <w:tcW w:type="dxa" w:w="5046"/>
+          </w:tcPr>
+          <w:p>
+            <w:pPr>
+              <w:spacing w:before="20" w:after="20"/>
+            </w:pPr>
             <w:r/>
             <w:r>
               <w:rPr>
@@ -1197,6 +1971,9 @@
             <w:tcW w:type="dxa" w:w="5046"/>
           </w:tcPr>
           <w:p>
+            <w:pPr>
+              <w:spacing w:before="20" w:after="20"/>
+            </w:pPr>
             <w:r/>
             <w:r>
               <w:rPr>
@@ -1213,6 +1990,9 @@
             <w:tcW w:type="dxa" w:w="5046"/>
           </w:tcPr>
           <w:p>
+            <w:pPr>
+              <w:spacing w:before="20" w:after="20"/>
+            </w:pPr>
             <w:r/>
             <w:r>
               <w:rPr>
@@ -1269,6 +2049,9 @@
             <w:shd w:val="clear" w:color="auto" w:fill="D9D9D9"/>
           </w:tcPr>
           <w:p>
+            <w:pPr>
+              <w:spacing w:before="20" w:after="20"/>
+            </w:pPr>
             <w:r/>
             <w:r>
               <w:rPr>
@@ -1286,6 +2069,9 @@
             <w:shd w:val="clear" w:color="auto" w:fill="D9D9D9"/>
           </w:tcPr>
           <w:p>
+            <w:pPr>
+              <w:spacing w:before="20" w:after="20"/>
+            </w:pPr>
             <w:r/>
             <w:r>
               <w:rPr>
@@ -1303,6 +2089,9 @@
             <w:shd w:val="clear" w:color="auto" w:fill="D9D9D9"/>
           </w:tcPr>
           <w:p>
+            <w:pPr>
+              <w:spacing w:before="20" w:after="20"/>
+            </w:pPr>
             <w:r/>
             <w:r>
               <w:rPr>
@@ -1316,11 +2105,17 @@
         </w:tc>
       </w:tr>
       <w:tr>
-        <w:tc>
-          <w:tcPr>
-            <w:tcW w:type="dxa" w:w="5046"/>
-          </w:tcPr>
-          <w:p>
+        <w:trPr>
+          <w:cantSplit/>
+        </w:trPr>
+        <w:tc>
+          <w:tcPr>
+            <w:tcW w:type="dxa" w:w="5046"/>
+          </w:tcPr>
+          <w:p>
+            <w:pPr>
+              <w:spacing w:before="20" w:after="20"/>
+            </w:pPr>
             <w:r/>
             <w:r>
               <w:rPr>
@@ -1337,6 +2132,9 @@
             <w:tcW w:type="dxa" w:w="5046"/>
           </w:tcPr>
           <w:p>
+            <w:pPr>
+              <w:spacing w:before="20" w:after="20"/>
+            </w:pPr>
             <w:r/>
             <w:r>
               <w:rPr>
@@ -1353,6 +2151,9 @@
             <w:tcW w:type="dxa" w:w="5046"/>
           </w:tcPr>
           <w:p>
+            <w:pPr>
+              <w:spacing w:before="20" w:after="20"/>
+            </w:pPr>
             <w:r/>
             <w:r>
               <w:rPr>
@@ -1365,11 +2166,17 @@
         </w:tc>
       </w:tr>
       <w:tr>
-        <w:tc>
-          <w:tcPr>
-            <w:tcW w:type="dxa" w:w="5046"/>
-          </w:tcPr>
-          <w:p>
+        <w:trPr>
+          <w:cantSplit/>
+        </w:trPr>
+        <w:tc>
+          <w:tcPr>
+            <w:tcW w:type="dxa" w:w="5046"/>
+          </w:tcPr>
+          <w:p>
+            <w:pPr>
+              <w:spacing w:before="20" w:after="20"/>
+            </w:pPr>
             <w:r/>
             <w:r>
               <w:rPr>
@@ -1386,6 +2193,9 @@
             <w:tcW w:type="dxa" w:w="5046"/>
           </w:tcPr>
           <w:p>
+            <w:pPr>
+              <w:spacing w:before="20" w:after="20"/>
+            </w:pPr>
             <w:r/>
             <w:r>
               <w:rPr>
@@ -1402,6 +2212,9 @@
             <w:tcW w:type="dxa" w:w="5046"/>
           </w:tcPr>
           <w:p>
+            <w:pPr>
+              <w:spacing w:before="20" w:after="20"/>
+            </w:pPr>
             <w:r/>
             <w:r>
               <w:rPr>
@@ -1414,11 +2227,17 @@
         </w:tc>
       </w:tr>
       <w:tr>
-        <w:tc>
-          <w:tcPr>
-            <w:tcW w:type="dxa" w:w="5046"/>
-          </w:tcPr>
-          <w:p>
+        <w:trPr>
+          <w:cantSplit/>
+        </w:trPr>
+        <w:tc>
+          <w:tcPr>
+            <w:tcW w:type="dxa" w:w="5046"/>
+          </w:tcPr>
+          <w:p>
+            <w:pPr>
+              <w:spacing w:before="20" w:after="20"/>
+            </w:pPr>
             <w:r/>
             <w:r>
               <w:rPr>
@@ -1435,6 +2254,9 @@
             <w:tcW w:type="dxa" w:w="5046"/>
           </w:tcPr>
           <w:p>
+            <w:pPr>
+              <w:spacing w:before="20" w:after="20"/>
+            </w:pPr>
             <w:r/>
             <w:r>
               <w:rPr>
@@ -1451,6 +2273,9 @@
             <w:tcW w:type="dxa" w:w="5046"/>
           </w:tcPr>
           <w:p>
+            <w:pPr>
+              <w:spacing w:before="20" w:after="20"/>
+            </w:pPr>
             <w:r/>
             <w:r>
               <w:rPr>
@@ -1463,11 +2288,17 @@
         </w:tc>
       </w:tr>
       <w:tr>
-        <w:tc>
-          <w:tcPr>
-            <w:tcW w:type="dxa" w:w="5046"/>
-          </w:tcPr>
-          <w:p>
+        <w:trPr>
+          <w:cantSplit/>
+        </w:trPr>
+        <w:tc>
+          <w:tcPr>
+            <w:tcW w:type="dxa" w:w="5046"/>
+          </w:tcPr>
+          <w:p>
+            <w:pPr>
+              <w:spacing w:before="20" w:after="20"/>
+            </w:pPr>
             <w:r/>
             <w:r>
               <w:rPr>
@@ -1484,6 +2315,9 @@
             <w:tcW w:type="dxa" w:w="5046"/>
           </w:tcPr>
           <w:p>
+            <w:pPr>
+              <w:spacing w:before="20" w:after="20"/>
+            </w:pPr>
             <w:r/>
             <w:r>
               <w:rPr>
@@ -1500,6 +2334,9 @@
             <w:tcW w:type="dxa" w:w="5046"/>
           </w:tcPr>
           <w:p>
+            <w:pPr>
+              <w:spacing w:before="20" w:after="20"/>
+            </w:pPr>
             <w:r/>
             <w:r>
               <w:rPr>
@@ -1512,11 +2349,17 @@
         </w:tc>
       </w:tr>
       <w:tr>
-        <w:tc>
-          <w:tcPr>
-            <w:tcW w:type="dxa" w:w="5046"/>
-          </w:tcPr>
-          <w:p>
+        <w:trPr>
+          <w:cantSplit/>
+        </w:trPr>
+        <w:tc>
+          <w:tcPr>
+            <w:tcW w:type="dxa" w:w="5046"/>
+          </w:tcPr>
+          <w:p>
+            <w:pPr>
+              <w:spacing w:before="20" w:after="20"/>
+            </w:pPr>
             <w:r/>
             <w:r>
               <w:rPr>
@@ -1533,6 +2376,9 @@
             <w:tcW w:type="dxa" w:w="5046"/>
           </w:tcPr>
           <w:p>
+            <w:pPr>
+              <w:spacing w:before="20" w:after="20"/>
+            </w:pPr>
             <w:r/>
             <w:r>
               <w:rPr>
@@ -1549,6 +2395,9 @@
             <w:tcW w:type="dxa" w:w="5046"/>
           </w:tcPr>
           <w:p>
+            <w:pPr>
+              <w:spacing w:before="20" w:after="20"/>
+            </w:pPr>
             <w:r/>
             <w:r>
               <w:rPr>
@@ -1561,11 +2410,17 @@
         </w:tc>
       </w:tr>
       <w:tr>
-        <w:tc>
-          <w:tcPr>
-            <w:tcW w:type="dxa" w:w="5046"/>
-          </w:tcPr>
-          <w:p>
+        <w:trPr>
+          <w:cantSplit/>
+        </w:trPr>
+        <w:tc>
+          <w:tcPr>
+            <w:tcW w:type="dxa" w:w="5046"/>
+          </w:tcPr>
+          <w:p>
+            <w:pPr>
+              <w:spacing w:before="20" w:after="20"/>
+            </w:pPr>
             <w:r/>
             <w:r>
               <w:rPr>
@@ -1582,6 +2437,9 @@
             <w:tcW w:type="dxa" w:w="5046"/>
           </w:tcPr>
           <w:p>
+            <w:pPr>
+              <w:spacing w:before="20" w:after="20"/>
+            </w:pPr>
             <w:r/>
             <w:r>
               <w:rPr>
@@ -1598,6 +2456,9 @@
             <w:tcW w:type="dxa" w:w="5046"/>
           </w:tcPr>
           <w:p>
+            <w:pPr>
+              <w:spacing w:before="20" w:after="20"/>
+            </w:pPr>
             <w:r/>
             <w:r>
               <w:rPr>
@@ -1610,11 +2471,17 @@
         </w:tc>
       </w:tr>
       <w:tr>
-        <w:tc>
-          <w:tcPr>
-            <w:tcW w:type="dxa" w:w="5046"/>
-          </w:tcPr>
-          <w:p>
+        <w:trPr>
+          <w:cantSplit/>
+        </w:trPr>
+        <w:tc>
+          <w:tcPr>
+            <w:tcW w:type="dxa" w:w="5046"/>
+          </w:tcPr>
+          <w:p>
+            <w:pPr>
+              <w:spacing w:before="20" w:after="20"/>
+            </w:pPr>
             <w:r/>
             <w:r>
               <w:rPr>
@@ -1631,6 +2498,9 @@
             <w:tcW w:type="dxa" w:w="5046"/>
           </w:tcPr>
           <w:p>
+            <w:pPr>
+              <w:spacing w:before="20" w:after="20"/>
+            </w:pPr>
             <w:r/>
             <w:r>
               <w:rPr>
@@ -1647,6 +2517,9 @@
             <w:tcW w:type="dxa" w:w="5046"/>
           </w:tcPr>
           <w:p>
+            <w:pPr>
+              <w:spacing w:before="20" w:after="20"/>
+            </w:pPr>
             <w:r/>
             <w:r>
               <w:rPr>
@@ -1659,11 +2532,17 @@
         </w:tc>
       </w:tr>
       <w:tr>
-        <w:tc>
-          <w:tcPr>
-            <w:tcW w:type="dxa" w:w="5046"/>
-          </w:tcPr>
-          <w:p>
+        <w:trPr>
+          <w:cantSplit/>
+        </w:trPr>
+        <w:tc>
+          <w:tcPr>
+            <w:tcW w:type="dxa" w:w="5046"/>
+          </w:tcPr>
+          <w:p>
+            <w:pPr>
+              <w:spacing w:before="20" w:after="20"/>
+            </w:pPr>
             <w:r/>
             <w:r>
               <w:rPr>
@@ -1680,6 +2559,9 @@
             <w:tcW w:type="dxa" w:w="5046"/>
           </w:tcPr>
           <w:p>
+            <w:pPr>
+              <w:spacing w:before="20" w:after="20"/>
+            </w:pPr>
             <w:r/>
             <w:r>
               <w:rPr>
@@ -1696,6 +2578,9 @@
             <w:tcW w:type="dxa" w:w="5046"/>
           </w:tcPr>
           <w:p>
+            <w:pPr>
+              <w:spacing w:before="20" w:after="20"/>
+            </w:pPr>
             <w:r/>
             <w:r>
               <w:rPr>
@@ -1708,11 +2593,17 @@
         </w:tc>
       </w:tr>
       <w:tr>
-        <w:tc>
-          <w:tcPr>
-            <w:tcW w:type="dxa" w:w="5046"/>
-          </w:tcPr>
-          <w:p>
+        <w:trPr>
+          <w:cantSplit/>
+        </w:trPr>
+        <w:tc>
+          <w:tcPr>
+            <w:tcW w:type="dxa" w:w="5046"/>
+          </w:tcPr>
+          <w:p>
+            <w:pPr>
+              <w:spacing w:before="20" w:after="20"/>
+            </w:pPr>
             <w:r/>
             <w:r>
               <w:rPr>
@@ -1729,6 +2620,9 @@
             <w:tcW w:type="dxa" w:w="5046"/>
           </w:tcPr>
           <w:p>
+            <w:pPr>
+              <w:spacing w:before="20" w:after="20"/>
+            </w:pPr>
             <w:r/>
             <w:r>
               <w:rPr>
@@ -1745,6 +2639,9 @@
             <w:tcW w:type="dxa" w:w="5046"/>
           </w:tcPr>
           <w:p>
+            <w:pPr>
+              <w:spacing w:before="20" w:after="20"/>
+            </w:pPr>
             <w:r/>
             <w:r>
               <w:rPr>
@@ -1757,11 +2654,17 @@
         </w:tc>
       </w:tr>
       <w:tr>
-        <w:tc>
-          <w:tcPr>
-            <w:tcW w:type="dxa" w:w="5046"/>
-          </w:tcPr>
-          <w:p>
+        <w:trPr>
+          <w:cantSplit/>
+        </w:trPr>
+        <w:tc>
+          <w:tcPr>
+            <w:tcW w:type="dxa" w:w="5046"/>
+          </w:tcPr>
+          <w:p>
+            <w:pPr>
+              <w:spacing w:before="20" w:after="20"/>
+            </w:pPr>
             <w:r/>
             <w:r>
               <w:rPr>
@@ -1778,6 +2681,9 @@
             <w:tcW w:type="dxa" w:w="5046"/>
           </w:tcPr>
           <w:p>
+            <w:pPr>
+              <w:spacing w:before="20" w:after="20"/>
+            </w:pPr>
             <w:r/>
             <w:r>
               <w:rPr>
@@ -1794,6 +2700,9 @@
             <w:tcW w:type="dxa" w:w="5046"/>
           </w:tcPr>
           <w:p>
+            <w:pPr>
+              <w:spacing w:before="20" w:after="20"/>
+            </w:pPr>
             <w:r/>
             <w:r>
               <w:rPr>
@@ -1806,11 +2715,17 @@
         </w:tc>
       </w:tr>
       <w:tr>
-        <w:tc>
-          <w:tcPr>
-            <w:tcW w:type="dxa" w:w="5046"/>
-          </w:tcPr>
-          <w:p>
+        <w:trPr>
+          <w:cantSplit/>
+        </w:trPr>
+        <w:tc>
+          <w:tcPr>
+            <w:tcW w:type="dxa" w:w="5046"/>
+          </w:tcPr>
+          <w:p>
+            <w:pPr>
+              <w:spacing w:before="20" w:after="20"/>
+            </w:pPr>
             <w:r/>
             <w:r>
               <w:rPr>
@@ -1827,6 +2742,9 @@
             <w:tcW w:type="dxa" w:w="5046"/>
           </w:tcPr>
           <w:p>
+            <w:pPr>
+              <w:spacing w:before="20" w:after="20"/>
+            </w:pPr>
             <w:r/>
             <w:r>
               <w:rPr>
@@ -1843,6 +2761,9 @@
             <w:tcW w:type="dxa" w:w="5046"/>
           </w:tcPr>
           <w:p>
+            <w:pPr>
+              <w:spacing w:before="20" w:after="20"/>
+            </w:pPr>
             <w:r/>
             <w:r>
               <w:rPr>
@@ -1855,11 +2776,17 @@
         </w:tc>
       </w:tr>
       <w:tr>
-        <w:tc>
-          <w:tcPr>
-            <w:tcW w:type="dxa" w:w="5046"/>
-          </w:tcPr>
-          <w:p>
+        <w:trPr>
+          <w:cantSplit/>
+        </w:trPr>
+        <w:tc>
+          <w:tcPr>
+            <w:tcW w:type="dxa" w:w="5046"/>
+          </w:tcPr>
+          <w:p>
+            <w:pPr>
+              <w:spacing w:before="20" w:after="20"/>
+            </w:pPr>
             <w:r/>
             <w:r>
               <w:rPr>
@@ -1876,6 +2803,9 @@
             <w:tcW w:type="dxa" w:w="5046"/>
           </w:tcPr>
           <w:p>
+            <w:pPr>
+              <w:spacing w:before="20" w:after="20"/>
+            </w:pPr>
             <w:r/>
             <w:r>
               <w:rPr>
@@ -1892,6 +2822,9 @@
             <w:tcW w:type="dxa" w:w="5046"/>
           </w:tcPr>
           <w:p>
+            <w:pPr>
+              <w:spacing w:before="20" w:after="20"/>
+            </w:pPr>
             <w:r/>
             <w:r>
               <w:rPr>
@@ -1948,6 +2881,9 @@
             <w:shd w:val="clear" w:color="auto" w:fill="D9D9D9"/>
           </w:tcPr>
           <w:p>
+            <w:pPr>
+              <w:spacing w:before="20" w:after="20"/>
+            </w:pPr>
             <w:r/>
             <w:r>
               <w:rPr>
@@ -1965,6 +2901,9 @@
             <w:shd w:val="clear" w:color="auto" w:fill="D9D9D9"/>
           </w:tcPr>
           <w:p>
+            <w:pPr>
+              <w:spacing w:before="20" w:after="20"/>
+            </w:pPr>
             <w:r/>
             <w:r>
               <w:rPr>
@@ -1982,6 +2921,9 @@
             <w:shd w:val="clear" w:color="auto" w:fill="D9D9D9"/>
           </w:tcPr>
           <w:p>
+            <w:pPr>
+              <w:spacing w:before="20" w:after="20"/>
+            </w:pPr>
             <w:r/>
             <w:r>
               <w:rPr>
@@ -1995,11 +2937,17 @@
         </w:tc>
       </w:tr>
       <w:tr>
-        <w:tc>
-          <w:tcPr>
-            <w:tcW w:type="dxa" w:w="5046"/>
-          </w:tcPr>
-          <w:p>
+        <w:trPr>
+          <w:cantSplit/>
+        </w:trPr>
+        <w:tc>
+          <w:tcPr>
+            <w:tcW w:type="dxa" w:w="5046"/>
+          </w:tcPr>
+          <w:p>
+            <w:pPr>
+              <w:spacing w:before="20" w:after="20"/>
+            </w:pPr>
             <w:r/>
             <w:r>
               <w:rPr>
@@ -2016,6 +2964,9 @@
             <w:tcW w:type="dxa" w:w="5046"/>
           </w:tcPr>
           <w:p>
+            <w:pPr>
+              <w:spacing w:before="20" w:after="20"/>
+            </w:pPr>
             <w:r/>
             <w:r>
               <w:rPr>
@@ -2032,6 +2983,9 @@
             <w:tcW w:type="dxa" w:w="5046"/>
           </w:tcPr>
           <w:p>
+            <w:pPr>
+              <w:spacing w:before="20" w:after="20"/>
+            </w:pPr>
             <w:r/>
             <w:r>
               <w:rPr>
@@ -2044,11 +2998,17 @@
         </w:tc>
       </w:tr>
       <w:tr>
-        <w:tc>
-          <w:tcPr>
-            <w:tcW w:type="dxa" w:w="5046"/>
-          </w:tcPr>
-          <w:p>
+        <w:trPr>
+          <w:cantSplit/>
+        </w:trPr>
+        <w:tc>
+          <w:tcPr>
+            <w:tcW w:type="dxa" w:w="5046"/>
+          </w:tcPr>
+          <w:p>
+            <w:pPr>
+              <w:spacing w:before="20" w:after="20"/>
+            </w:pPr>
             <w:r/>
             <w:r>
               <w:rPr>
@@ -2065,6 +3025,9 @@
             <w:tcW w:type="dxa" w:w="5046"/>
           </w:tcPr>
           <w:p>
+            <w:pPr>
+              <w:spacing w:before="20" w:after="20"/>
+            </w:pPr>
             <w:r/>
             <w:r>
               <w:rPr>
@@ -2081,6 +3044,9 @@
             <w:tcW w:type="dxa" w:w="5046"/>
           </w:tcPr>
           <w:p>
+            <w:pPr>
+              <w:spacing w:before="20" w:after="20"/>
+            </w:pPr>
             <w:r/>
             <w:r>
               <w:rPr>
@@ -2093,11 +3059,17 @@
         </w:tc>
       </w:tr>
       <w:tr>
-        <w:tc>
-          <w:tcPr>
-            <w:tcW w:type="dxa" w:w="5046"/>
-          </w:tcPr>
-          <w:p>
+        <w:trPr>
+          <w:cantSplit/>
+        </w:trPr>
+        <w:tc>
+          <w:tcPr>
+            <w:tcW w:type="dxa" w:w="5046"/>
+          </w:tcPr>
+          <w:p>
+            <w:pPr>
+              <w:spacing w:before="20" w:after="20"/>
+            </w:pPr>
             <w:r/>
             <w:r>
               <w:rPr>
@@ -2114,6 +3086,9 @@
             <w:tcW w:type="dxa" w:w="5046"/>
           </w:tcPr>
           <w:p>
+            <w:pPr>
+              <w:spacing w:before="20" w:after="20"/>
+            </w:pPr>
             <w:r/>
             <w:r>
               <w:rPr>
@@ -2130,6 +3105,9 @@
             <w:tcW w:type="dxa" w:w="5046"/>
           </w:tcPr>
           <w:p>
+            <w:pPr>
+              <w:spacing w:before="20" w:after="20"/>
+            </w:pPr>
             <w:r/>
             <w:r>
               <w:rPr>
@@ -2142,11 +3120,17 @@
         </w:tc>
       </w:tr>
       <w:tr>
-        <w:tc>
-          <w:tcPr>
-            <w:tcW w:type="dxa" w:w="5046"/>
-          </w:tcPr>
-          <w:p>
+        <w:trPr>
+          <w:cantSplit/>
+        </w:trPr>
+        <w:tc>
+          <w:tcPr>
+            <w:tcW w:type="dxa" w:w="5046"/>
+          </w:tcPr>
+          <w:p>
+            <w:pPr>
+              <w:spacing w:before="20" w:after="20"/>
+            </w:pPr>
             <w:r/>
             <w:r>
               <w:rPr>
@@ -2163,6 +3147,9 @@
             <w:tcW w:type="dxa" w:w="5046"/>
           </w:tcPr>
           <w:p>
+            <w:pPr>
+              <w:spacing w:before="20" w:after="20"/>
+            </w:pPr>
             <w:r/>
             <w:r>
               <w:rPr>
@@ -2179,6 +3166,9 @@
             <w:tcW w:type="dxa" w:w="5046"/>
           </w:tcPr>
           <w:p>
+            <w:pPr>
+              <w:spacing w:before="20" w:after="20"/>
+            </w:pPr>
             <w:r/>
             <w:r>
               <w:rPr>
@@ -2191,11 +3181,17 @@
         </w:tc>
       </w:tr>
       <w:tr>
-        <w:tc>
-          <w:tcPr>
-            <w:tcW w:type="dxa" w:w="5046"/>
-          </w:tcPr>
-          <w:p>
+        <w:trPr>
+          <w:cantSplit/>
+        </w:trPr>
+        <w:tc>
+          <w:tcPr>
+            <w:tcW w:type="dxa" w:w="5046"/>
+          </w:tcPr>
+          <w:p>
+            <w:pPr>
+              <w:spacing w:before="20" w:after="20"/>
+            </w:pPr>
             <w:r/>
             <w:r>
               <w:rPr>
@@ -2212,6 +3208,9 @@
             <w:tcW w:type="dxa" w:w="5046"/>
           </w:tcPr>
           <w:p>
+            <w:pPr>
+              <w:spacing w:before="20" w:after="20"/>
+            </w:pPr>
             <w:r/>
             <w:r>
               <w:rPr>
@@ -2228,6 +3227,9 @@
             <w:tcW w:type="dxa" w:w="5046"/>
           </w:tcPr>
           <w:p>
+            <w:pPr>
+              <w:spacing w:before="20" w:after="20"/>
+            </w:pPr>
             <w:r/>
             <w:r>
               <w:rPr>
@@ -2284,6 +3286,9 @@
             <w:shd w:val="clear" w:color="auto" w:fill="D9D9D9"/>
           </w:tcPr>
           <w:p>
+            <w:pPr>
+              <w:spacing w:before="20" w:after="20"/>
+            </w:pPr>
             <w:r/>
             <w:r>
               <w:rPr>
@@ -2301,6 +3306,9 @@
             <w:shd w:val="clear" w:color="auto" w:fill="D9D9D9"/>
           </w:tcPr>
           <w:p>
+            <w:pPr>
+              <w:spacing w:before="20" w:after="20"/>
+            </w:pPr>
             <w:r/>
             <w:r>
               <w:rPr>
@@ -2318,6 +3326,9 @@
             <w:shd w:val="clear" w:color="auto" w:fill="D9D9D9"/>
           </w:tcPr>
           <w:p>
+            <w:pPr>
+              <w:spacing w:before="20" w:after="20"/>
+            </w:pPr>
             <w:r/>
             <w:r>
               <w:rPr>
@@ -2331,11 +3342,17 @@
         </w:tc>
       </w:tr>
       <w:tr>
-        <w:tc>
-          <w:tcPr>
-            <w:tcW w:type="dxa" w:w="5046"/>
-          </w:tcPr>
-          <w:p>
+        <w:trPr>
+          <w:cantSplit/>
+        </w:trPr>
+        <w:tc>
+          <w:tcPr>
+            <w:tcW w:type="dxa" w:w="5046"/>
+          </w:tcPr>
+          <w:p>
+            <w:pPr>
+              <w:spacing w:before="20" w:after="20"/>
+            </w:pPr>
             <w:r/>
             <w:r>
               <w:rPr>
@@ -2352,6 +3369,9 @@
             <w:tcW w:type="dxa" w:w="5046"/>
           </w:tcPr>
           <w:p>
+            <w:pPr>
+              <w:spacing w:before="20" w:after="20"/>
+            </w:pPr>
             <w:r/>
             <w:r>
               <w:rPr>
@@ -2368,6 +3388,9 @@
             <w:tcW w:type="dxa" w:w="5046"/>
           </w:tcPr>
           <w:p>
+            <w:pPr>
+              <w:spacing w:before="20" w:after="20"/>
+            </w:pPr>
             <w:r/>
             <w:r>
               <w:rPr>
@@ -2380,11 +3403,17 @@
         </w:tc>
       </w:tr>
       <w:tr>
-        <w:tc>
-          <w:tcPr>
-            <w:tcW w:type="dxa" w:w="5046"/>
-          </w:tcPr>
-          <w:p>
+        <w:trPr>
+          <w:cantSplit/>
+        </w:trPr>
+        <w:tc>
+          <w:tcPr>
+            <w:tcW w:type="dxa" w:w="5046"/>
+          </w:tcPr>
+          <w:p>
+            <w:pPr>
+              <w:spacing w:before="20" w:after="20"/>
+            </w:pPr>
             <w:r/>
             <w:r>
               <w:rPr>
@@ -2401,6 +3430,9 @@
             <w:tcW w:type="dxa" w:w="5046"/>
           </w:tcPr>
           <w:p>
+            <w:pPr>
+              <w:spacing w:before="20" w:after="20"/>
+            </w:pPr>
             <w:r/>
             <w:r>
               <w:rPr>
@@ -2417,6 +3449,9 @@
             <w:tcW w:type="dxa" w:w="5046"/>
           </w:tcPr>
           <w:p>
+            <w:pPr>
+              <w:spacing w:before="20" w:after="20"/>
+            </w:pPr>
             <w:r/>
             <w:r>
               <w:rPr>
@@ -2430,11 +3465,17 @@
         </w:tc>
       </w:tr>
       <w:tr>
-        <w:tc>
-          <w:tcPr>
-            <w:tcW w:type="dxa" w:w="5046"/>
-          </w:tcPr>
-          <w:p>
+        <w:trPr>
+          <w:cantSplit/>
+        </w:trPr>
+        <w:tc>
+          <w:tcPr>
+            <w:tcW w:type="dxa" w:w="5046"/>
+          </w:tcPr>
+          <w:p>
+            <w:pPr>
+              <w:spacing w:before="20" w:after="20"/>
+            </w:pPr>
             <w:r/>
             <w:r>
               <w:rPr>
@@ -2451,6 +3492,9 @@
             <w:tcW w:type="dxa" w:w="5046"/>
           </w:tcPr>
           <w:p>
+            <w:pPr>
+              <w:spacing w:before="20" w:after="20"/>
+            </w:pPr>
             <w:r/>
             <w:r>
               <w:rPr>
@@ -2467,6 +3511,9 @@
             <w:tcW w:type="dxa" w:w="5046"/>
           </w:tcPr>
           <w:p>
+            <w:pPr>
+              <w:spacing w:before="20" w:after="20"/>
+            </w:pPr>
             <w:r/>
             <w:r>
               <w:rPr>
@@ -2479,11 +3526,17 @@
         </w:tc>
       </w:tr>
       <w:tr>
-        <w:tc>
-          <w:tcPr>
-            <w:tcW w:type="dxa" w:w="5046"/>
-          </w:tcPr>
-          <w:p>
+        <w:trPr>
+          <w:cantSplit/>
+        </w:trPr>
+        <w:tc>
+          <w:tcPr>
+            <w:tcW w:type="dxa" w:w="5046"/>
+          </w:tcPr>
+          <w:p>
+            <w:pPr>
+              <w:spacing w:before="20" w:after="20"/>
+            </w:pPr>
             <w:r/>
             <w:r>
               <w:rPr>
@@ -2500,6 +3553,9 @@
             <w:tcW w:type="dxa" w:w="5046"/>
           </w:tcPr>
           <w:p>
+            <w:pPr>
+              <w:spacing w:before="20" w:after="20"/>
+            </w:pPr>
             <w:r/>
             <w:r>
               <w:rPr>
@@ -2516,6 +3572,9 @@
             <w:tcW w:type="dxa" w:w="5046"/>
           </w:tcPr>
           <w:p>
+            <w:pPr>
+              <w:spacing w:before="20" w:after="20"/>
+            </w:pPr>
             <w:r/>
             <w:r>
               <w:rPr>
@@ -2528,11 +3587,17 @@
         </w:tc>
       </w:tr>
       <w:tr>
-        <w:tc>
-          <w:tcPr>
-            <w:tcW w:type="dxa" w:w="5046"/>
-          </w:tcPr>
-          <w:p>
+        <w:trPr>
+          <w:cantSplit/>
+        </w:trPr>
+        <w:tc>
+          <w:tcPr>
+            <w:tcW w:type="dxa" w:w="5046"/>
+          </w:tcPr>
+          <w:p>
+            <w:pPr>
+              <w:spacing w:before="20" w:after="20"/>
+            </w:pPr>
             <w:r/>
             <w:r>
               <w:rPr>
@@ -2549,6 +3614,9 @@
             <w:tcW w:type="dxa" w:w="5046"/>
           </w:tcPr>
           <w:p>
+            <w:pPr>
+              <w:spacing w:before="20" w:after="20"/>
+            </w:pPr>
             <w:r/>
             <w:r>
               <w:rPr>
@@ -2565,6 +3633,9 @@
             <w:tcW w:type="dxa" w:w="5046"/>
           </w:tcPr>
           <w:p>
+            <w:pPr>
+              <w:spacing w:before="20" w:after="20"/>
+            </w:pPr>
             <w:r/>
             <w:r>
               <w:rPr>
@@ -2577,11 +3648,17 @@
         </w:tc>
       </w:tr>
       <w:tr>
-        <w:tc>
-          <w:tcPr>
-            <w:tcW w:type="dxa" w:w="5046"/>
-          </w:tcPr>
-          <w:p>
+        <w:trPr>
+          <w:cantSplit/>
+        </w:trPr>
+        <w:tc>
+          <w:tcPr>
+            <w:tcW w:type="dxa" w:w="5046"/>
+          </w:tcPr>
+          <w:p>
+            <w:pPr>
+              <w:spacing w:before="20" w:after="20"/>
+            </w:pPr>
             <w:r/>
             <w:r>
               <w:rPr>
@@ -2598,6 +3675,9 @@
             <w:tcW w:type="dxa" w:w="5046"/>
           </w:tcPr>
           <w:p>
+            <w:pPr>
+              <w:spacing w:before="20" w:after="20"/>
+            </w:pPr>
             <w:r/>
             <w:r>
               <w:rPr>
@@ -2614,6 +3694,9 @@
             <w:tcW w:type="dxa" w:w="5046"/>
           </w:tcPr>
           <w:p>
+            <w:pPr>
+              <w:spacing w:before="20" w:after="20"/>
+            </w:pPr>
             <w:r/>
             <w:r>
               <w:rPr>
@@ -2626,11 +3709,17 @@
         </w:tc>
       </w:tr>
       <w:tr>
-        <w:tc>
-          <w:tcPr>
-            <w:tcW w:type="dxa" w:w="5046"/>
-          </w:tcPr>
-          <w:p>
+        <w:trPr>
+          <w:cantSplit/>
+        </w:trPr>
+        <w:tc>
+          <w:tcPr>
+            <w:tcW w:type="dxa" w:w="5046"/>
+          </w:tcPr>
+          <w:p>
+            <w:pPr>
+              <w:spacing w:before="20" w:after="20"/>
+            </w:pPr>
             <w:r/>
             <w:r>
               <w:rPr>
@@ -2647,6 +3736,9 @@
             <w:tcW w:type="dxa" w:w="5046"/>
           </w:tcPr>
           <w:p>
+            <w:pPr>
+              <w:spacing w:before="20" w:after="20"/>
+            </w:pPr>
             <w:r/>
             <w:r>
               <w:rPr>
@@ -2663,6 +3755,9 @@
             <w:tcW w:type="dxa" w:w="5046"/>
           </w:tcPr>
           <w:p>
+            <w:pPr>
+              <w:spacing w:before="20" w:after="20"/>
+            </w:pPr>
             <w:r/>
             <w:r>
               <w:rPr>
@@ -2675,11 +3770,17 @@
         </w:tc>
       </w:tr>
       <w:tr>
-        <w:tc>
-          <w:tcPr>
-            <w:tcW w:type="dxa" w:w="5046"/>
-          </w:tcPr>
-          <w:p>
+        <w:trPr>
+          <w:cantSplit/>
+        </w:trPr>
+        <w:tc>
+          <w:tcPr>
+            <w:tcW w:type="dxa" w:w="5046"/>
+          </w:tcPr>
+          <w:p>
+            <w:pPr>
+              <w:spacing w:before="20" w:after="20"/>
+            </w:pPr>
             <w:r/>
             <w:r>
               <w:rPr>
@@ -2696,6 +3797,9 @@
             <w:tcW w:type="dxa" w:w="5046"/>
           </w:tcPr>
           <w:p>
+            <w:pPr>
+              <w:spacing w:before="20" w:after="20"/>
+            </w:pPr>
             <w:r/>
             <w:r>
               <w:rPr>
@@ -2712,6 +3816,9 @@
             <w:tcW w:type="dxa" w:w="5046"/>
           </w:tcPr>
           <w:p>
+            <w:pPr>
+              <w:spacing w:before="20" w:after="20"/>
+            </w:pPr>
             <w:r/>
             <w:r>
               <w:rPr>
@@ -2724,11 +3831,17 @@
         </w:tc>
       </w:tr>
       <w:tr>
-        <w:tc>
-          <w:tcPr>
-            <w:tcW w:type="dxa" w:w="5046"/>
-          </w:tcPr>
-          <w:p>
+        <w:trPr>
+          <w:cantSplit/>
+        </w:trPr>
+        <w:tc>
+          <w:tcPr>
+            <w:tcW w:type="dxa" w:w="5046"/>
+          </w:tcPr>
+          <w:p>
+            <w:pPr>
+              <w:spacing w:before="20" w:after="20"/>
+            </w:pPr>
             <w:r/>
             <w:r>
               <w:rPr>
@@ -2745,6 +3858,9 @@
             <w:tcW w:type="dxa" w:w="5046"/>
           </w:tcPr>
           <w:p>
+            <w:pPr>
+              <w:spacing w:before="20" w:after="20"/>
+            </w:pPr>
             <w:r/>
             <w:r>
               <w:rPr>
@@ -2761,6 +3877,9 @@
             <w:tcW w:type="dxa" w:w="5046"/>
           </w:tcPr>
           <w:p>
+            <w:pPr>
+              <w:spacing w:before="20" w:after="20"/>
+            </w:pPr>
             <w:r/>
             <w:r>
               <w:rPr>
@@ -2773,11 +3892,17 @@
         </w:tc>
       </w:tr>
       <w:tr>
-        <w:tc>
-          <w:tcPr>
-            <w:tcW w:type="dxa" w:w="5046"/>
-          </w:tcPr>
-          <w:p>
+        <w:trPr>
+          <w:cantSplit/>
+        </w:trPr>
+        <w:tc>
+          <w:tcPr>
+            <w:tcW w:type="dxa" w:w="5046"/>
+          </w:tcPr>
+          <w:p>
+            <w:pPr>
+              <w:spacing w:before="20" w:after="20"/>
+            </w:pPr>
             <w:r/>
             <w:r>
               <w:rPr>
@@ -2794,6 +3919,9 @@
             <w:tcW w:type="dxa" w:w="5046"/>
           </w:tcPr>
           <w:p>
+            <w:pPr>
+              <w:spacing w:before="20" w:after="20"/>
+            </w:pPr>
             <w:r/>
             <w:r>
               <w:rPr>
@@ -2810,6 +3938,9 @@
             <w:tcW w:type="dxa" w:w="5046"/>
           </w:tcPr>
           <w:p>
+            <w:pPr>
+              <w:spacing w:before="20" w:after="20"/>
+            </w:pPr>
             <w:r/>
             <w:r>
               <w:rPr>
@@ -2822,11 +3953,17 @@
         </w:tc>
       </w:tr>
       <w:tr>
-        <w:tc>
-          <w:tcPr>
-            <w:tcW w:type="dxa" w:w="5046"/>
-          </w:tcPr>
-          <w:p>
+        <w:trPr>
+          <w:cantSplit/>
+        </w:trPr>
+        <w:tc>
+          <w:tcPr>
+            <w:tcW w:type="dxa" w:w="5046"/>
+          </w:tcPr>
+          <w:p>
+            <w:pPr>
+              <w:spacing w:before="20" w:after="20"/>
+            </w:pPr>
             <w:r/>
             <w:r>
               <w:rPr>
@@ -2843,6 +3980,9 @@
             <w:tcW w:type="dxa" w:w="5046"/>
           </w:tcPr>
           <w:p>
+            <w:pPr>
+              <w:spacing w:before="20" w:after="20"/>
+            </w:pPr>
             <w:r/>
             <w:r>
               <w:rPr>
@@ -2859,6 +3999,9 @@
             <w:tcW w:type="dxa" w:w="5046"/>
           </w:tcPr>
           <w:p>
+            <w:pPr>
+              <w:spacing w:before="20" w:after="20"/>
+            </w:pPr>
             <w:r/>
             <w:r>
               <w:rPr>
@@ -2871,11 +4014,17 @@
         </w:tc>
       </w:tr>
       <w:tr>
-        <w:tc>
-          <w:tcPr>
-            <w:tcW w:type="dxa" w:w="5046"/>
-          </w:tcPr>
-          <w:p>
+        <w:trPr>
+          <w:cantSplit/>
+        </w:trPr>
+        <w:tc>
+          <w:tcPr>
+            <w:tcW w:type="dxa" w:w="5046"/>
+          </w:tcPr>
+          <w:p>
+            <w:pPr>
+              <w:spacing w:before="20" w:after="20"/>
+            </w:pPr>
             <w:r/>
             <w:r>
               <w:rPr>
@@ -2892,6 +4041,9 @@
             <w:tcW w:type="dxa" w:w="5046"/>
           </w:tcPr>
           <w:p>
+            <w:pPr>
+              <w:spacing w:before="20" w:after="20"/>
+            </w:pPr>
             <w:r/>
             <w:r>
               <w:rPr>
@@ -2908,6 +4060,9 @@
             <w:tcW w:type="dxa" w:w="5046"/>
           </w:tcPr>
           <w:p>
+            <w:pPr>
+              <w:spacing w:before="20" w:after="20"/>
+            </w:pPr>
             <w:r/>
             <w:r>
               <w:rPr>
@@ -2920,11 +4075,17 @@
         </w:tc>
       </w:tr>
       <w:tr>
-        <w:tc>
-          <w:tcPr>
-            <w:tcW w:type="dxa" w:w="5046"/>
-          </w:tcPr>
-          <w:p>
+        <w:trPr>
+          <w:cantSplit/>
+        </w:trPr>
+        <w:tc>
+          <w:tcPr>
+            <w:tcW w:type="dxa" w:w="5046"/>
+          </w:tcPr>
+          <w:p>
+            <w:pPr>
+              <w:spacing w:before="20" w:after="20"/>
+            </w:pPr>
             <w:r/>
             <w:r>
               <w:rPr>
@@ -2941,6 +4102,9 @@
             <w:tcW w:type="dxa" w:w="5046"/>
           </w:tcPr>
           <w:p>
+            <w:pPr>
+              <w:spacing w:before="20" w:after="20"/>
+            </w:pPr>
             <w:r/>
             <w:r>
               <w:rPr>
@@ -2957,6 +4121,9 @@
             <w:tcW w:type="dxa" w:w="5046"/>
           </w:tcPr>
           <w:p>
+            <w:pPr>
+              <w:spacing w:before="20" w:after="20"/>
+            </w:pPr>
             <w:r/>
             <w:r>
               <w:rPr>
@@ -3013,6 +4180,9 @@
             <w:shd w:val="clear" w:color="auto" w:fill="D9D9D9"/>
           </w:tcPr>
           <w:p>
+            <w:pPr>
+              <w:spacing w:before="20" w:after="20"/>
+            </w:pPr>
             <w:r/>
             <w:r>
               <w:rPr>
@@ -3030,6 +4200,9 @@
             <w:shd w:val="clear" w:color="auto" w:fill="D9D9D9"/>
           </w:tcPr>
           <w:p>
+            <w:pPr>
+              <w:spacing w:before="20" w:after="20"/>
+            </w:pPr>
             <w:r/>
             <w:r>
               <w:rPr>
@@ -3047,6 +4220,9 @@
             <w:shd w:val="clear" w:color="auto" w:fill="D9D9D9"/>
           </w:tcPr>
           <w:p>
+            <w:pPr>
+              <w:spacing w:before="20" w:after="20"/>
+            </w:pPr>
             <w:r/>
             <w:r>
               <w:rPr>
@@ -3060,11 +4236,17 @@
         </w:tc>
       </w:tr>
       <w:tr>
-        <w:tc>
-          <w:tcPr>
-            <w:tcW w:type="dxa" w:w="5046"/>
-          </w:tcPr>
-          <w:p>
+        <w:trPr>
+          <w:cantSplit/>
+        </w:trPr>
+        <w:tc>
+          <w:tcPr>
+            <w:tcW w:type="dxa" w:w="5046"/>
+          </w:tcPr>
+          <w:p>
+            <w:pPr>
+              <w:spacing w:before="20" w:after="20"/>
+            </w:pPr>
             <w:r/>
             <w:r>
               <w:rPr>
@@ -3081,6 +4263,9 @@
             <w:tcW w:type="dxa" w:w="5046"/>
           </w:tcPr>
           <w:p>
+            <w:pPr>
+              <w:spacing w:before="20" w:after="20"/>
+            </w:pPr>
             <w:r/>
             <w:r>
               <w:rPr>
@@ -3097,6 +4282,9 @@
             <w:tcW w:type="dxa" w:w="5046"/>
           </w:tcPr>
           <w:p>
+            <w:pPr>
+              <w:spacing w:before="20" w:after="20"/>
+            </w:pPr>
             <w:r/>
             <w:r>
               <w:rPr>
@@ -3109,11 +4297,17 @@
         </w:tc>
       </w:tr>
       <w:tr>
-        <w:tc>
-          <w:tcPr>
-            <w:tcW w:type="dxa" w:w="5046"/>
-          </w:tcPr>
-          <w:p>
+        <w:trPr>
+          <w:cantSplit/>
+        </w:trPr>
+        <w:tc>
+          <w:tcPr>
+            <w:tcW w:type="dxa" w:w="5046"/>
+          </w:tcPr>
+          <w:p>
+            <w:pPr>
+              <w:spacing w:before="20" w:after="20"/>
+            </w:pPr>
             <w:r/>
             <w:r>
               <w:rPr>
@@ -3130,6 +4324,9 @@
             <w:tcW w:type="dxa" w:w="5046"/>
           </w:tcPr>
           <w:p>
+            <w:pPr>
+              <w:spacing w:before="20" w:after="20"/>
+            </w:pPr>
             <w:r/>
             <w:r>
               <w:rPr>
@@ -3146,6 +4343,9 @@
             <w:tcW w:type="dxa" w:w="5046"/>
           </w:tcPr>
           <w:p>
+            <w:pPr>
+              <w:spacing w:before="20" w:after="20"/>
+            </w:pPr>
             <w:r/>
             <w:r>
               <w:rPr>
@@ -3158,11 +4358,17 @@
         </w:tc>
       </w:tr>
       <w:tr>
-        <w:tc>
-          <w:tcPr>
-            <w:tcW w:type="dxa" w:w="5046"/>
-          </w:tcPr>
-          <w:p>
+        <w:trPr>
+          <w:cantSplit/>
+        </w:trPr>
+        <w:tc>
+          <w:tcPr>
+            <w:tcW w:type="dxa" w:w="5046"/>
+          </w:tcPr>
+          <w:p>
+            <w:pPr>
+              <w:spacing w:before="20" w:after="20"/>
+            </w:pPr>
             <w:r/>
             <w:r>
               <w:rPr>
@@ -3179,6 +4385,9 @@
             <w:tcW w:type="dxa" w:w="5046"/>
           </w:tcPr>
           <w:p>
+            <w:pPr>
+              <w:spacing w:before="20" w:after="20"/>
+            </w:pPr>
             <w:r/>
             <w:r>
               <w:rPr>
@@ -3195,6 +4404,9 @@
             <w:tcW w:type="dxa" w:w="5046"/>
           </w:tcPr>
           <w:p>
+            <w:pPr>
+              <w:spacing w:before="20" w:after="20"/>
+            </w:pPr>
             <w:r/>
             <w:r>
               <w:rPr>
@@ -3207,11 +4419,17 @@
         </w:tc>
       </w:tr>
       <w:tr>
-        <w:tc>
-          <w:tcPr>
-            <w:tcW w:type="dxa" w:w="5046"/>
-          </w:tcPr>
-          <w:p>
+        <w:trPr>
+          <w:cantSplit/>
+        </w:trPr>
+        <w:tc>
+          <w:tcPr>
+            <w:tcW w:type="dxa" w:w="5046"/>
+          </w:tcPr>
+          <w:p>
+            <w:pPr>
+              <w:spacing w:before="20" w:after="20"/>
+            </w:pPr>
             <w:r/>
             <w:r>
               <w:rPr>
@@ -3228,6 +4446,9 @@
             <w:tcW w:type="dxa" w:w="5046"/>
           </w:tcPr>
           <w:p>
+            <w:pPr>
+              <w:spacing w:before="20" w:after="20"/>
+            </w:pPr>
             <w:r/>
             <w:r>
               <w:rPr>
@@ -3244,6 +4465,9 @@
             <w:tcW w:type="dxa" w:w="5046"/>
           </w:tcPr>
           <w:p>
+            <w:pPr>
+              <w:spacing w:before="20" w:after="20"/>
+            </w:pPr>
             <w:r/>
             <w:r>
               <w:rPr>
@@ -3300,6 +4524,9 @@
             <w:shd w:val="clear" w:color="auto" w:fill="D9D9D9"/>
           </w:tcPr>
           <w:p>
+            <w:pPr>
+              <w:spacing w:before="20" w:after="20"/>
+            </w:pPr>
             <w:r/>
             <w:r>
               <w:rPr>
@@ -3317,6 +4544,9 @@
             <w:shd w:val="clear" w:color="auto" w:fill="D9D9D9"/>
           </w:tcPr>
           <w:p>
+            <w:pPr>
+              <w:spacing w:before="20" w:after="20"/>
+            </w:pPr>
             <w:r/>
             <w:r>
               <w:rPr>
@@ -3334,6 +4564,9 @@
             <w:shd w:val="clear" w:color="auto" w:fill="D9D9D9"/>
           </w:tcPr>
           <w:p>
+            <w:pPr>
+              <w:spacing w:before="20" w:after="20"/>
+            </w:pPr>
             <w:r/>
             <w:r>
               <w:rPr>
@@ -3347,11 +4580,17 @@
         </w:tc>
       </w:tr>
       <w:tr>
-        <w:tc>
-          <w:tcPr>
-            <w:tcW w:type="dxa" w:w="5046"/>
-          </w:tcPr>
-          <w:p>
+        <w:trPr>
+          <w:cantSplit/>
+        </w:trPr>
+        <w:tc>
+          <w:tcPr>
+            <w:tcW w:type="dxa" w:w="5046"/>
+          </w:tcPr>
+          <w:p>
+            <w:pPr>
+              <w:spacing w:before="20" w:after="20"/>
+            </w:pPr>
             <w:r/>
             <w:r>
               <w:rPr>
@@ -3368,6 +4607,9 @@
             <w:tcW w:type="dxa" w:w="5046"/>
           </w:tcPr>
           <w:p>
+            <w:pPr>
+              <w:spacing w:before="20" w:after="20"/>
+            </w:pPr>
             <w:r/>
             <w:r>
               <w:rPr>
@@ -3384,6 +4626,9 @@
             <w:tcW w:type="dxa" w:w="5046"/>
           </w:tcPr>
           <w:p>
+            <w:pPr>
+              <w:spacing w:before="20" w:after="20"/>
+            </w:pPr>
             <w:r/>
             <w:r>
               <w:rPr>
@@ -3396,11 +4641,17 @@
         </w:tc>
       </w:tr>
       <w:tr>
-        <w:tc>
-          <w:tcPr>
-            <w:tcW w:type="dxa" w:w="5046"/>
-          </w:tcPr>
-          <w:p>
+        <w:trPr>
+          <w:cantSplit/>
+        </w:trPr>
+        <w:tc>
+          <w:tcPr>
+            <w:tcW w:type="dxa" w:w="5046"/>
+          </w:tcPr>
+          <w:p>
+            <w:pPr>
+              <w:spacing w:before="20" w:after="20"/>
+            </w:pPr>
             <w:r/>
             <w:r>
               <w:rPr>
@@ -3417,6 +4668,9 @@
             <w:tcW w:type="dxa" w:w="5046"/>
           </w:tcPr>
           <w:p>
+            <w:pPr>
+              <w:spacing w:before="20" w:after="20"/>
+            </w:pPr>
             <w:r/>
             <w:r>
               <w:rPr>
@@ -3433,6 +4687,9 @@
             <w:tcW w:type="dxa" w:w="5046"/>
           </w:tcPr>
           <w:p>
+            <w:pPr>
+              <w:spacing w:before="20" w:after="20"/>
+            </w:pPr>
             <w:r/>
             <w:r>
               <w:rPr>
@@ -3445,11 +4702,17 @@
         </w:tc>
       </w:tr>
       <w:tr>
-        <w:tc>
-          <w:tcPr>
-            <w:tcW w:type="dxa" w:w="5046"/>
-          </w:tcPr>
-          <w:p>
+        <w:trPr>
+          <w:cantSplit/>
+        </w:trPr>
+        <w:tc>
+          <w:tcPr>
+            <w:tcW w:type="dxa" w:w="5046"/>
+          </w:tcPr>
+          <w:p>
+            <w:pPr>
+              <w:spacing w:before="20" w:after="20"/>
+            </w:pPr>
             <w:r/>
             <w:r>
               <w:rPr>
@@ -3466,6 +4729,9 @@
             <w:tcW w:type="dxa" w:w="5046"/>
           </w:tcPr>
           <w:p>
+            <w:pPr>
+              <w:spacing w:before="20" w:after="20"/>
+            </w:pPr>
             <w:r/>
             <w:r>
               <w:rPr>
@@ -3482,6 +4748,9 @@
             <w:tcW w:type="dxa" w:w="5046"/>
           </w:tcPr>
           <w:p>
+            <w:pPr>
+              <w:spacing w:before="20" w:after="20"/>
+            </w:pPr>
             <w:r/>
             <w:r>
               <w:rPr>
@@ -3494,11 +4763,17 @@
         </w:tc>
       </w:tr>
       <w:tr>
-        <w:tc>
-          <w:tcPr>
-            <w:tcW w:type="dxa" w:w="5046"/>
-          </w:tcPr>
-          <w:p>
+        <w:trPr>
+          <w:cantSplit/>
+        </w:trPr>
+        <w:tc>
+          <w:tcPr>
+            <w:tcW w:type="dxa" w:w="5046"/>
+          </w:tcPr>
+          <w:p>
+            <w:pPr>
+              <w:spacing w:before="20" w:after="20"/>
+            </w:pPr>
             <w:r/>
             <w:r>
               <w:rPr>
@@ -3515,6 +4790,9 @@
             <w:tcW w:type="dxa" w:w="5046"/>
           </w:tcPr>
           <w:p>
+            <w:pPr>
+              <w:spacing w:before="20" w:after="20"/>
+            </w:pPr>
             <w:r/>
             <w:r>
               <w:rPr>
@@ -3531,6 +4809,9 @@
             <w:tcW w:type="dxa" w:w="5046"/>
           </w:tcPr>
           <w:p>
+            <w:pPr>
+              <w:spacing w:before="20" w:after="20"/>
+            </w:pPr>
             <w:r/>
             <w:r>
               <w:rPr>
@@ -3587,6 +4868,9 @@
             <w:shd w:val="clear" w:color="auto" w:fill="D9D9D9"/>
           </w:tcPr>
           <w:p>
+            <w:pPr>
+              <w:spacing w:before="20" w:after="20"/>
+            </w:pPr>
             <w:r/>
             <w:r>
               <w:rPr>
@@ -3604,6 +4888,9 @@
             <w:shd w:val="clear" w:color="auto" w:fill="D9D9D9"/>
           </w:tcPr>
           <w:p>
+            <w:pPr>
+              <w:spacing w:before="20" w:after="20"/>
+            </w:pPr>
             <w:r/>
             <w:r>
               <w:rPr>
@@ -3621,6 +4908,9 @@
             <w:shd w:val="clear" w:color="auto" w:fill="D9D9D9"/>
           </w:tcPr>
           <w:p>
+            <w:pPr>
+              <w:spacing w:before="20" w:after="20"/>
+            </w:pPr>
             <w:r/>
             <w:r>
               <w:rPr>
@@ -3634,11 +4924,17 @@
         </w:tc>
       </w:tr>
       <w:tr>
-        <w:tc>
-          <w:tcPr>
-            <w:tcW w:type="dxa" w:w="5046"/>
-          </w:tcPr>
-          <w:p>
+        <w:trPr>
+          <w:cantSplit/>
+        </w:trPr>
+        <w:tc>
+          <w:tcPr>
+            <w:tcW w:type="dxa" w:w="5046"/>
+          </w:tcPr>
+          <w:p>
+            <w:pPr>
+              <w:spacing w:before="20" w:after="20"/>
+            </w:pPr>
             <w:r/>
             <w:r>
               <w:rPr>
@@ -3655,6 +4951,9 @@
             <w:tcW w:type="dxa" w:w="5046"/>
           </w:tcPr>
           <w:p>
+            <w:pPr>
+              <w:spacing w:before="20" w:after="20"/>
+            </w:pPr>
             <w:r/>
             <w:r>
               <w:rPr>
@@ -3671,6 +4970,9 @@
             <w:tcW w:type="dxa" w:w="5046"/>
           </w:tcPr>
           <w:p>
+            <w:pPr>
+              <w:spacing w:before="20" w:after="20"/>
+            </w:pPr>
             <w:r/>
             <w:r>
               <w:rPr>
@@ -3683,11 +4985,17 @@
         </w:tc>
       </w:tr>
       <w:tr>
-        <w:tc>
-          <w:tcPr>
-            <w:tcW w:type="dxa" w:w="5046"/>
-          </w:tcPr>
-          <w:p>
+        <w:trPr>
+          <w:cantSplit/>
+        </w:trPr>
+        <w:tc>
+          <w:tcPr>
+            <w:tcW w:type="dxa" w:w="5046"/>
+          </w:tcPr>
+          <w:p>
+            <w:pPr>
+              <w:spacing w:before="20" w:after="20"/>
+            </w:pPr>
             <w:r/>
             <w:r>
               <w:rPr>
@@ -3704,6 +5012,9 @@
             <w:tcW w:type="dxa" w:w="5046"/>
           </w:tcPr>
           <w:p>
+            <w:pPr>
+              <w:spacing w:before="20" w:after="20"/>
+            </w:pPr>
             <w:r/>
             <w:r>
               <w:rPr>
@@ -3720,6 +5031,9 @@
             <w:tcW w:type="dxa" w:w="5046"/>
           </w:tcPr>
           <w:p>
+            <w:pPr>
+              <w:spacing w:before="20" w:after="20"/>
+            </w:pPr>
             <w:r/>
             <w:r>
               <w:rPr>
@@ -3732,11 +5046,17 @@
         </w:tc>
       </w:tr>
       <w:tr>
-        <w:tc>
-          <w:tcPr>
-            <w:tcW w:type="dxa" w:w="5046"/>
-          </w:tcPr>
-          <w:p>
+        <w:trPr>
+          <w:cantSplit/>
+        </w:trPr>
+        <w:tc>
+          <w:tcPr>
+            <w:tcW w:type="dxa" w:w="5046"/>
+          </w:tcPr>
+          <w:p>
+            <w:pPr>
+              <w:spacing w:before="20" w:after="20"/>
+            </w:pPr>
             <w:r/>
             <w:r>
               <w:rPr>
@@ -3753,6 +5073,9 @@
             <w:tcW w:type="dxa" w:w="5046"/>
           </w:tcPr>
           <w:p>
+            <w:pPr>
+              <w:spacing w:before="20" w:after="20"/>
+            </w:pPr>
             <w:r/>
             <w:r>
               <w:rPr>
@@ -3769,6 +5092,9 @@
             <w:tcW w:type="dxa" w:w="5046"/>
           </w:tcPr>
           <w:p>
+            <w:pPr>
+              <w:spacing w:before="20" w:after="20"/>
+            </w:pPr>
             <w:r/>
             <w:r>
               <w:rPr>
@@ -3781,11 +5107,17 @@
         </w:tc>
       </w:tr>
       <w:tr>
-        <w:tc>
-          <w:tcPr>
-            <w:tcW w:type="dxa" w:w="5046"/>
-          </w:tcPr>
-          <w:p>
+        <w:trPr>
+          <w:cantSplit/>
+        </w:trPr>
+        <w:tc>
+          <w:tcPr>
+            <w:tcW w:type="dxa" w:w="5046"/>
+          </w:tcPr>
+          <w:p>
+            <w:pPr>
+              <w:spacing w:before="20" w:after="20"/>
+            </w:pPr>
             <w:r/>
             <w:r>
               <w:rPr>
@@ -3802,6 +5134,9 @@
             <w:tcW w:type="dxa" w:w="5046"/>
           </w:tcPr>
           <w:p>
+            <w:pPr>
+              <w:spacing w:before="20" w:after="20"/>
+            </w:pPr>
             <w:r/>
             <w:r>
               <w:rPr>
@@ -3818,6 +5153,9 @@
             <w:tcW w:type="dxa" w:w="5046"/>
           </w:tcPr>
           <w:p>
+            <w:pPr>
+              <w:spacing w:before="20" w:after="20"/>
+            </w:pPr>
             <w:r/>
             <w:r>
               <w:rPr>
@@ -3830,11 +5168,17 @@
         </w:tc>
       </w:tr>
       <w:tr>
-        <w:tc>
-          <w:tcPr>
-            <w:tcW w:type="dxa" w:w="5046"/>
-          </w:tcPr>
-          <w:p>
+        <w:trPr>
+          <w:cantSplit/>
+        </w:trPr>
+        <w:tc>
+          <w:tcPr>
+            <w:tcW w:type="dxa" w:w="5046"/>
+          </w:tcPr>
+          <w:p>
+            <w:pPr>
+              <w:spacing w:before="20" w:after="20"/>
+            </w:pPr>
             <w:r/>
             <w:r>
               <w:rPr>
@@ -3851,6 +5195,9 @@
             <w:tcW w:type="dxa" w:w="5046"/>
           </w:tcPr>
           <w:p>
+            <w:pPr>
+              <w:spacing w:before="20" w:after="20"/>
+            </w:pPr>
             <w:r/>
             <w:r>
               <w:rPr>
@@ -3867,6 +5214,9 @@
             <w:tcW w:type="dxa" w:w="5046"/>
           </w:tcPr>
           <w:p>
+            <w:pPr>
+              <w:spacing w:before="20" w:after="20"/>
+            </w:pPr>
             <w:r/>
             <w:r>
               <w:rPr>
@@ -3879,11 +5229,17 @@
         </w:tc>
       </w:tr>
       <w:tr>
-        <w:tc>
-          <w:tcPr>
-            <w:tcW w:type="dxa" w:w="5046"/>
-          </w:tcPr>
-          <w:p>
+        <w:trPr>
+          <w:cantSplit/>
+        </w:trPr>
+        <w:tc>
+          <w:tcPr>
+            <w:tcW w:type="dxa" w:w="5046"/>
+          </w:tcPr>
+          <w:p>
+            <w:pPr>
+              <w:spacing w:before="20" w:after="20"/>
+            </w:pPr>
             <w:r/>
             <w:r>
               <w:rPr>
@@ -3900,6 +5256,9 @@
             <w:tcW w:type="dxa" w:w="5046"/>
           </w:tcPr>
           <w:p>
+            <w:pPr>
+              <w:spacing w:before="20" w:after="20"/>
+            </w:pPr>
             <w:r/>
             <w:r>
               <w:rPr>
@@ -3916,6 +5275,9 @@
             <w:tcW w:type="dxa" w:w="5046"/>
           </w:tcPr>
           <w:p>
+            <w:pPr>
+              <w:spacing w:before="20" w:after="20"/>
+            </w:pPr>
             <w:r/>
             <w:r>
               <w:rPr>
@@ -3928,11 +5290,17 @@
         </w:tc>
       </w:tr>
       <w:tr>
-        <w:tc>
-          <w:tcPr>
-            <w:tcW w:type="dxa" w:w="5046"/>
-          </w:tcPr>
-          <w:p>
+        <w:trPr>
+          <w:cantSplit/>
+        </w:trPr>
+        <w:tc>
+          <w:tcPr>
+            <w:tcW w:type="dxa" w:w="5046"/>
+          </w:tcPr>
+          <w:p>
+            <w:pPr>
+              <w:spacing w:before="20" w:after="20"/>
+            </w:pPr>
             <w:r/>
             <w:r>
               <w:rPr>
@@ -3949,6 +5317,9 @@
             <w:tcW w:type="dxa" w:w="5046"/>
           </w:tcPr>
           <w:p>
+            <w:pPr>
+              <w:spacing w:before="20" w:after="20"/>
+            </w:pPr>
             <w:r/>
             <w:r>
               <w:rPr>
@@ -3965,6 +5336,9 @@
             <w:tcW w:type="dxa" w:w="5046"/>
           </w:tcPr>
           <w:p>
+            <w:pPr>
+              <w:spacing w:before="20" w:after="20"/>
+            </w:pPr>
             <w:r/>
             <w:r>
               <w:rPr>
@@ -3977,11 +5351,17 @@
         </w:tc>
       </w:tr>
       <w:tr>
-        <w:tc>
-          <w:tcPr>
-            <w:tcW w:type="dxa" w:w="5046"/>
-          </w:tcPr>
-          <w:p>
+        <w:trPr>
+          <w:cantSplit/>
+        </w:trPr>
+        <w:tc>
+          <w:tcPr>
+            <w:tcW w:type="dxa" w:w="5046"/>
+          </w:tcPr>
+          <w:p>
+            <w:pPr>
+              <w:spacing w:before="20" w:after="20"/>
+            </w:pPr>
             <w:r/>
             <w:r>
               <w:rPr>
@@ -3998,6 +5378,9 @@
             <w:tcW w:type="dxa" w:w="5046"/>
           </w:tcPr>
           <w:p>
+            <w:pPr>
+              <w:spacing w:before="20" w:after="20"/>
+            </w:pPr>
             <w:r/>
             <w:r>
               <w:rPr>
@@ -4014,6 +5397,9 @@
             <w:tcW w:type="dxa" w:w="5046"/>
           </w:tcPr>
           <w:p>
+            <w:pPr>
+              <w:spacing w:before="20" w:after="20"/>
+            </w:pPr>
             <w:r/>
             <w:r>
               <w:rPr>
@@ -4026,11 +5412,17 @@
         </w:tc>
       </w:tr>
       <w:tr>
-        <w:tc>
-          <w:tcPr>
-            <w:tcW w:type="dxa" w:w="5046"/>
-          </w:tcPr>
-          <w:p>
+        <w:trPr>
+          <w:cantSplit/>
+        </w:trPr>
+        <w:tc>
+          <w:tcPr>
+            <w:tcW w:type="dxa" w:w="5046"/>
+          </w:tcPr>
+          <w:p>
+            <w:pPr>
+              <w:spacing w:before="20" w:after="20"/>
+            </w:pPr>
             <w:r/>
             <w:r>
               <w:rPr>
@@ -4047,6 +5439,9 @@
             <w:tcW w:type="dxa" w:w="5046"/>
           </w:tcPr>
           <w:p>
+            <w:pPr>
+              <w:spacing w:before="20" w:after="20"/>
+            </w:pPr>
             <w:r/>
             <w:r>
               <w:rPr>
@@ -4063,6 +5458,9 @@
             <w:tcW w:type="dxa" w:w="5046"/>
           </w:tcPr>
           <w:p>
+            <w:pPr>
+              <w:spacing w:before="20" w:after="20"/>
+            </w:pPr>
             <w:r/>
             <w:r>
               <w:rPr>
@@ -4075,11 +5473,17 @@
         </w:tc>
       </w:tr>
       <w:tr>
-        <w:tc>
-          <w:tcPr>
-            <w:tcW w:type="dxa" w:w="5046"/>
-          </w:tcPr>
-          <w:p>
+        <w:trPr>
+          <w:cantSplit/>
+        </w:trPr>
+        <w:tc>
+          <w:tcPr>
+            <w:tcW w:type="dxa" w:w="5046"/>
+          </w:tcPr>
+          <w:p>
+            <w:pPr>
+              <w:spacing w:before="20" w:after="20"/>
+            </w:pPr>
             <w:r/>
             <w:r>
               <w:rPr>
@@ -4096,6 +5500,9 @@
             <w:tcW w:type="dxa" w:w="5046"/>
           </w:tcPr>
           <w:p>
+            <w:pPr>
+              <w:spacing w:before="20" w:after="20"/>
+            </w:pPr>
             <w:r/>
             <w:r>
               <w:rPr>
@@ -4112,6 +5519,9 @@
             <w:tcW w:type="dxa" w:w="5046"/>
           </w:tcPr>
           <w:p>
+            <w:pPr>
+              <w:spacing w:before="20" w:after="20"/>
+            </w:pPr>
             <w:r/>
             <w:r>
               <w:rPr>
@@ -4168,6 +5578,9 @@
             <w:shd w:val="clear" w:color="auto" w:fill="D9D9D9"/>
           </w:tcPr>
           <w:p>
+            <w:pPr>
+              <w:spacing w:before="20" w:after="20"/>
+            </w:pPr>
             <w:r/>
             <w:r>
               <w:rPr>
@@ -4185,6 +5598,9 @@
             <w:shd w:val="clear" w:color="auto" w:fill="D9D9D9"/>
           </w:tcPr>
           <w:p>
+            <w:pPr>
+              <w:spacing w:before="20" w:after="20"/>
+            </w:pPr>
             <w:r/>
             <w:r>
               <w:rPr>
@@ -4202,6 +5618,9 @@
             <w:shd w:val="clear" w:color="auto" w:fill="D9D9D9"/>
           </w:tcPr>
           <w:p>
+            <w:pPr>
+              <w:spacing w:before="20" w:after="20"/>
+            </w:pPr>
             <w:r/>
             <w:r>
               <w:rPr>
@@ -4215,11 +5634,17 @@
         </w:tc>
       </w:tr>
       <w:tr>
-        <w:tc>
-          <w:tcPr>
-            <w:tcW w:type="dxa" w:w="5046"/>
-          </w:tcPr>
-          <w:p>
+        <w:trPr>
+          <w:cantSplit/>
+        </w:trPr>
+        <w:tc>
+          <w:tcPr>
+            <w:tcW w:type="dxa" w:w="5046"/>
+          </w:tcPr>
+          <w:p>
+            <w:pPr>
+              <w:spacing w:before="20" w:after="20"/>
+            </w:pPr>
             <w:r/>
             <w:r>
               <w:rPr>
@@ -4236,6 +5661,9 @@
             <w:tcW w:type="dxa" w:w="5046"/>
           </w:tcPr>
           <w:p>
+            <w:pPr>
+              <w:spacing w:before="20" w:after="20"/>
+            </w:pPr>
             <w:r/>
             <w:r>
               <w:rPr>
@@ -4252,6 +5680,9 @@
             <w:tcW w:type="dxa" w:w="5046"/>
           </w:tcPr>
           <w:p>
+            <w:pPr>
+              <w:spacing w:before="20" w:after="20"/>
+            </w:pPr>
             <w:r/>
             <w:r>
               <w:rPr>
@@ -4264,11 +5695,17 @@
         </w:tc>
       </w:tr>
       <w:tr>
-        <w:tc>
-          <w:tcPr>
-            <w:tcW w:type="dxa" w:w="5046"/>
-          </w:tcPr>
-          <w:p>
+        <w:trPr>
+          <w:cantSplit/>
+        </w:trPr>
+        <w:tc>
+          <w:tcPr>
+            <w:tcW w:type="dxa" w:w="5046"/>
+          </w:tcPr>
+          <w:p>
+            <w:pPr>
+              <w:spacing w:before="20" w:after="20"/>
+            </w:pPr>
             <w:r/>
             <w:r>
               <w:rPr>
@@ -4285,6 +5722,9 @@
             <w:tcW w:type="dxa" w:w="5046"/>
           </w:tcPr>
           <w:p>
+            <w:pPr>
+              <w:spacing w:before="20" w:after="20"/>
+            </w:pPr>
             <w:r/>
             <w:r>
               <w:rPr>
@@ -4301,6 +5741,9 @@
             <w:tcW w:type="dxa" w:w="5046"/>
           </w:tcPr>
           <w:p>
+            <w:pPr>
+              <w:spacing w:before="20" w:after="20"/>
+            </w:pPr>
             <w:r/>
             <w:r>
               <w:rPr>
@@ -4313,11 +5756,17 @@
         </w:tc>
       </w:tr>
       <w:tr>
-        <w:tc>
-          <w:tcPr>
-            <w:tcW w:type="dxa" w:w="5046"/>
-          </w:tcPr>
-          <w:p>
+        <w:trPr>
+          <w:cantSplit/>
+        </w:trPr>
+        <w:tc>
+          <w:tcPr>
+            <w:tcW w:type="dxa" w:w="5046"/>
+          </w:tcPr>
+          <w:p>
+            <w:pPr>
+              <w:spacing w:before="20" w:after="20"/>
+            </w:pPr>
             <w:r/>
             <w:r>
               <w:rPr>
@@ -4334,6 +5783,9 @@
             <w:tcW w:type="dxa" w:w="5046"/>
           </w:tcPr>
           <w:p>
+            <w:pPr>
+              <w:spacing w:before="20" w:after="20"/>
+            </w:pPr>
             <w:r/>
             <w:r>
               <w:rPr>
@@ -4350,6 +5802,9 @@
             <w:tcW w:type="dxa" w:w="5046"/>
           </w:tcPr>
           <w:p>
+            <w:pPr>
+              <w:spacing w:before="20" w:after="20"/>
+            </w:pPr>
             <w:r/>
             <w:r>
               <w:rPr>
@@ -4362,11 +5817,17 @@
         </w:tc>
       </w:tr>
       <w:tr>
-        <w:tc>
-          <w:tcPr>
-            <w:tcW w:type="dxa" w:w="5046"/>
-          </w:tcPr>
-          <w:p>
+        <w:trPr>
+          <w:cantSplit/>
+        </w:trPr>
+        <w:tc>
+          <w:tcPr>
+            <w:tcW w:type="dxa" w:w="5046"/>
+          </w:tcPr>
+          <w:p>
+            <w:pPr>
+              <w:spacing w:before="20" w:after="20"/>
+            </w:pPr>
             <w:r/>
             <w:r>
               <w:rPr>
@@ -4383,6 +5844,9 @@
             <w:tcW w:type="dxa" w:w="5046"/>
           </w:tcPr>
           <w:p>
+            <w:pPr>
+              <w:spacing w:before="20" w:after="20"/>
+            </w:pPr>
             <w:r/>
             <w:r>
               <w:rPr>
@@ -4399,6 +5863,9 @@
             <w:tcW w:type="dxa" w:w="5046"/>
           </w:tcPr>
           <w:p>
+            <w:pPr>
+              <w:spacing w:before="20" w:after="20"/>
+            </w:pPr>
             <w:r/>
             <w:r>
               <w:rPr>
@@ -4411,11 +5878,17 @@
         </w:tc>
       </w:tr>
       <w:tr>
-        <w:tc>
-          <w:tcPr>
-            <w:tcW w:type="dxa" w:w="5046"/>
-          </w:tcPr>
-          <w:p>
+        <w:trPr>
+          <w:cantSplit/>
+        </w:trPr>
+        <w:tc>
+          <w:tcPr>
+            <w:tcW w:type="dxa" w:w="5046"/>
+          </w:tcPr>
+          <w:p>
+            <w:pPr>
+              <w:spacing w:before="20" w:after="20"/>
+            </w:pPr>
             <w:r/>
             <w:r>
               <w:rPr>
@@ -4432,6 +5905,9 @@
             <w:tcW w:type="dxa" w:w="5046"/>
           </w:tcPr>
           <w:p>
+            <w:pPr>
+              <w:spacing w:before="20" w:after="20"/>
+            </w:pPr>
             <w:r/>
             <w:r>
               <w:rPr>
@@ -4448,6 +5924,9 @@
             <w:tcW w:type="dxa" w:w="5046"/>
           </w:tcPr>
           <w:p>
+            <w:pPr>
+              <w:spacing w:before="20" w:after="20"/>
+            </w:pPr>
             <w:r/>
             <w:r>
               <w:rPr>
@@ -4460,11 +5939,17 @@
         </w:tc>
       </w:tr>
       <w:tr>
-        <w:tc>
-          <w:tcPr>
-            <w:tcW w:type="dxa" w:w="5046"/>
-          </w:tcPr>
-          <w:p>
+        <w:trPr>
+          <w:cantSplit/>
+        </w:trPr>
+        <w:tc>
+          <w:tcPr>
+            <w:tcW w:type="dxa" w:w="5046"/>
+          </w:tcPr>
+          <w:p>
+            <w:pPr>
+              <w:spacing w:before="20" w:after="20"/>
+            </w:pPr>
             <w:r/>
             <w:r>
               <w:rPr>
@@ -4481,6 +5966,9 @@
             <w:tcW w:type="dxa" w:w="5046"/>
           </w:tcPr>
           <w:p>
+            <w:pPr>
+              <w:spacing w:before="20" w:after="20"/>
+            </w:pPr>
             <w:r/>
             <w:r>
               <w:rPr>
@@ -4497,6 +5985,9 @@
             <w:tcW w:type="dxa" w:w="5046"/>
           </w:tcPr>
           <w:p>
+            <w:pPr>
+              <w:spacing w:before="20" w:after="20"/>
+            </w:pPr>
             <w:r/>
             <w:r>
               <w:rPr>
@@ -4553,6 +6044,9 @@
             <w:shd w:val="clear" w:color="auto" w:fill="D9D9D9"/>
           </w:tcPr>
           <w:p>
+            <w:pPr>
+              <w:spacing w:before="20" w:after="20"/>
+            </w:pPr>
             <w:r/>
             <w:r>
               <w:rPr>
@@ -4570,6 +6064,9 @@
             <w:shd w:val="clear" w:color="auto" w:fill="D9D9D9"/>
           </w:tcPr>
           <w:p>
+            <w:pPr>
+              <w:spacing w:before="20" w:after="20"/>
+            </w:pPr>
             <w:r/>
             <w:r>
               <w:rPr>
@@ -4587,6 +6084,9 @@
             <w:shd w:val="clear" w:color="auto" w:fill="D9D9D9"/>
           </w:tcPr>
           <w:p>
+            <w:pPr>
+              <w:spacing w:before="20" w:after="20"/>
+            </w:pPr>
             <w:r/>
             <w:r>
               <w:rPr>
@@ -4600,11 +6100,17 @@
         </w:tc>
       </w:tr>
       <w:tr>
-        <w:tc>
-          <w:tcPr>
-            <w:tcW w:type="dxa" w:w="5046"/>
-          </w:tcPr>
-          <w:p>
+        <w:trPr>
+          <w:cantSplit/>
+        </w:trPr>
+        <w:tc>
+          <w:tcPr>
+            <w:tcW w:type="dxa" w:w="5046"/>
+          </w:tcPr>
+          <w:p>
+            <w:pPr>
+              <w:spacing w:before="20" w:after="20"/>
+            </w:pPr>
             <w:r/>
             <w:r>
               <w:rPr>
@@ -4621,6 +6127,9 @@
             <w:tcW w:type="dxa" w:w="5046"/>
           </w:tcPr>
           <w:p>
+            <w:pPr>
+              <w:spacing w:before="20" w:after="20"/>
+            </w:pPr>
             <w:r/>
             <w:r>
               <w:rPr>
@@ -4637,6 +6146,9 @@
             <w:tcW w:type="dxa" w:w="5046"/>
           </w:tcPr>
           <w:p>
+            <w:pPr>
+              <w:spacing w:before="20" w:after="20"/>
+            </w:pPr>
             <w:r/>
             <w:r>
               <w:rPr>
@@ -4649,11 +6161,17 @@
         </w:tc>
       </w:tr>
       <w:tr>
-        <w:tc>
-          <w:tcPr>
-            <w:tcW w:type="dxa" w:w="5046"/>
-          </w:tcPr>
-          <w:p>
+        <w:trPr>
+          <w:cantSplit/>
+        </w:trPr>
+        <w:tc>
+          <w:tcPr>
+            <w:tcW w:type="dxa" w:w="5046"/>
+          </w:tcPr>
+          <w:p>
+            <w:pPr>
+              <w:spacing w:before="20" w:after="20"/>
+            </w:pPr>
             <w:r/>
             <w:r>
               <w:rPr>
@@ -4670,6 +6188,9 @@
             <w:tcW w:type="dxa" w:w="5046"/>
           </w:tcPr>
           <w:p>
+            <w:pPr>
+              <w:spacing w:before="20" w:after="20"/>
+            </w:pPr>
             <w:r/>
             <w:r>
               <w:rPr>
@@ -4686,6 +6207,9 @@
             <w:tcW w:type="dxa" w:w="5046"/>
           </w:tcPr>
           <w:p>
+            <w:pPr>
+              <w:spacing w:before="20" w:after="20"/>
+            </w:pPr>
             <w:r/>
             <w:r>
               <w:rPr>
@@ -4698,11 +6222,17 @@
         </w:tc>
       </w:tr>
       <w:tr>
-        <w:tc>
-          <w:tcPr>
-            <w:tcW w:type="dxa" w:w="5046"/>
-          </w:tcPr>
-          <w:p>
+        <w:trPr>
+          <w:cantSplit/>
+        </w:trPr>
+        <w:tc>
+          <w:tcPr>
+            <w:tcW w:type="dxa" w:w="5046"/>
+          </w:tcPr>
+          <w:p>
+            <w:pPr>
+              <w:spacing w:before="20" w:after="20"/>
+            </w:pPr>
             <w:r/>
             <w:r>
               <w:rPr>
@@ -4719,6 +6249,9 @@
             <w:tcW w:type="dxa" w:w="5046"/>
           </w:tcPr>
           <w:p>
+            <w:pPr>
+              <w:spacing w:before="20" w:after="20"/>
+            </w:pPr>
             <w:r/>
             <w:r>
               <w:rPr>
@@ -4735,6 +6268,9 @@
             <w:tcW w:type="dxa" w:w="5046"/>
           </w:tcPr>
           <w:p>
+            <w:pPr>
+              <w:spacing w:before="20" w:after="20"/>
+            </w:pPr>
             <w:r/>
             <w:r>
               <w:rPr>
@@ -4747,11 +6283,17 @@
         </w:tc>
       </w:tr>
       <w:tr>
-        <w:tc>
-          <w:tcPr>
-            <w:tcW w:type="dxa" w:w="5046"/>
-          </w:tcPr>
-          <w:p>
+        <w:trPr>
+          <w:cantSplit/>
+        </w:trPr>
+        <w:tc>
+          <w:tcPr>
+            <w:tcW w:type="dxa" w:w="5046"/>
+          </w:tcPr>
+          <w:p>
+            <w:pPr>
+              <w:spacing w:before="20" w:after="20"/>
+            </w:pPr>
             <w:r/>
             <w:r>
               <w:rPr>
@@ -4768,6 +6310,9 @@
             <w:tcW w:type="dxa" w:w="5046"/>
           </w:tcPr>
           <w:p>
+            <w:pPr>
+              <w:spacing w:before="20" w:after="20"/>
+            </w:pPr>
             <w:r/>
             <w:r>
               <w:rPr>
@@ -4784,6 +6329,9 @@
             <w:tcW w:type="dxa" w:w="5046"/>
           </w:tcPr>
           <w:p>
+            <w:pPr>
+              <w:spacing w:before="20" w:after="20"/>
+            </w:pPr>
             <w:r/>
             <w:r>
               <w:rPr>
@@ -4796,11 +6344,17 @@
         </w:tc>
       </w:tr>
       <w:tr>
-        <w:tc>
-          <w:tcPr>
-            <w:tcW w:type="dxa" w:w="5046"/>
-          </w:tcPr>
-          <w:p>
+        <w:trPr>
+          <w:cantSplit/>
+        </w:trPr>
+        <w:tc>
+          <w:tcPr>
+            <w:tcW w:type="dxa" w:w="5046"/>
+          </w:tcPr>
+          <w:p>
+            <w:pPr>
+              <w:spacing w:before="20" w:after="20"/>
+            </w:pPr>
             <w:r/>
             <w:r>
               <w:rPr>
@@ -4817,6 +6371,9 @@
             <w:tcW w:type="dxa" w:w="5046"/>
           </w:tcPr>
           <w:p>
+            <w:pPr>
+              <w:spacing w:before="20" w:after="20"/>
+            </w:pPr>
             <w:r/>
             <w:r>
               <w:rPr>
@@ -4833,6 +6390,9 @@
             <w:tcW w:type="dxa" w:w="5046"/>
           </w:tcPr>
           <w:p>
+            <w:pPr>
+              <w:spacing w:before="20" w:after="20"/>
+            </w:pPr>
             <w:r/>
             <w:r>
               <w:rPr>
@@ -4845,11 +6405,17 @@
         </w:tc>
       </w:tr>
       <w:tr>
-        <w:tc>
-          <w:tcPr>
-            <w:tcW w:type="dxa" w:w="5046"/>
-          </w:tcPr>
-          <w:p>
+        <w:trPr>
+          <w:cantSplit/>
+        </w:trPr>
+        <w:tc>
+          <w:tcPr>
+            <w:tcW w:type="dxa" w:w="5046"/>
+          </w:tcPr>
+          <w:p>
+            <w:pPr>
+              <w:spacing w:before="20" w:after="20"/>
+            </w:pPr>
             <w:r/>
             <w:r>
               <w:rPr>
@@ -4866,6 +6432,9 @@
             <w:tcW w:type="dxa" w:w="5046"/>
           </w:tcPr>
           <w:p>
+            <w:pPr>
+              <w:spacing w:before="20" w:after="20"/>
+            </w:pPr>
             <w:r/>
             <w:r>
               <w:rPr>
@@ -4882,6 +6451,9 @@
             <w:tcW w:type="dxa" w:w="5046"/>
           </w:tcPr>
           <w:p>
+            <w:pPr>
+              <w:spacing w:before="20" w:after="20"/>
+            </w:pPr>
             <w:r/>
             <w:r>
               <w:rPr>
@@ -4894,11 +6466,17 @@
         </w:tc>
       </w:tr>
       <w:tr>
-        <w:tc>
-          <w:tcPr>
-            <w:tcW w:type="dxa" w:w="5046"/>
-          </w:tcPr>
-          <w:p>
+        <w:trPr>
+          <w:cantSplit/>
+        </w:trPr>
+        <w:tc>
+          <w:tcPr>
+            <w:tcW w:type="dxa" w:w="5046"/>
+          </w:tcPr>
+          <w:p>
+            <w:pPr>
+              <w:spacing w:before="20" w:after="20"/>
+            </w:pPr>
             <w:r/>
             <w:r>
               <w:rPr>
@@ -4915,6 +6493,9 @@
             <w:tcW w:type="dxa" w:w="5046"/>
           </w:tcPr>
           <w:p>
+            <w:pPr>
+              <w:spacing w:before="20" w:after="20"/>
+            </w:pPr>
             <w:r/>
             <w:r>
               <w:rPr>
@@ -4931,6 +6512,9 @@
             <w:tcW w:type="dxa" w:w="5046"/>
           </w:tcPr>
           <w:p>
+            <w:pPr>
+              <w:spacing w:before="20" w:after="20"/>
+            </w:pPr>
             <w:r/>
             <w:r>
               <w:rPr>
@@ -4943,11 +6527,17 @@
         </w:tc>
       </w:tr>
       <w:tr>
-        <w:tc>
-          <w:tcPr>
-            <w:tcW w:type="dxa" w:w="5046"/>
-          </w:tcPr>
-          <w:p>
+        <w:trPr>
+          <w:cantSplit/>
+        </w:trPr>
+        <w:tc>
+          <w:tcPr>
+            <w:tcW w:type="dxa" w:w="5046"/>
+          </w:tcPr>
+          <w:p>
+            <w:pPr>
+              <w:spacing w:before="20" w:after="20"/>
+            </w:pPr>
             <w:r/>
             <w:r>
               <w:rPr>
@@ -4964,6 +6554,9 @@
             <w:tcW w:type="dxa" w:w="5046"/>
           </w:tcPr>
           <w:p>
+            <w:pPr>
+              <w:spacing w:before="20" w:after="20"/>
+            </w:pPr>
             <w:r/>
             <w:r>
               <w:rPr>
@@ -4980,6 +6573,9 @@
             <w:tcW w:type="dxa" w:w="5046"/>
           </w:tcPr>
           <w:p>
+            <w:pPr>
+              <w:spacing w:before="20" w:after="20"/>
+            </w:pPr>
             <w:r/>
             <w:r>
               <w:rPr>
@@ -4992,11 +6588,17 @@
         </w:tc>
       </w:tr>
       <w:tr>
-        <w:tc>
-          <w:tcPr>
-            <w:tcW w:type="dxa" w:w="5046"/>
-          </w:tcPr>
-          <w:p>
+        <w:trPr>
+          <w:cantSplit/>
+        </w:trPr>
+        <w:tc>
+          <w:tcPr>
+            <w:tcW w:type="dxa" w:w="5046"/>
+          </w:tcPr>
+          <w:p>
+            <w:pPr>
+              <w:spacing w:before="20" w:after="20"/>
+            </w:pPr>
             <w:r/>
             <w:r>
               <w:rPr>
@@ -5013,6 +6615,9 @@
             <w:tcW w:type="dxa" w:w="5046"/>
           </w:tcPr>
           <w:p>
+            <w:pPr>
+              <w:spacing w:before="20" w:after="20"/>
+            </w:pPr>
             <w:r/>
             <w:r>
               <w:rPr>
@@ -5029,6 +6634,9 @@
             <w:tcW w:type="dxa" w:w="5046"/>
           </w:tcPr>
           <w:p>
+            <w:pPr>
+              <w:spacing w:before="20" w:after="20"/>
+            </w:pPr>
             <w:r/>
             <w:r>
               <w:rPr>
@@ -5041,11 +6649,17 @@
         </w:tc>
       </w:tr>
       <w:tr>
-        <w:tc>
-          <w:tcPr>
-            <w:tcW w:type="dxa" w:w="5046"/>
-          </w:tcPr>
-          <w:p>
+        <w:trPr>
+          <w:cantSplit/>
+        </w:trPr>
+        <w:tc>
+          <w:tcPr>
+            <w:tcW w:type="dxa" w:w="5046"/>
+          </w:tcPr>
+          <w:p>
+            <w:pPr>
+              <w:spacing w:before="20" w:after="20"/>
+            </w:pPr>
             <w:r/>
             <w:r>
               <w:rPr>
@@ -5062,6 +6676,9 @@
             <w:tcW w:type="dxa" w:w="5046"/>
           </w:tcPr>
           <w:p>
+            <w:pPr>
+              <w:spacing w:before="20" w:after="20"/>
+            </w:pPr>
             <w:r/>
             <w:r>
               <w:rPr>
@@ -5078,6 +6695,9 @@
             <w:tcW w:type="dxa" w:w="5046"/>
           </w:tcPr>
           <w:p>
+            <w:pPr>
+              <w:spacing w:before="20" w:after="20"/>
+            </w:pPr>
             <w:r/>
             <w:r>
               <w:rPr>
@@ -5090,11 +6710,17 @@
         </w:tc>
       </w:tr>
       <w:tr>
-        <w:tc>
-          <w:tcPr>
-            <w:tcW w:type="dxa" w:w="5046"/>
-          </w:tcPr>
-          <w:p>
+        <w:trPr>
+          <w:cantSplit/>
+        </w:trPr>
+        <w:tc>
+          <w:tcPr>
+            <w:tcW w:type="dxa" w:w="5046"/>
+          </w:tcPr>
+          <w:p>
+            <w:pPr>
+              <w:spacing w:before="20" w:after="20"/>
+            </w:pPr>
             <w:r/>
             <w:r>
               <w:rPr>
@@ -5111,6 +6737,9 @@
             <w:tcW w:type="dxa" w:w="5046"/>
           </w:tcPr>
           <w:p>
+            <w:pPr>
+              <w:spacing w:before="20" w:after="20"/>
+            </w:pPr>
             <w:r/>
             <w:r>
               <w:rPr>
@@ -5127,6 +6756,9 @@
             <w:tcW w:type="dxa" w:w="5046"/>
           </w:tcPr>
           <w:p>
+            <w:pPr>
+              <w:spacing w:before="20" w:after="20"/>
+            </w:pPr>
             <w:r/>
             <w:r>
               <w:rPr>
@@ -5139,11 +6771,17 @@
         </w:tc>
       </w:tr>
       <w:tr>
-        <w:tc>
-          <w:tcPr>
-            <w:tcW w:type="dxa" w:w="5046"/>
-          </w:tcPr>
-          <w:p>
+        <w:trPr>
+          <w:cantSplit/>
+        </w:trPr>
+        <w:tc>
+          <w:tcPr>
+            <w:tcW w:type="dxa" w:w="5046"/>
+          </w:tcPr>
+          <w:p>
+            <w:pPr>
+              <w:spacing w:before="20" w:after="20"/>
+            </w:pPr>
             <w:r/>
             <w:r>
               <w:rPr>
@@ -5160,6 +6798,9 @@
             <w:tcW w:type="dxa" w:w="5046"/>
           </w:tcPr>
           <w:p>
+            <w:pPr>
+              <w:spacing w:before="20" w:after="20"/>
+            </w:pPr>
             <w:r/>
             <w:r>
               <w:rPr>
@@ -5176,6 +6817,9 @@
             <w:tcW w:type="dxa" w:w="5046"/>
           </w:tcPr>
           <w:p>
+            <w:pPr>
+              <w:spacing w:before="20" w:after="20"/>
+            </w:pPr>
             <w:r/>
             <w:r>
               <w:rPr>
@@ -5188,11 +6832,17 @@
         </w:tc>
       </w:tr>
       <w:tr>
-        <w:tc>
-          <w:tcPr>
-            <w:tcW w:type="dxa" w:w="5046"/>
-          </w:tcPr>
-          <w:p>
+        <w:trPr>
+          <w:cantSplit/>
+        </w:trPr>
+        <w:tc>
+          <w:tcPr>
+            <w:tcW w:type="dxa" w:w="5046"/>
+          </w:tcPr>
+          <w:p>
+            <w:pPr>
+              <w:spacing w:before="20" w:after="20"/>
+            </w:pPr>
             <w:r/>
             <w:r>
               <w:rPr>
@@ -5209,6 +6859,9 @@
             <w:tcW w:type="dxa" w:w="5046"/>
           </w:tcPr>
           <w:p>
+            <w:pPr>
+              <w:spacing w:before="20" w:after="20"/>
+            </w:pPr>
             <w:r/>
             <w:r>
               <w:rPr>
@@ -5225,6 +6878,9 @@
             <w:tcW w:type="dxa" w:w="5046"/>
           </w:tcPr>
           <w:p>
+            <w:pPr>
+              <w:spacing w:before="20" w:after="20"/>
+            </w:pPr>
             <w:r/>
             <w:r>
               <w:rPr>
@@ -5237,11 +6893,17 @@
         </w:tc>
       </w:tr>
       <w:tr>
-        <w:tc>
-          <w:tcPr>
-            <w:tcW w:type="dxa" w:w="5046"/>
-          </w:tcPr>
-          <w:p>
+        <w:trPr>
+          <w:cantSplit/>
+        </w:trPr>
+        <w:tc>
+          <w:tcPr>
+            <w:tcW w:type="dxa" w:w="5046"/>
+          </w:tcPr>
+          <w:p>
+            <w:pPr>
+              <w:spacing w:before="20" w:after="20"/>
+            </w:pPr>
             <w:r/>
             <w:r>
               <w:rPr>
@@ -5258,6 +6920,9 @@
             <w:tcW w:type="dxa" w:w="5046"/>
           </w:tcPr>
           <w:p>
+            <w:pPr>
+              <w:spacing w:before="20" w:after="20"/>
+            </w:pPr>
             <w:r/>
             <w:r>
               <w:rPr>
@@ -5274,6 +6939,9 @@
             <w:tcW w:type="dxa" w:w="5046"/>
           </w:tcPr>
           <w:p>
+            <w:pPr>
+              <w:spacing w:before="20" w:after="20"/>
+            </w:pPr>
             <w:r/>
             <w:r>
               <w:rPr>
@@ -5286,11 +6954,17 @@
         </w:tc>
       </w:tr>
       <w:tr>
-        <w:tc>
-          <w:tcPr>
-            <w:tcW w:type="dxa" w:w="5046"/>
-          </w:tcPr>
-          <w:p>
+        <w:trPr>
+          <w:cantSplit/>
+        </w:trPr>
+        <w:tc>
+          <w:tcPr>
+            <w:tcW w:type="dxa" w:w="5046"/>
+          </w:tcPr>
+          <w:p>
+            <w:pPr>
+              <w:spacing w:before="20" w:after="20"/>
+            </w:pPr>
             <w:r/>
             <w:r>
               <w:rPr>
@@ -5307,6 +6981,9 @@
             <w:tcW w:type="dxa" w:w="5046"/>
           </w:tcPr>
           <w:p>
+            <w:pPr>
+              <w:spacing w:before="20" w:after="20"/>
+            </w:pPr>
             <w:r/>
             <w:r>
               <w:rPr>
@@ -5323,6 +7000,9 @@
             <w:tcW w:type="dxa" w:w="5046"/>
           </w:tcPr>
           <w:p>
+            <w:pPr>
+              <w:spacing w:before="20" w:after="20"/>
+            </w:pPr>
             <w:r/>
             <w:r>
               <w:rPr>
@@ -5335,11 +7015,17 @@
         </w:tc>
       </w:tr>
       <w:tr>
-        <w:tc>
-          <w:tcPr>
-            <w:tcW w:type="dxa" w:w="5046"/>
-          </w:tcPr>
-          <w:p>
+        <w:trPr>
+          <w:cantSplit/>
+        </w:trPr>
+        <w:tc>
+          <w:tcPr>
+            <w:tcW w:type="dxa" w:w="5046"/>
+          </w:tcPr>
+          <w:p>
+            <w:pPr>
+              <w:spacing w:before="20" w:after="20"/>
+            </w:pPr>
             <w:r/>
             <w:r>
               <w:rPr>
@@ -5356,6 +7042,9 @@
             <w:tcW w:type="dxa" w:w="5046"/>
           </w:tcPr>
           <w:p>
+            <w:pPr>
+              <w:spacing w:before="20" w:after="20"/>
+            </w:pPr>
             <w:r/>
             <w:r>
               <w:rPr>
@@ -5372,6 +7061,9 @@
             <w:tcW w:type="dxa" w:w="5046"/>
           </w:tcPr>
           <w:p>
+            <w:pPr>
+              <w:spacing w:before="20" w:after="20"/>
+            </w:pPr>
             <w:r/>
             <w:r>
               <w:rPr>
@@ -5384,11 +7076,17 @@
         </w:tc>
       </w:tr>
       <w:tr>
-        <w:tc>
-          <w:tcPr>
-            <w:tcW w:type="dxa" w:w="5046"/>
-          </w:tcPr>
-          <w:p>
+        <w:trPr>
+          <w:cantSplit/>
+        </w:trPr>
+        <w:tc>
+          <w:tcPr>
+            <w:tcW w:type="dxa" w:w="5046"/>
+          </w:tcPr>
+          <w:p>
+            <w:pPr>
+              <w:spacing w:before="20" w:after="20"/>
+            </w:pPr>
             <w:r/>
             <w:r>
               <w:rPr>
@@ -5405,6 +7103,9 @@
             <w:tcW w:type="dxa" w:w="5046"/>
           </w:tcPr>
           <w:p>
+            <w:pPr>
+              <w:spacing w:before="20" w:after="20"/>
+            </w:pPr>
             <w:r/>
             <w:r>
               <w:rPr>
@@ -5421,6 +7122,9 @@
             <w:tcW w:type="dxa" w:w="5046"/>
           </w:tcPr>
           <w:p>
+            <w:pPr>
+              <w:spacing w:before="20" w:after="20"/>
+            </w:pPr>
             <w:r/>
             <w:r>
               <w:rPr>
@@ -5433,11 +7137,17 @@
         </w:tc>
       </w:tr>
       <w:tr>
-        <w:tc>
-          <w:tcPr>
-            <w:tcW w:type="dxa" w:w="5046"/>
-          </w:tcPr>
-          <w:p>
+        <w:trPr>
+          <w:cantSplit/>
+        </w:trPr>
+        <w:tc>
+          <w:tcPr>
+            <w:tcW w:type="dxa" w:w="5046"/>
+          </w:tcPr>
+          <w:p>
+            <w:pPr>
+              <w:spacing w:before="20" w:after="20"/>
+            </w:pPr>
             <w:r/>
             <w:r>
               <w:rPr>
@@ -5454,6 +7164,9 @@
             <w:tcW w:type="dxa" w:w="5046"/>
           </w:tcPr>
           <w:p>
+            <w:pPr>
+              <w:spacing w:before="20" w:after="20"/>
+            </w:pPr>
             <w:r/>
             <w:r>
               <w:rPr>
@@ -5470,6 +7183,9 @@
             <w:tcW w:type="dxa" w:w="5046"/>
           </w:tcPr>
           <w:p>
+            <w:pPr>
+              <w:spacing w:before="20" w:after="20"/>
+            </w:pPr>
             <w:r/>
             <w:r>
               <w:rPr>
@@ -5482,11 +7198,17 @@
         </w:tc>
       </w:tr>
       <w:tr>
-        <w:tc>
-          <w:tcPr>
-            <w:tcW w:type="dxa" w:w="5046"/>
-          </w:tcPr>
-          <w:p>
+        <w:trPr>
+          <w:cantSplit/>
+        </w:trPr>
+        <w:tc>
+          <w:tcPr>
+            <w:tcW w:type="dxa" w:w="5046"/>
+          </w:tcPr>
+          <w:p>
+            <w:pPr>
+              <w:spacing w:before="20" w:after="20"/>
+            </w:pPr>
             <w:r/>
             <w:r>
               <w:rPr>
@@ -5503,6 +7225,9 @@
             <w:tcW w:type="dxa" w:w="5046"/>
           </w:tcPr>
           <w:p>
+            <w:pPr>
+              <w:spacing w:before="20" w:after="20"/>
+            </w:pPr>
             <w:r/>
             <w:r>
               <w:rPr>
@@ -5519,6 +7244,9 @@
             <w:tcW w:type="dxa" w:w="5046"/>
           </w:tcPr>
           <w:p>
+            <w:pPr>
+              <w:spacing w:before="20" w:after="20"/>
+            </w:pPr>
             <w:r/>
             <w:r>
               <w:rPr>
@@ -5531,11 +7259,17 @@
         </w:tc>
       </w:tr>
       <w:tr>
-        <w:tc>
-          <w:tcPr>
-            <w:tcW w:type="dxa" w:w="5046"/>
-          </w:tcPr>
-          <w:p>
+        <w:trPr>
+          <w:cantSplit/>
+        </w:trPr>
+        <w:tc>
+          <w:tcPr>
+            <w:tcW w:type="dxa" w:w="5046"/>
+          </w:tcPr>
+          <w:p>
+            <w:pPr>
+              <w:spacing w:before="20" w:after="20"/>
+            </w:pPr>
             <w:r/>
             <w:r>
               <w:rPr>
@@ -5552,6 +7286,9 @@
             <w:tcW w:type="dxa" w:w="5046"/>
           </w:tcPr>
           <w:p>
+            <w:pPr>
+              <w:spacing w:before="20" w:after="20"/>
+            </w:pPr>
             <w:r/>
             <w:r>
               <w:rPr>
@@ -5568,6 +7305,9 @@
             <w:tcW w:type="dxa" w:w="5046"/>
           </w:tcPr>
           <w:p>
+            <w:pPr>
+              <w:spacing w:before="20" w:after="20"/>
+            </w:pPr>
             <w:r/>
             <w:r>
               <w:rPr>
@@ -5580,11 +7320,17 @@
         </w:tc>
       </w:tr>
       <w:tr>
-        <w:tc>
-          <w:tcPr>
-            <w:tcW w:type="dxa" w:w="5046"/>
-          </w:tcPr>
-          <w:p>
+        <w:trPr>
+          <w:cantSplit/>
+        </w:trPr>
+        <w:tc>
+          <w:tcPr>
+            <w:tcW w:type="dxa" w:w="5046"/>
+          </w:tcPr>
+          <w:p>
+            <w:pPr>
+              <w:spacing w:before="20" w:after="20"/>
+            </w:pPr>
             <w:r/>
             <w:r>
               <w:rPr>
@@ -5601,6 +7347,9 @@
             <w:tcW w:type="dxa" w:w="5046"/>
           </w:tcPr>
           <w:p>
+            <w:pPr>
+              <w:spacing w:before="20" w:after="20"/>
+            </w:pPr>
             <w:r/>
             <w:r>
               <w:rPr>
@@ -5617,6 +7366,9 @@
             <w:tcW w:type="dxa" w:w="5046"/>
           </w:tcPr>
           <w:p>
+            <w:pPr>
+              <w:spacing w:before="20" w:after="20"/>
+            </w:pPr>
             <w:r/>
             <w:r>
               <w:rPr>
@@ -5629,11 +7381,17 @@
         </w:tc>
       </w:tr>
       <w:tr>
-        <w:tc>
-          <w:tcPr>
-            <w:tcW w:type="dxa" w:w="5046"/>
-          </w:tcPr>
-          <w:p>
+        <w:trPr>
+          <w:cantSplit/>
+        </w:trPr>
+        <w:tc>
+          <w:tcPr>
+            <w:tcW w:type="dxa" w:w="5046"/>
+          </w:tcPr>
+          <w:p>
+            <w:pPr>
+              <w:spacing w:before="20" w:after="20"/>
+            </w:pPr>
             <w:r/>
             <w:r>
               <w:rPr>
@@ -5650,6 +7408,9 @@
             <w:tcW w:type="dxa" w:w="5046"/>
           </w:tcPr>
           <w:p>
+            <w:pPr>
+              <w:spacing w:before="20" w:after="20"/>
+            </w:pPr>
             <w:r/>
             <w:r>
               <w:rPr>
@@ -5666,6 +7427,9 @@
             <w:tcW w:type="dxa" w:w="5046"/>
           </w:tcPr>
           <w:p>
+            <w:pPr>
+              <w:spacing w:before="20" w:after="20"/>
+            </w:pPr>
             <w:r/>
             <w:r>
               <w:rPr>
@@ -5678,11 +7442,17 @@
         </w:tc>
       </w:tr>
       <w:tr>
-        <w:tc>
-          <w:tcPr>
-            <w:tcW w:type="dxa" w:w="5046"/>
-          </w:tcPr>
-          <w:p>
+        <w:trPr>
+          <w:cantSplit/>
+        </w:trPr>
+        <w:tc>
+          <w:tcPr>
+            <w:tcW w:type="dxa" w:w="5046"/>
+          </w:tcPr>
+          <w:p>
+            <w:pPr>
+              <w:spacing w:before="20" w:after="20"/>
+            </w:pPr>
             <w:r/>
             <w:r>
               <w:rPr>
@@ -5699,6 +7469,9 @@
             <w:tcW w:type="dxa" w:w="5046"/>
           </w:tcPr>
           <w:p>
+            <w:pPr>
+              <w:spacing w:before="20" w:after="20"/>
+            </w:pPr>
             <w:r/>
             <w:r>
               <w:rPr>
@@ -5715,6 +7488,9 @@
             <w:tcW w:type="dxa" w:w="5046"/>
           </w:tcPr>
           <w:p>
+            <w:pPr>
+              <w:spacing w:before="20" w:after="20"/>
+            </w:pPr>
             <w:r/>
             <w:r>
               <w:rPr>
@@ -5727,11 +7503,17 @@
         </w:tc>
       </w:tr>
       <w:tr>
-        <w:tc>
-          <w:tcPr>
-            <w:tcW w:type="dxa" w:w="5046"/>
-          </w:tcPr>
-          <w:p>
+        <w:trPr>
+          <w:cantSplit/>
+        </w:trPr>
+        <w:tc>
+          <w:tcPr>
+            <w:tcW w:type="dxa" w:w="5046"/>
+          </w:tcPr>
+          <w:p>
+            <w:pPr>
+              <w:spacing w:before="20" w:after="20"/>
+            </w:pPr>
             <w:r/>
             <w:r>
               <w:rPr>
@@ -5748,6 +7530,9 @@
             <w:tcW w:type="dxa" w:w="5046"/>
           </w:tcPr>
           <w:p>
+            <w:pPr>
+              <w:spacing w:before="20" w:after="20"/>
+            </w:pPr>
             <w:r/>
             <w:r>
               <w:rPr>
@@ -5764,6 +7549,9 @@
             <w:tcW w:type="dxa" w:w="5046"/>
           </w:tcPr>
           <w:p>
+            <w:pPr>
+              <w:spacing w:before="20" w:after="20"/>
+            </w:pPr>
             <w:r/>
             <w:r>
               <w:rPr>
@@ -5820,6 +7608,9 @@
             <w:shd w:val="clear" w:color="auto" w:fill="D9D9D9"/>
           </w:tcPr>
           <w:p>
+            <w:pPr>
+              <w:spacing w:before="20" w:after="20"/>
+            </w:pPr>
             <w:r/>
             <w:r>
               <w:rPr>
@@ -5837,6 +7628,9 @@
             <w:shd w:val="clear" w:color="auto" w:fill="D9D9D9"/>
           </w:tcPr>
           <w:p>
+            <w:pPr>
+              <w:spacing w:before="20" w:after="20"/>
+            </w:pPr>
             <w:r/>
             <w:r>
               <w:rPr>
@@ -5854,6 +7648,9 @@
             <w:shd w:val="clear" w:color="auto" w:fill="D9D9D9"/>
           </w:tcPr>
           <w:p>
+            <w:pPr>
+              <w:spacing w:before="20" w:after="20"/>
+            </w:pPr>
             <w:r/>
             <w:r>
               <w:rPr>
@@ -5867,11 +7664,17 @@
         </w:tc>
       </w:tr>
       <w:tr>
-        <w:tc>
-          <w:tcPr>
-            <w:tcW w:type="dxa" w:w="5046"/>
-          </w:tcPr>
-          <w:p>
+        <w:trPr>
+          <w:cantSplit/>
+        </w:trPr>
+        <w:tc>
+          <w:tcPr>
+            <w:tcW w:type="dxa" w:w="5046"/>
+          </w:tcPr>
+          <w:p>
+            <w:pPr>
+              <w:spacing w:before="20" w:after="20"/>
+            </w:pPr>
             <w:r/>
             <w:r>
               <w:rPr>
@@ -5888,6 +7691,9 @@
             <w:tcW w:type="dxa" w:w="5046"/>
           </w:tcPr>
           <w:p>
+            <w:pPr>
+              <w:spacing w:before="20" w:after="20"/>
+            </w:pPr>
             <w:r/>
             <w:r>
               <w:rPr>
@@ -5904,6 +7710,9 @@
             <w:tcW w:type="dxa" w:w="5046"/>
           </w:tcPr>
           <w:p>
+            <w:pPr>
+              <w:spacing w:before="20" w:after="20"/>
+            </w:pPr>
             <w:r/>
             <w:r>
               <w:rPr>
@@ -5916,11 +7725,17 @@
         </w:tc>
       </w:tr>
       <w:tr>
-        <w:tc>
-          <w:tcPr>
-            <w:tcW w:type="dxa" w:w="5046"/>
-          </w:tcPr>
-          <w:p>
+        <w:trPr>
+          <w:cantSplit/>
+        </w:trPr>
+        <w:tc>
+          <w:tcPr>
+            <w:tcW w:type="dxa" w:w="5046"/>
+          </w:tcPr>
+          <w:p>
+            <w:pPr>
+              <w:spacing w:before="20" w:after="20"/>
+            </w:pPr>
             <w:r/>
             <w:r>
               <w:rPr>
@@ -5937,6 +7752,9 @@
             <w:tcW w:type="dxa" w:w="5046"/>
           </w:tcPr>
           <w:p>
+            <w:pPr>
+              <w:spacing w:before="20" w:after="20"/>
+            </w:pPr>
             <w:r/>
             <w:r>
               <w:rPr>
@@ -5953,6 +7771,9 @@
             <w:tcW w:type="dxa" w:w="5046"/>
           </w:tcPr>
           <w:p>
+            <w:pPr>
+              <w:spacing w:before="20" w:after="20"/>
+            </w:pPr>
             <w:r/>
             <w:r>
               <w:rPr>
@@ -5965,11 +7786,17 @@
         </w:tc>
       </w:tr>
       <w:tr>
-        <w:tc>
-          <w:tcPr>
-            <w:tcW w:type="dxa" w:w="5046"/>
-          </w:tcPr>
-          <w:p>
+        <w:trPr>
+          <w:cantSplit/>
+        </w:trPr>
+        <w:tc>
+          <w:tcPr>
+            <w:tcW w:type="dxa" w:w="5046"/>
+          </w:tcPr>
+          <w:p>
+            <w:pPr>
+              <w:spacing w:before="20" w:after="20"/>
+            </w:pPr>
             <w:r/>
             <w:r>
               <w:rPr>
@@ -5986,6 +7813,9 @@
             <w:tcW w:type="dxa" w:w="5046"/>
           </w:tcPr>
           <w:p>
+            <w:pPr>
+              <w:spacing w:before="20" w:after="20"/>
+            </w:pPr>
             <w:r/>
             <w:r>
               <w:rPr>
@@ -6002,6 +7832,9 @@
             <w:tcW w:type="dxa" w:w="5046"/>
           </w:tcPr>
           <w:p>
+            <w:pPr>
+              <w:spacing w:before="20" w:after="20"/>
+            </w:pPr>
             <w:r/>
             <w:r>
               <w:rPr>
@@ -6014,11 +7847,17 @@
         </w:tc>
       </w:tr>
       <w:tr>
-        <w:tc>
-          <w:tcPr>
-            <w:tcW w:type="dxa" w:w="5046"/>
-          </w:tcPr>
-          <w:p>
+        <w:trPr>
+          <w:cantSplit/>
+        </w:trPr>
+        <w:tc>
+          <w:tcPr>
+            <w:tcW w:type="dxa" w:w="5046"/>
+          </w:tcPr>
+          <w:p>
+            <w:pPr>
+              <w:spacing w:before="20" w:after="20"/>
+            </w:pPr>
             <w:r/>
             <w:r>
               <w:rPr>
@@ -6035,6 +7874,9 @@
             <w:tcW w:type="dxa" w:w="5046"/>
           </w:tcPr>
           <w:p>
+            <w:pPr>
+              <w:spacing w:before="20" w:after="20"/>
+            </w:pPr>
             <w:r/>
             <w:r>
               <w:rPr>
@@ -6051,6 +7893,9 @@
             <w:tcW w:type="dxa" w:w="5046"/>
           </w:tcPr>
           <w:p>
+            <w:pPr>
+              <w:spacing w:before="20" w:after="20"/>
+            </w:pPr>
             <w:r/>
             <w:r>
               <w:rPr>
@@ -6063,11 +7908,17 @@
         </w:tc>
       </w:tr>
       <w:tr>
-        <w:tc>
-          <w:tcPr>
-            <w:tcW w:type="dxa" w:w="5046"/>
-          </w:tcPr>
-          <w:p>
+        <w:trPr>
+          <w:cantSplit/>
+        </w:trPr>
+        <w:tc>
+          <w:tcPr>
+            <w:tcW w:type="dxa" w:w="5046"/>
+          </w:tcPr>
+          <w:p>
+            <w:pPr>
+              <w:spacing w:before="20" w:after="20"/>
+            </w:pPr>
             <w:r/>
             <w:r>
               <w:rPr>
@@ -6084,6 +7935,9 @@
             <w:tcW w:type="dxa" w:w="5046"/>
           </w:tcPr>
           <w:p>
+            <w:pPr>
+              <w:spacing w:before="20" w:after="20"/>
+            </w:pPr>
             <w:r/>
             <w:r>
               <w:rPr>
@@ -6100,6 +7954,9 @@
             <w:tcW w:type="dxa" w:w="5046"/>
           </w:tcPr>
           <w:p>
+            <w:pPr>
+              <w:spacing w:before="20" w:after="20"/>
+            </w:pPr>
             <w:r/>
             <w:r>
               <w:rPr>
@@ -6112,11 +7969,17 @@
         </w:tc>
       </w:tr>
       <w:tr>
-        <w:tc>
-          <w:tcPr>
-            <w:tcW w:type="dxa" w:w="5046"/>
-          </w:tcPr>
-          <w:p>
+        <w:trPr>
+          <w:cantSplit/>
+        </w:trPr>
+        <w:tc>
+          <w:tcPr>
+            <w:tcW w:type="dxa" w:w="5046"/>
+          </w:tcPr>
+          <w:p>
+            <w:pPr>
+              <w:spacing w:before="20" w:after="20"/>
+            </w:pPr>
             <w:r/>
             <w:r>
               <w:rPr>
@@ -6133,6 +7996,9 @@
             <w:tcW w:type="dxa" w:w="5046"/>
           </w:tcPr>
           <w:p>
+            <w:pPr>
+              <w:spacing w:before="20" w:after="20"/>
+            </w:pPr>
             <w:r/>
             <w:r>
               <w:rPr>
@@ -6149,6 +8015,9 @@
             <w:tcW w:type="dxa" w:w="5046"/>
           </w:tcPr>
           <w:p>
+            <w:pPr>
+              <w:spacing w:before="20" w:after="20"/>
+            </w:pPr>
             <w:r/>
             <w:r>
               <w:rPr>
@@ -6161,11 +8030,17 @@
         </w:tc>
       </w:tr>
       <w:tr>
-        <w:tc>
-          <w:tcPr>
-            <w:tcW w:type="dxa" w:w="5046"/>
-          </w:tcPr>
-          <w:p>
+        <w:trPr>
+          <w:cantSplit/>
+        </w:trPr>
+        <w:tc>
+          <w:tcPr>
+            <w:tcW w:type="dxa" w:w="5046"/>
+          </w:tcPr>
+          <w:p>
+            <w:pPr>
+              <w:spacing w:before="20" w:after="20"/>
+            </w:pPr>
             <w:r/>
             <w:r>
               <w:rPr>
@@ -6182,6 +8057,9 @@
             <w:tcW w:type="dxa" w:w="5046"/>
           </w:tcPr>
           <w:p>
+            <w:pPr>
+              <w:spacing w:before="20" w:after="20"/>
+            </w:pPr>
             <w:r/>
             <w:r>
               <w:rPr>
@@ -6198,6 +8076,9 @@
             <w:tcW w:type="dxa" w:w="5046"/>
           </w:tcPr>
           <w:p>
+            <w:pPr>
+              <w:spacing w:before="20" w:after="20"/>
+            </w:pPr>
             <w:r/>
             <w:r>
               <w:rPr>
@@ -6210,11 +8091,17 @@
         </w:tc>
       </w:tr>
       <w:tr>
-        <w:tc>
-          <w:tcPr>
-            <w:tcW w:type="dxa" w:w="5046"/>
-          </w:tcPr>
-          <w:p>
+        <w:trPr>
+          <w:cantSplit/>
+        </w:trPr>
+        <w:tc>
+          <w:tcPr>
+            <w:tcW w:type="dxa" w:w="5046"/>
+          </w:tcPr>
+          <w:p>
+            <w:pPr>
+              <w:spacing w:before="20" w:after="20"/>
+            </w:pPr>
             <w:r/>
             <w:r>
               <w:rPr>
@@ -6231,6 +8118,9 @@
             <w:tcW w:type="dxa" w:w="5046"/>
           </w:tcPr>
           <w:p>
+            <w:pPr>
+              <w:spacing w:before="20" w:after="20"/>
+            </w:pPr>
             <w:r/>
             <w:r>
               <w:rPr>
@@ -6247,6 +8137,9 @@
             <w:tcW w:type="dxa" w:w="5046"/>
           </w:tcPr>
           <w:p>
+            <w:pPr>
+              <w:spacing w:before="20" w:after="20"/>
+            </w:pPr>
             <w:r/>
             <w:r>
               <w:rPr>
@@ -6259,11 +8152,17 @@
         </w:tc>
       </w:tr>
       <w:tr>
-        <w:tc>
-          <w:tcPr>
-            <w:tcW w:type="dxa" w:w="5046"/>
-          </w:tcPr>
-          <w:p>
+        <w:trPr>
+          <w:cantSplit/>
+        </w:trPr>
+        <w:tc>
+          <w:tcPr>
+            <w:tcW w:type="dxa" w:w="5046"/>
+          </w:tcPr>
+          <w:p>
+            <w:pPr>
+              <w:spacing w:before="20" w:after="20"/>
+            </w:pPr>
             <w:r/>
             <w:r>
               <w:rPr>
@@ -6280,6 +8179,9 @@
             <w:tcW w:type="dxa" w:w="5046"/>
           </w:tcPr>
           <w:p>
+            <w:pPr>
+              <w:spacing w:before="20" w:after="20"/>
+            </w:pPr>
             <w:r/>
             <w:r>
               <w:rPr>
@@ -6296,6 +8198,9 @@
             <w:tcW w:type="dxa" w:w="5046"/>
           </w:tcPr>
           <w:p>
+            <w:pPr>
+              <w:spacing w:before="20" w:after="20"/>
+            </w:pPr>
             <w:r/>
             <w:r>
               <w:rPr>
@@ -6352,6 +8257,9 @@
             <w:shd w:val="clear" w:color="auto" w:fill="D9D9D9"/>
           </w:tcPr>
           <w:p>
+            <w:pPr>
+              <w:spacing w:before="20" w:after="20"/>
+            </w:pPr>
             <w:r/>
             <w:r>
               <w:rPr>
@@ -6369,6 +8277,9 @@
             <w:shd w:val="clear" w:color="auto" w:fill="D9D9D9"/>
           </w:tcPr>
           <w:p>
+            <w:pPr>
+              <w:spacing w:before="20" w:after="20"/>
+            </w:pPr>
             <w:r/>
             <w:r>
               <w:rPr>
@@ -6386,6 +8297,9 @@
             <w:shd w:val="clear" w:color="auto" w:fill="D9D9D9"/>
           </w:tcPr>
           <w:p>
+            <w:pPr>
+              <w:spacing w:before="20" w:after="20"/>
+            </w:pPr>
             <w:r/>
             <w:r>
               <w:rPr>
@@ -6399,11 +8313,17 @@
         </w:tc>
       </w:tr>
       <w:tr>
-        <w:tc>
-          <w:tcPr>
-            <w:tcW w:type="dxa" w:w="5046"/>
-          </w:tcPr>
-          <w:p>
+        <w:trPr>
+          <w:cantSplit/>
+        </w:trPr>
+        <w:tc>
+          <w:tcPr>
+            <w:tcW w:type="dxa" w:w="5046"/>
+          </w:tcPr>
+          <w:p>
+            <w:pPr>
+              <w:spacing w:before="20" w:after="20"/>
+            </w:pPr>
             <w:r/>
             <w:r>
               <w:rPr>
@@ -6420,6 +8340,9 @@
             <w:tcW w:type="dxa" w:w="5046"/>
           </w:tcPr>
           <w:p>
+            <w:pPr>
+              <w:spacing w:before="20" w:after="20"/>
+            </w:pPr>
             <w:r/>
             <w:r>
               <w:rPr>
@@ -6436,6 +8359,9 @@
             <w:tcW w:type="dxa" w:w="5046"/>
           </w:tcPr>
           <w:p>
+            <w:pPr>
+              <w:spacing w:before="20" w:after="20"/>
+            </w:pPr>
             <w:r/>
             <w:r>
               <w:rPr>
@@ -6448,11 +8374,17 @@
         </w:tc>
       </w:tr>
       <w:tr>
-        <w:tc>
-          <w:tcPr>
-            <w:tcW w:type="dxa" w:w="5046"/>
-          </w:tcPr>
-          <w:p>
+        <w:trPr>
+          <w:cantSplit/>
+        </w:trPr>
+        <w:tc>
+          <w:tcPr>
+            <w:tcW w:type="dxa" w:w="5046"/>
+          </w:tcPr>
+          <w:p>
+            <w:pPr>
+              <w:spacing w:before="20" w:after="20"/>
+            </w:pPr>
             <w:r/>
             <w:r>
               <w:rPr>
@@ -6469,6 +8401,9 @@
             <w:tcW w:type="dxa" w:w="5046"/>
           </w:tcPr>
           <w:p>
+            <w:pPr>
+              <w:spacing w:before="20" w:after="20"/>
+            </w:pPr>
             <w:r/>
             <w:r>
               <w:rPr>
@@ -6485,6 +8420,9 @@
             <w:tcW w:type="dxa" w:w="5046"/>
           </w:tcPr>
           <w:p>
+            <w:pPr>
+              <w:spacing w:before="20" w:after="20"/>
+            </w:pPr>
             <w:r/>
             <w:r>
               <w:rPr>
@@ -6497,11 +8435,17 @@
         </w:tc>
       </w:tr>
       <w:tr>
-        <w:tc>
-          <w:tcPr>
-            <w:tcW w:type="dxa" w:w="5046"/>
-          </w:tcPr>
-          <w:p>
+        <w:trPr>
+          <w:cantSplit/>
+        </w:trPr>
+        <w:tc>
+          <w:tcPr>
+            <w:tcW w:type="dxa" w:w="5046"/>
+          </w:tcPr>
+          <w:p>
+            <w:pPr>
+              <w:spacing w:before="20" w:after="20"/>
+            </w:pPr>
             <w:r/>
             <w:r>
               <w:rPr>
@@ -6518,6 +8462,9 @@
             <w:tcW w:type="dxa" w:w="5046"/>
           </w:tcPr>
           <w:p>
+            <w:pPr>
+              <w:spacing w:before="20" w:after="20"/>
+            </w:pPr>
             <w:r/>
             <w:r>
               <w:rPr>
@@ -6534,6 +8481,9 @@
             <w:tcW w:type="dxa" w:w="5046"/>
           </w:tcPr>
           <w:p>
+            <w:pPr>
+              <w:spacing w:before="20" w:after="20"/>
+            </w:pPr>
             <w:r/>
             <w:r>
               <w:rPr>
@@ -6546,11 +8496,17 @@
         </w:tc>
       </w:tr>
       <w:tr>
-        <w:tc>
-          <w:tcPr>
-            <w:tcW w:type="dxa" w:w="5046"/>
-          </w:tcPr>
-          <w:p>
+        <w:trPr>
+          <w:cantSplit/>
+        </w:trPr>
+        <w:tc>
+          <w:tcPr>
+            <w:tcW w:type="dxa" w:w="5046"/>
+          </w:tcPr>
+          <w:p>
+            <w:pPr>
+              <w:spacing w:before="20" w:after="20"/>
+            </w:pPr>
             <w:r/>
             <w:r>
               <w:rPr>
@@ -6567,6 +8523,9 @@
             <w:tcW w:type="dxa" w:w="5046"/>
           </w:tcPr>
           <w:p>
+            <w:pPr>
+              <w:spacing w:before="20" w:after="20"/>
+            </w:pPr>
             <w:r/>
             <w:r>
               <w:rPr>
@@ -6583,6 +8542,9 @@
             <w:tcW w:type="dxa" w:w="5046"/>
           </w:tcPr>
           <w:p>
+            <w:pPr>
+              <w:spacing w:before="20" w:after="20"/>
+            </w:pPr>
             <w:r/>
             <w:r>
               <w:rPr>
@@ -6595,11 +8557,17 @@
         </w:tc>
       </w:tr>
       <w:tr>
-        <w:tc>
-          <w:tcPr>
-            <w:tcW w:type="dxa" w:w="5046"/>
-          </w:tcPr>
-          <w:p>
+        <w:trPr>
+          <w:cantSplit/>
+        </w:trPr>
+        <w:tc>
+          <w:tcPr>
+            <w:tcW w:type="dxa" w:w="5046"/>
+          </w:tcPr>
+          <w:p>
+            <w:pPr>
+              <w:spacing w:before="20" w:after="20"/>
+            </w:pPr>
             <w:r/>
             <w:r>
               <w:rPr>
@@ -6616,6 +8584,9 @@
             <w:tcW w:type="dxa" w:w="5046"/>
           </w:tcPr>
           <w:p>
+            <w:pPr>
+              <w:spacing w:before="20" w:after="20"/>
+            </w:pPr>
             <w:r/>
             <w:r>
               <w:rPr>
@@ -6632,6 +8603,9 @@
             <w:tcW w:type="dxa" w:w="5046"/>
           </w:tcPr>
           <w:p>
+            <w:pPr>
+              <w:spacing w:before="20" w:after="20"/>
+            </w:pPr>
             <w:r/>
             <w:r>
               <w:rPr>
@@ -6644,11 +8618,17 @@
         </w:tc>
       </w:tr>
       <w:tr>
-        <w:tc>
-          <w:tcPr>
-            <w:tcW w:type="dxa" w:w="5046"/>
-          </w:tcPr>
-          <w:p>
+        <w:trPr>
+          <w:cantSplit/>
+        </w:trPr>
+        <w:tc>
+          <w:tcPr>
+            <w:tcW w:type="dxa" w:w="5046"/>
+          </w:tcPr>
+          <w:p>
+            <w:pPr>
+              <w:spacing w:before="20" w:after="20"/>
+            </w:pPr>
             <w:r/>
             <w:r>
               <w:rPr>
@@ -6665,6 +8645,9 @@
             <w:tcW w:type="dxa" w:w="5046"/>
           </w:tcPr>
           <w:p>
+            <w:pPr>
+              <w:spacing w:before="20" w:after="20"/>
+            </w:pPr>
             <w:r/>
             <w:r>
               <w:rPr>
@@ -6681,6 +8664,9 @@
             <w:tcW w:type="dxa" w:w="5046"/>
           </w:tcPr>
           <w:p>
+            <w:pPr>
+              <w:spacing w:before="20" w:after="20"/>
+            </w:pPr>
             <w:r/>
             <w:r>
               <w:rPr>
@@ -6737,6 +8723,9 @@
             <w:shd w:val="clear" w:color="auto" w:fill="D9D9D9"/>
           </w:tcPr>
           <w:p>
+            <w:pPr>
+              <w:spacing w:before="20" w:after="20"/>
+            </w:pPr>
             <w:r/>
             <w:r>
               <w:rPr>
@@ -6754,6 +8743,9 @@
             <w:shd w:val="clear" w:color="auto" w:fill="D9D9D9"/>
           </w:tcPr>
           <w:p>
+            <w:pPr>
+              <w:spacing w:before="20" w:after="20"/>
+            </w:pPr>
             <w:r/>
             <w:r>
               <w:rPr>
@@ -6771,6 +8763,9 @@
             <w:shd w:val="clear" w:color="auto" w:fill="D9D9D9"/>
           </w:tcPr>
           <w:p>
+            <w:pPr>
+              <w:spacing w:before="20" w:after="20"/>
+            </w:pPr>
             <w:r/>
             <w:r>
               <w:rPr>
@@ -6784,11 +8779,17 @@
         </w:tc>
       </w:tr>
       <w:tr>
-        <w:tc>
-          <w:tcPr>
-            <w:tcW w:type="dxa" w:w="5046"/>
-          </w:tcPr>
-          <w:p>
+        <w:trPr>
+          <w:cantSplit/>
+        </w:trPr>
+        <w:tc>
+          <w:tcPr>
+            <w:tcW w:type="dxa" w:w="5046"/>
+          </w:tcPr>
+          <w:p>
+            <w:pPr>
+              <w:spacing w:before="20" w:after="20"/>
+            </w:pPr>
             <w:r/>
             <w:r>
               <w:rPr>
@@ -6805,6 +8806,9 @@
             <w:tcW w:type="dxa" w:w="5046"/>
           </w:tcPr>
           <w:p>
+            <w:pPr>
+              <w:spacing w:before="20" w:after="20"/>
+            </w:pPr>
             <w:r/>
             <w:r>
               <w:rPr>
@@ -6821,6 +8825,9 @@
             <w:tcW w:type="dxa" w:w="5046"/>
           </w:tcPr>
           <w:p>
+            <w:pPr>
+              <w:spacing w:before="20" w:after="20"/>
+            </w:pPr>
             <w:r/>
             <w:r>
               <w:rPr>
@@ -6833,11 +8840,17 @@
         </w:tc>
       </w:tr>
       <w:tr>
-        <w:tc>
-          <w:tcPr>
-            <w:tcW w:type="dxa" w:w="5046"/>
-          </w:tcPr>
-          <w:p>
+        <w:trPr>
+          <w:cantSplit/>
+        </w:trPr>
+        <w:tc>
+          <w:tcPr>
+            <w:tcW w:type="dxa" w:w="5046"/>
+          </w:tcPr>
+          <w:p>
+            <w:pPr>
+              <w:spacing w:before="20" w:after="20"/>
+            </w:pPr>
             <w:r/>
             <w:r>
               <w:rPr>
@@ -6854,6 +8867,9 @@
             <w:tcW w:type="dxa" w:w="5046"/>
           </w:tcPr>
           <w:p>
+            <w:pPr>
+              <w:spacing w:before="20" w:after="20"/>
+            </w:pPr>
             <w:r/>
             <w:r>
               <w:rPr>
@@ -6870,6 +8886,9 @@
             <w:tcW w:type="dxa" w:w="5046"/>
           </w:tcPr>
           <w:p>
+            <w:pPr>
+              <w:spacing w:before="20" w:after="20"/>
+            </w:pPr>
             <w:r/>
             <w:r>
               <w:rPr>
@@ -6882,11 +8901,17 @@
         </w:tc>
       </w:tr>
       <w:tr>
-        <w:tc>
-          <w:tcPr>
-            <w:tcW w:type="dxa" w:w="5046"/>
-          </w:tcPr>
-          <w:p>
+        <w:trPr>
+          <w:cantSplit/>
+        </w:trPr>
+        <w:tc>
+          <w:tcPr>
+            <w:tcW w:type="dxa" w:w="5046"/>
+          </w:tcPr>
+          <w:p>
+            <w:pPr>
+              <w:spacing w:before="20" w:after="20"/>
+            </w:pPr>
             <w:r/>
             <w:r>
               <w:rPr>
@@ -6903,6 +8928,9 @@
             <w:tcW w:type="dxa" w:w="5046"/>
           </w:tcPr>
           <w:p>
+            <w:pPr>
+              <w:spacing w:before="20" w:after="20"/>
+            </w:pPr>
             <w:r/>
             <w:r>
               <w:rPr>
@@ -6919,6 +8947,9 @@
             <w:tcW w:type="dxa" w:w="5046"/>
           </w:tcPr>
           <w:p>
+            <w:pPr>
+              <w:spacing w:before="20" w:after="20"/>
+            </w:pPr>
             <w:r/>
             <w:r>
               <w:rPr>
@@ -6931,11 +8962,17 @@
         </w:tc>
       </w:tr>
       <w:tr>
-        <w:tc>
-          <w:tcPr>
-            <w:tcW w:type="dxa" w:w="5046"/>
-          </w:tcPr>
-          <w:p>
+        <w:trPr>
+          <w:cantSplit/>
+        </w:trPr>
+        <w:tc>
+          <w:tcPr>
+            <w:tcW w:type="dxa" w:w="5046"/>
+          </w:tcPr>
+          <w:p>
+            <w:pPr>
+              <w:spacing w:before="20" w:after="20"/>
+            </w:pPr>
             <w:r/>
             <w:r>
               <w:rPr>
@@ -6952,6 +8989,9 @@
             <w:tcW w:type="dxa" w:w="5046"/>
           </w:tcPr>
           <w:p>
+            <w:pPr>
+              <w:spacing w:before="20" w:after="20"/>
+            </w:pPr>
             <w:r/>
             <w:r>
               <w:rPr>
@@ -6968,6 +9008,9 @@
             <w:tcW w:type="dxa" w:w="5046"/>
           </w:tcPr>
           <w:p>
+            <w:pPr>
+              <w:spacing w:before="20" w:after="20"/>
+            </w:pPr>
             <w:r/>
             <w:r>
               <w:rPr>
@@ -7024,6 +9067,9 @@
             <w:shd w:val="clear" w:color="auto" w:fill="D9D9D9"/>
           </w:tcPr>
           <w:p>
+            <w:pPr>
+              <w:spacing w:before="20" w:after="20"/>
+            </w:pPr>
             <w:r/>
             <w:r>
               <w:rPr>
@@ -7041,6 +9087,9 @@
             <w:shd w:val="clear" w:color="auto" w:fill="D9D9D9"/>
           </w:tcPr>
           <w:p>
+            <w:pPr>
+              <w:spacing w:before="20" w:after="20"/>
+            </w:pPr>
             <w:r/>
             <w:r>
               <w:rPr>
@@ -7058,6 +9107,9 @@
             <w:shd w:val="clear" w:color="auto" w:fill="D9D9D9"/>
           </w:tcPr>
           <w:p>
+            <w:pPr>
+              <w:spacing w:before="20" w:after="20"/>
+            </w:pPr>
             <w:r/>
             <w:r>
               <w:rPr>
@@ -7071,11 +9123,17 @@
         </w:tc>
       </w:tr>
       <w:tr>
-        <w:tc>
-          <w:tcPr>
-            <w:tcW w:type="dxa" w:w="5046"/>
-          </w:tcPr>
-          <w:p>
+        <w:trPr>
+          <w:cantSplit/>
+        </w:trPr>
+        <w:tc>
+          <w:tcPr>
+            <w:tcW w:type="dxa" w:w="5046"/>
+          </w:tcPr>
+          <w:p>
+            <w:pPr>
+              <w:spacing w:before="20" w:after="20"/>
+            </w:pPr>
             <w:r/>
             <w:r>
               <w:rPr>
@@ -7092,6 +9150,9 @@
             <w:tcW w:type="dxa" w:w="5046"/>
           </w:tcPr>
           <w:p>
+            <w:pPr>
+              <w:spacing w:before="20" w:after="20"/>
+            </w:pPr>
             <w:r/>
             <w:r>
               <w:rPr>
@@ -7108,6 +9169,9 @@
             <w:tcW w:type="dxa" w:w="5046"/>
           </w:tcPr>
           <w:p>
+            <w:pPr>
+              <w:spacing w:before="20" w:after="20"/>
+            </w:pPr>
             <w:r/>
             <w:r>
               <w:rPr>
@@ -7120,11 +9184,17 @@
         </w:tc>
       </w:tr>
       <w:tr>
-        <w:tc>
-          <w:tcPr>
-            <w:tcW w:type="dxa" w:w="5046"/>
-          </w:tcPr>
-          <w:p>
+        <w:trPr>
+          <w:cantSplit/>
+        </w:trPr>
+        <w:tc>
+          <w:tcPr>
+            <w:tcW w:type="dxa" w:w="5046"/>
+          </w:tcPr>
+          <w:p>
+            <w:pPr>
+              <w:spacing w:before="20" w:after="20"/>
+            </w:pPr>
             <w:r/>
             <w:r>
               <w:rPr>
@@ -7141,6 +9211,9 @@
             <w:tcW w:type="dxa" w:w="5046"/>
           </w:tcPr>
           <w:p>
+            <w:pPr>
+              <w:spacing w:before="20" w:after="20"/>
+            </w:pPr>
             <w:r/>
             <w:r>
               <w:rPr>
@@ -7157,6 +9230,9 @@
             <w:tcW w:type="dxa" w:w="5046"/>
           </w:tcPr>
           <w:p>
+            <w:pPr>
+              <w:spacing w:before="20" w:after="20"/>
+            </w:pPr>
             <w:r/>
             <w:r>
               <w:rPr>
@@ -7169,11 +9245,17 @@
         </w:tc>
       </w:tr>
       <w:tr>
-        <w:tc>
-          <w:tcPr>
-            <w:tcW w:type="dxa" w:w="5046"/>
-          </w:tcPr>
-          <w:p>
+        <w:trPr>
+          <w:cantSplit/>
+        </w:trPr>
+        <w:tc>
+          <w:tcPr>
+            <w:tcW w:type="dxa" w:w="5046"/>
+          </w:tcPr>
+          <w:p>
+            <w:pPr>
+              <w:spacing w:before="20" w:after="20"/>
+            </w:pPr>
             <w:r/>
             <w:r>
               <w:rPr>
@@ -7190,6 +9272,9 @@
             <w:tcW w:type="dxa" w:w="5046"/>
           </w:tcPr>
           <w:p>
+            <w:pPr>
+              <w:spacing w:before="20" w:after="20"/>
+            </w:pPr>
             <w:r/>
             <w:r>
               <w:rPr>
@@ -7206,6 +9291,9 @@
             <w:tcW w:type="dxa" w:w="5046"/>
           </w:tcPr>
           <w:p>
+            <w:pPr>
+              <w:spacing w:before="20" w:after="20"/>
+            </w:pPr>
             <w:r/>
             <w:r>
               <w:rPr>
@@ -7218,11 +9306,17 @@
         </w:tc>
       </w:tr>
       <w:tr>
-        <w:tc>
-          <w:tcPr>
-            <w:tcW w:type="dxa" w:w="5046"/>
-          </w:tcPr>
-          <w:p>
+        <w:trPr>
+          <w:cantSplit/>
+        </w:trPr>
+        <w:tc>
+          <w:tcPr>
+            <w:tcW w:type="dxa" w:w="5046"/>
+          </w:tcPr>
+          <w:p>
+            <w:pPr>
+              <w:spacing w:before="20" w:after="20"/>
+            </w:pPr>
             <w:r/>
             <w:r>
               <w:rPr>
@@ -7239,6 +9333,9 @@
             <w:tcW w:type="dxa" w:w="5046"/>
           </w:tcPr>
           <w:p>
+            <w:pPr>
+              <w:spacing w:before="20" w:after="20"/>
+            </w:pPr>
             <w:r/>
             <w:r>
               <w:rPr>
@@ -7255,6 +9352,9 @@
             <w:tcW w:type="dxa" w:w="5046"/>
           </w:tcPr>
           <w:p>
+            <w:pPr>
+              <w:spacing w:before="20" w:after="20"/>
+            </w:pPr>
             <w:r/>
             <w:r>
               <w:rPr>
@@ -7267,11 +9367,17 @@
         </w:tc>
       </w:tr>
       <w:tr>
-        <w:tc>
-          <w:tcPr>
-            <w:tcW w:type="dxa" w:w="5046"/>
-          </w:tcPr>
-          <w:p>
+        <w:trPr>
+          <w:cantSplit/>
+        </w:trPr>
+        <w:tc>
+          <w:tcPr>
+            <w:tcW w:type="dxa" w:w="5046"/>
+          </w:tcPr>
+          <w:p>
+            <w:pPr>
+              <w:spacing w:before="20" w:after="20"/>
+            </w:pPr>
             <w:r/>
             <w:r>
               <w:rPr>
@@ -7288,6 +9394,9 @@
             <w:tcW w:type="dxa" w:w="5046"/>
           </w:tcPr>
           <w:p>
+            <w:pPr>
+              <w:spacing w:before="20" w:after="20"/>
+            </w:pPr>
             <w:r/>
             <w:r>
               <w:rPr>
@@ -7304,6 +9413,9 @@
             <w:tcW w:type="dxa" w:w="5046"/>
           </w:tcPr>
           <w:p>
+            <w:pPr>
+              <w:spacing w:before="20" w:after="20"/>
+            </w:pPr>
             <w:r/>
             <w:r>
               <w:rPr>
@@ -7360,6 +9472,9 @@
             <w:shd w:val="clear" w:color="auto" w:fill="D9D9D9"/>
           </w:tcPr>
           <w:p>
+            <w:pPr>
+              <w:spacing w:before="20" w:after="20"/>
+            </w:pPr>
             <w:r/>
             <w:r>
               <w:rPr>
@@ -7377,6 +9492,9 @@
             <w:shd w:val="clear" w:color="auto" w:fill="D9D9D9"/>
           </w:tcPr>
           <w:p>
+            <w:pPr>
+              <w:spacing w:before="20" w:after="20"/>
+            </w:pPr>
             <w:r/>
             <w:r>
               <w:rPr>
@@ -7394,6 +9512,9 @@
             <w:shd w:val="clear" w:color="auto" w:fill="D9D9D9"/>
           </w:tcPr>
           <w:p>
+            <w:pPr>
+              <w:spacing w:before="20" w:after="20"/>
+            </w:pPr>
             <w:r/>
             <w:r>
               <w:rPr>
@@ -7407,11 +9528,17 @@
         </w:tc>
       </w:tr>
       <w:tr>
-        <w:tc>
-          <w:tcPr>
-            <w:tcW w:type="dxa" w:w="5046"/>
-          </w:tcPr>
-          <w:p>
+        <w:trPr>
+          <w:cantSplit/>
+        </w:trPr>
+        <w:tc>
+          <w:tcPr>
+            <w:tcW w:type="dxa" w:w="5046"/>
+          </w:tcPr>
+          <w:p>
+            <w:pPr>
+              <w:spacing w:before="20" w:after="20"/>
+            </w:pPr>
             <w:r/>
             <w:r>
               <w:rPr>
@@ -7428,6 +9555,9 @@
             <w:tcW w:type="dxa" w:w="5046"/>
           </w:tcPr>
           <w:p>
+            <w:pPr>
+              <w:spacing w:before="20" w:after="20"/>
+            </w:pPr>
             <w:r/>
             <w:r>
               <w:rPr>
@@ -7444,6 +9574,9 @@
             <w:tcW w:type="dxa" w:w="5046"/>
           </w:tcPr>
           <w:p>
+            <w:pPr>
+              <w:spacing w:before="20" w:after="20"/>
+            </w:pPr>
             <w:r/>
             <w:r>
               <w:rPr>
@@ -7456,11 +9589,17 @@
         </w:tc>
       </w:tr>
       <w:tr>
-        <w:tc>
-          <w:tcPr>
-            <w:tcW w:type="dxa" w:w="5046"/>
-          </w:tcPr>
-          <w:p>
+        <w:trPr>
+          <w:cantSplit/>
+        </w:trPr>
+        <w:tc>
+          <w:tcPr>
+            <w:tcW w:type="dxa" w:w="5046"/>
+          </w:tcPr>
+          <w:p>
+            <w:pPr>
+              <w:spacing w:before="20" w:after="20"/>
+            </w:pPr>
             <w:r/>
             <w:r>
               <w:rPr>
@@ -7477,6 +9616,9 @@
             <w:tcW w:type="dxa" w:w="5046"/>
           </w:tcPr>
           <w:p>
+            <w:pPr>
+              <w:spacing w:before="20" w:after="20"/>
+            </w:pPr>
             <w:r/>
             <w:r>
               <w:rPr>
@@ -7493,6 +9635,9 @@
             <w:tcW w:type="dxa" w:w="5046"/>
           </w:tcPr>
           <w:p>
+            <w:pPr>
+              <w:spacing w:before="20" w:after="20"/>
+            </w:pPr>
             <w:r/>
             <w:r>
               <w:rPr>
@@ -7505,11 +9650,17 @@
         </w:tc>
       </w:tr>
       <w:tr>
-        <w:tc>
-          <w:tcPr>
-            <w:tcW w:type="dxa" w:w="5046"/>
-          </w:tcPr>
-          <w:p>
+        <w:trPr>
+          <w:cantSplit/>
+        </w:trPr>
+        <w:tc>
+          <w:tcPr>
+            <w:tcW w:type="dxa" w:w="5046"/>
+          </w:tcPr>
+          <w:p>
+            <w:pPr>
+              <w:spacing w:before="20" w:after="20"/>
+            </w:pPr>
             <w:r/>
             <w:r>
               <w:rPr>
@@ -7526,6 +9677,9 @@
             <w:tcW w:type="dxa" w:w="5046"/>
           </w:tcPr>
           <w:p>
+            <w:pPr>
+              <w:spacing w:before="20" w:after="20"/>
+            </w:pPr>
             <w:r/>
             <w:r>
               <w:rPr>
@@ -7542,6 +9696,9 @@
             <w:tcW w:type="dxa" w:w="5046"/>
           </w:tcPr>
           <w:p>
+            <w:pPr>
+              <w:spacing w:before="20" w:after="20"/>
+            </w:pPr>
             <w:r/>
             <w:r>
               <w:rPr>
@@ -7554,11 +9711,17 @@
         </w:tc>
       </w:tr>
       <w:tr>
-        <w:tc>
-          <w:tcPr>
-            <w:tcW w:type="dxa" w:w="5046"/>
-          </w:tcPr>
-          <w:p>
+        <w:trPr>
+          <w:cantSplit/>
+        </w:trPr>
+        <w:tc>
+          <w:tcPr>
+            <w:tcW w:type="dxa" w:w="5046"/>
+          </w:tcPr>
+          <w:p>
+            <w:pPr>
+              <w:spacing w:before="20" w:after="20"/>
+            </w:pPr>
             <w:r/>
             <w:r>
               <w:rPr>
@@ -7575,6 +9738,9 @@
             <w:tcW w:type="dxa" w:w="5046"/>
           </w:tcPr>
           <w:p>
+            <w:pPr>
+              <w:spacing w:before="20" w:after="20"/>
+            </w:pPr>
             <w:r/>
             <w:r>
               <w:rPr>
@@ -7591,6 +9757,9 @@
             <w:tcW w:type="dxa" w:w="5046"/>
           </w:tcPr>
           <w:p>
+            <w:pPr>
+              <w:spacing w:before="20" w:after="20"/>
+            </w:pPr>
             <w:r/>
             <w:r>
               <w:rPr>
@@ -7603,11 +9772,17 @@
         </w:tc>
       </w:tr>
       <w:tr>
-        <w:tc>
-          <w:tcPr>
-            <w:tcW w:type="dxa" w:w="5046"/>
-          </w:tcPr>
-          <w:p>
+        <w:trPr>
+          <w:cantSplit/>
+        </w:trPr>
+        <w:tc>
+          <w:tcPr>
+            <w:tcW w:type="dxa" w:w="5046"/>
+          </w:tcPr>
+          <w:p>
+            <w:pPr>
+              <w:spacing w:before="20" w:after="20"/>
+            </w:pPr>
             <w:r/>
             <w:r>
               <w:rPr>
@@ -7624,6 +9799,9 @@
             <w:tcW w:type="dxa" w:w="5046"/>
           </w:tcPr>
           <w:p>
+            <w:pPr>
+              <w:spacing w:before="20" w:after="20"/>
+            </w:pPr>
             <w:r/>
             <w:r>
               <w:rPr>
@@ -7640,6 +9818,9 @@
             <w:tcW w:type="dxa" w:w="5046"/>
           </w:tcPr>
           <w:p>
+            <w:pPr>
+              <w:spacing w:before="20" w:after="20"/>
+            </w:pPr>
             <w:r/>
             <w:r>
               <w:rPr>
@@ -7652,11 +9833,17 @@
         </w:tc>
       </w:tr>
       <w:tr>
-        <w:tc>
-          <w:tcPr>
-            <w:tcW w:type="dxa" w:w="5046"/>
-          </w:tcPr>
-          <w:p>
+        <w:trPr>
+          <w:cantSplit/>
+        </w:trPr>
+        <w:tc>
+          <w:tcPr>
+            <w:tcW w:type="dxa" w:w="5046"/>
+          </w:tcPr>
+          <w:p>
+            <w:pPr>
+              <w:spacing w:before="20" w:after="20"/>
+            </w:pPr>
             <w:r/>
             <w:r>
               <w:rPr>
@@ -7673,6 +9860,9 @@
             <w:tcW w:type="dxa" w:w="5046"/>
           </w:tcPr>
           <w:p>
+            <w:pPr>
+              <w:spacing w:before="20" w:after="20"/>
+            </w:pPr>
             <w:r/>
             <w:r>
               <w:rPr>
@@ -7689,6 +9879,9 @@
             <w:tcW w:type="dxa" w:w="5046"/>
           </w:tcPr>
           <w:p>
+            <w:pPr>
+              <w:spacing w:before="20" w:after="20"/>
+            </w:pPr>
             <w:r/>
             <w:r>
               <w:rPr>
@@ -7701,11 +9894,17 @@
         </w:tc>
       </w:tr>
       <w:tr>
-        <w:tc>
-          <w:tcPr>
-            <w:tcW w:type="dxa" w:w="5046"/>
-          </w:tcPr>
-          <w:p>
+        <w:trPr>
+          <w:cantSplit/>
+        </w:trPr>
+        <w:tc>
+          <w:tcPr>
+            <w:tcW w:type="dxa" w:w="5046"/>
+          </w:tcPr>
+          <w:p>
+            <w:pPr>
+              <w:spacing w:before="20" w:after="20"/>
+            </w:pPr>
             <w:r/>
             <w:r>
               <w:rPr>
@@ -7722,6 +9921,9 @@
             <w:tcW w:type="dxa" w:w="5046"/>
           </w:tcPr>
           <w:p>
+            <w:pPr>
+              <w:spacing w:before="20" w:after="20"/>
+            </w:pPr>
             <w:r/>
             <w:r>
               <w:rPr>
@@ -7738,6 +9940,9 @@
             <w:tcW w:type="dxa" w:w="5046"/>
           </w:tcPr>
           <w:p>
+            <w:pPr>
+              <w:spacing w:before="20" w:after="20"/>
+            </w:pPr>
             <w:r/>
             <w:r>
               <w:rPr>
@@ -7794,6 +9999,9 @@
             <w:shd w:val="clear" w:color="auto" w:fill="D9D9D9"/>
           </w:tcPr>
           <w:p>
+            <w:pPr>
+              <w:spacing w:before="20" w:after="20"/>
+            </w:pPr>
             <w:r/>
             <w:r>
               <w:rPr>
@@ -7811,6 +10019,9 @@
             <w:shd w:val="clear" w:color="auto" w:fill="D9D9D9"/>
           </w:tcPr>
           <w:p>
+            <w:pPr>
+              <w:spacing w:before="20" w:after="20"/>
+            </w:pPr>
             <w:r/>
             <w:r>
               <w:rPr>
@@ -7828,6 +10039,9 @@
             <w:shd w:val="clear" w:color="auto" w:fill="D9D9D9"/>
           </w:tcPr>
           <w:p>
+            <w:pPr>
+              <w:spacing w:before="20" w:after="20"/>
+            </w:pPr>
             <w:r/>
             <w:r>
               <w:rPr>
@@ -7841,11 +10055,17 @@
         </w:tc>
       </w:tr>
       <w:tr>
-        <w:tc>
-          <w:tcPr>
-            <w:tcW w:type="dxa" w:w="5046"/>
-          </w:tcPr>
-          <w:p>
+        <w:trPr>
+          <w:cantSplit/>
+        </w:trPr>
+        <w:tc>
+          <w:tcPr>
+            <w:tcW w:type="dxa" w:w="5046"/>
+          </w:tcPr>
+          <w:p>
+            <w:pPr>
+              <w:spacing w:before="20" w:after="20"/>
+            </w:pPr>
             <w:r/>
             <w:r>
               <w:rPr>
@@ -7862,6 +10082,9 @@
             <w:tcW w:type="dxa" w:w="5046"/>
           </w:tcPr>
           <w:p>
+            <w:pPr>
+              <w:spacing w:before="20" w:after="20"/>
+            </w:pPr>
             <w:r/>
             <w:r>
               <w:rPr>
@@ -7878,6 +10101,9 @@
             <w:tcW w:type="dxa" w:w="5046"/>
           </w:tcPr>
           <w:p>
+            <w:pPr>
+              <w:spacing w:before="20" w:after="20"/>
+            </w:pPr>
             <w:r/>
             <w:r>
               <w:rPr>
@@ -7890,11 +10116,17 @@
         </w:tc>
       </w:tr>
       <w:tr>
-        <w:tc>
-          <w:tcPr>
-            <w:tcW w:type="dxa" w:w="5046"/>
-          </w:tcPr>
-          <w:p>
+        <w:trPr>
+          <w:cantSplit/>
+        </w:trPr>
+        <w:tc>
+          <w:tcPr>
+            <w:tcW w:type="dxa" w:w="5046"/>
+          </w:tcPr>
+          <w:p>
+            <w:pPr>
+              <w:spacing w:before="20" w:after="20"/>
+            </w:pPr>
             <w:r/>
             <w:r>
               <w:rPr>
@@ -7911,6 +10143,9 @@
             <w:tcW w:type="dxa" w:w="5046"/>
           </w:tcPr>
           <w:p>
+            <w:pPr>
+              <w:spacing w:before="20" w:after="20"/>
+            </w:pPr>
             <w:r/>
             <w:r>
               <w:rPr>
@@ -7927,6 +10162,9 @@
             <w:tcW w:type="dxa" w:w="5046"/>
           </w:tcPr>
           <w:p>
+            <w:pPr>
+              <w:spacing w:before="20" w:after="20"/>
+            </w:pPr>
             <w:r/>
             <w:r>
               <w:rPr>
@@ -7939,11 +10177,17 @@
         </w:tc>
       </w:tr>
       <w:tr>
-        <w:tc>
-          <w:tcPr>
-            <w:tcW w:type="dxa" w:w="5046"/>
-          </w:tcPr>
-          <w:p>
+        <w:trPr>
+          <w:cantSplit/>
+        </w:trPr>
+        <w:tc>
+          <w:tcPr>
+            <w:tcW w:type="dxa" w:w="5046"/>
+          </w:tcPr>
+          <w:p>
+            <w:pPr>
+              <w:spacing w:before="20" w:after="20"/>
+            </w:pPr>
             <w:r/>
             <w:r>
               <w:rPr>
@@ -7960,6 +10204,9 @@
             <w:tcW w:type="dxa" w:w="5046"/>
           </w:tcPr>
           <w:p>
+            <w:pPr>
+              <w:spacing w:before="20" w:after="20"/>
+            </w:pPr>
             <w:r/>
             <w:r>
               <w:rPr>
@@ -7976,6 +10223,9 @@
             <w:tcW w:type="dxa" w:w="5046"/>
           </w:tcPr>
           <w:p>
+            <w:pPr>
+              <w:spacing w:before="20" w:after="20"/>
+            </w:pPr>
             <w:r/>
             <w:r>
               <w:rPr>
@@ -7988,11 +10238,17 @@
         </w:tc>
       </w:tr>
       <w:tr>
-        <w:tc>
-          <w:tcPr>
-            <w:tcW w:type="dxa" w:w="5046"/>
-          </w:tcPr>
-          <w:p>
+        <w:trPr>
+          <w:cantSplit/>
+        </w:trPr>
+        <w:tc>
+          <w:tcPr>
+            <w:tcW w:type="dxa" w:w="5046"/>
+          </w:tcPr>
+          <w:p>
+            <w:pPr>
+              <w:spacing w:before="20" w:after="20"/>
+            </w:pPr>
             <w:r/>
             <w:r>
               <w:rPr>
@@ -8009,6 +10265,9 @@
             <w:tcW w:type="dxa" w:w="5046"/>
           </w:tcPr>
           <w:p>
+            <w:pPr>
+              <w:spacing w:before="20" w:after="20"/>
+            </w:pPr>
             <w:r/>
             <w:r>
               <w:rPr>
@@ -8025,6 +10284,9 @@
             <w:tcW w:type="dxa" w:w="5046"/>
           </w:tcPr>
           <w:p>
+            <w:pPr>
+              <w:spacing w:before="20" w:after="20"/>
+            </w:pPr>
             <w:r/>
             <w:r>
               <w:rPr>
@@ -8037,11 +10299,17 @@
         </w:tc>
       </w:tr>
       <w:tr>
-        <w:tc>
-          <w:tcPr>
-            <w:tcW w:type="dxa" w:w="5046"/>
-          </w:tcPr>
-          <w:p>
+        <w:trPr>
+          <w:cantSplit/>
+        </w:trPr>
+        <w:tc>
+          <w:tcPr>
+            <w:tcW w:type="dxa" w:w="5046"/>
+          </w:tcPr>
+          <w:p>
+            <w:pPr>
+              <w:spacing w:before="20" w:after="20"/>
+            </w:pPr>
             <w:r/>
             <w:r>
               <w:rPr>
@@ -8058,6 +10326,9 @@
             <w:tcW w:type="dxa" w:w="5046"/>
           </w:tcPr>
           <w:p>
+            <w:pPr>
+              <w:spacing w:before="20" w:after="20"/>
+            </w:pPr>
             <w:r/>
             <w:r>
               <w:rPr>
@@ -8074,6 +10345,9 @@
             <w:tcW w:type="dxa" w:w="5046"/>
           </w:tcPr>
           <w:p>
+            <w:pPr>
+              <w:spacing w:before="20" w:after="20"/>
+            </w:pPr>
             <w:r/>
             <w:r>
               <w:rPr>
@@ -8086,11 +10360,17 @@
         </w:tc>
       </w:tr>
       <w:tr>
-        <w:tc>
-          <w:tcPr>
-            <w:tcW w:type="dxa" w:w="5046"/>
-          </w:tcPr>
-          <w:p>
+        <w:trPr>
+          <w:cantSplit/>
+        </w:trPr>
+        <w:tc>
+          <w:tcPr>
+            <w:tcW w:type="dxa" w:w="5046"/>
+          </w:tcPr>
+          <w:p>
+            <w:pPr>
+              <w:spacing w:before="20" w:after="20"/>
+            </w:pPr>
             <w:r/>
             <w:r>
               <w:rPr>
@@ -8107,6 +10387,9 @@
             <w:tcW w:type="dxa" w:w="5046"/>
           </w:tcPr>
           <w:p>
+            <w:pPr>
+              <w:spacing w:before="20" w:after="20"/>
+            </w:pPr>
             <w:r/>
             <w:r>
               <w:rPr>
@@ -8123,6 +10406,9 @@
             <w:tcW w:type="dxa" w:w="5046"/>
           </w:tcPr>
           <w:p>
+            <w:pPr>
+              <w:spacing w:before="20" w:after="20"/>
+            </w:pPr>
             <w:r/>
             <w:r>
               <w:rPr>
@@ -8135,11 +10421,17 @@
         </w:tc>
       </w:tr>
       <w:tr>
-        <w:tc>
-          <w:tcPr>
-            <w:tcW w:type="dxa" w:w="5046"/>
-          </w:tcPr>
-          <w:p>
+        <w:trPr>
+          <w:cantSplit/>
+        </w:trPr>
+        <w:tc>
+          <w:tcPr>
+            <w:tcW w:type="dxa" w:w="5046"/>
+          </w:tcPr>
+          <w:p>
+            <w:pPr>
+              <w:spacing w:before="20" w:after="20"/>
+            </w:pPr>
             <w:r/>
             <w:r>
               <w:rPr>
@@ -8156,6 +10448,9 @@
             <w:tcW w:type="dxa" w:w="5046"/>
           </w:tcPr>
           <w:p>
+            <w:pPr>
+              <w:spacing w:before="20" w:after="20"/>
+            </w:pPr>
             <w:r/>
             <w:r>
               <w:rPr>
@@ -8172,6 +10467,9 @@
             <w:tcW w:type="dxa" w:w="5046"/>
           </w:tcPr>
           <w:p>
+            <w:pPr>
+              <w:spacing w:before="20" w:after="20"/>
+            </w:pPr>
             <w:r/>
             <w:r>
               <w:rPr>
@@ -8184,11 +10482,17 @@
         </w:tc>
       </w:tr>
       <w:tr>
-        <w:tc>
-          <w:tcPr>
-            <w:tcW w:type="dxa" w:w="5046"/>
-          </w:tcPr>
-          <w:p>
+        <w:trPr>
+          <w:cantSplit/>
+        </w:trPr>
+        <w:tc>
+          <w:tcPr>
+            <w:tcW w:type="dxa" w:w="5046"/>
+          </w:tcPr>
+          <w:p>
+            <w:pPr>
+              <w:spacing w:before="20" w:after="20"/>
+            </w:pPr>
             <w:r/>
             <w:r>
               <w:rPr>
@@ -8205,6 +10509,9 @@
             <w:tcW w:type="dxa" w:w="5046"/>
           </w:tcPr>
           <w:p>
+            <w:pPr>
+              <w:spacing w:before="20" w:after="20"/>
+            </w:pPr>
             <w:r/>
             <w:r>
               <w:rPr>
@@ -8221,6 +10528,9 @@
             <w:tcW w:type="dxa" w:w="5046"/>
           </w:tcPr>
           <w:p>
+            <w:pPr>
+              <w:spacing w:before="20" w:after="20"/>
+            </w:pPr>
             <w:r/>
             <w:r>
               <w:rPr>
@@ -8233,11 +10543,17 @@
         </w:tc>
       </w:tr>
       <w:tr>
-        <w:tc>
-          <w:tcPr>
-            <w:tcW w:type="dxa" w:w="5046"/>
-          </w:tcPr>
-          <w:p>
+        <w:trPr>
+          <w:cantSplit/>
+        </w:trPr>
+        <w:tc>
+          <w:tcPr>
+            <w:tcW w:type="dxa" w:w="5046"/>
+          </w:tcPr>
+          <w:p>
+            <w:pPr>
+              <w:spacing w:before="20" w:after="20"/>
+            </w:pPr>
             <w:r/>
             <w:r>
               <w:rPr>
@@ -8254,6 +10570,9 @@
             <w:tcW w:type="dxa" w:w="5046"/>
           </w:tcPr>
           <w:p>
+            <w:pPr>
+              <w:spacing w:before="20" w:after="20"/>
+            </w:pPr>
             <w:r/>
             <w:r>
               <w:rPr>
@@ -8270,6 +10589,9 @@
             <w:tcW w:type="dxa" w:w="5046"/>
           </w:tcPr>
           <w:p>
+            <w:pPr>
+              <w:spacing w:before="20" w:after="20"/>
+            </w:pPr>
             <w:r/>
             <w:r>
               <w:rPr>
@@ -8326,6 +10648,9 @@
             <w:shd w:val="clear" w:color="auto" w:fill="D9D9D9"/>
           </w:tcPr>
           <w:p>
+            <w:pPr>
+              <w:spacing w:before="20" w:after="20"/>
+            </w:pPr>
             <w:r/>
             <w:r>
               <w:rPr>
@@ -8343,6 +10668,9 @@
             <w:shd w:val="clear" w:color="auto" w:fill="D9D9D9"/>
           </w:tcPr>
           <w:p>
+            <w:pPr>
+              <w:spacing w:before="20" w:after="20"/>
+            </w:pPr>
             <w:r/>
             <w:r>
               <w:rPr>
@@ -8360,6 +10688,9 @@
             <w:shd w:val="clear" w:color="auto" w:fill="D9D9D9"/>
           </w:tcPr>
           <w:p>
+            <w:pPr>
+              <w:spacing w:before="20" w:after="20"/>
+            </w:pPr>
             <w:r/>
             <w:r>
               <w:rPr>
@@ -8373,11 +10704,17 @@
         </w:tc>
       </w:tr>
       <w:tr>
-        <w:tc>
-          <w:tcPr>
-            <w:tcW w:type="dxa" w:w="5046"/>
-          </w:tcPr>
-          <w:p>
+        <w:trPr>
+          <w:cantSplit/>
+        </w:trPr>
+        <w:tc>
+          <w:tcPr>
+            <w:tcW w:type="dxa" w:w="5046"/>
+          </w:tcPr>
+          <w:p>
+            <w:pPr>
+              <w:spacing w:before="20" w:after="20"/>
+            </w:pPr>
             <w:r/>
             <w:r>
               <w:rPr>
@@ -8394,6 +10731,9 @@
             <w:tcW w:type="dxa" w:w="5046"/>
           </w:tcPr>
           <w:p>
+            <w:pPr>
+              <w:spacing w:before="20" w:after="20"/>
+            </w:pPr>
             <w:r/>
             <w:r>
               <w:rPr>
@@ -8410,6 +10750,9 @@
             <w:tcW w:type="dxa" w:w="5046"/>
           </w:tcPr>
           <w:p>
+            <w:pPr>
+              <w:spacing w:before="20" w:after="20"/>
+            </w:pPr>
             <w:r/>
             <w:r>
               <w:rPr>
@@ -8422,11 +10765,17 @@
         </w:tc>
       </w:tr>
       <w:tr>
-        <w:tc>
-          <w:tcPr>
-            <w:tcW w:type="dxa" w:w="5046"/>
-          </w:tcPr>
-          <w:p>
+        <w:trPr>
+          <w:cantSplit/>
+        </w:trPr>
+        <w:tc>
+          <w:tcPr>
+            <w:tcW w:type="dxa" w:w="5046"/>
+          </w:tcPr>
+          <w:p>
+            <w:pPr>
+              <w:spacing w:before="20" w:after="20"/>
+            </w:pPr>
             <w:r/>
             <w:r>
               <w:rPr>
@@ -8443,6 +10792,9 @@
             <w:tcW w:type="dxa" w:w="5046"/>
           </w:tcPr>
           <w:p>
+            <w:pPr>
+              <w:spacing w:before="20" w:after="20"/>
+            </w:pPr>
             <w:r/>
             <w:r>
               <w:rPr>
@@ -8459,6 +10811,9 @@
             <w:tcW w:type="dxa" w:w="5046"/>
           </w:tcPr>
           <w:p>
+            <w:pPr>
+              <w:spacing w:before="20" w:after="20"/>
+            </w:pPr>
             <w:r/>
             <w:r>
               <w:rPr>
@@ -8471,11 +10826,17 @@
         </w:tc>
       </w:tr>
       <w:tr>
-        <w:tc>
-          <w:tcPr>
-            <w:tcW w:type="dxa" w:w="5046"/>
-          </w:tcPr>
-          <w:p>
+        <w:trPr>
+          <w:cantSplit/>
+        </w:trPr>
+        <w:tc>
+          <w:tcPr>
+            <w:tcW w:type="dxa" w:w="5046"/>
+          </w:tcPr>
+          <w:p>
+            <w:pPr>
+              <w:spacing w:before="20" w:after="20"/>
+            </w:pPr>
             <w:r/>
             <w:r>
               <w:rPr>
@@ -8492,6 +10853,9 @@
             <w:tcW w:type="dxa" w:w="5046"/>
           </w:tcPr>
           <w:p>
+            <w:pPr>
+              <w:spacing w:before="20" w:after="20"/>
+            </w:pPr>
             <w:r/>
             <w:r>
               <w:rPr>
@@ -8508,6 +10872,9 @@
             <w:tcW w:type="dxa" w:w="5046"/>
           </w:tcPr>
           <w:p>
+            <w:pPr>
+              <w:spacing w:before="20" w:after="20"/>
+            </w:pPr>
             <w:r/>
             <w:r>
               <w:rPr>
@@ -8520,11 +10887,17 @@
         </w:tc>
       </w:tr>
       <w:tr>
-        <w:tc>
-          <w:tcPr>
-            <w:tcW w:type="dxa" w:w="5046"/>
-          </w:tcPr>
-          <w:p>
+        <w:trPr>
+          <w:cantSplit/>
+        </w:trPr>
+        <w:tc>
+          <w:tcPr>
+            <w:tcW w:type="dxa" w:w="5046"/>
+          </w:tcPr>
+          <w:p>
+            <w:pPr>
+              <w:spacing w:before="20" w:after="20"/>
+            </w:pPr>
             <w:r/>
             <w:r>
               <w:rPr>
@@ -8541,6 +10914,9 @@
             <w:tcW w:type="dxa" w:w="5046"/>
           </w:tcPr>
           <w:p>
+            <w:pPr>
+              <w:spacing w:before="20" w:after="20"/>
+            </w:pPr>
             <w:r/>
             <w:r>
               <w:rPr>
@@ -8557,6 +10933,9 @@
             <w:tcW w:type="dxa" w:w="5046"/>
           </w:tcPr>
           <w:p>
+            <w:pPr>
+              <w:spacing w:before="20" w:after="20"/>
+            </w:pPr>
             <w:r/>
             <w:r>
               <w:rPr>
@@ -8569,11 +10948,17 @@
         </w:tc>
       </w:tr>
       <w:tr>
-        <w:tc>
-          <w:tcPr>
-            <w:tcW w:type="dxa" w:w="5046"/>
-          </w:tcPr>
-          <w:p>
+        <w:trPr>
+          <w:cantSplit/>
+        </w:trPr>
+        <w:tc>
+          <w:tcPr>
+            <w:tcW w:type="dxa" w:w="5046"/>
+          </w:tcPr>
+          <w:p>
+            <w:pPr>
+              <w:spacing w:before="20" w:after="20"/>
+            </w:pPr>
             <w:r/>
             <w:r>
               <w:rPr>
@@ -8590,6 +10975,9 @@
             <w:tcW w:type="dxa" w:w="5046"/>
           </w:tcPr>
           <w:p>
+            <w:pPr>
+              <w:spacing w:before="20" w:after="20"/>
+            </w:pPr>
             <w:r/>
             <w:r>
               <w:rPr>
@@ -8606,6 +10994,9 @@
             <w:tcW w:type="dxa" w:w="5046"/>
           </w:tcPr>
           <w:p>
+            <w:pPr>
+              <w:spacing w:before="20" w:after="20"/>
+            </w:pPr>
             <w:r/>
             <w:r>
               <w:rPr>
@@ -8618,11 +11009,17 @@
         </w:tc>
       </w:tr>
       <w:tr>
-        <w:tc>
-          <w:tcPr>
-            <w:tcW w:type="dxa" w:w="5046"/>
-          </w:tcPr>
-          <w:p>
+        <w:trPr>
+          <w:cantSplit/>
+        </w:trPr>
+        <w:tc>
+          <w:tcPr>
+            <w:tcW w:type="dxa" w:w="5046"/>
+          </w:tcPr>
+          <w:p>
+            <w:pPr>
+              <w:spacing w:before="20" w:after="20"/>
+            </w:pPr>
             <w:r/>
             <w:r>
               <w:rPr>
@@ -8639,6 +11036,9 @@
             <w:tcW w:type="dxa" w:w="5046"/>
           </w:tcPr>
           <w:p>
+            <w:pPr>
+              <w:spacing w:before="20" w:after="20"/>
+            </w:pPr>
             <w:r/>
             <w:r>
               <w:rPr>
@@ -8655,6 +11055,9 @@
             <w:tcW w:type="dxa" w:w="5046"/>
           </w:tcPr>
           <w:p>
+            <w:pPr>
+              <w:spacing w:before="20" w:after="20"/>
+            </w:pPr>
             <w:r/>
             <w:r>
               <w:rPr>
@@ -8667,11 +11070,17 @@
         </w:tc>
       </w:tr>
       <w:tr>
-        <w:tc>
-          <w:tcPr>
-            <w:tcW w:type="dxa" w:w="5046"/>
-          </w:tcPr>
-          <w:p>
+        <w:trPr>
+          <w:cantSplit/>
+        </w:trPr>
+        <w:tc>
+          <w:tcPr>
+            <w:tcW w:type="dxa" w:w="5046"/>
+          </w:tcPr>
+          <w:p>
+            <w:pPr>
+              <w:spacing w:before="20" w:after="20"/>
+            </w:pPr>
             <w:r/>
             <w:r>
               <w:rPr>
@@ -8688,6 +11097,9 @@
             <w:tcW w:type="dxa" w:w="5046"/>
           </w:tcPr>
           <w:p>
+            <w:pPr>
+              <w:spacing w:before="20" w:after="20"/>
+            </w:pPr>
             <w:r/>
             <w:r>
               <w:rPr>
@@ -8704,6 +11116,9 @@
             <w:tcW w:type="dxa" w:w="5046"/>
           </w:tcPr>
           <w:p>
+            <w:pPr>
+              <w:spacing w:before="20" w:after="20"/>
+            </w:pPr>
             <w:r/>
             <w:r>
               <w:rPr>
@@ -8716,11 +11131,17 @@
         </w:tc>
       </w:tr>
       <w:tr>
-        <w:tc>
-          <w:tcPr>
-            <w:tcW w:type="dxa" w:w="5046"/>
-          </w:tcPr>
-          <w:p>
+        <w:trPr>
+          <w:cantSplit/>
+        </w:trPr>
+        <w:tc>
+          <w:tcPr>
+            <w:tcW w:type="dxa" w:w="5046"/>
+          </w:tcPr>
+          <w:p>
+            <w:pPr>
+              <w:spacing w:before="20" w:after="20"/>
+            </w:pPr>
             <w:r/>
             <w:r>
               <w:rPr>
@@ -8737,6 +11158,9 @@
             <w:tcW w:type="dxa" w:w="5046"/>
           </w:tcPr>
           <w:p>
+            <w:pPr>
+              <w:spacing w:before="20" w:after="20"/>
+            </w:pPr>
             <w:r/>
             <w:r>
               <w:rPr>
@@ -8753,6 +11177,9 @@
             <w:tcW w:type="dxa" w:w="5046"/>
           </w:tcPr>
           <w:p>
+            <w:pPr>
+              <w:spacing w:before="20" w:after="20"/>
+            </w:pPr>
             <w:r/>
             <w:r>
               <w:rPr>
@@ -8765,11 +11192,17 @@
         </w:tc>
       </w:tr>
       <w:tr>
-        <w:tc>
-          <w:tcPr>
-            <w:tcW w:type="dxa" w:w="5046"/>
-          </w:tcPr>
-          <w:p>
+        <w:trPr>
+          <w:cantSplit/>
+        </w:trPr>
+        <w:tc>
+          <w:tcPr>
+            <w:tcW w:type="dxa" w:w="5046"/>
+          </w:tcPr>
+          <w:p>
+            <w:pPr>
+              <w:spacing w:before="20" w:after="20"/>
+            </w:pPr>
             <w:r/>
             <w:r>
               <w:rPr>
@@ -8786,6 +11219,9 @@
             <w:tcW w:type="dxa" w:w="5046"/>
           </w:tcPr>
           <w:p>
+            <w:pPr>
+              <w:spacing w:before="20" w:after="20"/>
+            </w:pPr>
             <w:r/>
             <w:r>
               <w:rPr>
@@ -8802,6 +11238,9 @@
             <w:tcW w:type="dxa" w:w="5046"/>
           </w:tcPr>
           <w:p>
+            <w:pPr>
+              <w:spacing w:before="20" w:after="20"/>
+            </w:pPr>
             <w:r/>
             <w:r>
               <w:rPr>

--- a/docx/ru/BUFRCREX_CodeFlag_ru_03.docx
+++ b/docx/ru/BUFRCREX_CodeFlag_ru_03.docx
@@ -10744,517 +10744,6 @@
       </w:tr>
     </w:tbl>
     <w:p/>
-    <w:p/>
-    <w:p>
-      <w:r>
-        <w:rPr>
-          <w:rFonts w:ascii="Verdana" w:hAnsi="Verdana"/>
-          <w:i/>
-          <w:sz w:val="14"/>
-        </w:rPr>
-        <w:t>Note 2: «Ясно» или «сплошная облачность» кодируются соответственно цифрами 0 и 8.</w:t>
-      </w:r>
-    </w:p>
-    <w:p>
-      <w:r>
-        <w:rPr>
-          <w:rFonts w:ascii="Verdana" w:hAnsi="Verdana"/>
-          <w:i/>
-          <w:sz w:val="14"/>
-        </w:rPr>
-        <w:t>Note 5: (0 = хорошее; 1 = плохое)</w:t>
-      </w:r>
-    </w:p>
-    <w:p>
-      <w:r>
-        <w:rPr>
-          <w:rFonts w:ascii="Verdana" w:hAnsi="Verdana"/>
-          <w:i/>
-          <w:sz w:val="14"/>
-        </w:rPr>
-        <w:t>Note 6: (См. общую кодовую таблицу С-1 в части С/с.)</w:t>
-      </w:r>
-    </w:p>
-    <w:p>
-      <w:r>
-        <w:rPr>
-          <w:rFonts w:ascii="Verdana" w:hAnsi="Verdana"/>
-          <w:i/>
-          <w:sz w:val="14"/>
-        </w:rPr>
-        <w:t>Note 7: (См. общую кодовую таблицу С-2 в части С/с.)</w:t>
-      </w:r>
-    </w:p>
-    <w:p>
-      <w:r>
-        <w:rPr>
-          <w:rFonts w:ascii="Verdana" w:hAnsi="Verdana"/>
-          <w:i/>
-          <w:sz w:val="14"/>
-        </w:rPr>
-        <w:t>Note 8: (См. общую кодовую таблицу С-3)</w:t>
-      </w:r>
-    </w:p>
-    <w:p>
-      <w:r>
-        <w:rPr>
-          <w:rFonts w:ascii="Verdana" w:hAnsi="Verdana"/>
-          <w:i/>
-          <w:sz w:val="14"/>
-        </w:rPr>
-        <w:t>Note 9: (См. общую кодовую таблицу С-4)</w:t>
-      </w:r>
-    </w:p>
-    <w:p>
-      <w:r>
-        <w:rPr>
-          <w:rFonts w:ascii="Verdana" w:hAnsi="Verdana"/>
-          <w:i/>
-          <w:sz w:val="14"/>
-        </w:rPr>
-        <w:t>Note 10: (См. общую кодовую таблицу С-5 в части С/с.)</w:t>
-      </w:r>
-    </w:p>
-    <w:p>
-      <w:r>
-        <w:rPr>
-          <w:rFonts w:ascii="Verdana" w:hAnsi="Verdana"/>
-          <w:i/>
-          <w:sz w:val="14"/>
-        </w:rPr>
-        <w:t>Note 11: (См. общую кодовую таблицу С-7 в части С/с.)</w:t>
-      </w:r>
-    </w:p>
-    <w:p>
-      <w:r>
-        <w:rPr>
-          <w:rFonts w:ascii="Verdana" w:hAnsi="Verdana"/>
-          <w:i/>
-          <w:sz w:val="14"/>
-        </w:rPr>
-        <w:t>Note 12: (См. общую кодовую таблицу С-8 в части С/с.)</w:t>
-      </w:r>
-    </w:p>
-    <w:p>
-      <w:r>
-        <w:rPr>
-          <w:rFonts w:ascii="Verdana" w:hAnsi="Verdana"/>
-          <w:i/>
-          <w:sz w:val="14"/>
-        </w:rPr>
-        <w:t>Note 14: (Будет определено самими центрами — см. общую кодовую таблицу С-12 в части С/с.)</w:t>
-      </w:r>
-    </w:p>
-    <w:p>
-      <w:r>
-        <w:rPr>
-          <w:rFonts w:ascii="Verdana" w:hAnsi="Verdana"/>
-          <w:i/>
-          <w:sz w:val="14"/>
-        </w:rPr>
-        <w:t>Note 15: (Будут разработаны)</w:t>
-      </w:r>
-    </w:p>
-    <w:p>
-      <w:r>
-        <w:rPr>
-          <w:rFonts w:ascii="Verdana" w:hAnsi="Verdana"/>
-          <w:i/>
-          <w:sz w:val="14"/>
-        </w:rPr>
-        <w:t>Note 16: Последовательность двух или более пар координат местоположения, таких как широта и долгота, определяет линию или многоугольник. Точки следует соединять в соответствии с порядком, данным в сообщении. Любая описываемая зона будет расположена слева от проведенной границы в направлении, установленном порядком, данным в сообщении. Это определение применяется к простым непересекающимся многоугольникам, без пробелов.</w:t>
-      </w:r>
-    </w:p>
-    <w:p>
-      <w:r>
-        <w:rPr>
-          <w:rFonts w:ascii="Verdana" w:hAnsi="Verdana"/>
-          <w:i/>
-          <w:sz w:val="14"/>
-        </w:rPr>
-        <w:t>Note 17: Если все биты установлены на 0, это означает, что калибровка правильная.</w:t>
-      </w:r>
-    </w:p>
-    <w:p>
-      <w:r>
-        <w:rPr>
-          <w:rFonts w:ascii="Verdana" w:hAnsi="Verdana"/>
-          <w:i/>
-          <w:sz w:val="14"/>
-        </w:rPr>
-        <w:t>Note 18: Все статистические данные первого порядка выражены в единицах измерения, определенных первоначальными дескрипторами данных.</w:t>
-      </w:r>
-    </w:p>
-    <w:p>
-      <w:r>
-        <w:rPr>
-          <w:rFonts w:ascii="Verdana" w:hAnsi="Verdana"/>
-          <w:i/>
-          <w:sz w:val="14"/>
-        </w:rPr>
-        <w:t>Note 19: Значимость ассоциированного поля должна использоваться на первоначальном этапе совместно с качеством данных наблюдений.</w:t>
-      </w:r>
-    </w:p>
-    <w:p>
-      <w:r>
-        <w:rPr>
-          <w:rFonts w:ascii="Verdana" w:hAnsi="Verdana"/>
-          <w:i/>
-          <w:sz w:val="14"/>
-        </w:rPr>
-        <w:t>Note 21: Начиная с позиции первого бита (бит старшего разряда), при приведении бита к цифре 1 канал используется. Если бит приводится к нулю, канал не используется.</w:t>
-      </w:r>
-    </w:p>
-    <w:p>
-      <w:r>
-        <w:rPr>
-          <w:rFonts w:ascii="Verdana" w:hAnsi="Verdana"/>
-          <w:i/>
-          <w:sz w:val="14"/>
-        </w:rPr>
-        <w:t>Note 23: Битовые флаги показывают прибор и/или каналы, используемые при получении различных физических параметров. Если в какой-либо группе параметров все биты = 0, то для этого параметра или группы параметров не производилась обработка.</w:t>
-      </w:r>
-    </w:p>
-    <w:p>
-      <w:r>
-        <w:rPr>
-          <w:rFonts w:ascii="Verdana" w:hAnsi="Verdana"/>
-          <w:i/>
-          <w:sz w:val="14"/>
-        </w:rPr>
-        <w:t>Note 24: Биты 1-4 представляют код погрешности времени. В том случае, когда все биты установлены на 0, это означает, что время сканирования соответствует предсказанному времени.</w:t>
-      </w:r>
-    </w:p>
-    <w:p>
-      <w:r>
-        <w:rPr>
-          <w:rFonts w:ascii="Verdana" w:hAnsi="Verdana"/>
-          <w:i/>
-          <w:sz w:val="14"/>
-        </w:rPr>
-        <w:t>Note 25: Биты 11-17 представляют код погрешности географического местоположения. В том случае, когда все биты установлены на 0, это означает, что географическое местоположение является нормальным.</w:t>
-      </w:r>
-    </w:p>
-    <w:p>
-      <w:r>
-        <w:rPr>
-          <w:rFonts w:ascii="Verdana" w:hAnsi="Verdana"/>
-          <w:i/>
-          <w:sz w:val="14"/>
-        </w:rPr>
-        <w:t>Note 27: Биты 5-10 представляют код погрешности калибровки. В том случае, когда все биты установлены на 0, это означает, что калибровка нормальная. В том случае, когда тот или иной из битов 5, 7 и 10 установлен на 1, это означает, что были использованы вторичные коэффициенты калибровки.</w:t>
-      </w:r>
-    </w:p>
-    <w:p>
-      <w:r>
-        <w:rPr>
-          <w:rFonts w:ascii="Verdana" w:hAnsi="Verdana"/>
-          <w:i/>
-          <w:sz w:val="14"/>
-        </w:rPr>
-        <w:t>Note 32: Кодовые цифры 1-9: Продолжительность и время измерения течения (векторный или доплеровский метод получения профиля течения).</w:t>
-      </w:r>
-    </w:p>
-    <w:p>
-      <w:r>
-        <w:rPr>
-          <w:rFonts w:ascii="Verdana" w:hAnsi="Verdana"/>
-          <w:i/>
-          <w:sz w:val="14"/>
-        </w:rPr>
-        <w:t>Note 33: Кодовые цифры 11-19: Период измерения течения (дрейфовый метод).</w:t>
-      </w:r>
-    </w:p>
-    <w:p>
-      <w:r>
-        <w:rPr>
-          <w:rFonts w:ascii="Verdana" w:hAnsi="Verdana"/>
-          <w:i/>
-          <w:sz w:val="14"/>
-        </w:rPr>
-        <w:t>Note 34: Средняя часть данной кодовой таблицы (кодовые цифры 100-199) включает термины на нескольких уровнях, которые могут быть использованы для простых и более сложных автоматических станций.</w:t>
-      </w:r>
-    </w:p>
-    <w:p>
-      <w:r>
-        <w:rPr>
-          <w:rFonts w:ascii="Verdana" w:hAnsi="Verdana"/>
-          <w:i/>
-          <w:sz w:val="14"/>
-        </w:rPr>
-        <w:t>Note 35: Дескриптор 0 25 009 исключен. Вместо него следует использовать дескриптор 0 25 029.</w:t>
-      </w:r>
-    </w:p>
-    <w:p>
-      <w:r>
-        <w:rPr>
-          <w:rFonts w:ascii="Verdana" w:hAnsi="Verdana"/>
-          <w:i/>
-          <w:sz w:val="14"/>
-        </w:rPr>
-        <w:t>Note 36: Данные о разностях — это значения разности, размеры которых аналогичны размерам соответствующих сообщаемых значений в отношении единиц измерения, но пределы которых установлены на нуль (например: разность между сообщенными и анализированными значениями, разность между сообщенными и прогнозированными значениями и т. д.).</w:t>
-      </w:r>
-    </w:p>
-    <w:p>
-      <w:r>
-        <w:rPr>
-          <w:rFonts w:ascii="Verdana" w:hAnsi="Verdana"/>
-          <w:i/>
-          <w:sz w:val="14"/>
-        </w:rPr>
-        <w:t>Note 39: EPSG представляет собой набор данных по системам координат и ее преобразованиям, который изначально был создан и поддерживался Европейской группой нефтепоисковых исследований. В настоящее время он поддерживается подкомитетом по геодезии Комитета по геоматике Международной ассоциации производителей нефти и газа.</w:t>
-      </w:r>
-    </w:p>
-    <w:p>
-      <w:r>
-        <w:rPr>
-          <w:rFonts w:ascii="Verdana" w:hAnsi="Verdana"/>
-          <w:i/>
-          <w:sz w:val="14"/>
-        </w:rPr>
-        <w:t>Note 42: Могут быть разработаны дополнительные применения.</w:t>
-      </w:r>
-    </w:p>
-    <w:p>
-      <w:r>
-        <w:rPr>
-          <w:rFonts w:ascii="Verdana" w:hAnsi="Verdana"/>
-          <w:i/>
-          <w:sz w:val="14"/>
-        </w:rPr>
-        <w:t>Note 43: Общие термины обозначения погоды (например: туман, морось) предназначены для использования на автоматических станциях, которые могут определить тип погоды, но не дают никакой другой информации. Общие термины обозначаются в кодовой таблице большими буквами.</w:t>
-      </w:r>
-    </w:p>
-    <w:p>
-      <w:r>
-        <w:rPr>
-          <w:rFonts w:ascii="Verdana" w:hAnsi="Verdana"/>
-          <w:i/>
-          <w:sz w:val="14"/>
-        </w:rPr>
-        <w:t>Note 45: H = Время наблюдения.</w:t>
-      </w:r>
-    </w:p>
-    <w:p>
-      <w:r>
-        <w:rPr>
-          <w:rFonts w:ascii="Verdana" w:hAnsi="Verdana"/>
-          <w:i/>
-          <w:sz w:val="14"/>
-        </w:rPr>
-        <w:t>Note 49: Если бит установлен на 1, указание действительно.</w:t>
-      </w:r>
-    </w:p>
-    <w:p>
-      <w:r>
-        <w:rPr>
-          <w:rFonts w:ascii="Verdana" w:hAnsi="Verdana"/>
-          <w:i/>
-          <w:sz w:val="14"/>
-        </w:rPr>
-        <w:t>Note 50: Определения в кодовых цифрах 0-2 и 4 применяются для обнаженной репрезентативной поверхности почвы, а цифры 3, 5-9 и 10-19 — к открытому репрезентативному району.</w:t>
-      </w:r>
-    </w:p>
-    <w:p>
-      <w:r>
-        <w:rPr>
-          <w:rFonts w:ascii="Verdana" w:hAnsi="Verdana"/>
-          <w:i/>
-          <w:sz w:val="14"/>
-        </w:rPr>
-        <w:t>Note 52: В сводках с автоматических станций следует использовать кодовую цифру 2, когда тенденция является положительной; 7 — отрицательной и 4, когда давление является таким же, как и 3 часа назад.</w:t>
-      </w:r>
-    </w:p>
-    <w:p>
-      <w:r>
-        <w:rPr>
-          <w:rFonts w:ascii="Verdana" w:hAnsi="Verdana"/>
-          <w:i/>
-          <w:sz w:val="14"/>
-        </w:rPr>
-        <w:t>Note 53: В сводках от тропических станций, сообщающих суточные изменения, следует использовать кодовую цифру 2 при положительной тенденции; 7 — при отрицательной тенденции и 4 — в случае, если давление остается таким же, как и за предшествующие 24 часа.</w:t>
-      </w:r>
-    </w:p>
-    <w:p>
-      <w:r>
-        <w:rPr>
-          <w:rFonts w:ascii="Verdana" w:hAnsi="Verdana"/>
-          <w:i/>
-          <w:sz w:val="14"/>
-        </w:rPr>
-        <w:t>Note 54: В данной кодовой таблице всякий раз, когда упоминается лед, это также включает в себя другие твердые осадки, отличные от снега.</w:t>
-      </w:r>
-    </w:p>
-    <w:p>
-      <w:r>
-        <w:rPr>
-          <w:rFonts w:ascii="Verdana" w:hAnsi="Verdana"/>
-          <w:i/>
-          <w:sz w:val="14"/>
-        </w:rPr>
-        <w:t>Note 57: Смешанные осадки обозначаются путем установки на единицу битов всех наблюдаемых самостоятельных типов осадков.</w:t>
-      </w:r>
-    </w:p>
-    <w:p>
-      <w:r>
-        <w:rPr>
-          <w:rFonts w:ascii="Verdana" w:hAnsi="Verdana"/>
-          <w:i/>
-          <w:sz w:val="14"/>
-        </w:rPr>
-        <w:t>Note 59: Новые локальные названия шторма различной интенсивности следует добавлять в соответствии с необходимостью.</w:t>
-      </w:r>
-    </w:p>
-    <w:p>
-      <w:r>
-        <w:rPr>
-          <w:rFonts w:ascii="Verdana" w:hAnsi="Verdana"/>
-          <w:i/>
-          <w:sz w:val="14"/>
-        </w:rPr>
-        <w:t>Note 60: Ни одна из кодовых цифр не исключает добавления интерполированных уровней по усмотрению центра-поставщика</w:t>
-      </w:r>
-    </w:p>
-    <w:p>
-      <w:r>
-        <w:rPr>
-          <w:rFonts w:ascii="Verdana" w:hAnsi="Verdana"/>
-          <w:i/>
-          <w:sz w:val="14"/>
-        </w:rPr>
-        <w:t>Note 63: Явление, указанное в данной таблице флагов, означает любое явление, включая осадки и явления, ухудшающие видимость.</w:t>
-      </w:r>
-    </w:p>
-    <w:p>
-      <w:r>
-        <w:rPr>
-          <w:rFonts w:ascii="Verdana" w:hAnsi="Verdana"/>
-          <w:i/>
-          <w:sz w:val="14"/>
-        </w:rPr>
-        <w:t>Note 75: Определения в кодовых цифрах 0-2 и 4 применяются для обнаженной репрезентативной поверхности почвы, а цифры 3, 5-9 и 10-19 — к открытому репрезентативному району.</w:t>
-      </w:r>
-    </w:p>
-    <w:p>
-      <w:r>
-        <w:rPr>
-          <w:rFonts w:ascii="Verdana" w:hAnsi="Verdana"/>
-          <w:i/>
-          <w:sz w:val="14"/>
-        </w:rPr>
-        <w:t>Note 76: Эти величины относятся к хорошо сформированному ветровому волнению в открытом море. В то время как предпочтение следует отдавать описательным терминам, значения этих высот могут использоваться наблюдателем как руководство при передаче состояния поверхности моря, которое возникает в результате различных факторов, таких, как ветер, зыбь, течения, угол между направлением ветра и зыби и т. д.</w:t>
-      </w:r>
-    </w:p>
-    <w:p>
-      <w:r>
-        <w:rPr>
-          <w:rFonts w:ascii="Verdana" w:hAnsi="Verdana"/>
-          <w:i/>
-          <w:sz w:val="14"/>
-        </w:rPr>
-        <w:t>Note 78: Первые три цифры представляют собой код страны ИСО.</w:t>
-      </w:r>
-    </w:p>
-    <w:p>
-      <w:r>
-        <w:rPr>
-          <w:rFonts w:ascii="Verdana" w:hAnsi="Verdana"/>
-          <w:i/>
-          <w:sz w:val="14"/>
-        </w:rPr>
-        <w:t>Note 79: Последняя колонка в таблице содержит соответствующий номер регистрации Химической реферативной службы (CAS) Американского химического общества.</w:t>
-      </w:r>
-    </w:p>
-    <w:p>
-      <w:r>
-        <w:rPr>
-          <w:rFonts w:ascii="Verdana" w:hAnsi="Verdana"/>
-          <w:i/>
-          <w:sz w:val="14"/>
-        </w:rPr>
-        <w:t>Note 80: Средняя часть данной кодовой таблицы (кодовые цифры 100-199) включает термины на нескольких уровнях, которые могут быть использованы для простых и более сложных автоматических станций.</w:t>
-      </w:r>
-    </w:p>
-    <w:p>
-      <w:r>
-        <w:rPr>
-          <w:rFonts w:ascii="Verdana" w:hAnsi="Verdana"/>
-          <w:i/>
-          <w:sz w:val="14"/>
-        </w:rPr>
-        <w:t>Note 81: Номинальный диапазон влажности поверхности почвы — от 0 % до 100 %. В крайних случаях экстраполированное обратное рассеяние при угле наклона в 40 градусов может превышать исходный показатель для влажного обратного рассеяния. В этих случаях значение, полученное в результате процесса измерения влажности поверхности почвы, будет менее 0 % или более 100 %, соответственно.</w:t>
-      </w:r>
-    </w:p>
-    <w:p>
-      <w:r>
-        <w:rPr>
-          <w:rFonts w:ascii="Verdana" w:hAnsi="Verdana"/>
-          <w:i/>
-          <w:sz w:val="14"/>
-        </w:rPr>
-        <w:t>Note 84: Эти величины относятся к хорошо сформированному ветровому волнению в открытом море. В то время как предпочтение следует отдавать описательным терминам, значения этих высот могут использоваться наблюдателем как руководство при передаче состояния поверхности моря, которое возникает в результате различных факторов, таких, как ветер, зыбь, течения, угол между направлением ветра и зыби и т. д.</w:t>
-      </w:r>
-    </w:p>
-    <w:p>
-      <w:r>
-        <w:rPr>
-          <w:rFonts w:ascii="Verdana" w:hAnsi="Verdana"/>
-          <w:i/>
-          <w:sz w:val="14"/>
-        </w:rPr>
-        <w:t>Note 85: Данный дескриптор будет связан с данными по видимости или высоте облаков для указания того, что значение является граничным. Если передаваемое значение является истинным, то кодовая цифра равна нулю. Однако измерение может попасть в предел измерительной способности прибора. Если передаваемое значение больше, чем истинное значение, то кодовая цифра будет равна 1, если передаваемое значение меньше истинного значения, то кодовая цифра будет равна 2.</w:t>
-      </w:r>
-    </w:p>
-    <w:p>
-      <w:r>
-        <w:rPr>
-          <w:rFonts w:ascii="Verdana" w:hAnsi="Verdana"/>
-          <w:i/>
-          <w:sz w:val="14"/>
-        </w:rPr>
-        <w:t>Note 88: Значимость времени должна быть квалифицирована соответствующими периодами времени, которые следует указывать.</w:t>
-      </w:r>
-    </w:p>
-    <w:p>
-      <w:r>
-        <w:rPr>
-          <w:rFonts w:ascii="Verdana" w:hAnsi="Verdana"/>
-          <w:i/>
-          <w:sz w:val="14"/>
-        </w:rPr>
-        <w:t>Note 90: Тип прибора и единицы начальных измерений для измерения ветра (в м с-1 за исключением отдельных указаний).</w:t>
-      </w:r>
-    </w:p>
-    <w:p>
-      <w:r>
-        <w:rPr>
-          <w:rFonts w:ascii="Verdana" w:hAnsi="Verdana"/>
-          <w:i/>
-          <w:sz w:val="14"/>
-        </w:rPr>
-        <w:t>Note 94: Там, где первоначальный метод передачи указывается кодовой цифрой 1, в целях получения достоверных значений данных, соответствующих дескриптору 0 01 012, рекомендуется следующее преобразование: Передаваемое значение Значение данных 0 0 1 45 2 90 3 135 4 180 5 225 6 270 7 315 8 360 9 511</w:t>
-      </w:r>
-    </w:p>
-    <w:p>
-      <w:r>
-        <w:rPr>
-          <w:rFonts w:ascii="Verdana" w:hAnsi="Verdana"/>
-          <w:i/>
-          <w:sz w:val="14"/>
-        </w:rPr>
-        <w:t>Note 95: Там, где первоначальный метод передачи указывается кодовой цифрой 1, в целях получения точных значений данных, соответствующих дескриптору 0 01 013, рекомендуется следующее преобразование: Передаваемое значение Значение данных 0 0 1 1 2 4 3 7 4 9 5 12 6 14 7 17 8 19 9 21 / 1023</w:t>
-      </w:r>
-    </w:p>
-    <w:p>
-      <w:r>
-        <w:rPr>
-          <w:rFonts w:ascii="Verdana" w:hAnsi="Verdana"/>
-          <w:i/>
-          <w:sz w:val="14"/>
-        </w:rPr>
-        <w:t>Note 22: Битовые флаги показывают элементы, включенные при обработке данных зондирования.</w:t>
-      </w:r>
-    </w:p>
     <w:sectPr>
       <w:pgSz w:w="16838" w:h="11906" w:orient="landscape"/>
       <w:pgMar w:top="850" w:right="850" w:bottom="850" w:left="850" w:header="720" w:footer="720" w:gutter="0"/>
